--- a/IEC62443-4-2/Certification Document/UID03 - [Debian][AFE-E630] Security Guidelines.docx
+++ b/IEC62443-4-2/Certification Document/UID03 - [Debian][AFE-E630] Security Guidelines.docx
@@ -8,7 +8,7 @@
           <w:docPartGallery w:val="Cover Pages"/>
           <w:docPartUnique w:val="true"/>
         </w:docPartObj>
-        <w:id w:val="1752043276"/>
+        <w:id w:val="675570119"/>
       </w:sdtPr>
       <w:sdtContent>
         <w:p>
@@ -42,7 +42,7 @@
                     <wp:positionV relativeFrom="margin">
                       <wp:align>bottom</wp:align>
                     </wp:positionV>
-                    <wp:extent cx="5942330" cy="532130"/>
+                    <wp:extent cx="5941060" cy="532130"/>
                     <wp:effectExtent l="0" t="0" r="0" b="2540"/>
                     <wp:wrapNone/>
                     <wp:docPr id="1" name="文字方塊 16"/>
@@ -53,7 +53,7 @@
                           <wps:spPr>
                             <a:xfrm>
                               <a:off x="0" y="0"/>
-                              <a:ext cx="5942160" cy="532080"/>
+                              <a:ext cx="5941080" cy="532080"/>
                             </a:xfrm>
                             <a:prstGeom prst="rect">
                               <a:avLst/>
@@ -107,7 +107,7 @@
                                 </w:pPr>
                                 <w:sdt>
                                   <w:sdtPr>
-                                    <w:id w:val="1289544326"/>
+                                    <w:id w:val="748269673"/>
                                     <w:dataBinding w:prefixMappings="xmlns:ns0='http://purl.org/dc/elements/1.1/' xmlns:ns1='http://schemas.openxmlformats.org/package/2006/metadata/core-properties' " w:xpath="/ns1:coreProperties[1]/ns1:category[1]" w:storeItemID="{6C3C8BC8-F283-45AE-878A-BAB7291924A1}"/>
                                     <w:alias w:val="課程"/>
                                     <w:text/>
@@ -137,7 +137,7 @@
               </mc:Choice>
               <mc:Fallback>
                 <w:pict>
-                  <v:rect id="shape_0" ID="文字方塊 16" path="m0,0l-2147483645,0l-2147483645,-2147483646l0,-2147483646xe" stroked="f" o:allowincell="f" style="position:absolute;margin-left:63.7pt;margin-top:655.75pt;width:467.85pt;height:41.85pt;mso-wrap-style:square;v-text-anchor:bottom;mso-position-horizontal:center;mso-position-horizontal-relative:page;mso-position-vertical:bottom;mso-position-vertical-relative:margin" wp14:anchorId="31174261">
+                  <v:rect id="shape_0" ID="文字方塊 16" path="m0,0l-2147483645,0l-2147483645,-2147483646l0,-2147483646xe" stroked="f" o:allowincell="f" style="position:absolute;margin-left:63.75pt;margin-top:655.75pt;width:467.75pt;height:41.85pt;mso-wrap-style:square;v-text-anchor:bottom;mso-position-horizontal:center;mso-position-horizontal-relative:page;mso-position-vertical:bottom;mso-position-vertical-relative:margin" wp14:anchorId="31174261">
                     <v:fill o:detectmouseclick="t" on="false"/>
                     <v:stroke color="#3465a4" weight="6480" joinstyle="round" endcap="flat"/>
                     <v:textbox>
@@ -172,7 +172,7 @@
                           </w:pPr>
                           <w:sdt>
                             <w:sdtPr>
-                              <w:id w:val="570458161"/>
+                              <w:id w:val="537780313"/>
                               <w:dataBinding w:prefixMappings="xmlns:ns0='http://purl.org/dc/elements/1.1/' xmlns:ns1='http://schemas.openxmlformats.org/package/2006/metadata/core-properties' " w:xpath="/ns1:coreProperties[1]/ns1:category[1]" w:storeItemID="{6C3C8BC8-F283-45AE-878A-BAB7291924A1}"/>
                               <w:alias w:val="課程"/>
                               <w:text/>
@@ -203,7 +203,7 @@
                     <wp:positionV relativeFrom="margin">
                       <wp:align>top</wp:align>
                     </wp:positionV>
-                    <wp:extent cx="5943600" cy="995045"/>
+                    <wp:extent cx="5941060" cy="995045"/>
                     <wp:effectExtent l="0" t="0" r="0" b="3810"/>
                     <wp:wrapNone/>
                     <wp:docPr id="3" name="文字方塊 15"/>
@@ -214,7 +214,7 @@
                           <wps:spPr>
                             <a:xfrm>
                               <a:off x="0" y="0"/>
-                              <a:ext cx="5943600" cy="995040"/>
+                              <a:ext cx="5941080" cy="995040"/>
                             </a:xfrm>
                             <a:prstGeom prst="rect">
                               <a:avLst/>
@@ -251,7 +251,7 @@
                                 </w:pPr>
                                 <w:sdt>
                                   <w:sdtPr>
-                                    <w:id w:val="1802278632"/>
+                                    <w:id w:val="1454945696"/>
                                     <w:dataBinding w:prefixMappings="xmlns:ns0='http://purl.org/dc/elements/1.1/' xmlns:ns1='http://schemas.openxmlformats.org/package/2006/metadata/core-properties' " w:xpath="/ns1:coreProperties[1]/ns0:title[1]" w:storeItemID="{6C3C8BC8-F283-45AE-878A-BAB7291924A1}"/>
                                     <w:alias w:val="標題"/>
                                     <w:text/>
@@ -276,7 +276,7 @@
                                 </w:pPr>
                                 <w:sdt>
                                   <w:sdtPr>
-                                    <w:id w:val="673729519"/>
+                                    <w:id w:val="1873150750"/>
                                     <w:dataBinding w:prefixMappings="xmlns:ns0='http://purl.org/dc/elements/1.1/' xmlns:ns1='http://schemas.openxmlformats.org/package/2006/metadata/core-properties' " w:xpath="/ns1:coreProperties[1]/ns0:subject[1]" w:storeItemID="{6C3C8BC8-F283-45AE-878A-BAB7291924A1}"/>
                                     <w:alias w:val="副標題"/>
                                     <w:text/>
@@ -291,7 +291,7 @@
                               </w:p>
                               <w:p>
                                 <w:pPr>
-                                  <w:pStyle w:val="Style30"/>
+                                  <w:pStyle w:val="Style31"/>
                                   <w:spacing w:before="0" w:after="160"/>
                                   <w:rPr>
                                     <w:color w:val="000000"/>
@@ -321,7 +321,7 @@
               </mc:Choice>
               <mc:Fallback>
                 <w:pict>
-                  <v:rect id="shape_0" ID="文字方塊 15" path="m0,0l-2147483645,0l-2147483645,-2147483646l0,-2147483646xe" stroked="f" o:allowincell="f" style="position:absolute;margin-left:63.65pt;margin-top:0pt;width:467.95pt;height:78.3pt;mso-wrap-style:square;v-text-anchor:top;mso-position-horizontal:center;mso-position-horizontal-relative:page;mso-position-vertical:top;mso-position-vertical-relative:margin" wp14:anchorId="3A02BBEB">
+                  <v:rect id="shape_0" ID="文字方塊 15" path="m0,0l-2147483645,0l-2147483645,-2147483646l0,-2147483646xe" stroked="f" o:allowincell="f" style="position:absolute;margin-left:63.75pt;margin-top:0pt;width:467.75pt;height:78.3pt;mso-wrap-style:square;v-text-anchor:top;mso-position-horizontal:center;mso-position-horizontal-relative:page;mso-position-vertical:top;mso-position-vertical-relative:margin" wp14:anchorId="3A02BBEB">
                     <v:fill o:detectmouseclick="t" on="false"/>
                     <v:stroke color="#3465a4" weight="6480" joinstyle="round" endcap="flat"/>
                     <v:textbox>
@@ -339,7 +339,7 @@
                           </w:pPr>
                           <w:sdt>
                             <w:sdtPr>
-                              <w:id w:val="1447190155"/>
+                              <w:id w:val="1717138457"/>
                               <w:dataBinding w:prefixMappings="xmlns:ns0='http://purl.org/dc/elements/1.1/' xmlns:ns1='http://schemas.openxmlformats.org/package/2006/metadata/core-properties' " w:xpath="/ns1:coreProperties[1]/ns0:title[1]" w:storeItemID="{6C3C8BC8-F283-45AE-878A-BAB7291924A1}"/>
                               <w:alias w:val="標題"/>
                               <w:text/>
@@ -364,7 +364,7 @@
                           </w:pPr>
                           <w:sdt>
                             <w:sdtPr>
-                              <w:id w:val="206736038"/>
+                              <w:id w:val="646798180"/>
                               <w:dataBinding w:prefixMappings="xmlns:ns0='http://purl.org/dc/elements/1.1/' xmlns:ns1='http://schemas.openxmlformats.org/package/2006/metadata/core-properties' " w:xpath="/ns1:coreProperties[1]/ns0:subject[1]" w:storeItemID="{6C3C8BC8-F283-45AE-878A-BAB7291924A1}"/>
                               <w:alias w:val="副標題"/>
                               <w:text/>
@@ -379,7 +379,7 @@
                         </w:p>
                         <w:p>
                           <w:pPr>
-                            <w:pStyle w:val="Style30"/>
+                            <w:pStyle w:val="Style31"/>
                             <w:spacing w:before="0" w:after="160"/>
                             <w:rPr>
                               <w:color w:val="000000"/>
@@ -419,18 +419,18 @@
               <w:lang w:val="zh-TW"/>
             </w:rPr>
           </w:r>
+          <w:r>
+            <w:br w:type="page"/>
+          </w:r>
         </w:p>
         <w:p>
           <w:pPr>
-            <w:pStyle w:val="Style26"/>
+            <w:pStyle w:val="Style27"/>
             <w:jc w:val="center"/>
             <w:rPr>
               <w:rFonts w:ascii="Aptos" w:hAnsi="Aptos" w:asciiTheme="minorHAnsi" w:hAnsiTheme="minorHAnsi"/>
             </w:rPr>
           </w:pPr>
-          <w:r>
-            <w:br w:type="page"/>
-          </w:r>
           <w:bookmarkStart w:id="0" w:name="_Hlk170119981"/>
           <w:r>
             <w:rPr>
@@ -1104,35 +1104,33 @@
               <w:fldChar w:fldCharType="end"/>
             </w:r>
           </w:hyperlink>
-        </w:p>
-        <w:p>
-          <w:pPr>
-            <w:pStyle w:val="Normal"/>
-            <w:rPr>
-              <w:b/>
-              <w:b/>
-              <w:bCs/>
-              <w:lang w:val="zh-TW"/>
-            </w:rPr>
-          </w:pPr>
           <w:r>
             <w:rPr>
-              <w:b/>
-              <w:bCs/>
-              <w:lang w:val="zh-TW"/>
-            </w:rPr>
-          </w:r>
-          <w:r>
-            <w:rPr>
-              <w:b/>
-              <w:bCs/>
-              <w:lang w:val="zh-TW"/>
+              <w:vanish w:val="false"/>
             </w:rPr>
             <w:fldChar w:fldCharType="end"/>
           </w:r>
         </w:p>
       </w:sdtContent>
     </w:sdt>
+    <w:p>
+      <w:pPr>
+        <w:pStyle w:val="Normal"/>
+        <w:rPr>
+          <w:b/>
+          <w:b/>
+          <w:bCs/>
+          <w:lang w:val="zh-TW"/>
+        </w:rPr>
+      </w:pPr>
+      <w:r>
+        <w:rPr>
+          <w:b/>
+          <w:bCs/>
+          <w:lang w:val="zh-TW"/>
+        </w:rPr>
+      </w:r>
+    </w:p>
     <w:p>
       <w:pPr>
         <w:pStyle w:val="Normal"/>
@@ -2038,8 +2036,8 @@
           <w:rFonts w:ascii="Aptos" w:hAnsi="Aptos" w:asciiTheme="minorHAnsi" w:hAnsiTheme="minorHAnsi"/>
         </w:rPr>
       </w:pPr>
-      <w:bookmarkStart w:id="8" w:name="_Toc193904525"/>
-      <w:bookmarkStart w:id="9" w:name="_Toc197966364"/>
+      <w:bookmarkStart w:id="8" w:name="_Toc197966364"/>
+      <w:bookmarkStart w:id="9" w:name="_Toc193904525"/>
       <w:r>
         <w:rPr>
           <w:rFonts w:ascii="Aptos" w:hAnsi="Aptos" w:asciiTheme="minorHAnsi" w:hAnsiTheme="minorHAnsi"/>
@@ -2112,9 +2110,9 @@
         <w:pStyle w:val="3"/>
         <w:rPr/>
       </w:pPr>
-      <w:bookmarkStart w:id="10" w:name="_Toc184124624"/>
+      <w:bookmarkStart w:id="10" w:name="_Toc197966365"/>
       <w:bookmarkStart w:id="11" w:name="_Toc193904527"/>
-      <w:bookmarkStart w:id="12" w:name="_Toc197966365"/>
+      <w:bookmarkStart w:id="12" w:name="_Toc184124624"/>
       <w:r>
         <w:rPr/>
         <w:t>Strength of password-based authentication</w:t>
@@ -2145,8 +2143,8 @@
         <w:pStyle w:val="3"/>
         <w:rPr/>
       </w:pPr>
-      <w:bookmarkStart w:id="13" w:name="_Toc193904528"/>
-      <w:bookmarkStart w:id="14" w:name="_Toc197966366"/>
+      <w:bookmarkStart w:id="13" w:name="_Toc197966366"/>
+      <w:bookmarkStart w:id="14" w:name="_Toc193904528"/>
       <w:r>
         <w:rPr/>
         <w:t>Authenticator feedback</w:t>
@@ -2179,8 +2177,8 @@
         <w:pStyle w:val="3"/>
         <w:rPr/>
       </w:pPr>
-      <w:bookmarkStart w:id="15" w:name="_Toc193904529"/>
-      <w:bookmarkStart w:id="16" w:name="_Toc197966367"/>
+      <w:bookmarkStart w:id="15" w:name="_Toc197966367"/>
+      <w:bookmarkStart w:id="16" w:name="_Toc193904529"/>
       <w:r>
         <w:rPr/>
         <w:t>Unsuccessful login attempts</w:t>
@@ -2213,8 +2211,8 @@
         <w:pStyle w:val="3"/>
         <w:rPr/>
       </w:pPr>
-      <w:bookmarkStart w:id="17" w:name="_Toc193904530"/>
-      <w:bookmarkStart w:id="18" w:name="_Toc197966368"/>
+      <w:bookmarkStart w:id="17" w:name="_Toc197966368"/>
+      <w:bookmarkStart w:id="18" w:name="_Toc193904530"/>
       <w:r>
         <w:rPr/>
         <w:t>System use notification</w:t>
@@ -2247,9 +2245,9 @@
         <w:pStyle w:val="3"/>
         <w:rPr/>
       </w:pPr>
-      <w:bookmarkStart w:id="19" w:name="_Toc193904526"/>
+      <w:bookmarkStart w:id="19" w:name="_Toc193904531"/>
       <w:bookmarkStart w:id="20" w:name="_Toc197966369"/>
-      <w:bookmarkStart w:id="21" w:name="_Toc193904531"/>
+      <w:bookmarkStart w:id="21" w:name="_Toc193904526"/>
       <w:r>
         <w:rPr/>
         <w:t>Authorization enforcement, Permission mapping to roles</w:t>
@@ -2264,7 +2262,7 @@
         <w:widowControl/>
         <w:shd w:val="clear" w:color="auto" w:fill="FFFFFF"/>
         <w:spacing w:lineRule="auto" w:line="240" w:beforeAutospacing="1" w:afterAutospacing="1"/>
-        <w:ind w:left="360" w:hanging="0"/>
+        <w:ind w:hanging="0"/>
         <w:rPr>
           <w:rFonts w:cs="Segoe UI"/>
           <w:color w:val="000000"/>
@@ -2272,19 +2270,167 @@
       </w:pPr>
       <w:r>
         <w:rPr>
+          <w:rFonts w:cs="Segoe UI" w:ascii="Arial;sans-serif" w:hAnsi="Arial;sans-serif"/>
+          <w:b w:val="false"/>
+          <w:i w:val="false"/>
+          <w:caps w:val="false"/>
+          <w:smallCaps w:val="false"/>
+          <w:color w:val="0A0A0A"/>
+          <w:spacing w:val="0"/>
+          <w:sz w:val="24"/>
+        </w:rPr>
+        <w:t>To comply with </w:t>
+      </w:r>
+      <w:r>
+        <w:rPr>
+          <w:rStyle w:val="Style16"/>
+          <w:rFonts w:cs="Segoe UI" w:ascii="Arial;sans-serif" w:hAnsi="Arial;sans-serif"/>
+          <w:b/>
+          <w:i w:val="false"/>
+          <w:caps w:val="false"/>
+          <w:smallCaps w:val="false"/>
+          <w:color w:val="0A0A0A"/>
+          <w:spacing w:val="0"/>
+          <w:sz w:val="24"/>
+        </w:rPr>
+        <w:t>authorization enforcement</w:t>
+      </w:r>
+      <w:r>
+        <w:rPr>
+          <w:rFonts w:cs="Segoe UI" w:ascii="Arial;sans-serif" w:hAnsi="Arial;sans-serif"/>
+          <w:b w:val="false"/>
+          <w:i w:val="false"/>
+          <w:caps w:val="false"/>
+          <w:smallCaps w:val="false"/>
+          <w:color w:val="0A0A0A"/>
+          <w:spacing w:val="0"/>
+          <w:sz w:val="24"/>
+        </w:rPr>
+        <w:t> and </w:t>
+      </w:r>
+      <w:r>
+        <w:rPr>
+          <w:rStyle w:val="Style16"/>
+          <w:rFonts w:cs="Segoe UI" w:ascii="Arial;sans-serif" w:hAnsi="Arial;sans-serif"/>
+          <w:b/>
+          <w:i w:val="false"/>
+          <w:caps w:val="false"/>
+          <w:smallCaps w:val="false"/>
+          <w:color w:val="0A0A0A"/>
+          <w:spacing w:val="0"/>
+          <w:sz w:val="24"/>
+        </w:rPr>
+        <w:t>role-to-permission mapping</w:t>
+      </w:r>
+      <w:r>
+        <w:rPr>
+          <w:rFonts w:cs="Segoe UI" w:ascii="Arial;sans-serif" w:hAnsi="Arial;sans-serif"/>
+          <w:b w:val="false"/>
+          <w:i w:val="false"/>
+          <w:caps w:val="false"/>
+          <w:smallCaps w:val="false"/>
+          <w:color w:val="0A0A0A"/>
+          <w:spacing w:val="0"/>
+          <w:sz w:val="24"/>
+        </w:rPr>
+        <w:t> requirements under standards such as </w:t>
+      </w:r>
+      <w:r>
+        <w:rPr>
+          <w:rStyle w:val="Style16"/>
+          <w:rFonts w:cs="Segoe UI" w:ascii="Arial;sans-serif" w:hAnsi="Arial;sans-serif"/>
+          <w:b/>
+          <w:i w:val="false"/>
+          <w:caps w:val="false"/>
+          <w:smallCaps w:val="false"/>
+          <w:color w:val="0A0A0A"/>
+          <w:spacing w:val="0"/>
+          <w:sz w:val="24"/>
+        </w:rPr>
+        <w:t>IEC 62443-4-2</w:t>
+      </w:r>
+      <w:r>
+        <w:rPr>
+          <w:rFonts w:cs="Segoe UI" w:ascii="Arial;sans-serif" w:hAnsi="Arial;sans-serif"/>
+          <w:b w:val="false"/>
+          <w:i w:val="false"/>
+          <w:caps w:val="false"/>
+          <w:smallCaps w:val="false"/>
+          <w:color w:val="0A0A0A"/>
+          <w:spacing w:val="0"/>
+          <w:sz w:val="24"/>
+        </w:rPr>
+        <w:t>, </w:t>
+      </w:r>
+      <w:r>
+        <w:rPr>
+          <w:rStyle w:val="Style16"/>
+          <w:rFonts w:cs="Segoe UI" w:ascii="Arial;sans-serif" w:hAnsi="Arial;sans-serif"/>
+          <w:b/>
+          <w:i w:val="false"/>
+          <w:caps w:val="false"/>
+          <w:smallCaps w:val="false"/>
+          <w:color w:val="0A0A0A"/>
+          <w:spacing w:val="0"/>
+          <w:sz w:val="24"/>
+        </w:rPr>
+        <w:t>Debian 12</w:t>
+      </w:r>
+      <w:r>
+        <w:rPr>
+          <w:rFonts w:cs="Segoe UI" w:ascii="Arial;sans-serif" w:hAnsi="Arial;sans-serif"/>
+          <w:b w:val="false"/>
+          <w:i w:val="false"/>
+          <w:caps w:val="false"/>
+          <w:smallCaps w:val="false"/>
+          <w:color w:val="0A0A0A"/>
+          <w:spacing w:val="0"/>
+          <w:sz w:val="24"/>
+        </w:rPr>
+        <w:t> systems define user roles and control access using Linux’s built-in user and group management mechanisms.</w:t>
+      </w:r>
+    </w:p>
+    <w:p>
+      <w:pPr>
+        <w:pStyle w:val="Normal"/>
+        <w:widowControl/>
+        <w:spacing w:lineRule="atLeast" w:line="360" w:before="240" w:after="240"/>
+        <w:ind w:left="0" w:right="0" w:hanging="0"/>
+        <w:rPr>
           <w:rFonts w:cs="Segoe UI"/>
           <w:color w:val="000000"/>
         </w:rPr>
-        <w:t>To comply with authorization enforcement and role-to-permission mapping requirements under standards such as IEC 62443-4-2, Ubuntu 22.04 systems should define user roles and control access using Linux’s built-in user and group management mechanisms.</w:t>
+      </w:pPr>
+      <w:r>
+        <w:rPr>
+          <w:rStyle w:val="Style16"/>
+          <w:rFonts w:ascii="Arial;sans-serif" w:hAnsi="Arial;sans-serif"/>
+          <w:b/>
+          <w:i w:val="false"/>
+          <w:caps w:val="false"/>
+          <w:smallCaps w:val="false"/>
+          <w:color w:val="0A0A0A"/>
+          <w:spacing w:val="0"/>
+          <w:sz w:val="24"/>
+        </w:rPr>
+        <w:t>Defined Roles and Their Privileges:</w:t>
       </w:r>
     </w:p>
     <w:p>
       <w:pPr>
-        <w:pStyle w:val="Normal"/>
+        <w:pStyle w:val="Style20"/>
         <w:widowControl/>
-        <w:shd w:val="clear" w:color="auto" w:fill="FFFFFF"/>
-        <w:spacing w:lineRule="auto" w:line="240" w:beforeAutospacing="1" w:afterAutospacing="1"/>
-        <w:ind w:left="360" w:hanging="0"/>
+        <w:numPr>
+          <w:ilvl w:val="0"/>
+          <w:numId w:val="8"/>
+        </w:numPr>
+        <w:pBdr/>
+        <w:tabs>
+          <w:tab w:val="clear" w:pos="480"/>
+          <w:tab w:val="left" w:pos="0" w:leader="none"/>
+        </w:tabs>
+        <w:spacing w:lineRule="atLeast" w:line="360" w:before="0" w:after="0"/>
+        <w:ind w:left="0" w:right="0" w:hanging="0"/>
         <w:rPr>
           <w:rFonts w:cs="Segoe UI"/>
           <w:color w:val="000000"/>
@@ -2292,19 +2438,113 @@
       </w:pPr>
       <w:r>
         <w:rPr>
+          <w:rStyle w:val="Style16"/>
+          <w:rFonts w:ascii="Arial;sans-serif" w:hAnsi="Arial;sans-serif"/>
+          <w:b/>
+          <w:i w:val="false"/>
+          <w:caps w:val="false"/>
+          <w:smallCaps w:val="false"/>
+          <w:color w:val="0A0A0A"/>
+          <w:spacing w:val="0"/>
+          <w:sz w:val="24"/>
+        </w:rPr>
+        <w:t>Admins</w:t>
+      </w:r>
+      <w:r>
+        <w:rPr>
+          <w:rFonts w:ascii="Arial;sans-serif" w:hAnsi="Arial;sans-serif"/>
+          <w:b w:val="false"/>
+          <w:i w:val="false"/>
+          <w:caps w:val="false"/>
+          <w:smallCaps w:val="false"/>
+          <w:color w:val="0A0A0A"/>
+          <w:spacing w:val="0"/>
+          <w:sz w:val="24"/>
+        </w:rPr>
+        <w:t>: Users with full administrative rights via the </w:t>
+      </w:r>
+      <w:r>
+        <w:rPr>
+          <w:rStyle w:val="Style16"/>
+          <w:rFonts w:ascii="Arial;sans-serif" w:hAnsi="Arial;sans-serif"/>
+          <w:b/>
+          <w:i w:val="false"/>
+          <w:caps w:val="false"/>
+          <w:smallCaps w:val="false"/>
+          <w:color w:val="0A0A0A"/>
+          <w:spacing w:val="0"/>
+          <w:sz w:val="24"/>
+        </w:rPr>
+        <w:t>sudo</w:t>
+      </w:r>
+      <w:r>
+        <w:rPr>
+          <w:rFonts w:ascii="Arial;sans-serif" w:hAnsi="Arial;sans-serif"/>
+          <w:b w:val="false"/>
+          <w:i w:val="false"/>
+          <w:caps w:val="false"/>
+          <w:smallCaps w:val="false"/>
+          <w:color w:val="0A0A0A"/>
+          <w:spacing w:val="0"/>
+          <w:sz w:val="24"/>
+        </w:rPr>
+        <w:t> group. They are responsible for system configuration, software installation, security enforcement, and access to all system resources.</w:t>
+      </w:r>
+    </w:p>
+    <w:p>
+      <w:pPr>
+        <w:pStyle w:val="Style20"/>
+        <w:widowControl/>
+        <w:numPr>
+          <w:ilvl w:val="0"/>
+          <w:numId w:val="8"/>
+        </w:numPr>
+        <w:pBdr/>
+        <w:tabs>
+          <w:tab w:val="clear" w:pos="480"/>
+          <w:tab w:val="left" w:pos="0" w:leader="none"/>
+        </w:tabs>
+        <w:spacing w:lineRule="atLeast" w:line="360" w:before="0" w:after="0"/>
+        <w:ind w:left="0" w:right="0" w:hanging="0"/>
+        <w:rPr>
           <w:rFonts w:cs="Segoe UI"/>
           <w:color w:val="000000"/>
         </w:rPr>
-        <w:t>Defined Roles and Their Privileges:</w:t>
+      </w:pPr>
+      <w:r>
+        <w:rPr>
+          <w:rStyle w:val="Style16"/>
+          <w:rFonts w:ascii="Arial;sans-serif" w:hAnsi="Arial;sans-serif"/>
+          <w:b/>
+          <w:i w:val="false"/>
+          <w:caps w:val="false"/>
+          <w:smallCaps w:val="false"/>
+          <w:color w:val="0A0A0A"/>
+          <w:spacing w:val="0"/>
+          <w:sz w:val="24"/>
+        </w:rPr>
+        <w:t>Regular Users</w:t>
+      </w:r>
+      <w:r>
+        <w:rPr>
+          <w:rFonts w:ascii="Arial;sans-serif" w:hAnsi="Arial;sans-serif"/>
+          <w:b w:val="false"/>
+          <w:i w:val="false"/>
+          <w:caps w:val="false"/>
+          <w:smallCaps w:val="false"/>
+          <w:color w:val="0A0A0A"/>
+          <w:spacing w:val="0"/>
+          <w:sz w:val="24"/>
+        </w:rPr>
+        <w:t>: Standard users with no administrative privileges. They are restricted to performing routine tasks and using authorized applications. They cannot make system-level changes or access sensitive configurations.</w:t>
       </w:r>
     </w:p>
     <w:p>
       <w:pPr>
-        <w:pStyle w:val="Normal"/>
+        <w:pStyle w:val="Style20"/>
         <w:widowControl/>
-        <w:shd w:val="clear" w:color="auto" w:fill="FFFFFF"/>
-        <w:spacing w:lineRule="auto" w:line="240" w:beforeAutospacing="1" w:afterAutospacing="1"/>
-        <w:ind w:left="480" w:hanging="0"/>
+        <w:spacing w:lineRule="atLeast" w:line="360" w:before="240" w:after="240"/>
+        <w:ind w:left="0" w:right="0" w:hanging="0"/>
         <w:rPr>
           <w:rFonts w:cs="Segoe UI"/>
           <w:color w:val="000000"/>
@@ -2312,19 +2552,109 @@
       </w:pPr>
       <w:r>
         <w:rPr>
+          <w:rStyle w:val="Style16"/>
+          <w:rFonts w:ascii="Arial;sans-serif" w:hAnsi="Arial;sans-serif"/>
+          <w:b/>
+          <w:i w:val="false"/>
+          <w:caps w:val="false"/>
+          <w:smallCaps w:val="false"/>
+          <w:color w:val="0A0A0A"/>
+          <w:spacing w:val="0"/>
+          <w:sz w:val="24"/>
+        </w:rPr>
+        <w:t>Defined Groups for Access Control:</w:t>
+      </w:r>
+    </w:p>
+    <w:p>
+      <w:pPr>
+        <w:pStyle w:val="Style20"/>
+        <w:widowControl/>
+        <w:numPr>
+          <w:ilvl w:val="0"/>
+          <w:numId w:val="9"/>
+        </w:numPr>
+        <w:pBdr/>
+        <w:tabs>
+          <w:tab w:val="clear" w:pos="480"/>
+          <w:tab w:val="left" w:pos="0" w:leader="none"/>
+        </w:tabs>
+        <w:spacing w:lineRule="atLeast" w:line="360" w:before="0" w:after="0"/>
+        <w:ind w:left="0" w:right="0" w:hanging="0"/>
+        <w:rPr>
           <w:rFonts w:cs="Segoe UI"/>
           <w:color w:val="000000"/>
         </w:rPr>
-        <w:t>Admins</w:t>
+      </w:pPr>
+      <w:r>
+        <w:rPr>
+          <w:rStyle w:val="Style16"/>
+          <w:rFonts w:ascii="Arial;sans-serif" w:hAnsi="Arial;sans-serif"/>
+          <w:b/>
+          <w:i w:val="false"/>
+          <w:caps w:val="false"/>
+          <w:smallCaps w:val="false"/>
+          <w:color w:val="0A0A0A"/>
+          <w:spacing w:val="0"/>
+          <w:sz w:val="24"/>
+        </w:rPr>
+        <w:t>sudo</w:t>
+      </w:r>
+      <w:r>
+        <w:rPr>
+          <w:rFonts w:ascii="Arial;sans-serif" w:hAnsi="Arial;sans-serif"/>
+          <w:b w:val="false"/>
+          <w:i w:val="false"/>
+          <w:caps w:val="false"/>
+          <w:smallCaps w:val="false"/>
+          <w:color w:val="0A0A0A"/>
+          <w:spacing w:val="0"/>
+          <w:sz w:val="24"/>
+        </w:rPr>
+        <w:t>: Grants full administrative privileges to members. This is the primary group used in </w:t>
+      </w:r>
+      <w:r>
+        <w:rPr>
+          <w:rStyle w:val="Style16"/>
+          <w:rFonts w:ascii="Arial;sans-serif" w:hAnsi="Arial;sans-serif"/>
+          <w:b/>
+          <w:i w:val="false"/>
+          <w:caps w:val="false"/>
+          <w:smallCaps w:val="false"/>
+          <w:color w:val="0A0A0A"/>
+          <w:spacing w:val="0"/>
+          <w:sz w:val="24"/>
+        </w:rPr>
+        <w:t>Debian 12</w:t>
+      </w:r>
+      <w:r>
+        <w:rPr>
+          <w:rFonts w:ascii="Arial;sans-serif" w:hAnsi="Arial;sans-serif"/>
+          <w:b w:val="false"/>
+          <w:i w:val="false"/>
+          <w:caps w:val="false"/>
+          <w:smallCaps w:val="false"/>
+          <w:color w:val="0A0A0A"/>
+          <w:spacing w:val="0"/>
+          <w:sz w:val="24"/>
+        </w:rPr>
+        <w:t> for elevated access, equivalent to the “Administrators” group on Windows.</w:t>
       </w:r>
     </w:p>
     <w:p>
       <w:pPr>
-        <w:pStyle w:val="Normal"/>
+        <w:pStyle w:val="Style20"/>
         <w:widowControl/>
-        <w:shd w:val="clear" w:color="auto" w:fill="FFFFFF"/>
-        <w:spacing w:lineRule="auto" w:line="240" w:beforeAutospacing="1" w:afterAutospacing="1"/>
-        <w:ind w:left="960" w:hanging="0"/>
+        <w:numPr>
+          <w:ilvl w:val="0"/>
+          <w:numId w:val="9"/>
+        </w:numPr>
+        <w:pBdr/>
+        <w:tabs>
+          <w:tab w:val="clear" w:pos="480"/>
+          <w:tab w:val="left" w:pos="0" w:leader="none"/>
+        </w:tabs>
+        <w:spacing w:lineRule="atLeast" w:line="360" w:before="0" w:after="0"/>
+        <w:ind w:left="0" w:right="0" w:hanging="0"/>
         <w:rPr>
           <w:rFonts w:cs="Segoe UI"/>
           <w:color w:val="000000"/>
@@ -2332,190 +2662,178 @@
       </w:pPr>
       <w:r>
         <w:rPr>
+          <w:rStyle w:val="Style16"/>
+          <w:rFonts w:ascii="Arial;sans-serif" w:hAnsi="Arial;sans-serif"/>
+          <w:b/>
+          <w:i w:val="false"/>
+          <w:caps w:val="false"/>
+          <w:smallCaps w:val="false"/>
+          <w:color w:val="0A0A0A"/>
+          <w:spacing w:val="0"/>
+          <w:sz w:val="24"/>
+        </w:rPr>
+        <w:t>users</w:t>
+      </w:r>
+      <w:r>
+        <w:rPr>
+          <w:rFonts w:ascii="Arial;sans-serif" w:hAnsi="Arial;sans-serif"/>
+          <w:b w:val="false"/>
+          <w:i w:val="false"/>
+          <w:caps w:val="false"/>
+          <w:smallCaps w:val="false"/>
+          <w:color w:val="0A0A0A"/>
+          <w:spacing w:val="0"/>
+          <w:sz w:val="24"/>
+        </w:rPr>
+        <w:t>: Default group for non-administrative users. It provides access to general system functions without elevated permissions, supporting the principle of least privilege.</w:t>
+      </w:r>
+    </w:p>
+    <w:p>
+      <w:pPr>
+        <w:pStyle w:val="Style20"/>
+        <w:widowControl/>
+        <w:spacing w:lineRule="atLeast" w:line="360" w:before="240" w:after="240"/>
+        <w:ind w:left="0" w:right="0" w:hanging="0"/>
+        <w:rPr>
           <w:rFonts w:cs="Segoe UI"/>
           <w:color w:val="000000"/>
         </w:rPr>
-        <w:t>Users with full administrative rights via the sudo group. They are responsible for system configuration, software installation, security enforcement, and access to all resources.</w:t>
-      </w:r>
-    </w:p>
-    <w:p>
-      <w:pPr>
-        <w:pStyle w:val="Normal"/>
-        <w:widowControl/>
-        <w:shd w:val="clear" w:color="auto" w:fill="FFFFFF"/>
-        <w:spacing w:lineRule="auto" w:line="240" w:beforeAutospacing="1" w:afterAutospacing="1"/>
-        <w:ind w:left="480" w:hanging="0"/>
-        <w:rPr>
-          <w:rFonts w:cs="Segoe UI"/>
-          <w:color w:val="000000"/>
-        </w:rPr>
-      </w:pPr>
-      <w:r>
-        <w:rPr>
-          <w:rFonts w:cs="Segoe UI"/>
-          <w:color w:val="000000"/>
-        </w:rPr>
-        <w:t>Regular Users</w:t>
-      </w:r>
-    </w:p>
-    <w:p>
-      <w:pPr>
-        <w:pStyle w:val="Normal"/>
-        <w:widowControl/>
-        <w:shd w:val="clear" w:color="auto" w:fill="FFFFFF"/>
-        <w:spacing w:lineRule="auto" w:line="240" w:beforeAutospacing="1" w:afterAutospacing="1"/>
-        <w:ind w:left="960" w:hanging="0"/>
-        <w:rPr>
-          <w:rFonts w:cs="Segoe UI"/>
-          <w:color w:val="000000"/>
-        </w:rPr>
-      </w:pPr>
-      <w:r>
-        <w:rPr>
-          <w:rFonts w:cs="Segoe UI"/>
-          <w:color w:val="000000"/>
-        </w:rPr>
-        <w:t>Standard users with no administrative privileges. They are restricted to performing routine tasks and using authorized applications. They cannot make system-level changes or access sensitive configurations.</w:t>
-      </w:r>
-    </w:p>
-    <w:p>
-      <w:pPr>
-        <w:pStyle w:val="Normal"/>
-        <w:widowControl/>
-        <w:shd w:val="clear" w:color="auto" w:fill="FFFFFF"/>
-        <w:spacing w:lineRule="auto" w:line="240" w:beforeAutospacing="1" w:afterAutospacing="1"/>
-        <w:ind w:left="360" w:hanging="0"/>
-        <w:rPr>
-          <w:rFonts w:cs="Segoe UI"/>
-          <w:color w:val="000000"/>
-        </w:rPr>
-      </w:pPr>
-      <w:r>
-        <w:rPr>
-          <w:rFonts w:cs="Segoe UI"/>
-          <w:color w:val="000000"/>
-        </w:rPr>
-        <w:t>Defined Groups for Access Control:</w:t>
-      </w:r>
-    </w:p>
-    <w:p>
-      <w:pPr>
-        <w:pStyle w:val="Normal"/>
-        <w:widowControl/>
-        <w:shd w:val="clear" w:color="auto" w:fill="FFFFFF"/>
-        <w:spacing w:lineRule="auto" w:line="240" w:beforeAutospacing="1" w:afterAutospacing="1"/>
-        <w:ind w:left="360" w:hanging="0"/>
-        <w:rPr>
-          <w:rFonts w:cs="Segoe UI"/>
-          <w:color w:val="000000"/>
-        </w:rPr>
-      </w:pPr>
-      <w:r>
-        <w:rPr>
-          <w:rFonts w:cs="Segoe UI"/>
-          <w:color w:val="000000"/>
-        </w:rPr>
-        <w:t>sudo</w:t>
-      </w:r>
-    </w:p>
-    <w:p>
-      <w:pPr>
-        <w:pStyle w:val="Normal"/>
-        <w:widowControl/>
-        <w:shd w:val="clear" w:color="auto" w:fill="FFFFFF"/>
-        <w:spacing w:lineRule="auto" w:line="240" w:beforeAutospacing="1" w:afterAutospacing="1"/>
-        <w:ind w:left="840" w:hanging="0"/>
-        <w:rPr>
-          <w:rFonts w:cs="Segoe UI"/>
-          <w:color w:val="000000"/>
-        </w:rPr>
-      </w:pPr>
-      <w:r>
-        <w:rPr>
-          <w:rFonts w:cs="Segoe UI"/>
-          <w:color w:val="000000"/>
-        </w:rPr>
-        <w:t>Grants full administrative privileges to members. Equivalent to the “Administrators” group on Windows.</w:t>
-      </w:r>
-    </w:p>
-    <w:p>
-      <w:pPr>
-        <w:pStyle w:val="Normal"/>
-        <w:widowControl/>
-        <w:shd w:val="clear" w:color="auto" w:fill="FFFFFF"/>
-        <w:spacing w:lineRule="auto" w:line="240" w:beforeAutospacing="1" w:afterAutospacing="1"/>
-        <w:ind w:left="360" w:hanging="0"/>
-        <w:rPr>
-          <w:rFonts w:cs="Segoe UI"/>
-          <w:color w:val="000000"/>
-        </w:rPr>
-      </w:pPr>
-      <w:r>
-        <w:rPr>
-          <w:rFonts w:cs="Segoe UI"/>
-          <w:color w:val="000000"/>
-        </w:rPr>
-        <w:t>users</w:t>
-      </w:r>
-    </w:p>
-    <w:p>
-      <w:pPr>
-        <w:pStyle w:val="Normal"/>
-        <w:widowControl/>
-        <w:shd w:val="clear" w:color="auto" w:fill="FFFFFF"/>
-        <w:spacing w:lineRule="auto" w:line="240" w:beforeAutospacing="1" w:afterAutospacing="1"/>
-        <w:ind w:left="840" w:hanging="0"/>
-        <w:rPr>
-          <w:rFonts w:cs="Segoe UI"/>
-          <w:color w:val="000000"/>
-        </w:rPr>
-      </w:pPr>
-      <w:r>
-        <w:rPr>
-          <w:rFonts w:cs="Segoe UI"/>
-          <w:color w:val="000000"/>
-        </w:rPr>
-        <w:t>Default group for all non-administrative users. Provides access to general system functions without elevated permissions.</w:t>
-      </w:r>
-    </w:p>
-    <w:p>
-      <w:pPr>
-        <w:pStyle w:val="Normal"/>
-        <w:widowControl/>
-        <w:shd w:val="clear" w:color="auto" w:fill="FFFFFF"/>
-        <w:spacing w:lineRule="auto" w:line="240" w:beforeAutospacing="1" w:afterAutospacing="1"/>
-        <w:ind w:left="360" w:hanging="0"/>
-        <w:rPr>
-          <w:rFonts w:cs="Segoe UI"/>
-          <w:color w:val="000000"/>
-        </w:rPr>
-      </w:pPr>
-      <w:r>
-        <w:rPr>
-          <w:rFonts w:cs="Segoe UI"/>
-          <w:color w:val="000000"/>
+      </w:pPr>
+      <w:r>
+        <w:rPr>
+          <w:rStyle w:val="Style16"/>
+          <w:rFonts w:ascii="Arial;sans-serif" w:hAnsi="Arial;sans-serif"/>
+          <w:b/>
+          <w:i w:val="false"/>
+          <w:caps w:val="false"/>
+          <w:smallCaps w:val="false"/>
+          <w:color w:val="0A0A0A"/>
+          <w:spacing w:val="0"/>
+          <w:sz w:val="24"/>
         </w:rPr>
         <w:t>Enforcement Mechanisms:</w:t>
       </w:r>
-    </w:p>
-    <w:p>
-      <w:pPr>
-        <w:pStyle w:val="Normal"/>
-        <w:widowControl/>
-        <w:shd w:val="clear" w:color="auto" w:fill="FFFFFF"/>
-        <w:spacing w:lineRule="auto" w:line="240" w:beforeAutospacing="1" w:afterAutospacing="1"/>
-        <w:ind w:left="360" w:hanging="0"/>
-        <w:rPr>
-          <w:rFonts w:cs="Segoe UI"/>
-          <w:color w:val="000000"/>
-        </w:rPr>
-      </w:pPr>
-      <w:r>
-        <w:rPr>
-          <w:rFonts w:cs="Segoe UI"/>
-          <w:color w:val="000000"/>
-        </w:rPr>
-        <w:t>Access control is implemented using group membership, file system permissions, Access Control Lists(ACLs), Role-Based Access Control(RBAC)</w:t>
+      <w:r>
+        <w:rPr>
+          <w:rFonts w:ascii="Arial;sans-serif" w:hAnsi="Arial;sans-serif"/>
+          <w:b w:val="false"/>
+          <w:i w:val="false"/>
+          <w:caps w:val="false"/>
+          <w:smallCaps w:val="false"/>
+          <w:color w:val="0A0A0A"/>
+          <w:spacing w:val="0"/>
+          <w:sz w:val="24"/>
+        </w:rPr>
+        <w:br/>
+        <w:t>Access control is strictly implemented using </w:t>
+      </w:r>
+      <w:r>
+        <w:rPr>
+          <w:rStyle w:val="Style16"/>
+          <w:rFonts w:ascii="Arial;sans-serif" w:hAnsi="Arial;sans-serif"/>
+          <w:b/>
+          <w:i w:val="false"/>
+          <w:caps w:val="false"/>
+          <w:smallCaps w:val="false"/>
+          <w:color w:val="0A0A0A"/>
+          <w:spacing w:val="0"/>
+          <w:sz w:val="24"/>
+        </w:rPr>
+        <w:t>group membership</w:t>
+      </w:r>
+      <w:r>
+        <w:rPr>
+          <w:rFonts w:ascii="Arial;sans-serif" w:hAnsi="Arial;sans-serif"/>
+          <w:b w:val="false"/>
+          <w:i w:val="false"/>
+          <w:caps w:val="false"/>
+          <w:smallCaps w:val="false"/>
+          <w:color w:val="0A0A0A"/>
+          <w:spacing w:val="0"/>
+          <w:sz w:val="24"/>
+        </w:rPr>
+        <w:t>, </w:t>
+      </w:r>
+      <w:r>
+        <w:rPr>
+          <w:rStyle w:val="Style16"/>
+          <w:rFonts w:ascii="Arial;sans-serif" w:hAnsi="Arial;sans-serif"/>
+          <w:b/>
+          <w:i w:val="false"/>
+          <w:caps w:val="false"/>
+          <w:smallCaps w:val="false"/>
+          <w:color w:val="0A0A0A"/>
+          <w:spacing w:val="0"/>
+          <w:sz w:val="24"/>
+        </w:rPr>
+        <w:t>file system permissions</w:t>
+      </w:r>
+      <w:r>
+        <w:rPr>
+          <w:rFonts w:ascii="Arial;sans-serif" w:hAnsi="Arial;sans-serif"/>
+          <w:b w:val="false"/>
+          <w:i w:val="false"/>
+          <w:caps w:val="false"/>
+          <w:smallCaps w:val="false"/>
+          <w:color w:val="0A0A0A"/>
+          <w:spacing w:val="0"/>
+          <w:sz w:val="24"/>
+        </w:rPr>
+        <w:t>, </w:t>
+      </w:r>
+      <w:r>
+        <w:rPr>
+          <w:rStyle w:val="Style16"/>
+          <w:rFonts w:ascii="Arial;sans-serif" w:hAnsi="Arial;sans-serif"/>
+          <w:b/>
+          <w:i w:val="false"/>
+          <w:caps w:val="false"/>
+          <w:smallCaps w:val="false"/>
+          <w:color w:val="0A0A0A"/>
+          <w:spacing w:val="0"/>
+          <w:sz w:val="24"/>
+        </w:rPr>
+        <w:t>Access Control Lists (ACLs)</w:t>
+      </w:r>
+      <w:r>
+        <w:rPr>
+          <w:rFonts w:ascii="Arial;sans-serif" w:hAnsi="Arial;sans-serif"/>
+          <w:b w:val="false"/>
+          <w:i w:val="false"/>
+          <w:caps w:val="false"/>
+          <w:smallCaps w:val="false"/>
+          <w:color w:val="0A0A0A"/>
+          <w:spacing w:val="0"/>
+          <w:sz w:val="24"/>
+        </w:rPr>
+        <w:t>, and </w:t>
+      </w:r>
+      <w:r>
+        <w:rPr>
+          <w:rStyle w:val="Style16"/>
+          <w:rFonts w:ascii="Arial;sans-serif" w:hAnsi="Arial;sans-serif"/>
+          <w:b/>
+          <w:i w:val="false"/>
+          <w:caps w:val="false"/>
+          <w:smallCaps w:val="false"/>
+          <w:color w:val="0A0A0A"/>
+          <w:spacing w:val="0"/>
+          <w:sz w:val="24"/>
+        </w:rPr>
+        <w:t>Role-Based Access Control (RBAC)</w:t>
+      </w:r>
+      <w:r>
+        <w:rPr>
+          <w:rFonts w:ascii="Arial;sans-serif" w:hAnsi="Arial;sans-serif"/>
+          <w:b w:val="false"/>
+          <w:i w:val="false"/>
+          <w:caps w:val="false"/>
+          <w:smallCaps w:val="false"/>
+          <w:color w:val="0A0A0A"/>
+          <w:spacing w:val="0"/>
+          <w:sz w:val="24"/>
+        </w:rPr>
+        <w:t> policies, ensuring that all authenticated users operate within their assigned responsibilities.</w:t>
       </w:r>
     </w:p>
     <w:p>
@@ -2586,12 +2904,12 @@
         <w:docPartGallery w:val="Page Numbers (Bottom of Page)"/>
         <w:docPartUnique w:val="true"/>
       </w:docPartObj>
-      <w:id w:val="1725177255"/>
+      <w:id w:val="522915239"/>
     </w:sdtPr>
     <w:sdtContent>
       <w:p>
         <w:pPr>
-          <w:pStyle w:val="Style29"/>
+          <w:pStyle w:val="Style30"/>
           <w:jc w:val="center"/>
           <w:rPr/>
         </w:pPr>
@@ -2626,7 +2944,7 @@
       </w:p>
       <w:p>
         <w:pPr>
-          <w:pStyle w:val="Style29"/>
+          <w:pStyle w:val="Style30"/>
           <w:snapToGrid w:val="false"/>
           <w:spacing w:before="0" w:after="160"/>
           <w:rPr/>
@@ -3478,6 +3796,282 @@
     </w:lvl>
   </w:abstractNum>
   <w:abstractNum w:abstractNumId="8">
+    <w:lvl w:ilvl="0">
+      <w:start w:val="1"/>
+      <w:numFmt w:val="bullet"/>
+      <w:suff w:val="nothing"/>
+      <w:lvlText w:val=""/>
+      <w:lvlJc w:val="left"/>
+      <w:pPr>
+        <w:tabs>
+          <w:tab w:val="num" w:pos="0"/>
+        </w:tabs>
+        <w:ind w:left="0" w:hanging="0"/>
+      </w:pPr>
+      <w:rPr>
+        <w:rFonts w:ascii="Symbol" w:hAnsi="Symbol" w:cs="Symbol" w:hint="default"/>
+      </w:rPr>
+    </w:lvl>
+    <w:lvl w:ilvl="1">
+      <w:start w:val="1"/>
+      <w:numFmt w:val="bullet"/>
+      <w:lvlText w:val=""/>
+      <w:lvlJc w:val="left"/>
+      <w:pPr>
+        <w:tabs>
+          <w:tab w:val="num" w:pos="1418"/>
+        </w:tabs>
+        <w:ind w:left="1418" w:hanging="283"/>
+      </w:pPr>
+      <w:rPr>
+        <w:rFonts w:ascii="Symbol" w:hAnsi="Symbol" w:cs="Symbol" w:hint="default"/>
+      </w:rPr>
+    </w:lvl>
+    <w:lvl w:ilvl="2">
+      <w:start w:val="1"/>
+      <w:numFmt w:val="bullet"/>
+      <w:lvlText w:val=""/>
+      <w:lvlJc w:val="left"/>
+      <w:pPr>
+        <w:tabs>
+          <w:tab w:val="num" w:pos="2127"/>
+        </w:tabs>
+        <w:ind w:left="2127" w:hanging="283"/>
+      </w:pPr>
+      <w:rPr>
+        <w:rFonts w:ascii="Symbol" w:hAnsi="Symbol" w:cs="Symbol" w:hint="default"/>
+      </w:rPr>
+    </w:lvl>
+    <w:lvl w:ilvl="3">
+      <w:start w:val="1"/>
+      <w:numFmt w:val="bullet"/>
+      <w:lvlText w:val=""/>
+      <w:lvlJc w:val="left"/>
+      <w:pPr>
+        <w:tabs>
+          <w:tab w:val="num" w:pos="2836"/>
+        </w:tabs>
+        <w:ind w:left="2836" w:hanging="283"/>
+      </w:pPr>
+      <w:rPr>
+        <w:rFonts w:ascii="Symbol" w:hAnsi="Symbol" w:cs="Symbol" w:hint="default"/>
+      </w:rPr>
+    </w:lvl>
+    <w:lvl w:ilvl="4">
+      <w:start w:val="1"/>
+      <w:numFmt w:val="bullet"/>
+      <w:lvlText w:val=""/>
+      <w:lvlJc w:val="left"/>
+      <w:pPr>
+        <w:tabs>
+          <w:tab w:val="num" w:pos="3545"/>
+        </w:tabs>
+        <w:ind w:left="3545" w:hanging="283"/>
+      </w:pPr>
+      <w:rPr>
+        <w:rFonts w:ascii="Symbol" w:hAnsi="Symbol" w:cs="Symbol" w:hint="default"/>
+      </w:rPr>
+    </w:lvl>
+    <w:lvl w:ilvl="5">
+      <w:start w:val="1"/>
+      <w:numFmt w:val="bullet"/>
+      <w:lvlText w:val=""/>
+      <w:lvlJc w:val="left"/>
+      <w:pPr>
+        <w:tabs>
+          <w:tab w:val="num" w:pos="4254"/>
+        </w:tabs>
+        <w:ind w:left="4254" w:hanging="283"/>
+      </w:pPr>
+      <w:rPr>
+        <w:rFonts w:ascii="Symbol" w:hAnsi="Symbol" w:cs="Symbol" w:hint="default"/>
+      </w:rPr>
+    </w:lvl>
+    <w:lvl w:ilvl="6">
+      <w:start w:val="1"/>
+      <w:numFmt w:val="bullet"/>
+      <w:lvlText w:val=""/>
+      <w:lvlJc w:val="left"/>
+      <w:pPr>
+        <w:tabs>
+          <w:tab w:val="num" w:pos="4963"/>
+        </w:tabs>
+        <w:ind w:left="4963" w:hanging="283"/>
+      </w:pPr>
+      <w:rPr>
+        <w:rFonts w:ascii="Symbol" w:hAnsi="Symbol" w:cs="Symbol" w:hint="default"/>
+      </w:rPr>
+    </w:lvl>
+    <w:lvl w:ilvl="7">
+      <w:start w:val="1"/>
+      <w:numFmt w:val="bullet"/>
+      <w:lvlText w:val=""/>
+      <w:lvlJc w:val="left"/>
+      <w:pPr>
+        <w:tabs>
+          <w:tab w:val="num" w:pos="5672"/>
+        </w:tabs>
+        <w:ind w:left="5672" w:hanging="283"/>
+      </w:pPr>
+      <w:rPr>
+        <w:rFonts w:ascii="Symbol" w:hAnsi="Symbol" w:cs="Symbol" w:hint="default"/>
+      </w:rPr>
+    </w:lvl>
+    <w:lvl w:ilvl="8">
+      <w:start w:val="1"/>
+      <w:numFmt w:val="bullet"/>
+      <w:lvlText w:val=""/>
+      <w:lvlJc w:val="left"/>
+      <w:pPr>
+        <w:tabs>
+          <w:tab w:val="num" w:pos="6381"/>
+        </w:tabs>
+        <w:ind w:left="6381" w:hanging="283"/>
+      </w:pPr>
+      <w:rPr>
+        <w:rFonts w:ascii="Symbol" w:hAnsi="Symbol" w:cs="Symbol" w:hint="default"/>
+      </w:rPr>
+    </w:lvl>
+  </w:abstractNum>
+  <w:abstractNum w:abstractNumId="9">
+    <w:lvl w:ilvl="0">
+      <w:start w:val="1"/>
+      <w:numFmt w:val="bullet"/>
+      <w:suff w:val="nothing"/>
+      <w:lvlText w:val=""/>
+      <w:lvlJc w:val="left"/>
+      <w:pPr>
+        <w:tabs>
+          <w:tab w:val="num" w:pos="0"/>
+        </w:tabs>
+        <w:ind w:left="0" w:hanging="0"/>
+      </w:pPr>
+      <w:rPr>
+        <w:rFonts w:ascii="Symbol" w:hAnsi="Symbol" w:cs="Symbol" w:hint="default"/>
+      </w:rPr>
+    </w:lvl>
+    <w:lvl w:ilvl="1">
+      <w:start w:val="1"/>
+      <w:numFmt w:val="bullet"/>
+      <w:lvlText w:val=""/>
+      <w:lvlJc w:val="left"/>
+      <w:pPr>
+        <w:tabs>
+          <w:tab w:val="num" w:pos="1418"/>
+        </w:tabs>
+        <w:ind w:left="1418" w:hanging="283"/>
+      </w:pPr>
+      <w:rPr>
+        <w:rFonts w:ascii="Symbol" w:hAnsi="Symbol" w:cs="Symbol" w:hint="default"/>
+      </w:rPr>
+    </w:lvl>
+    <w:lvl w:ilvl="2">
+      <w:start w:val="1"/>
+      <w:numFmt w:val="bullet"/>
+      <w:lvlText w:val=""/>
+      <w:lvlJc w:val="left"/>
+      <w:pPr>
+        <w:tabs>
+          <w:tab w:val="num" w:pos="2127"/>
+        </w:tabs>
+        <w:ind w:left="2127" w:hanging="283"/>
+      </w:pPr>
+      <w:rPr>
+        <w:rFonts w:ascii="Symbol" w:hAnsi="Symbol" w:cs="Symbol" w:hint="default"/>
+      </w:rPr>
+    </w:lvl>
+    <w:lvl w:ilvl="3">
+      <w:start w:val="1"/>
+      <w:numFmt w:val="bullet"/>
+      <w:lvlText w:val=""/>
+      <w:lvlJc w:val="left"/>
+      <w:pPr>
+        <w:tabs>
+          <w:tab w:val="num" w:pos="2836"/>
+        </w:tabs>
+        <w:ind w:left="2836" w:hanging="283"/>
+      </w:pPr>
+      <w:rPr>
+        <w:rFonts w:ascii="Symbol" w:hAnsi="Symbol" w:cs="Symbol" w:hint="default"/>
+      </w:rPr>
+    </w:lvl>
+    <w:lvl w:ilvl="4">
+      <w:start w:val="1"/>
+      <w:numFmt w:val="bullet"/>
+      <w:lvlText w:val=""/>
+      <w:lvlJc w:val="left"/>
+      <w:pPr>
+        <w:tabs>
+          <w:tab w:val="num" w:pos="3545"/>
+        </w:tabs>
+        <w:ind w:left="3545" w:hanging="283"/>
+      </w:pPr>
+      <w:rPr>
+        <w:rFonts w:ascii="Symbol" w:hAnsi="Symbol" w:cs="Symbol" w:hint="default"/>
+      </w:rPr>
+    </w:lvl>
+    <w:lvl w:ilvl="5">
+      <w:start w:val="1"/>
+      <w:numFmt w:val="bullet"/>
+      <w:lvlText w:val=""/>
+      <w:lvlJc w:val="left"/>
+      <w:pPr>
+        <w:tabs>
+          <w:tab w:val="num" w:pos="4254"/>
+        </w:tabs>
+        <w:ind w:left="4254" w:hanging="283"/>
+      </w:pPr>
+      <w:rPr>
+        <w:rFonts w:ascii="Symbol" w:hAnsi="Symbol" w:cs="Symbol" w:hint="default"/>
+      </w:rPr>
+    </w:lvl>
+    <w:lvl w:ilvl="6">
+      <w:start w:val="1"/>
+      <w:numFmt w:val="bullet"/>
+      <w:lvlText w:val=""/>
+      <w:lvlJc w:val="left"/>
+      <w:pPr>
+        <w:tabs>
+          <w:tab w:val="num" w:pos="4963"/>
+        </w:tabs>
+        <w:ind w:left="4963" w:hanging="283"/>
+      </w:pPr>
+      <w:rPr>
+        <w:rFonts w:ascii="Symbol" w:hAnsi="Symbol" w:cs="Symbol" w:hint="default"/>
+      </w:rPr>
+    </w:lvl>
+    <w:lvl w:ilvl="7">
+      <w:start w:val="1"/>
+      <w:numFmt w:val="bullet"/>
+      <w:lvlText w:val=""/>
+      <w:lvlJc w:val="left"/>
+      <w:pPr>
+        <w:tabs>
+          <w:tab w:val="num" w:pos="5672"/>
+        </w:tabs>
+        <w:ind w:left="5672" w:hanging="283"/>
+      </w:pPr>
+      <w:rPr>
+        <w:rFonts w:ascii="Symbol" w:hAnsi="Symbol" w:cs="Symbol" w:hint="default"/>
+      </w:rPr>
+    </w:lvl>
+    <w:lvl w:ilvl="8">
+      <w:start w:val="1"/>
+      <w:numFmt w:val="bullet"/>
+      <w:lvlText w:val=""/>
+      <w:lvlJc w:val="left"/>
+      <w:pPr>
+        <w:tabs>
+          <w:tab w:val="num" w:pos="6381"/>
+        </w:tabs>
+        <w:ind w:left="6381" w:hanging="283"/>
+      </w:pPr>
+      <w:rPr>
+        <w:rFonts w:ascii="Symbol" w:hAnsi="Symbol" w:cs="Symbol" w:hint="default"/>
+      </w:rPr>
+    </w:lvl>
+  </w:abstractNum>
+  <w:abstractNum w:abstractNumId="10">
     <w:lvl w:ilvl="0">
       <w:start w:val="1"/>
       <w:numFmt w:val="none"/>
@@ -3619,6 +4213,12 @@
   </w:num>
   <w:num w:numId="8">
     <w:abstractNumId w:val="8"/>
+  </w:num>
+  <w:num w:numId="9">
+    <w:abstractNumId w:val="9"/>
+  </w:num>
+  <w:num w:numId="10">
+    <w:abstractNumId w:val="10"/>
   </w:num>
 </w:numbering>
 </file>
@@ -4624,10 +5224,17 @@
       <w:rFonts w:ascii="Liberation Mono" w:hAnsi="Liberation Mono" w:eastAsia="Noto Sans Mono CJK TC" w:cs="Liberation Mono"/>
     </w:rPr>
   </w:style>
-  <w:style w:type="paragraph" w:styleId="Style18">
+  <w:style w:type="character" w:styleId="Style18">
+    <w:name w:val="项目符号"/>
+    <w:qFormat/>
+    <w:rPr>
+      <w:rFonts w:ascii="OpenSymbol" w:hAnsi="OpenSymbol" w:eastAsia="OpenSymbol" w:cs="OpenSymbol"/>
+    </w:rPr>
+  </w:style>
+  <w:style w:type="paragraph" w:styleId="Style19">
     <w:name w:val="标题样式"/>
     <w:basedOn w:val="Normal"/>
-    <w:next w:val="Style19"/>
+    <w:next w:val="Style20"/>
     <w:qFormat/>
     <w:pPr>
       <w:keepNext w:val="true"/>
@@ -4639,7 +5246,7 @@
       <w:szCs w:val="28"/>
     </w:rPr>
   </w:style>
-  <w:style w:type="paragraph" w:styleId="Style19">
+  <w:style w:type="paragraph" w:styleId="Style20">
     <w:name w:val="Body Text"/>
     <w:basedOn w:val="Normal"/>
     <w:pPr>
@@ -4647,15 +5254,15 @@
     </w:pPr>
     <w:rPr/>
   </w:style>
-  <w:style w:type="paragraph" w:styleId="Style20">
+  <w:style w:type="paragraph" w:styleId="Style21">
     <w:name w:val="List"/>
-    <w:basedOn w:val="Style19"/>
+    <w:basedOn w:val="Style20"/>
     <w:pPr/>
     <w:rPr>
       <w:rFonts w:cs="Noto Sans CJK SC"/>
     </w:rPr>
   </w:style>
-  <w:style w:type="paragraph" w:styleId="Style21">
+  <w:style w:type="paragraph" w:styleId="Style22">
     <w:name w:val="Caption"/>
     <w:basedOn w:val="Normal"/>
     <w:qFormat/>
@@ -4671,7 +5278,7 @@
       <w:szCs w:val="24"/>
     </w:rPr>
   </w:style>
-  <w:style w:type="paragraph" w:styleId="Style22">
+  <w:style w:type="paragraph" w:styleId="Style23">
     <w:name w:val="索引"/>
     <w:basedOn w:val="Normal"/>
     <w:qFormat/>
@@ -4682,7 +5289,7 @@
       <w:rFonts w:cs="Noto Sans CJK SC"/>
     </w:rPr>
   </w:style>
-  <w:style w:type="paragraph" w:styleId="Style23">
+  <w:style w:type="paragraph" w:styleId="Style24">
     <w:name w:val="Title"/>
     <w:basedOn w:val="Normal"/>
     <w:next w:val="Normal"/>
@@ -4703,7 +5310,7 @@
       <w:szCs w:val="56"/>
     </w:rPr>
   </w:style>
-  <w:style w:type="paragraph" w:styleId="Style24">
+  <w:style w:type="paragraph" w:styleId="Style25">
     <w:name w:val="Subtitle"/>
     <w:basedOn w:val="Normal"/>
     <w:next w:val="Normal"/>
@@ -4776,13 +5383,13 @@
       <w:color w:val="0F4761" w:themeColor="accent1" w:themeShade="bf"/>
     </w:rPr>
   </w:style>
-  <w:style w:type="paragraph" w:styleId="Style25">
+  <w:style w:type="paragraph" w:styleId="Style26">
     <w:name w:val="Index Heading"/>
-    <w:basedOn w:val="Style18"/>
+    <w:basedOn w:val="Style19"/>
     <w:pPr/>
     <w:rPr/>
   </w:style>
-  <w:style w:type="paragraph" w:styleId="Style26">
+  <w:style w:type="paragraph" w:styleId="Style27">
     <w:name w:val="TOC Heading"/>
     <w:basedOn w:val="1"/>
     <w:next w:val="Normal"/>
@@ -4864,14 +5471,14 @@
       <w14:ligatures w14:val="none"/>
     </w:rPr>
   </w:style>
-  <w:style w:type="paragraph" w:styleId="Style27">
+  <w:style w:type="paragraph" w:styleId="Style28">
     <w:name w:val="页眉与页脚"/>
     <w:basedOn w:val="Normal"/>
     <w:qFormat/>
     <w:pPr/>
     <w:rPr/>
   </w:style>
-  <w:style w:type="paragraph" w:styleId="Style28">
+  <w:style w:type="paragraph" w:styleId="Style29">
     <w:name w:val="Header"/>
     <w:basedOn w:val="Normal"/>
     <w:link w:val="Style9"/>
@@ -4891,7 +5498,7 @@
       <w:szCs w:val="20"/>
     </w:rPr>
   </w:style>
-  <w:style w:type="paragraph" w:styleId="Style29">
+  <w:style w:type="paragraph" w:styleId="Style30">
     <w:name w:val="Footer"/>
     <w:basedOn w:val="Normal"/>
     <w:link w:val="Style10"/>
@@ -5152,12 +5759,29 @@
       <w14:ligatures w14:val="none"/>
     </w:rPr>
   </w:style>
-  <w:style w:type="paragraph" w:styleId="Style30">
+  <w:style w:type="paragraph" w:styleId="Style31">
     <w:name w:val="框架内容"/>
     <w:basedOn w:val="Normal"/>
     <w:qFormat/>
     <w:pPr/>
     <w:rPr/>
+  </w:style>
+  <w:style w:type="paragraph" w:styleId="Style32">
+    <w:name w:val="水平线"/>
+    <w:basedOn w:val="Normal"/>
+    <w:next w:val="Style20"/>
+    <w:qFormat/>
+    <w:pPr>
+      <w:suppressLineNumbers/>
+      <w:pBdr>
+        <w:bottom w:val="double" w:sz="2" w:space="0" w:color="808080"/>
+      </w:pBdr>
+      <w:spacing w:before="0" w:after="283"/>
+    </w:pPr>
+    <w:rPr>
+      <w:sz w:val="12"/>
+      <w:szCs w:val="12"/>
+    </w:rPr>
   </w:style>
   <w:style w:type="numbering" w:styleId="NoList" w:default="1">
     <w:name w:val="No List"/>

--- a/IEC62443-4-2/Certification Document/UID03 - [Debian][AFE-E630] Security Guidelines.docx
+++ b/IEC62443-4-2/Certification Document/UID03 - [Debian][AFE-E630] Security Guidelines.docx
@@ -1,40 +1,38 @@
 
 <file path=word/document.xml><?xml version="1.0" encoding="utf-8"?>
-<w:document xmlns:o="urn:schemas-microsoft-com:office:office" xmlns:r="http://schemas.openxmlformats.org/officeDocument/2006/relationships" xmlns:v="urn:schemas-microsoft-com:vml" xmlns:w="http://schemas.openxmlformats.org/wordprocessingml/2006/main" xmlns:w10="urn:schemas-microsoft-com:office:word" xmlns:wp="http://schemas.openxmlformats.org/drawingml/2006/wordprocessingDrawing" xmlns:wps="http://schemas.microsoft.com/office/word/2010/wordprocessingShape" xmlns:wpg="http://schemas.microsoft.com/office/word/2010/wordprocessingGroup" xmlns:mc="http://schemas.openxmlformats.org/markup-compatibility/2006" xmlns:wp14="http://schemas.microsoft.com/office/word/2010/wordprocessingDrawing" xmlns:w14="http://schemas.microsoft.com/office/word/2010/wordml" xmlns:w15="http://schemas.microsoft.com/office/word/2012/wordml" mc:Ignorable="w14 wp14 w15">
+<w:document xmlns:wpc="http://schemas.microsoft.com/office/word/2010/wordprocessingCanvas" xmlns:cx="http://schemas.microsoft.com/office/drawing/2014/chartex" xmlns:cx1="http://schemas.microsoft.com/office/drawing/2015/9/8/chartex" xmlns:mc="http://schemas.openxmlformats.org/markup-compatibility/2006" xmlns:o="urn:schemas-microsoft-com:office:office" xmlns:r="http://schemas.openxmlformats.org/officeDocument/2006/relationships" xmlns:m="http://schemas.openxmlformats.org/officeDocument/2006/math" xmlns:v="urn:schemas-microsoft-com:vml" xmlns:wp14="http://schemas.microsoft.com/office/word/2010/wordprocessingDrawing" xmlns:wp="http://schemas.openxmlformats.org/drawingml/2006/wordprocessingDrawing" xmlns:w10="urn:schemas-microsoft-com:office:word" xmlns:w="http://schemas.openxmlformats.org/wordprocessingml/2006/main" xmlns:w14="http://schemas.microsoft.com/office/word/2010/wordml" xmlns:w15="http://schemas.microsoft.com/office/word/2012/wordml" xmlns:w16se="http://schemas.microsoft.com/office/word/2015/wordml/symex" xmlns:wpg="http://schemas.microsoft.com/office/word/2010/wordprocessingGroup" xmlns:wpi="http://schemas.microsoft.com/office/word/2010/wordprocessingInk" xmlns:wne="http://schemas.microsoft.com/office/word/2006/wordml" xmlns:wps="http://schemas.microsoft.com/office/word/2010/wordprocessingShape" mc:Ignorable="w14 w15 w16se wp14">
   <w:body>
     <w:sdt>
       <w:sdtPr>
+        <w:rPr>
+          <w:rFonts w:asciiTheme="minorHAnsi" w:eastAsiaTheme="minorEastAsia" w:hAnsiTheme="minorHAnsi" w:cs="Times New Roman"/>
+        </w:rPr>
+        <w:id w:val="1168600335"/>
         <w:docPartObj>
           <w:docPartGallery w:val="Cover Pages"/>
-          <w:docPartUnique w:val="true"/>
+          <w:docPartUnique/>
         </w:docPartObj>
-        <w:id w:val="675570119"/>
       </w:sdtPr>
+      <w:sdtEndPr/>
       <w:sdtContent>
         <w:p>
           <w:pPr>
-            <w:pStyle w:val="NoSpacing"/>
+            <w:pStyle w:val="af3"/>
             <w:rPr>
               <w:sz w:val="2"/>
             </w:rPr>
           </w:pPr>
+        </w:p>
+        <w:p>
           <w:r>
             <w:rPr>
-              <w:sz w:val="2"/>
+              <w:noProof/>
+              <w:lang w:eastAsia="zh-CN"/>
             </w:rPr>
-          </w:r>
-        </w:p>
-        <w:p>
-          <w:pPr>
-            <w:pStyle w:val="Normal"/>
-            <w:rPr/>
-          </w:pPr>
-          <w:r>
-            <w:rPr/>
             <mc:AlternateContent>
               <mc:Choice Requires="wps">
                 <w:drawing>
-                  <wp:anchor behindDoc="0" distT="0" distB="2540" distL="0" distR="0" simplePos="0" locked="0" layoutInCell="0" allowOverlap="1" relativeHeight="2" wp14:anchorId="31174261">
+                  <wp:anchor distT="0" distB="2540" distL="0" distR="0" simplePos="0" relativeHeight="2" behindDoc="0" locked="0" layoutInCell="0" allowOverlap="1" wp14:anchorId="31174261">
                     <wp:simplePos x="0" y="0"/>
                     <wp:positionH relativeFrom="page">
                       <wp:align>center</wp:align>
@@ -46,6 +44,7 @@
                     <wp:effectExtent l="0" t="0" r="0" b="2540"/>
                     <wp:wrapNone/>
                     <wp:docPr id="1" name="文字方塊 16"/>
+                    <wp:cNvGraphicFramePr/>
                     <a:graphic xmlns:a="http://schemas.openxmlformats.org/drawingml/2006/main">
                       <a:graphicData uri="http://schemas.microsoft.com/office/word/2010/wordprocessingShape">
                         <wps:wsp>
@@ -79,7 +78,7 @@
                             <w:txbxContent>
                               <w:p>
                                 <w:pPr>
-                                  <w:pStyle w:val="NoSpacing"/>
+                                  <w:pStyle w:val="af3"/>
                                   <w:jc w:val="right"/>
                                   <w:rPr>
                                     <w:color w:val="156082" w:themeColor="accent1"/>
@@ -87,17 +86,10 @@
                                     <w:szCs w:val="36"/>
                                   </w:rPr>
                                 </w:pPr>
-                                <w:r>
-                                  <w:rPr>
-                                    <w:color w:val="156082" w:themeColor="accent1"/>
-                                    <w:sz w:val="36"/>
-                                    <w:szCs w:val="36"/>
-                                  </w:rPr>
-                                </w:r>
                               </w:p>
                               <w:p>
                                 <w:pPr>
-                                  <w:pStyle w:val="NoSpacing"/>
+                                  <w:pStyle w:val="af3"/>
                                   <w:jc w:val="right"/>
                                   <w:rPr>
                                     <w:color w:val="156082" w:themeColor="accent1"/>
@@ -107,14 +99,15 @@
                                 </w:pPr>
                                 <w:sdt>
                                   <w:sdtPr>
-                                    <w:id w:val="748269673"/>
+                                    <w:alias w:val="課程"/>
+                                    <w:id w:val="685927973"/>
+                                    <w:showingPlcHdr/>
                                     <w:dataBinding w:prefixMappings="xmlns:ns0='http://purl.org/dc/elements/1.1/' xmlns:ns1='http://schemas.openxmlformats.org/package/2006/metadata/core-properties' " w:xpath="/ns1:coreProperties[1]/ns1:category[1]" w:storeItemID="{6C3C8BC8-F283-45AE-878A-BAB7291924A1}"/>
-                                    <w:alias w:val="課程"/>
                                     <w:text/>
                                   </w:sdtPr>
+                                  <w:sdtEndPr/>
                                   <w:sdtContent>
                                     <w:r>
-                                      <w:rPr/>
                                       <w:t xml:space="preserve">     </w:t>
                                     </w:r>
                                   </w:sdtContent>
@@ -122,8 +115,10 @@
                               </w:p>
                             </w:txbxContent>
                           </wps:txbx>
-                          <wps:bodyPr lIns="0" rIns="0" tIns="0" bIns="0" anchor="b">
-                            <a:prstTxWarp prst="textNoShape"/>
+                          <wps:bodyPr lIns="0" tIns="0" rIns="0" bIns="0" anchor="b">
+                            <a:prstTxWarp prst="textNoShape">
+                              <a:avLst/>
+                            </a:prstTxWarp>
                             <a:spAutoFit/>
                           </wps:bodyPr>
                         </wps:wsp>
@@ -137,14 +132,12 @@
               </mc:Choice>
               <mc:Fallback>
                 <w:pict>
-                  <v:rect id="shape_0" ID="文字方塊 16" path="m0,0l-2147483645,0l-2147483645,-2147483646l0,-2147483646xe" stroked="f" o:allowincell="f" style="position:absolute;margin-left:63.75pt;margin-top:655.75pt;width:467.75pt;height:41.85pt;mso-wrap-style:square;v-text-anchor:bottom;mso-position-horizontal:center;mso-position-horizontal-relative:page;mso-position-vertical:bottom;mso-position-vertical-relative:margin" wp14:anchorId="31174261">
-                    <v:fill o:detectmouseclick="t" on="false"/>
-                    <v:stroke color="#3465a4" weight="6480" joinstyle="round" endcap="flat"/>
-                    <v:textbox>
+                  <v:rect w14:anchorId="31174261" id="文字方塊 16" o:spid="_x0000_s1026" style="position:absolute;margin-left:0;margin-top:0;width:467.8pt;height:41.9pt;z-index:2;visibility:visible;mso-wrap-style:square;mso-width-percent:770;mso-wrap-distance-left:0;mso-wrap-distance-top:0;mso-wrap-distance-right:0;mso-wrap-distance-bottom:.2pt;mso-position-horizontal:center;mso-position-horizontal-relative:page;mso-position-vertical:bottom;mso-position-vertical-relative:margin;mso-width-percent:770;mso-width-relative:page;v-text-anchor:bottom" o:gfxdata="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" o:allowincell="f" filled="f" stroked="f" strokeweight=".5pt">
+                    <v:textbox style="mso-fit-shape-to-text:t" inset="0,0,0,0">
                       <w:txbxContent>
                         <w:p>
                           <w:pPr>
-                            <w:pStyle w:val="NoSpacing"/>
+                            <w:pStyle w:val="af3"/>
                             <w:jc w:val="right"/>
                             <w:rPr>
                               <w:color w:val="156082" w:themeColor="accent1"/>
@@ -152,17 +145,10 @@
                               <w:szCs w:val="36"/>
                             </w:rPr>
                           </w:pPr>
-                          <w:r>
-                            <w:rPr>
-                              <w:color w:val="156082" w:themeColor="accent1"/>
-                              <w:sz w:val="36"/>
-                              <w:szCs w:val="36"/>
-                            </w:rPr>
-                          </w:r>
                         </w:p>
                         <w:p>
                           <w:pPr>
-                            <w:pStyle w:val="NoSpacing"/>
+                            <w:pStyle w:val="af3"/>
                             <w:jc w:val="right"/>
                             <w:rPr>
                               <w:color w:val="156082" w:themeColor="accent1"/>
@@ -172,14 +158,15 @@
                           </w:pPr>
                           <w:sdt>
                             <w:sdtPr>
-                              <w:id w:val="537780313"/>
+                              <w:alias w:val="課程"/>
+                              <w:id w:val="685927973"/>
+                              <w:showingPlcHdr/>
                               <w:dataBinding w:prefixMappings="xmlns:ns0='http://purl.org/dc/elements/1.1/' xmlns:ns1='http://schemas.openxmlformats.org/package/2006/metadata/core-properties' " w:xpath="/ns1:coreProperties[1]/ns1:category[1]" w:storeItemID="{6C3C8BC8-F283-45AE-878A-BAB7291924A1}"/>
-                              <w:alias w:val="課程"/>
                               <w:text/>
                             </w:sdtPr>
+                            <w:sdtEndPr/>
                             <w:sdtContent>
                               <w:r>
-                                <w:rPr/>
                                 <w:t xml:space="preserve">     </w:t>
                               </w:r>
                             </w:sdtContent>
@@ -187,15 +174,21 @@
                         </w:p>
                       </w:txbxContent>
                     </v:textbox>
-                    <w10:wrap type="none"/>
+                    <w10:wrap anchorx="page" anchory="margin"/>
                   </v:rect>
                 </w:pict>
               </mc:Fallback>
             </mc:AlternateContent>
+          </w:r>
+          <w:r>
+            <w:rPr>
+              <w:noProof/>
+              <w:lang w:eastAsia="zh-CN"/>
+            </w:rPr>
             <mc:AlternateContent>
               <mc:Choice Requires="wps">
                 <w:drawing>
-                  <wp:anchor behindDoc="0" distT="0" distB="3175" distL="0" distR="0" simplePos="0" locked="0" layoutInCell="0" allowOverlap="1" relativeHeight="4" wp14:anchorId="3A02BBEB">
+                  <wp:anchor distT="0" distB="3810" distL="0" distR="0" simplePos="0" relativeHeight="4" behindDoc="0" locked="0" layoutInCell="0" allowOverlap="1" wp14:anchorId="3A02BBEB">
                     <wp:simplePos x="0" y="0"/>
                     <wp:positionH relativeFrom="page">
                       <wp:align>center</wp:align>
@@ -203,10 +196,11 @@
                     <wp:positionV relativeFrom="margin">
                       <wp:align>top</wp:align>
                     </wp:positionV>
-                    <wp:extent cx="5941060" cy="995045"/>
+                    <wp:extent cx="5943600" cy="793750"/>
                     <wp:effectExtent l="0" t="0" r="0" b="3810"/>
                     <wp:wrapNone/>
                     <wp:docPr id="3" name="文字方塊 15"/>
+                    <wp:cNvGraphicFramePr/>
                     <a:graphic xmlns:a="http://schemas.openxmlformats.org/drawingml/2006/main">
                       <a:graphicData uri="http://schemas.microsoft.com/office/word/2010/wordprocessingShape">
                         <wps:wsp>
@@ -214,7 +208,7 @@
                           <wps:spPr>
                             <a:xfrm>
                               <a:off x="0" y="0"/>
-                              <a:ext cx="5941080" cy="995040"/>
+                              <a:ext cx="5943600" cy="793800"/>
                             </a:xfrm>
                             <a:prstGeom prst="rect">
                               <a:avLst/>
@@ -240,74 +234,134 @@
                             <w:txbxContent>
                               <w:p>
                                 <w:pPr>
-                                  <w:pStyle w:val="NoSpacing"/>
+                                  <w:pStyle w:val="af3"/>
+                                  <w:suppressAutoHyphens w:val="0"/>
                                   <w:rPr>
-                                    <w:rFonts w:ascii="Aptos Display" w:hAnsi="Aptos Display" w:eastAsia="新細明體" w:cs="Times New Roman" w:asciiTheme="majorHAnsi" w:cstheme="majorBidi" w:eastAsiaTheme="majorEastAsia" w:hAnsiTheme="majorHAnsi"/>
+                                    <w:rFonts w:asciiTheme="majorHAnsi" w:eastAsiaTheme="majorEastAsia" w:hAnsiTheme="majorHAnsi" w:cstheme="majorBidi"/>
                                     <w:caps/>
                                     <w:color w:val="2C7FCE" w:themeColor="text2" w:themeTint="99"/>
-                                    <w:sz w:val="68"/>
-                                    <w:szCs w:val="68"/>
+                                    <w:sz w:val="64"/>
+                                    <w:szCs w:val="64"/>
                                   </w:rPr>
                                 </w:pPr>
                                 <w:sdt>
                                   <w:sdtPr>
-                                    <w:id w:val="1454945696"/>
+                                    <w:rPr>
+                                      <w:rFonts w:asciiTheme="majorHAnsi" w:eastAsiaTheme="majorEastAsia" w:hAnsiTheme="majorHAnsi" w:cstheme="majorBidi"/>
+                                      <w:caps/>
+                                      <w:color w:val="2C7FCE" w:themeColor="text2" w:themeTint="99"/>
+                                      <w:sz w:val="64"/>
+                                      <w:szCs w:val="64"/>
+                                    </w:rPr>
+                                    <w:alias w:val="標題"/>
+                                    <w:id w:val="1597906677"/>
                                     <w:dataBinding w:prefixMappings="xmlns:ns0='http://purl.org/dc/elements/1.1/' xmlns:ns1='http://schemas.openxmlformats.org/package/2006/metadata/core-properties' " w:xpath="/ns1:coreProperties[1]/ns0:title[1]" w:storeItemID="{6C3C8BC8-F283-45AE-878A-BAB7291924A1}"/>
-                                    <w:alias w:val="標題"/>
                                     <w:text/>
                                   </w:sdtPr>
+                                  <w:sdtEndPr/>
                                   <w:sdtContent>
                                     <w:r>
-                                      <w:rPr/>
-                                      <w:t>Ensuring Compliance with IEC 62443-4-2 CR4.3 Use of Security guidelines in Ubuntu 22.04</w:t>
+                                      <w:rPr>
+                                        <w:rFonts w:asciiTheme="majorHAnsi" w:eastAsiaTheme="majorEastAsia" w:hAnsiTheme="majorHAnsi" w:cstheme="majorBidi"/>
+                                        <w:caps/>
+                                        <w:color w:val="2C7FCE" w:themeColor="text2" w:themeTint="99"/>
+                                        <w:sz w:val="64"/>
+                                        <w:szCs w:val="64"/>
+                                      </w:rPr>
+                                      <w:t xml:space="preserve">Ensuring Compliance with IEC 62443-4-2 CR4.3 Use of Security guidelines in </w:t>
+                                    </w:r>
+                                    <w:proofErr w:type="spellStart"/>
+                                    <w:r>
+                                      <w:rPr>
+                                        <w:rFonts w:asciiTheme="majorHAnsi" w:eastAsiaTheme="majorEastAsia" w:hAnsiTheme="majorHAnsi" w:cstheme="majorBidi"/>
+                                        <w:caps/>
+                                        <w:color w:val="2C7FCE" w:themeColor="text2" w:themeTint="99"/>
+                                        <w:sz w:val="64"/>
+                                        <w:szCs w:val="64"/>
+                                      </w:rPr>
+                                      <w:t>Debian</w:t>
+                                    </w:r>
+                                    <w:proofErr w:type="spellEnd"/>
+                                    <w:r>
+                                      <w:rPr>
+                                        <w:rFonts w:asciiTheme="majorHAnsi" w:eastAsiaTheme="majorEastAsia" w:hAnsiTheme="majorHAnsi" w:cstheme="majorBidi"/>
+                                        <w:caps/>
+                                        <w:color w:val="2C7FCE" w:themeColor="text2" w:themeTint="99"/>
+                                        <w:sz w:val="64"/>
+                                        <w:szCs w:val="64"/>
+                                      </w:rPr>
+                                      <w:t xml:space="preserve"> 12</w:t>
                                     </w:r>
                                   </w:sdtContent>
                                 </w:sdt>
                               </w:p>
                               <w:p>
                                 <w:pPr>
-                                  <w:pStyle w:val="NoSpacing"/>
-                                  <w:spacing w:before="120" w:after="0"/>
+                                  <w:pStyle w:val="af3"/>
+                                  <w:suppressAutoHyphens w:val="0"/>
                                   <w:rPr>
-                                    <w:color w:val="156082" w:themeColor="accent1"/>
-                                    <w:sz w:val="36"/>
-                                    <w:szCs w:val="36"/>
+                                    <w:rFonts w:asciiTheme="majorHAnsi" w:eastAsiaTheme="majorEastAsia" w:hAnsiTheme="majorHAnsi" w:cstheme="majorBidi"/>
+                                    <w:caps/>
+                                    <w:color w:val="2C7FCE" w:themeColor="text2" w:themeTint="99"/>
+                                    <w:sz w:val="64"/>
+                                    <w:szCs w:val="64"/>
                                   </w:rPr>
                                 </w:pPr>
                                 <w:sdt>
                                   <w:sdtPr>
-                                    <w:id w:val="1873150750"/>
+                                    <w:rPr>
+                                      <w:rFonts w:asciiTheme="minorHAnsi" w:eastAsiaTheme="minorEastAsia" w:hAnsiTheme="minorHAnsi" w:cstheme="minorBidi"/>
+                                      <w:color w:val="156082" w:themeColor="accent1"/>
+                                      <w:sz w:val="36"/>
+                                      <w:szCs w:val="36"/>
+                                    </w:rPr>
+                                    <w:alias w:val="副標題"/>
+                                    <w:id w:val="1659499412"/>
                                     <w:dataBinding w:prefixMappings="xmlns:ns0='http://purl.org/dc/elements/1.1/' xmlns:ns1='http://schemas.openxmlformats.org/package/2006/metadata/core-properties' " w:xpath="/ns1:coreProperties[1]/ns0:subject[1]" w:storeItemID="{6C3C8BC8-F283-45AE-878A-BAB7291924A1}"/>
-                                    <w:alias w:val="副標題"/>
                                     <w:text/>
                                   </w:sdtPr>
+                                  <w:sdtEndPr/>
                                   <w:sdtContent>
                                     <w:r>
-                                      <w:rPr/>
-                                      <w:t>IEC 62443-4-2 Voc</w:t>
+                                      <w:rPr>
+                                        <w:rFonts w:asciiTheme="minorHAnsi" w:eastAsiaTheme="minorEastAsia" w:hAnsiTheme="minorHAnsi" w:cstheme="minorBidi"/>
+                                        <w:color w:val="156082" w:themeColor="accent1"/>
+                                        <w:sz w:val="36"/>
+                                        <w:szCs w:val="36"/>
+                                      </w:rPr>
+                                      <w:t xml:space="preserve">IEC 62443-4-2 </w:t>
                                     </w:r>
+                                    <w:proofErr w:type="spellStart"/>
+                                    <w:r>
+                                      <w:rPr>
+                                        <w:rFonts w:asciiTheme="minorHAnsi" w:eastAsiaTheme="minorEastAsia" w:hAnsiTheme="minorHAnsi" w:cstheme="minorBidi"/>
+                                        <w:color w:val="156082" w:themeColor="accent1"/>
+                                        <w:sz w:val="36"/>
+                                        <w:szCs w:val="36"/>
+                                      </w:rPr>
+                                      <w:t>Voc</w:t>
+                                    </w:r>
+                                    <w:proofErr w:type="spellEnd"/>
                                   </w:sdtContent>
                                 </w:sdt>
                               </w:p>
                               <w:p>
                                 <w:pPr>
-                                  <w:pStyle w:val="Style31"/>
-                                  <w:spacing w:before="0" w:after="160"/>
-                                  <w:rPr>
-                                    <w:color w:val="000000"/>
-                                  </w:rPr>
+                                  <w:suppressAutoHyphens w:val="0"/>
+                                  <w:spacing w:line="278" w:lineRule="auto"/>
                                 </w:pPr>
+                                <w:proofErr w:type="spellStart"/>
                                 <w:r>
-                                  <w:rPr>
-                                    <w:color w:val="000000"/>
-                                  </w:rPr>
-                                  <w:t>Ubuntu</w:t>
+                                  <w:t>Debian</w:t>
                                 </w:r>
+                                <w:proofErr w:type="spellEnd"/>
                               </w:p>
                             </w:txbxContent>
                           </wps:txbx>
                           <wps:bodyPr anchor="t">
-                            <a:prstTxWarp prst="textNoShape"/>
+                            <a:prstTxWarp prst="textNoShape">
+                              <a:avLst/>
+                            </a:prstTxWarp>
                             <a:spAutoFit/>
                           </wps:bodyPr>
                         </wps:wsp>
@@ -321,80 +375,136 @@
               </mc:Choice>
               <mc:Fallback>
                 <w:pict>
-                  <v:rect id="shape_0" ID="文字方塊 15" path="m0,0l-2147483645,0l-2147483645,-2147483646l0,-2147483646xe" stroked="f" o:allowincell="f" style="position:absolute;margin-left:63.75pt;margin-top:0pt;width:467.75pt;height:78.3pt;mso-wrap-style:square;v-text-anchor:top;mso-position-horizontal:center;mso-position-horizontal-relative:page;mso-position-vertical:top;mso-position-vertical-relative:margin" wp14:anchorId="3A02BBEB">
-                    <v:fill o:detectmouseclick="t" on="false"/>
-                    <v:stroke color="#3465a4" weight="6480" joinstyle="round" endcap="flat"/>
-                    <v:textbox>
+                  <v:rect w14:anchorId="3A02BBEB" id="文字方塊 15" o:spid="_x0000_s1027" style="position:absolute;margin-left:0;margin-top:0;width:468pt;height:62.5pt;z-index:4;visibility:visible;mso-wrap-style:square;mso-width-percent:770;mso-wrap-distance-left:0;mso-wrap-distance-top:0;mso-wrap-distance-right:0;mso-wrap-distance-bottom:.3pt;mso-position-horizontal:center;mso-position-horizontal-relative:page;mso-position-vertical:top;mso-position-vertical-relative:margin;mso-width-percent:770;mso-width-relative:page;v-text-anchor:top" o:gfxdata="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" o:allowincell="f" filled="f" stroked="f" strokeweight=".5pt">
+                    <v:textbox style="mso-fit-shape-to-text:t">
                       <w:txbxContent>
                         <w:p>
                           <w:pPr>
-                            <w:pStyle w:val="NoSpacing"/>
+                            <w:pStyle w:val="af3"/>
+                            <w:suppressAutoHyphens w:val="0"/>
                             <w:rPr>
-                              <w:rFonts w:ascii="Aptos Display" w:hAnsi="Aptos Display" w:eastAsia="新細明體" w:cs="Times New Roman" w:asciiTheme="majorHAnsi" w:cstheme="majorBidi" w:eastAsiaTheme="majorEastAsia" w:hAnsiTheme="majorHAnsi"/>
+                              <w:rFonts w:asciiTheme="majorHAnsi" w:eastAsiaTheme="majorEastAsia" w:hAnsiTheme="majorHAnsi" w:cstheme="majorBidi"/>
                               <w:caps/>
                               <w:color w:val="2C7FCE" w:themeColor="text2" w:themeTint="99"/>
-                              <w:sz w:val="68"/>
-                              <w:szCs w:val="68"/>
+                              <w:sz w:val="64"/>
+                              <w:szCs w:val="64"/>
                             </w:rPr>
                           </w:pPr>
                           <w:sdt>
                             <w:sdtPr>
-                              <w:id w:val="1717138457"/>
+                              <w:rPr>
+                                <w:rFonts w:asciiTheme="majorHAnsi" w:eastAsiaTheme="majorEastAsia" w:hAnsiTheme="majorHAnsi" w:cstheme="majorBidi"/>
+                                <w:caps/>
+                                <w:color w:val="2C7FCE" w:themeColor="text2" w:themeTint="99"/>
+                                <w:sz w:val="64"/>
+                                <w:szCs w:val="64"/>
+                              </w:rPr>
+                              <w:alias w:val="標題"/>
+                              <w:id w:val="1597906677"/>
                               <w:dataBinding w:prefixMappings="xmlns:ns0='http://purl.org/dc/elements/1.1/' xmlns:ns1='http://schemas.openxmlformats.org/package/2006/metadata/core-properties' " w:xpath="/ns1:coreProperties[1]/ns0:title[1]" w:storeItemID="{6C3C8BC8-F283-45AE-878A-BAB7291924A1}"/>
-                              <w:alias w:val="標題"/>
                               <w:text/>
                             </w:sdtPr>
+                            <w:sdtEndPr/>
                             <w:sdtContent>
                               <w:r>
-                                <w:rPr/>
-                                <w:t>Ensuring Compliance with IEC 62443-4-2 CR4.3 Use of Security guidelines in Ubuntu 22.04</w:t>
+                                <w:rPr>
+                                  <w:rFonts w:asciiTheme="majorHAnsi" w:eastAsiaTheme="majorEastAsia" w:hAnsiTheme="majorHAnsi" w:cstheme="majorBidi"/>
+                                  <w:caps/>
+                                  <w:color w:val="2C7FCE" w:themeColor="text2" w:themeTint="99"/>
+                                  <w:sz w:val="64"/>
+                                  <w:szCs w:val="64"/>
+                                </w:rPr>
+                                <w:t xml:space="preserve">Ensuring Compliance with IEC 62443-4-2 CR4.3 Use of Security guidelines in </w:t>
+                              </w:r>
+                              <w:proofErr w:type="spellStart"/>
+                              <w:r>
+                                <w:rPr>
+                                  <w:rFonts w:asciiTheme="majorHAnsi" w:eastAsiaTheme="majorEastAsia" w:hAnsiTheme="majorHAnsi" w:cstheme="majorBidi"/>
+                                  <w:caps/>
+                                  <w:color w:val="2C7FCE" w:themeColor="text2" w:themeTint="99"/>
+                                  <w:sz w:val="64"/>
+                                  <w:szCs w:val="64"/>
+                                </w:rPr>
+                                <w:t>Debian</w:t>
+                              </w:r>
+                              <w:proofErr w:type="spellEnd"/>
+                              <w:r>
+                                <w:rPr>
+                                  <w:rFonts w:asciiTheme="majorHAnsi" w:eastAsiaTheme="majorEastAsia" w:hAnsiTheme="majorHAnsi" w:cstheme="majorBidi"/>
+                                  <w:caps/>
+                                  <w:color w:val="2C7FCE" w:themeColor="text2" w:themeTint="99"/>
+                                  <w:sz w:val="64"/>
+                                  <w:szCs w:val="64"/>
+                                </w:rPr>
+                                <w:t xml:space="preserve"> 12</w:t>
                               </w:r>
                             </w:sdtContent>
                           </w:sdt>
                         </w:p>
                         <w:p>
                           <w:pPr>
-                            <w:pStyle w:val="NoSpacing"/>
-                            <w:spacing w:before="120" w:after="0"/>
+                            <w:pStyle w:val="af3"/>
+                            <w:suppressAutoHyphens w:val="0"/>
                             <w:rPr>
-                              <w:color w:val="156082" w:themeColor="accent1"/>
-                              <w:sz w:val="36"/>
-                              <w:szCs w:val="36"/>
+                              <w:rFonts w:asciiTheme="majorHAnsi" w:eastAsiaTheme="majorEastAsia" w:hAnsiTheme="majorHAnsi" w:cstheme="majorBidi"/>
+                              <w:caps/>
+                              <w:color w:val="2C7FCE" w:themeColor="text2" w:themeTint="99"/>
+                              <w:sz w:val="64"/>
+                              <w:szCs w:val="64"/>
                             </w:rPr>
                           </w:pPr>
                           <w:sdt>
                             <w:sdtPr>
-                              <w:id w:val="646798180"/>
+                              <w:rPr>
+                                <w:rFonts w:asciiTheme="minorHAnsi" w:eastAsiaTheme="minorEastAsia" w:hAnsiTheme="minorHAnsi" w:cstheme="minorBidi"/>
+                                <w:color w:val="156082" w:themeColor="accent1"/>
+                                <w:sz w:val="36"/>
+                                <w:szCs w:val="36"/>
+                              </w:rPr>
+                              <w:alias w:val="副標題"/>
+                              <w:id w:val="1659499412"/>
                               <w:dataBinding w:prefixMappings="xmlns:ns0='http://purl.org/dc/elements/1.1/' xmlns:ns1='http://schemas.openxmlformats.org/package/2006/metadata/core-properties' " w:xpath="/ns1:coreProperties[1]/ns0:subject[1]" w:storeItemID="{6C3C8BC8-F283-45AE-878A-BAB7291924A1}"/>
-                              <w:alias w:val="副標題"/>
                               <w:text/>
                             </w:sdtPr>
+                            <w:sdtEndPr/>
                             <w:sdtContent>
                               <w:r>
-                                <w:rPr/>
-                                <w:t>IEC 62443-4-2 Voc</w:t>
+                                <w:rPr>
+                                  <w:rFonts w:asciiTheme="minorHAnsi" w:eastAsiaTheme="minorEastAsia" w:hAnsiTheme="minorHAnsi" w:cstheme="minorBidi"/>
+                                  <w:color w:val="156082" w:themeColor="accent1"/>
+                                  <w:sz w:val="36"/>
+                                  <w:szCs w:val="36"/>
+                                </w:rPr>
+                                <w:t xml:space="preserve">IEC 62443-4-2 </w:t>
                               </w:r>
+                              <w:proofErr w:type="spellStart"/>
+                              <w:r>
+                                <w:rPr>
+                                  <w:rFonts w:asciiTheme="minorHAnsi" w:eastAsiaTheme="minorEastAsia" w:hAnsiTheme="minorHAnsi" w:cstheme="minorBidi"/>
+                                  <w:color w:val="156082" w:themeColor="accent1"/>
+                                  <w:sz w:val="36"/>
+                                  <w:szCs w:val="36"/>
+                                </w:rPr>
+                                <w:t>Voc</w:t>
+                              </w:r>
+                              <w:proofErr w:type="spellEnd"/>
                             </w:sdtContent>
                           </w:sdt>
                         </w:p>
                         <w:p>
                           <w:pPr>
-                            <w:pStyle w:val="Style31"/>
-                            <w:spacing w:before="0" w:after="160"/>
-                            <w:rPr>
-                              <w:color w:val="000000"/>
-                            </w:rPr>
+                            <w:suppressAutoHyphens w:val="0"/>
+                            <w:spacing w:line="278" w:lineRule="auto"/>
                           </w:pPr>
+                          <w:proofErr w:type="spellStart"/>
                           <w:r>
-                            <w:rPr>
-                              <w:color w:val="000000"/>
-                            </w:rPr>
-                            <w:t>Ubuntu</w:t>
+                            <w:t>Debian</w:t>
                           </w:r>
+                          <w:proofErr w:type="spellEnd"/>
                         </w:p>
                       </w:txbxContent>
                     </v:textbox>
-                    <w10:wrap type="none"/>
+                    <w10:wrap anchorx="page" anchory="margin"/>
                   </v:rect>
                 </w:pict>
               </mc:Fallback>
@@ -403,53 +513,44 @@
         </w:p>
         <w:p>
           <w:pPr>
-            <w:pStyle w:val="Normal"/>
             <w:widowControl/>
             <w:rPr>
-              <w:b/>
               <w:b/>
               <w:bCs/>
               <w:lang w:val="zh-TW"/>
             </w:rPr>
           </w:pPr>
           <w:r>
-            <w:rPr>
-              <w:b/>
-              <w:bCs/>
-              <w:lang w:val="zh-TW"/>
-            </w:rPr>
-          </w:r>
-          <w:r>
             <w:br w:type="page"/>
           </w:r>
         </w:p>
         <w:p>
           <w:pPr>
-            <w:pStyle w:val="Style27"/>
+            <w:pStyle w:val="TOC"/>
             <w:jc w:val="center"/>
             <w:rPr>
-              <w:rFonts w:ascii="Aptos" w:hAnsi="Aptos" w:asciiTheme="minorHAnsi" w:hAnsiTheme="minorHAnsi"/>
+              <w:rFonts w:asciiTheme="minorHAnsi" w:hAnsiTheme="minorHAnsi"/>
             </w:rPr>
           </w:pPr>
           <w:bookmarkStart w:id="0" w:name="_Hlk170119981"/>
           <w:r>
             <w:rPr>
-              <w:rFonts w:ascii="Aptos" w:hAnsi="Aptos" w:asciiTheme="minorHAnsi" w:hAnsiTheme="minorHAnsi"/>
+              <w:rFonts w:asciiTheme="minorHAnsi" w:hAnsiTheme="minorHAnsi"/>
               <w:lang w:val="zh-TW"/>
             </w:rPr>
+            <w:lastRenderedPageBreak/>
             <w:t>CONTENTS</w:t>
           </w:r>
           <w:bookmarkEnd w:id="0"/>
         </w:p>
         <w:p>
           <w:pPr>
-            <w:pStyle w:val="32"/>
+            <w:pStyle w:val="31"/>
             <w:tabs>
-              <w:tab w:val="clear" w:pos="480"/>
-              <w:tab w:val="right" w:pos="8296" w:leader="dot"/>
+              <w:tab w:val="right" w:leader="dot" w:pos="8296"/>
             </w:tabs>
             <w:rPr>
-              <w:rFonts w:cs="Arial" w:cstheme="minorBidi"/>
+              <w:rFonts w:cstheme="minorBidi"/>
               <w:kern w:val="2"/>
               <w:sz w:val="24"/>
             </w:rPr>
@@ -460,15 +561,10 @@
           <w:r>
             <w:rPr>
               <w:webHidden/>
-              <w:vanish w:val="false"/>
             </w:rPr>
             <w:instrText xml:space="preserve"> TOC \z \o "1-3" \u \h</w:instrText>
           </w:r>
           <w:r>
-            <w:rPr>
-              <w:webHidden/>
-              <w:vanish w:val="false"/>
-            </w:rPr>
             <w:fldChar w:fldCharType="separate"/>
           </w:r>
           <w:hyperlink w:anchor="_Toc197966356">
@@ -482,7 +578,12 @@
               <w:rPr>
                 <w:webHidden/>
               </w:rPr>
-              <w:instrText xml:space="preserve">PAGEREF _Toc197966356 \h</w:instrText>
+              <w:instrText>PAGEREF _Toc197966356 \h</w:instrText>
+            </w:r>
+            <w:r>
+              <w:rPr>
+                <w:webHidden/>
+              </w:rPr>
             </w:r>
             <w:r>
               <w:rPr>
@@ -493,9 +594,13 @@
             <w:r>
               <w:rPr>
                 <w:webHidden/>
-                <w:vanish w:val="false"/>
               </w:rPr>
               <w:t>Security functionalities:</w:t>
+            </w:r>
+            <w:r>
+              <w:rPr>
+                <w:webHidden/>
+              </w:rPr>
               <w:tab/>
               <w:t>2</w:t>
             </w:r>
@@ -509,13 +614,12 @@
         </w:p>
         <w:p>
           <w:pPr>
-            <w:pStyle w:val="32"/>
+            <w:pStyle w:val="31"/>
             <w:tabs>
-              <w:tab w:val="clear" w:pos="480"/>
-              <w:tab w:val="right" w:pos="8296" w:leader="dot"/>
+              <w:tab w:val="right" w:leader="dot" w:pos="8296"/>
             </w:tabs>
             <w:rPr>
-              <w:rFonts w:cs="Arial" w:cstheme="minorBidi"/>
+              <w:rFonts w:cstheme="minorBidi"/>
               <w:kern w:val="2"/>
               <w:sz w:val="24"/>
             </w:rPr>
@@ -531,7 +635,12 @@
               <w:rPr>
                 <w:webHidden/>
               </w:rPr>
-              <w:instrText xml:space="preserve">PAGEREF _Toc197966357 \h</w:instrText>
+              <w:instrText>PAGEREF _Toc197966357 \h</w:instrText>
+            </w:r>
+            <w:r>
+              <w:rPr>
+                <w:webHidden/>
+              </w:rPr>
             </w:r>
             <w:r>
               <w:rPr>
@@ -542,9 +651,13 @@
             <w:r>
               <w:rPr>
                 <w:webHidden/>
-                <w:vanish w:val="false"/>
               </w:rPr>
               <w:t>Default open Ports</w:t>
+            </w:r>
+            <w:r>
+              <w:rPr>
+                <w:webHidden/>
+              </w:rPr>
               <w:tab/>
               <w:t>2</w:t>
             </w:r>
@@ -558,13 +671,12 @@
         </w:p>
         <w:p>
           <w:pPr>
-            <w:pStyle w:val="32"/>
+            <w:pStyle w:val="31"/>
             <w:tabs>
-              <w:tab w:val="clear" w:pos="480"/>
-              <w:tab w:val="right" w:pos="8296" w:leader="dot"/>
+              <w:tab w:val="right" w:leader="dot" w:pos="8296"/>
             </w:tabs>
             <w:rPr>
-              <w:rFonts w:cs="Arial" w:cstheme="minorBidi"/>
+              <w:rFonts w:cstheme="minorBidi"/>
               <w:kern w:val="2"/>
               <w:sz w:val="24"/>
             </w:rPr>
@@ -580,7 +692,12 @@
               <w:rPr>
                 <w:webHidden/>
               </w:rPr>
-              <w:instrText xml:space="preserve">PAGEREF _Toc197966358 \h</w:instrText>
+              <w:instrText>PAGEREF _Toc197966358 \h</w:instrText>
+            </w:r>
+            <w:r>
+              <w:rPr>
+                <w:webHidden/>
+              </w:rPr>
             </w:r>
             <w:r>
               <w:rPr>
@@ -591,9 +708,13 @@
             <w:r>
               <w:rPr>
                 <w:webHidden/>
-                <w:vanish w:val="false"/>
               </w:rPr>
               <w:t>Basic System Services:</w:t>
+            </w:r>
+            <w:r>
+              <w:rPr>
+                <w:webHidden/>
+              </w:rPr>
               <w:tab/>
               <w:t>2</w:t>
             </w:r>
@@ -607,13 +728,12 @@
         </w:p>
         <w:p>
           <w:pPr>
-            <w:pStyle w:val="32"/>
+            <w:pStyle w:val="31"/>
             <w:tabs>
-              <w:tab w:val="clear" w:pos="480"/>
-              <w:tab w:val="right" w:pos="8296" w:leader="dot"/>
+              <w:tab w:val="right" w:leader="dot" w:pos="8296"/>
             </w:tabs>
             <w:rPr>
-              <w:rFonts w:cs="Arial" w:cstheme="minorBidi"/>
+              <w:rFonts w:cstheme="minorBidi"/>
               <w:kern w:val="2"/>
               <w:sz w:val="24"/>
             </w:rPr>
@@ -629,7 +749,12 @@
               <w:rPr>
                 <w:webHidden/>
               </w:rPr>
-              <w:instrText xml:space="preserve">PAGEREF _Toc197966359 \h</w:instrText>
+              <w:instrText>PAGEREF _Toc197966359 \h</w:instrText>
+            </w:r>
+            <w:r>
+              <w:rPr>
+                <w:webHidden/>
+              </w:rPr>
             </w:r>
             <w:r>
               <w:rPr>
@@ -640,9 +765,13 @@
             <w:r>
               <w:rPr>
                 <w:webHidden/>
-                <w:vanish w:val="false"/>
               </w:rPr>
               <w:t>Network-related Services:</w:t>
+            </w:r>
+            <w:r>
+              <w:rPr>
+                <w:webHidden/>
+              </w:rPr>
               <w:tab/>
               <w:t>3</w:t>
             </w:r>
@@ -656,13 +785,12 @@
         </w:p>
         <w:p>
           <w:pPr>
-            <w:pStyle w:val="32"/>
+            <w:pStyle w:val="31"/>
             <w:tabs>
-              <w:tab w:val="clear" w:pos="480"/>
-              <w:tab w:val="right" w:pos="8296" w:leader="dot"/>
+              <w:tab w:val="right" w:leader="dot" w:pos="8296"/>
             </w:tabs>
             <w:rPr>
-              <w:rFonts w:cs="Arial" w:cstheme="minorBidi"/>
+              <w:rFonts w:cstheme="minorBidi"/>
               <w:kern w:val="2"/>
               <w:sz w:val="24"/>
             </w:rPr>
@@ -678,7 +806,12 @@
               <w:rPr>
                 <w:webHidden/>
               </w:rPr>
-              <w:instrText xml:space="preserve">PAGEREF _Toc197966360 \h</w:instrText>
+              <w:instrText>PAGEREF _Toc197966360 \h</w:instrText>
+            </w:r>
+            <w:r>
+              <w:rPr>
+                <w:webHidden/>
+              </w:rPr>
             </w:r>
             <w:r>
               <w:rPr>
@@ -689,9 +822,13 @@
             <w:r>
               <w:rPr>
                 <w:webHidden/>
-                <w:vanish w:val="false"/>
               </w:rPr>
               <w:t>Security-related Services:</w:t>
+            </w:r>
+            <w:r>
+              <w:rPr>
+                <w:webHidden/>
+              </w:rPr>
               <w:tab/>
               <w:t>3</w:t>
             </w:r>
@@ -705,13 +842,12 @@
         </w:p>
         <w:p>
           <w:pPr>
-            <w:pStyle w:val="32"/>
+            <w:pStyle w:val="31"/>
             <w:tabs>
-              <w:tab w:val="clear" w:pos="480"/>
-              <w:tab w:val="right" w:pos="8296" w:leader="dot"/>
+              <w:tab w:val="right" w:leader="dot" w:pos="8296"/>
             </w:tabs>
             <w:rPr>
-              <w:rFonts w:cs="Arial" w:cstheme="minorBidi"/>
+              <w:rFonts w:cstheme="minorBidi"/>
               <w:kern w:val="2"/>
               <w:sz w:val="24"/>
             </w:rPr>
@@ -727,7 +863,12 @@
               <w:rPr>
                 <w:webHidden/>
               </w:rPr>
-              <w:instrText xml:space="preserve">PAGEREF _Toc197966361 \h</w:instrText>
+              <w:instrText>PAGEREF _Toc197966361 \h</w:instrText>
+            </w:r>
+            <w:r>
+              <w:rPr>
+                <w:webHidden/>
+              </w:rPr>
             </w:r>
             <w:r>
               <w:rPr>
@@ -738,9 +879,19 @@
             <w:r>
               <w:rPr>
                 <w:webHidden/>
-                <w:vanish w:val="false"/>
-              </w:rPr>
-              <w:t>Device and Driver Management</w:t>
+              </w:rPr>
+              <w:t>Device and Driver Manag</w:t>
+            </w:r>
+            <w:r>
+              <w:rPr>
+                <w:webHidden/>
+              </w:rPr>
+              <w:t>ement</w:t>
+            </w:r>
+            <w:r>
+              <w:rPr>
+                <w:webHidden/>
+              </w:rPr>
               <w:tab/>
               <w:t>3</w:t>
             </w:r>
@@ -754,13 +905,12 @@
         </w:p>
         <w:p>
           <w:pPr>
-            <w:pStyle w:val="32"/>
+            <w:pStyle w:val="31"/>
             <w:tabs>
-              <w:tab w:val="clear" w:pos="480"/>
-              <w:tab w:val="right" w:pos="8296" w:leader="dot"/>
+              <w:tab w:val="right" w:leader="dot" w:pos="8296"/>
             </w:tabs>
             <w:rPr>
-              <w:rFonts w:cs="Arial" w:cstheme="minorBidi"/>
+              <w:rFonts w:cstheme="minorBidi"/>
               <w:kern w:val="2"/>
               <w:sz w:val="24"/>
             </w:rPr>
@@ -768,14 +918,12 @@
           <w:hyperlink w:anchor="_Toc197966363">
             <w:r>
               <w:rPr>
-                <w:webHidden/>
                 <w:bCs/>
-                <w:vanish w:val="false"/>
+                <w:webHidden/>
               </w:rPr>
               <w:t>CR 3.3 Security Features from</w:t>
             </w:r>
             <w:r>
-              <w:rPr/>
               <w:t>:</w:t>
             </w:r>
             <w:r>
@@ -788,7 +936,12 @@
               <w:rPr>
                 <w:webHidden/>
               </w:rPr>
-              <w:instrText xml:space="preserve">PAGEREF _Toc197966363 \h</w:instrText>
+              <w:instrText>PAGEREF _Toc197966363 \h</w:instrText>
+            </w:r>
+            <w:r>
+              <w:rPr>
+                <w:webHidden/>
+              </w:rPr>
             </w:r>
             <w:r>
               <w:rPr>
@@ -797,9 +950,6 @@
               <w:fldChar w:fldCharType="separate"/>
             </w:r>
             <w:r>
-              <w:rPr>
-                <w:vanish w:val="false"/>
-              </w:rPr>
               <w:tab/>
               <w:t>4</w:t>
             </w:r>
@@ -813,13 +963,12 @@
         </w:p>
         <w:p>
           <w:pPr>
-            <w:pStyle w:val="22"/>
+            <w:pStyle w:val="21"/>
             <w:tabs>
-              <w:tab w:val="clear" w:pos="480"/>
-              <w:tab w:val="right" w:pos="8296" w:leader="dot"/>
+              <w:tab w:val="right" w:leader="dot" w:pos="8296"/>
             </w:tabs>
             <w:rPr>
-              <w:rFonts w:cs="Arial" w:cstheme="minorBidi"/>
+              <w:rFonts w:cstheme="minorBidi"/>
               <w:kern w:val="2"/>
               <w:sz w:val="24"/>
             </w:rPr>
@@ -835,7 +984,12 @@
               <w:rPr>
                 <w:webHidden/>
               </w:rPr>
-              <w:instrText xml:space="preserve">PAGEREF _Toc197966364 \h</w:instrText>
+              <w:instrText>PAGEREF _Toc197966364 \h</w:instrText>
+            </w:r>
+            <w:r>
+              <w:rPr>
+                <w:webHidden/>
+              </w:rPr>
             </w:r>
             <w:r>
               <w:rPr>
@@ -846,9 +1000,13 @@
             <w:r>
               <w:rPr>
                 <w:webHidden/>
-                <w:vanish w:val="false"/>
               </w:rPr>
               <w:t>integrity check of software/information/configuration/others</w:t>
+            </w:r>
+            <w:r>
+              <w:rPr>
+                <w:webHidden/>
+              </w:rPr>
               <w:tab/>
               <w:t>4</w:t>
             </w:r>
@@ -862,13 +1020,12 @@
         </w:p>
         <w:p>
           <w:pPr>
-            <w:pStyle w:val="32"/>
+            <w:pStyle w:val="31"/>
             <w:tabs>
-              <w:tab w:val="clear" w:pos="480"/>
-              <w:tab w:val="right" w:pos="8296" w:leader="dot"/>
+              <w:tab w:val="right" w:leader="dot" w:pos="8296"/>
             </w:tabs>
             <w:rPr>
-              <w:rFonts w:cs="Arial" w:cstheme="minorBidi"/>
+              <w:rFonts w:cstheme="minorBidi"/>
               <w:kern w:val="2"/>
               <w:sz w:val="24"/>
             </w:rPr>
@@ -884,7 +1041,12 @@
               <w:rPr>
                 <w:webHidden/>
               </w:rPr>
-              <w:instrText xml:space="preserve">PAGEREF _Toc197966365 \h</w:instrText>
+              <w:instrText>PAGEREF _Toc197966365 \h</w:instrText>
+            </w:r>
+            <w:r>
+              <w:rPr>
+                <w:webHidden/>
+              </w:rPr>
             </w:r>
             <w:r>
               <w:rPr>
@@ -895,9 +1057,19 @@
             <w:r>
               <w:rPr>
                 <w:webHidden/>
-                <w:vanish w:val="false"/>
-              </w:rPr>
-              <w:t>Strength of password-based authentication</w:t>
+              </w:rPr>
+              <w:t xml:space="preserve">Strength of password-based </w:t>
+            </w:r>
+            <w:r>
+              <w:rPr>
+                <w:webHidden/>
+              </w:rPr>
+              <w:t>authentication</w:t>
+            </w:r>
+            <w:r>
+              <w:rPr>
+                <w:webHidden/>
+              </w:rPr>
               <w:tab/>
               <w:t>4</w:t>
             </w:r>
@@ -911,13 +1083,12 @@
         </w:p>
         <w:p>
           <w:pPr>
-            <w:pStyle w:val="32"/>
+            <w:pStyle w:val="31"/>
             <w:tabs>
-              <w:tab w:val="clear" w:pos="480"/>
-              <w:tab w:val="right" w:pos="8296" w:leader="dot"/>
+              <w:tab w:val="right" w:leader="dot" w:pos="8296"/>
             </w:tabs>
             <w:rPr>
-              <w:rFonts w:cs="Arial" w:cstheme="minorBidi"/>
+              <w:rFonts w:cstheme="minorBidi"/>
               <w:kern w:val="2"/>
               <w:sz w:val="24"/>
             </w:rPr>
@@ -933,7 +1104,12 @@
               <w:rPr>
                 <w:webHidden/>
               </w:rPr>
-              <w:instrText xml:space="preserve">PAGEREF _Toc197966366 \h</w:instrText>
+              <w:instrText>PAGEREF _Toc197966366 \h</w:instrText>
+            </w:r>
+            <w:r>
+              <w:rPr>
+                <w:webHidden/>
+              </w:rPr>
             </w:r>
             <w:r>
               <w:rPr>
@@ -944,9 +1120,13 @@
             <w:r>
               <w:rPr>
                 <w:webHidden/>
-                <w:vanish w:val="false"/>
               </w:rPr>
               <w:t>Authenticator feedback</w:t>
+            </w:r>
+            <w:r>
+              <w:rPr>
+                <w:webHidden/>
+              </w:rPr>
               <w:tab/>
               <w:t>5</w:t>
             </w:r>
@@ -960,13 +1140,12 @@
         </w:p>
         <w:p>
           <w:pPr>
-            <w:pStyle w:val="32"/>
+            <w:pStyle w:val="31"/>
             <w:tabs>
-              <w:tab w:val="clear" w:pos="480"/>
-              <w:tab w:val="right" w:pos="8296" w:leader="dot"/>
+              <w:tab w:val="right" w:leader="dot" w:pos="8296"/>
             </w:tabs>
             <w:rPr>
-              <w:rFonts w:cs="Arial" w:cstheme="minorBidi"/>
+              <w:rFonts w:cstheme="minorBidi"/>
               <w:kern w:val="2"/>
               <w:sz w:val="24"/>
             </w:rPr>
@@ -982,7 +1161,12 @@
               <w:rPr>
                 <w:webHidden/>
               </w:rPr>
-              <w:instrText xml:space="preserve">PAGEREF _Toc197966367 \h</w:instrText>
+              <w:instrText>PAGEREF _Toc197966367 \h</w:instrText>
+            </w:r>
+            <w:r>
+              <w:rPr>
+                <w:webHidden/>
+              </w:rPr>
             </w:r>
             <w:r>
               <w:rPr>
@@ -993,9 +1177,13 @@
             <w:r>
               <w:rPr>
                 <w:webHidden/>
-                <w:vanish w:val="false"/>
               </w:rPr>
               <w:t>Unsuccessful login attempts</w:t>
+            </w:r>
+            <w:r>
+              <w:rPr>
+                <w:webHidden/>
+              </w:rPr>
               <w:tab/>
               <w:t>6</w:t>
             </w:r>
@@ -1009,13 +1197,12 @@
         </w:p>
         <w:p>
           <w:pPr>
-            <w:pStyle w:val="32"/>
+            <w:pStyle w:val="31"/>
             <w:tabs>
-              <w:tab w:val="clear" w:pos="480"/>
-              <w:tab w:val="right" w:pos="8296" w:leader="dot"/>
+              <w:tab w:val="right" w:leader="dot" w:pos="8296"/>
             </w:tabs>
             <w:rPr>
-              <w:rFonts w:cs="Arial" w:cstheme="minorBidi"/>
+              <w:rFonts w:cstheme="minorBidi"/>
               <w:kern w:val="2"/>
               <w:sz w:val="24"/>
             </w:rPr>
@@ -1031,7 +1218,12 @@
               <w:rPr>
                 <w:webHidden/>
               </w:rPr>
-              <w:instrText xml:space="preserve">PAGEREF _Toc197966368 \h</w:instrText>
+              <w:instrText>PAGEREF _Toc197966368 \h</w:instrText>
+            </w:r>
+            <w:r>
+              <w:rPr>
+                <w:webHidden/>
+              </w:rPr>
             </w:r>
             <w:r>
               <w:rPr>
@@ -1042,9 +1234,13 @@
             <w:r>
               <w:rPr>
                 <w:webHidden/>
-                <w:vanish w:val="false"/>
               </w:rPr>
               <w:t>System use notification</w:t>
+            </w:r>
+            <w:r>
+              <w:rPr>
+                <w:webHidden/>
+              </w:rPr>
               <w:tab/>
               <w:t>6</w:t>
             </w:r>
@@ -1058,13 +1254,12 @@
         </w:p>
         <w:p>
           <w:pPr>
-            <w:pStyle w:val="32"/>
+            <w:pStyle w:val="31"/>
             <w:tabs>
-              <w:tab w:val="clear" w:pos="480"/>
-              <w:tab w:val="right" w:pos="8296" w:leader="dot"/>
+              <w:tab w:val="right" w:leader="dot" w:pos="8296"/>
             </w:tabs>
             <w:rPr>
-              <w:rFonts w:cs="Arial" w:cstheme="minorBidi"/>
+              <w:rFonts w:cstheme="minorBidi"/>
               <w:kern w:val="2"/>
               <w:sz w:val="24"/>
             </w:rPr>
@@ -1080,7 +1275,12 @@
               <w:rPr>
                 <w:webHidden/>
               </w:rPr>
-              <w:instrText xml:space="preserve">PAGEREF _Toc197966369 \h</w:instrText>
+              <w:instrText>PAGEREF _Toc197966369 \h</w:instrText>
+            </w:r>
+            <w:r>
+              <w:rPr>
+                <w:webHidden/>
+              </w:rPr>
             </w:r>
             <w:r>
               <w:rPr>
@@ -1091,9 +1291,13 @@
             <w:r>
               <w:rPr>
                 <w:webHidden/>
-                <w:vanish w:val="false"/>
               </w:rPr>
               <w:t>Authorization enforcement, Permission mapping to roles</w:t>
+            </w:r>
+            <w:r>
+              <w:rPr>
+                <w:webHidden/>
+              </w:rPr>
               <w:tab/>
               <w:t>7</w:t>
             </w:r>
@@ -1105,9 +1309,6 @@
             </w:r>
           </w:hyperlink>
           <w:r>
-            <w:rPr>
-              <w:vanish w:val="false"/>
-            </w:rPr>
             <w:fldChar w:fldCharType="end"/>
           </w:r>
         </w:p>
@@ -1115,276 +1316,571 @@
     </w:sdt>
     <w:p>
       <w:pPr>
-        <w:pStyle w:val="Normal"/>
         <w:rPr>
           <w:b/>
-          <w:b/>
           <w:bCs/>
           <w:lang w:val="zh-TW"/>
         </w:rPr>
       </w:pPr>
-      <w:r>
-        <w:rPr>
-          <w:b/>
-          <w:bCs/>
-          <w:lang w:val="zh-TW"/>
-        </w:rPr>
-      </w:r>
     </w:p>
     <w:p>
       <w:pPr>
-        <w:pStyle w:val="Normal"/>
         <w:widowControl/>
         <w:rPr>
           <w:b/>
-          <w:b/>
           <w:bCs/>
           <w:lang w:val="zh-TW"/>
         </w:rPr>
       </w:pPr>
       <w:r>
-        <w:rPr>
-          <w:b/>
-          <w:bCs/>
-          <w:lang w:val="zh-TW"/>
-        </w:rPr>
-      </w:r>
-      <w:r>
         <w:br w:type="page"/>
       </w:r>
     </w:p>
+    <w:p/>
     <w:p>
       <w:pPr>
-        <w:pStyle w:val="Normal"/>
-        <w:rPr/>
-      </w:pPr>
-      <w:r>
-        <w:rPr/>
-      </w:r>
-    </w:p>
-    <w:p>
-      <w:pPr>
         <w:pStyle w:val="3"/>
-        <w:rPr/>
       </w:pPr>
       <w:bookmarkStart w:id="1" w:name="_Toc197966356"/>
       <w:r>
-        <w:rPr/>
         <w:t>Security functionalities:</w:t>
       </w:r>
       <w:bookmarkEnd w:id="1"/>
     </w:p>
     <w:p>
       <w:pPr>
-        <w:pStyle w:val="Normal"/>
         <w:widowControl/>
-        <w:numPr>
-          <w:ilvl w:val="0"/>
-          <w:numId w:val="1"/>
-        </w:numPr>
         <w:shd w:val="clear" w:color="auto" w:fill="FFFFFF"/>
-        <w:spacing w:lineRule="auto" w:line="240" w:beforeAutospacing="1" w:afterAutospacing="1"/>
-        <w:rPr>
-          <w:rFonts w:ascii="Segoe UI" w:hAnsi="Segoe UI" w:eastAsia="新細明體" w:cs="Segoe UI"/>
-          <w:color w:val="000000"/>
-          <w:kern w:val="0"/>
-          <w:sz w:val="21"/>
-          <w:szCs w:val="21"/>
-          <w14:ligatures w14:val="none"/>
-        </w:rPr>
-      </w:pPr>
-      <w:r>
-        <w:rPr>
-          <w:rFonts w:eastAsia="新細明體" w:cs="Segoe UI" w:ascii="Segoe UI" w:hAnsi="Segoe UI"/>
-          <w:color w:val="000000"/>
-          <w:kern w:val="0"/>
-          <w:sz w:val="21"/>
-          <w:szCs w:val="21"/>
-          <w14:ligatures w14:val="none"/>
-        </w:rPr>
-        <w:t>Support of TLS v1.2 and TLS v1.3:</w:t>
+        <w:tabs>
+          <w:tab w:val="num" w:pos="720"/>
+        </w:tabs>
+        <w:suppressAutoHyphens w:val="0"/>
+        <w:spacing w:before="100" w:beforeAutospacing="1" w:after="100" w:afterAutospacing="1" w:line="240" w:lineRule="auto"/>
+        <w:ind w:left="720" w:hanging="360"/>
+        <w:rPr>
+          <w:rFonts w:ascii="Segoe UI" w:eastAsia="PMingLiU" w:hAnsi="Segoe UI" w:cs="Segoe UI"/>
+          <w:color w:val="000000"/>
+          <w:kern w:val="0"/>
+          <w:sz w:val="21"/>
+          <w:szCs w:val="21"/>
+          <w14:ligatures w14:val="none"/>
+        </w:rPr>
+      </w:pPr>
+      <w:r>
+        <w:rPr>
+          <w:rFonts w:ascii="Segoe UI" w:eastAsia="PMingLiU" w:hAnsi="Segoe UI" w:cs="Segoe UI"/>
+          <w:color w:val="000000"/>
+          <w:kern w:val="0"/>
+          <w:sz w:val="21"/>
+          <w:szCs w:val="21"/>
+          <w14:ligatures w14:val="none"/>
+        </w:rPr>
+        <w:t>1. Support of TLS v1.2 and TLS v1.3:</w:t>
       </w:r>
     </w:p>
     <w:p>
       <w:pPr>
-        <w:pStyle w:val="Normal"/>
         <w:widowControl/>
         <w:shd w:val="clear" w:color="auto" w:fill="FFFFFF"/>
-        <w:spacing w:lineRule="auto" w:line="240" w:beforeAutospacing="1" w:afterAutospacing="1"/>
-        <w:ind w:left="720" w:hanging="0"/>
-        <w:rPr>
-          <w:rFonts w:ascii="Segoe UI" w:hAnsi="Segoe UI" w:eastAsia="新細明體" w:cs="Segoe UI"/>
-          <w:color w:val="000000"/>
-          <w:kern w:val="0"/>
-          <w:sz w:val="21"/>
-          <w:szCs w:val="21"/>
-          <w14:ligatures w14:val="none"/>
-        </w:rPr>
-      </w:pPr>
-      <w:r>
-        <w:rPr>
-          <w:rFonts w:eastAsia="新細明體" w:cs="Segoe UI" w:ascii="Segoe UI" w:hAnsi="Segoe UI"/>
-          <w:color w:val="000000"/>
-          <w:kern w:val="0"/>
-          <w:sz w:val="21"/>
-          <w:szCs w:val="21"/>
-          <w14:ligatures w14:val="none"/>
-        </w:rPr>
-        <w:t>Ubuntu 22.04 supports TLS v1.2 and TLS v1.3 protocols, which are essential for establishing secure communication channels. These protocols provide robust encryption, ensuring that data transmitted over the network is protected against eavesdropping, tampering, and forgery.</w:t>
+        <w:suppressAutoHyphens w:val="0"/>
+        <w:spacing w:before="100" w:beforeAutospacing="1" w:after="100" w:afterAutospacing="1" w:line="240" w:lineRule="auto"/>
+        <w:ind w:left="720"/>
+        <w:rPr>
+          <w:rFonts w:ascii="Segoe UI" w:eastAsia="PMingLiU" w:hAnsi="Segoe UI" w:cs="Segoe UI"/>
+          <w:color w:val="000000"/>
+          <w:kern w:val="0"/>
+          <w:sz w:val="21"/>
+          <w:szCs w:val="21"/>
+          <w14:ligatures w14:val="none"/>
+        </w:rPr>
+      </w:pPr>
+      <w:proofErr w:type="spellStart"/>
+      <w:r>
+        <w:rPr>
+          <w:rFonts w:ascii="Segoe UI" w:eastAsia="PMingLiU" w:hAnsi="Segoe UI" w:cs="Segoe UI"/>
+          <w:b/>
+          <w:bCs/>
+          <w:color w:val="000000"/>
+          <w:kern w:val="0"/>
+          <w:sz w:val="21"/>
+          <w:szCs w:val="21"/>
+          <w14:ligatures w14:val="none"/>
+        </w:rPr>
+        <w:t>Debian</w:t>
+      </w:r>
+      <w:proofErr w:type="spellEnd"/>
+      <w:r>
+        <w:rPr>
+          <w:rFonts w:ascii="Segoe UI" w:eastAsia="PMingLiU" w:hAnsi="Segoe UI" w:cs="Segoe UI"/>
+          <w:b/>
+          <w:bCs/>
+          <w:color w:val="000000"/>
+          <w:kern w:val="0"/>
+          <w:sz w:val="21"/>
+          <w:szCs w:val="21"/>
+          <w14:ligatures w14:val="none"/>
+        </w:rPr>
+        <w:t xml:space="preserve"> 12</w:t>
+      </w:r>
+      <w:r>
+        <w:rPr>
+          <w:rFonts w:ascii="Segoe UI" w:eastAsia="PMingLiU" w:hAnsi="Segoe UI" w:cs="Segoe UI"/>
+          <w:color w:val="000000"/>
+          <w:kern w:val="0"/>
+          <w:sz w:val="21"/>
+          <w:szCs w:val="21"/>
+          <w14:ligatures w14:val="none"/>
+        </w:rPr>
+        <w:t> incorporates </w:t>
+      </w:r>
+      <w:r>
+        <w:rPr>
+          <w:rFonts w:ascii="Segoe UI" w:eastAsia="PMingLiU" w:hAnsi="Segoe UI" w:cs="Segoe UI"/>
+          <w:b/>
+          <w:bCs/>
+          <w:color w:val="000000"/>
+          <w:kern w:val="0"/>
+          <w:sz w:val="21"/>
+          <w:szCs w:val="21"/>
+          <w14:ligatures w14:val="none"/>
+        </w:rPr>
+        <w:t>OpenSSL 3.0</w:t>
+      </w:r>
+      <w:r>
+        <w:rPr>
+          <w:rFonts w:ascii="Segoe UI" w:eastAsia="PMingLiU" w:hAnsi="Segoe UI" w:cs="Segoe UI"/>
+          <w:color w:val="000000"/>
+          <w:kern w:val="0"/>
+          <w:sz w:val="21"/>
+          <w:szCs w:val="21"/>
+          <w14:ligatures w14:val="none"/>
+        </w:rPr>
+        <w:t>, which provides native support for </w:t>
+      </w:r>
+      <w:r>
+        <w:rPr>
+          <w:rFonts w:ascii="Segoe UI" w:eastAsia="PMingLiU" w:hAnsi="Segoe UI" w:cs="Segoe UI"/>
+          <w:b/>
+          <w:bCs/>
+          <w:color w:val="000000"/>
+          <w:kern w:val="0"/>
+          <w:sz w:val="21"/>
+          <w:szCs w:val="21"/>
+          <w14:ligatures w14:val="none"/>
+        </w:rPr>
+        <w:t>TLS v1.2 and TLS v1.3</w:t>
+      </w:r>
+      <w:r>
+        <w:rPr>
+          <w:rFonts w:ascii="Segoe UI" w:eastAsia="PMingLiU" w:hAnsi="Segoe UI" w:cs="Segoe UI"/>
+          <w:color w:val="000000"/>
+          <w:kern w:val="0"/>
+          <w:sz w:val="21"/>
+          <w:szCs w:val="21"/>
+          <w14:ligatures w14:val="none"/>
+        </w:rPr>
+        <w:t xml:space="preserve"> protocols. These protocols </w:t>
+      </w:r>
+      <w:r>
+        <w:rPr>
+          <w:rFonts w:ascii="Segoe UI" w:eastAsia="PMingLiU" w:hAnsi="Segoe UI" w:cs="Segoe UI"/>
+          <w:color w:val="000000"/>
+          <w:kern w:val="0"/>
+          <w:sz w:val="21"/>
+          <w:szCs w:val="21"/>
+          <w14:ligatures w14:val="none"/>
+        </w:rPr>
+        <w:t>are essential for establishing secure communication channels by providing robust encryption and state-of-the-art ciphers. This ensures that all data transmitted over the network is protected against eavesdropping, tampering, and forgery, meeting modern ind</w:t>
+      </w:r>
+      <w:r>
+        <w:rPr>
+          <w:rFonts w:ascii="Segoe UI" w:eastAsia="PMingLiU" w:hAnsi="Segoe UI" w:cs="Segoe UI"/>
+          <w:color w:val="000000"/>
+          <w:kern w:val="0"/>
+          <w:sz w:val="21"/>
+          <w:szCs w:val="21"/>
+          <w14:ligatures w14:val="none"/>
+        </w:rPr>
+        <w:t>ustrial security standards.</w:t>
       </w:r>
     </w:p>
     <w:p>
       <w:pPr>
-        <w:pStyle w:val="Normal"/>
         <w:widowControl/>
-        <w:numPr>
-          <w:ilvl w:val="0"/>
-          <w:numId w:val="1"/>
-        </w:numPr>
         <w:shd w:val="clear" w:color="auto" w:fill="FFFFFF"/>
-        <w:spacing w:lineRule="auto" w:line="240" w:beforeAutospacing="1" w:afterAutospacing="1"/>
-        <w:rPr>
-          <w:rFonts w:ascii="Segoe UI" w:hAnsi="Segoe UI" w:eastAsia="新細明體" w:cs="Segoe UI"/>
-          <w:color w:val="000000"/>
-          <w:kern w:val="0"/>
-          <w:sz w:val="21"/>
-          <w:szCs w:val="21"/>
-          <w14:ligatures w14:val="none"/>
-        </w:rPr>
-      </w:pPr>
-      <w:r>
-        <w:rPr>
-          <w:rFonts w:eastAsia="新細明體" w:cs="Segoe UI" w:ascii="Segoe UI" w:hAnsi="Segoe UI"/>
-          <w:color w:val="000000"/>
-          <w:kern w:val="0"/>
-          <w:sz w:val="21"/>
-          <w:szCs w:val="21"/>
-          <w14:ligatures w14:val="none"/>
-        </w:rPr>
-        <w:t>Signed Firmware Updates:</w:t>
+        <w:tabs>
+          <w:tab w:val="num" w:pos="720"/>
+        </w:tabs>
+        <w:suppressAutoHyphens w:val="0"/>
+        <w:spacing w:before="100" w:beforeAutospacing="1" w:after="100" w:afterAutospacing="1" w:line="240" w:lineRule="auto"/>
+        <w:ind w:left="720" w:hanging="360"/>
+        <w:rPr>
+          <w:rFonts w:ascii="Segoe UI" w:eastAsia="PMingLiU" w:hAnsi="Segoe UI" w:cs="Segoe UI"/>
+          <w:color w:val="000000"/>
+          <w:kern w:val="0"/>
+          <w:sz w:val="21"/>
+          <w:szCs w:val="21"/>
+          <w14:ligatures w14:val="none"/>
+        </w:rPr>
+      </w:pPr>
+      <w:r>
+        <w:rPr>
+          <w:rFonts w:ascii="Segoe UI" w:eastAsia="PMingLiU" w:hAnsi="Segoe UI" w:cs="Segoe UI"/>
+          <w:color w:val="000000"/>
+          <w:kern w:val="0"/>
+          <w:sz w:val="21"/>
+          <w:szCs w:val="21"/>
+          <w14:ligatures w14:val="none"/>
+        </w:rPr>
+        <w:t>2. Signed Firmware and Software Updates:</w:t>
       </w:r>
     </w:p>
     <w:p>
       <w:pPr>
-        <w:pStyle w:val="Normal"/>
         <w:widowControl/>
         <w:shd w:val="clear" w:color="auto" w:fill="FFFFFF"/>
-        <w:spacing w:lineRule="auto" w:line="240" w:beforeAutospacing="1" w:afterAutospacing="1"/>
-        <w:ind w:left="720" w:hanging="0"/>
-        <w:rPr>
-          <w:rFonts w:ascii="Segoe UI" w:hAnsi="Segoe UI" w:eastAsia="新細明體" w:cs="Segoe UI"/>
-          <w:color w:val="000000"/>
-          <w:kern w:val="0"/>
-          <w:sz w:val="21"/>
-          <w:szCs w:val="21"/>
-          <w14:ligatures w14:val="none"/>
-        </w:rPr>
-      </w:pPr>
-      <w:r>
-        <w:rPr>
-          <w:rFonts w:eastAsia="新細明體" w:cs="Segoe UI" w:ascii="Segoe UI" w:hAnsi="Segoe UI"/>
-          <w:color w:val="000000"/>
-          <w:kern w:val="0"/>
-          <w:sz w:val="21"/>
-          <w:szCs w:val="21"/>
-          <w14:ligatures w14:val="none"/>
-        </w:rPr>
-        <w:t>Ubuntu 22.04 ensures the integrity and authenticity of firmware updates through the use of signed updates. This feature guarantees that only firmware from trusted sources is installed, protecting the system from potential security threats posed by unauthorized or malicious updates.</w:t>
+        <w:suppressAutoHyphens w:val="0"/>
+        <w:spacing w:before="100" w:beforeAutospacing="1" w:after="100" w:afterAutospacing="1" w:line="240" w:lineRule="auto"/>
+        <w:ind w:left="720"/>
+        <w:rPr>
+          <w:rFonts w:ascii="Segoe UI" w:eastAsia="PMingLiU" w:hAnsi="Segoe UI" w:cs="Segoe UI"/>
+          <w:color w:val="000000"/>
+          <w:kern w:val="0"/>
+          <w:sz w:val="21"/>
+          <w:szCs w:val="21"/>
+          <w14:ligatures w14:val="none"/>
+        </w:rPr>
+      </w:pPr>
+      <w:proofErr w:type="spellStart"/>
+      <w:r>
+        <w:rPr>
+          <w:rFonts w:ascii="Segoe UI" w:eastAsia="PMingLiU" w:hAnsi="Segoe UI" w:cs="Segoe UI"/>
+          <w:b/>
+          <w:bCs/>
+          <w:color w:val="000000"/>
+          <w:kern w:val="0"/>
+          <w:sz w:val="21"/>
+          <w:szCs w:val="21"/>
+          <w14:ligatures w14:val="none"/>
+        </w:rPr>
+        <w:t>Debian</w:t>
+      </w:r>
+      <w:proofErr w:type="spellEnd"/>
+      <w:r>
+        <w:rPr>
+          <w:rFonts w:ascii="Segoe UI" w:eastAsia="PMingLiU" w:hAnsi="Segoe UI" w:cs="Segoe UI"/>
+          <w:b/>
+          <w:bCs/>
+          <w:color w:val="000000"/>
+          <w:kern w:val="0"/>
+          <w:sz w:val="21"/>
+          <w:szCs w:val="21"/>
+          <w14:ligatures w14:val="none"/>
+        </w:rPr>
+        <w:t xml:space="preserve"> 12</w:t>
+      </w:r>
+      <w:r>
+        <w:rPr>
+          <w:rFonts w:ascii="Segoe UI" w:eastAsia="PMingLiU" w:hAnsi="Segoe UI" w:cs="Segoe UI"/>
+          <w:color w:val="000000"/>
+          <w:kern w:val="0"/>
+          <w:sz w:val="21"/>
+          <w:szCs w:val="21"/>
+          <w14:ligatures w14:val="none"/>
+        </w:rPr>
+        <w:t> ensures the integrity and authenticity of firmware and system updates through the </w:t>
+      </w:r>
+      <w:r>
+        <w:rPr>
+          <w:rFonts w:ascii="Segoe UI" w:eastAsia="PMingLiU" w:hAnsi="Segoe UI" w:cs="Segoe UI"/>
+          <w:b/>
+          <w:bCs/>
+          <w:color w:val="000000"/>
+          <w:kern w:val="0"/>
+          <w:sz w:val="21"/>
+          <w:szCs w:val="21"/>
+          <w14:ligatures w14:val="none"/>
+        </w:rPr>
+        <w:t>APT (Advanced Package Tool)</w:t>
+      </w:r>
+      <w:r>
+        <w:rPr>
+          <w:rFonts w:ascii="Segoe UI" w:eastAsia="PMingLiU" w:hAnsi="Segoe UI" w:cs="Segoe UI"/>
+          <w:color w:val="000000"/>
+          <w:kern w:val="0"/>
+          <w:sz w:val="21"/>
+          <w:szCs w:val="21"/>
+          <w14:ligatures w14:val="none"/>
+        </w:rPr>
+        <w:t> infrastructure, which utilizes </w:t>
+      </w:r>
+      <w:r>
+        <w:rPr>
+          <w:rFonts w:ascii="Segoe UI" w:eastAsia="PMingLiU" w:hAnsi="Segoe UI" w:cs="Segoe UI"/>
+          <w:b/>
+          <w:bCs/>
+          <w:color w:val="000000"/>
+          <w:kern w:val="0"/>
+          <w:sz w:val="21"/>
+          <w:szCs w:val="21"/>
+          <w14:ligatures w14:val="none"/>
+        </w:rPr>
+        <w:t>GPG (GNU Privacy Guard) signed repos</w:t>
+      </w:r>
+      <w:r>
+        <w:rPr>
+          <w:rFonts w:ascii="Segoe UI" w:eastAsia="PMingLiU" w:hAnsi="Segoe UI" w:cs="Segoe UI"/>
+          <w:b/>
+          <w:bCs/>
+          <w:color w:val="000000"/>
+          <w:kern w:val="0"/>
+          <w:sz w:val="21"/>
+          <w:szCs w:val="21"/>
+          <w14:ligatures w14:val="none"/>
+        </w:rPr>
+        <w:t>itories</w:t>
+      </w:r>
+      <w:r>
+        <w:rPr>
+          <w:rFonts w:ascii="Segoe UI" w:eastAsia="PMingLiU" w:hAnsi="Segoe UI" w:cs="Segoe UI"/>
+          <w:color w:val="000000"/>
+          <w:kern w:val="0"/>
+          <w:sz w:val="21"/>
+          <w:szCs w:val="21"/>
+          <w14:ligatures w14:val="none"/>
+        </w:rPr>
+        <w:t>. This mechanism guarantees that only packages from trusted, verified sources are installed. Any attempt to install unauthorized or tampered updates will be blocked, protecting the system from malicious software injection during the update process.</w:t>
       </w:r>
     </w:p>
     <w:p>
       <w:pPr>
-        <w:pStyle w:val="Normal"/>
         <w:widowControl/>
-        <w:numPr>
-          <w:ilvl w:val="0"/>
-          <w:numId w:val="1"/>
-        </w:numPr>
         <w:shd w:val="clear" w:color="auto" w:fill="FFFFFF"/>
-        <w:spacing w:lineRule="auto" w:line="240" w:beforeAutospacing="1" w:afterAutospacing="1"/>
-        <w:rPr>
-          <w:rFonts w:ascii="Segoe UI" w:hAnsi="Segoe UI" w:eastAsia="新細明體" w:cs="Segoe UI"/>
-          <w:color w:val="000000"/>
-          <w:kern w:val="0"/>
-          <w:sz w:val="21"/>
-          <w:szCs w:val="21"/>
-          <w14:ligatures w14:val="none"/>
-        </w:rPr>
-      </w:pPr>
-      <w:r>
-        <w:rPr>
-          <w:rFonts w:eastAsia="新細明體" w:cs="Segoe UI" w:ascii="Segoe UI" w:hAnsi="Segoe UI"/>
-          <w:color w:val="000000"/>
-          <w:kern w:val="0"/>
-          <w:sz w:val="21"/>
-          <w:szCs w:val="21"/>
-          <w14:ligatures w14:val="none"/>
-        </w:rPr>
-        <w:t>TLS Version Management:</w:t>
+        <w:tabs>
+          <w:tab w:val="num" w:pos="720"/>
+        </w:tabs>
+        <w:suppressAutoHyphens w:val="0"/>
+        <w:spacing w:before="100" w:beforeAutospacing="1" w:after="100" w:afterAutospacing="1" w:line="240" w:lineRule="auto"/>
+        <w:ind w:left="720" w:hanging="360"/>
+        <w:rPr>
+          <w:rFonts w:ascii="Segoe UI" w:eastAsia="PMingLiU" w:hAnsi="Segoe UI" w:cs="Segoe UI"/>
+          <w:color w:val="000000"/>
+          <w:kern w:val="0"/>
+          <w:sz w:val="21"/>
+          <w:szCs w:val="21"/>
+          <w14:ligatures w14:val="none"/>
+        </w:rPr>
+      </w:pPr>
+      <w:r>
+        <w:rPr>
+          <w:rFonts w:ascii="Segoe UI" w:eastAsia="PMingLiU" w:hAnsi="Segoe UI" w:cs="Segoe UI"/>
+          <w:color w:val="000000"/>
+          <w:kern w:val="0"/>
+          <w:sz w:val="21"/>
+          <w:szCs w:val="21"/>
+          <w14:ligatures w14:val="none"/>
+        </w:rPr>
+        <w:t>3. TLS Version Management and Protocol Hardening:</w:t>
       </w:r>
     </w:p>
     <w:p>
       <w:pPr>
-        <w:pStyle w:val="Normal"/>
         <w:widowControl/>
         <w:shd w:val="clear" w:color="auto" w:fill="FFFFFF"/>
-        <w:spacing w:lineRule="auto" w:line="240" w:beforeAutospacing="1" w:afterAutospacing="1"/>
-        <w:ind w:left="720" w:hanging="0"/>
-        <w:rPr>
-          <w:rFonts w:ascii="Segoe UI" w:hAnsi="Segoe UI" w:eastAsia="新細明體" w:cs="Segoe UI"/>
-          <w:color w:val="000000"/>
-          <w:kern w:val="0"/>
-          <w:sz w:val="21"/>
-          <w:szCs w:val="21"/>
-          <w14:ligatures w14:val="none"/>
-        </w:rPr>
-      </w:pPr>
-      <w:r>
-        <w:rPr>
-          <w:rFonts w:eastAsia="新細明體" w:cs="Segoe UI" w:ascii="Segoe UI" w:hAnsi="Segoe UI"/>
-          <w:color w:val="000000"/>
-          <w:kern w:val="0"/>
-          <w:sz w:val="21"/>
-          <w:szCs w:val="21"/>
-          <w14:ligatures w14:val="none"/>
-        </w:rPr>
-        <w:t>Disabling of TLS v1.0 and TLS v1.1: Ubuntu 22.04 disables older versions of the TLS protocol (TLS v1.0 and TLS v1.1) to eliminate security risks associated with them. By enforcing the use of TLS v1.2 and TLS v1.3, Ubuntu ensures that communications are secured with the latest and most secure cryptographic standards.</w:t>
+        <w:suppressAutoHyphens w:val="0"/>
+        <w:spacing w:before="100" w:beforeAutospacing="1" w:after="100" w:afterAutospacing="1" w:line="240" w:lineRule="auto"/>
+        <w:ind w:left="720"/>
+        <w:rPr>
+          <w:rFonts w:ascii="Segoe UI" w:eastAsia="PMingLiU" w:hAnsi="Segoe UI" w:cs="Segoe UI"/>
+          <w:color w:val="000000"/>
+          <w:kern w:val="0"/>
+          <w:sz w:val="21"/>
+          <w:szCs w:val="21"/>
+          <w14:ligatures w14:val="none"/>
+        </w:rPr>
+      </w:pPr>
+      <w:r>
+        <w:rPr>
+          <w:rFonts w:ascii="Segoe UI" w:eastAsia="PMingLiU" w:hAnsi="Segoe UI" w:cs="Segoe UI"/>
+          <w:b/>
+          <w:bCs/>
+          <w:color w:val="000000"/>
+          <w:kern w:val="0"/>
+          <w:sz w:val="21"/>
+          <w:szCs w:val="21"/>
+          <w14:ligatures w14:val="none"/>
+        </w:rPr>
+        <w:t>Disabling of Legacy Protocols (TLS v1.0/v1.1):</w:t>
+      </w:r>
+      <w:r>
+        <w:rPr>
+          <w:rFonts w:ascii="Segoe UI" w:eastAsia="PMingLiU" w:hAnsi="Segoe UI" w:cs="Segoe UI"/>
+          <w:color w:val="000000"/>
+          <w:kern w:val="0"/>
+          <w:sz w:val="21"/>
+          <w:szCs w:val="21"/>
+          <w14:ligatures w14:val="none"/>
+        </w:rPr>
+        <w:t> By default, </w:t>
+      </w:r>
+      <w:proofErr w:type="spellStart"/>
+      <w:r>
+        <w:rPr>
+          <w:rFonts w:ascii="Segoe UI" w:eastAsia="PMingLiU" w:hAnsi="Segoe UI" w:cs="Segoe UI"/>
+          <w:b/>
+          <w:bCs/>
+          <w:color w:val="000000"/>
+          <w:kern w:val="0"/>
+          <w:sz w:val="21"/>
+          <w:szCs w:val="21"/>
+          <w14:ligatures w14:val="none"/>
+        </w:rPr>
+        <w:t>Debian</w:t>
+      </w:r>
+      <w:proofErr w:type="spellEnd"/>
+      <w:r>
+        <w:rPr>
+          <w:rFonts w:ascii="Segoe UI" w:eastAsia="PMingLiU" w:hAnsi="Segoe UI" w:cs="Segoe UI"/>
+          <w:b/>
+          <w:bCs/>
+          <w:color w:val="000000"/>
+          <w:kern w:val="0"/>
+          <w:sz w:val="21"/>
+          <w:szCs w:val="21"/>
+          <w14:ligatures w14:val="none"/>
+        </w:rPr>
+        <w:t xml:space="preserve"> 12</w:t>
+      </w:r>
+      <w:r>
+        <w:rPr>
+          <w:rFonts w:ascii="Segoe UI" w:eastAsia="PMingLiU" w:hAnsi="Segoe UI" w:cs="Segoe UI"/>
+          <w:color w:val="000000"/>
+          <w:kern w:val="0"/>
+          <w:sz w:val="21"/>
+          <w:szCs w:val="21"/>
+          <w14:ligatures w14:val="none"/>
+        </w:rPr>
+        <w:t>'s system-wide cryptographic policies are configured to deprecate and disable insecure legacy protocols, including </w:t>
+      </w:r>
+      <w:r>
+        <w:rPr>
+          <w:rFonts w:ascii="Segoe UI" w:eastAsia="PMingLiU" w:hAnsi="Segoe UI" w:cs="Segoe UI"/>
+          <w:b/>
+          <w:bCs/>
+          <w:color w:val="000000"/>
+          <w:kern w:val="0"/>
+          <w:sz w:val="21"/>
+          <w:szCs w:val="21"/>
+          <w14:ligatures w14:val="none"/>
+        </w:rPr>
+        <w:t>TLS v1.0 and TLS v1.1</w:t>
+      </w:r>
+      <w:r>
+        <w:rPr>
+          <w:rFonts w:ascii="Segoe UI" w:eastAsia="PMingLiU" w:hAnsi="Segoe UI" w:cs="Segoe UI"/>
+          <w:color w:val="000000"/>
+          <w:kern w:val="0"/>
+          <w:sz w:val="21"/>
+          <w:szCs w:val="21"/>
+          <w14:ligatures w14:val="none"/>
+        </w:rPr>
+        <w:t xml:space="preserve">. </w:t>
+      </w:r>
+      <w:r>
+        <w:rPr>
+          <w:rFonts w:ascii="Segoe UI" w:eastAsia="PMingLiU" w:hAnsi="Segoe UI" w:cs="Segoe UI"/>
+          <w:color w:val="000000"/>
+          <w:kern w:val="0"/>
+          <w:sz w:val="21"/>
+          <w:szCs w:val="21"/>
+          <w14:ligatures w14:val="none"/>
+        </w:rPr>
+        <w:t>By enforcing a minimum protocol version of </w:t>
+      </w:r>
+      <w:r>
+        <w:rPr>
+          <w:rFonts w:ascii="Segoe UI" w:eastAsia="PMingLiU" w:hAnsi="Segoe UI" w:cs="Segoe UI"/>
+          <w:b/>
+          <w:bCs/>
+          <w:color w:val="000000"/>
+          <w:kern w:val="0"/>
+          <w:sz w:val="21"/>
+          <w:szCs w:val="21"/>
+          <w14:ligatures w14:val="none"/>
+        </w:rPr>
+        <w:t>TLS v1.2</w:t>
+      </w:r>
+      <w:r>
+        <w:rPr>
+          <w:rFonts w:ascii="Segoe UI" w:eastAsia="PMingLiU" w:hAnsi="Segoe UI" w:cs="Segoe UI"/>
+          <w:color w:val="000000"/>
+          <w:kern w:val="0"/>
+          <w:sz w:val="21"/>
+          <w:szCs w:val="21"/>
+          <w14:ligatures w14:val="none"/>
+        </w:rPr>
+        <w:t xml:space="preserve">, </w:t>
+      </w:r>
+      <w:proofErr w:type="spellStart"/>
+      <w:r>
+        <w:rPr>
+          <w:rFonts w:ascii="Segoe UI" w:eastAsia="PMingLiU" w:hAnsi="Segoe UI" w:cs="Segoe UI"/>
+          <w:color w:val="000000"/>
+          <w:kern w:val="0"/>
+          <w:sz w:val="21"/>
+          <w:szCs w:val="21"/>
+          <w14:ligatures w14:val="none"/>
+        </w:rPr>
+        <w:t>Debian</w:t>
+      </w:r>
+      <w:proofErr w:type="spellEnd"/>
+      <w:r>
+        <w:rPr>
+          <w:rFonts w:ascii="Segoe UI" w:eastAsia="PMingLiU" w:hAnsi="Segoe UI" w:cs="Segoe UI"/>
+          <w:color w:val="000000"/>
+          <w:kern w:val="0"/>
+          <w:sz w:val="21"/>
+          <w:szCs w:val="21"/>
+          <w14:ligatures w14:val="none"/>
+        </w:rPr>
+        <w:t xml:space="preserve"> ensures that all encrypted communications leverage secure hash algorithms and key exchange mechanisms, effectively eliminating vulnerabilities associated with older cryptographic standards.</w:t>
       </w:r>
     </w:p>
     <w:p>
       <w:pPr>
         <w:pStyle w:val="3"/>
-        <w:rPr/>
       </w:pPr>
       <w:bookmarkStart w:id="2" w:name="_Toc197966357"/>
       <w:r>
-        <w:rPr/>
-        <w:t>Default open Ports</w:t>
+        <w:t>Def</w:t>
+      </w:r>
+      <w:r>
+        <w:t>ault open Ports</w:t>
       </w:r>
       <w:bookmarkEnd w:id="2"/>
     </w:p>
     <w:p>
       <w:pPr>
-        <w:pStyle w:val="Normal"/>
         <w:widowControl/>
         <w:numPr>
           <w:ilvl w:val="0"/>
           <w:numId w:val="2"/>
         </w:numPr>
         <w:shd w:val="clear" w:color="auto" w:fill="FFFFFF"/>
-        <w:spacing w:lineRule="auto" w:line="240" w:beforeAutospacing="1" w:afterAutospacing="1"/>
-        <w:rPr>
-          <w:rFonts w:ascii="Segoe UI" w:hAnsi="Segoe UI" w:eastAsia="新細明體" w:cs="Segoe UI"/>
-          <w:color w:val="000000"/>
-          <w:kern w:val="0"/>
-          <w:sz w:val="21"/>
-          <w:szCs w:val="21"/>
-          <w14:ligatures w14:val="none"/>
-        </w:rPr>
-      </w:pPr>
-      <w:r>
-        <w:rPr>
-          <w:rFonts w:eastAsia="新細明體" w:cs="Segoe UI" w:ascii="Segoe UI" w:hAnsi="Segoe UI"/>
+        <w:suppressAutoHyphens w:val="0"/>
+        <w:spacing w:before="100" w:beforeAutospacing="1" w:after="100" w:afterAutospacing="1" w:line="240" w:lineRule="auto"/>
+        <w:rPr>
+          <w:rFonts w:ascii="Segoe UI" w:eastAsia="PMingLiU" w:hAnsi="Segoe UI" w:cs="Segoe UI"/>
+          <w:color w:val="000000"/>
+          <w:kern w:val="0"/>
+          <w:sz w:val="21"/>
+          <w:szCs w:val="21"/>
+          <w14:ligatures w14:val="none"/>
+        </w:rPr>
+      </w:pPr>
+      <w:r>
+        <w:rPr>
+          <w:rFonts w:ascii="Segoe UI" w:eastAsia="PMingLiU" w:hAnsi="Segoe UI" w:cs="Segoe UI"/>
           <w:color w:val="000000"/>
           <w:kern w:val="0"/>
           <w:sz w:val="21"/>
@@ -1397,68 +1893,76 @@
     <w:p>
       <w:pPr>
         <w:pStyle w:val="3"/>
-        <w:rPr/>
       </w:pPr>
       <w:bookmarkStart w:id="3" w:name="_Toc197966358"/>
       <w:r>
-        <w:rPr/>
+        <w:lastRenderedPageBreak/>
         <w:t>Basic System Services:</w:t>
       </w:r>
       <w:bookmarkEnd w:id="3"/>
     </w:p>
     <w:p>
       <w:pPr>
-        <w:pStyle w:val="Normal"/>
         <w:widowControl/>
         <w:numPr>
           <w:ilvl w:val="0"/>
           <w:numId w:val="3"/>
         </w:numPr>
         <w:shd w:val="clear" w:color="auto" w:fill="FFFFFF"/>
-        <w:spacing w:lineRule="auto" w:line="240" w:beforeAutospacing="1" w:after="0"/>
-        <w:rPr>
-          <w:rFonts w:ascii="Segoe UI" w:hAnsi="Segoe UI" w:eastAsia="新細明體" w:cs="Segoe UI"/>
-          <w:color w:val="000000"/>
-          <w:kern w:val="0"/>
-          <w:sz w:val="21"/>
-          <w:szCs w:val="21"/>
-          <w14:ligatures w14:val="none"/>
-        </w:rPr>
-      </w:pPr>
-      <w:r>
-        <w:rPr>
-          <w:rFonts w:eastAsia="新細明體" w:cs="Segoe UI" w:ascii="Segoe UI" w:hAnsi="Segoe UI"/>
-          <w:color w:val="000000"/>
-          <w:kern w:val="0"/>
-          <w:sz w:val="21"/>
-          <w:szCs w:val="21"/>
-          <w14:ligatures w14:val="none"/>
-        </w:rPr>
-        <w:t>Event Logging: The system logs events, which are crucial for monitoring, auditing, and troubleshooting, providing transparency and accountability.</w:t>
+        <w:spacing w:beforeAutospacing="1" w:after="0" w:line="240" w:lineRule="auto"/>
+        <w:rPr>
+          <w:rFonts w:ascii="Segoe UI" w:eastAsia="PMingLiU" w:hAnsi="Segoe UI" w:cs="Segoe UI"/>
+          <w:color w:val="000000"/>
+          <w:kern w:val="0"/>
+          <w:sz w:val="21"/>
+          <w:szCs w:val="21"/>
+          <w14:ligatures w14:val="none"/>
+        </w:rPr>
+      </w:pPr>
+      <w:r>
+        <w:rPr>
+          <w:rFonts w:ascii="Segoe UI" w:eastAsia="PMingLiU" w:hAnsi="Segoe UI" w:cs="Segoe UI"/>
+          <w:color w:val="000000"/>
+          <w:kern w:val="0"/>
+          <w:sz w:val="21"/>
+          <w:szCs w:val="21"/>
+          <w14:ligatures w14:val="none"/>
+        </w:rPr>
+        <w:t>Event Logging: The system logs events, which are crucial for monitoring, aud</w:t>
+      </w:r>
+      <w:r>
+        <w:rPr>
+          <w:rFonts w:ascii="Segoe UI" w:eastAsia="PMingLiU" w:hAnsi="Segoe UI" w:cs="Segoe UI"/>
+          <w:color w:val="000000"/>
+          <w:kern w:val="0"/>
+          <w:sz w:val="21"/>
+          <w:szCs w:val="21"/>
+          <w14:ligatures w14:val="none"/>
+        </w:rPr>
+        <w:t>iting, and troubleshooting, providing transparency and accountability.</w:t>
       </w:r>
     </w:p>
     <w:p>
       <w:pPr>
-        <w:pStyle w:val="Normal"/>
         <w:widowControl/>
         <w:numPr>
           <w:ilvl w:val="0"/>
           <w:numId w:val="3"/>
         </w:numPr>
         <w:shd w:val="clear" w:color="auto" w:fill="FFFFFF"/>
-        <w:spacing w:lineRule="auto" w:line="240" w:before="0" w:after="0"/>
-        <w:rPr>
-          <w:rFonts w:ascii="Segoe UI" w:hAnsi="Segoe UI" w:eastAsia="新細明體" w:cs="Segoe UI"/>
-          <w:color w:val="000000"/>
-          <w:kern w:val="0"/>
-          <w:sz w:val="21"/>
-          <w:szCs w:val="21"/>
-          <w14:ligatures w14:val="none"/>
-        </w:rPr>
-      </w:pPr>
-      <w:r>
-        <w:rPr>
-          <w:rFonts w:eastAsia="新細明體" w:cs="Segoe UI" w:ascii="Segoe UI" w:hAnsi="Segoe UI"/>
+        <w:spacing w:after="0" w:line="240" w:lineRule="auto"/>
+        <w:rPr>
+          <w:rFonts w:ascii="Segoe UI" w:eastAsia="PMingLiU" w:hAnsi="Segoe UI" w:cs="Segoe UI"/>
+          <w:color w:val="000000"/>
+          <w:kern w:val="0"/>
+          <w:sz w:val="21"/>
+          <w:szCs w:val="21"/>
+          <w14:ligatures w14:val="none"/>
+        </w:rPr>
+      </w:pPr>
+      <w:r>
+        <w:rPr>
+          <w:rFonts w:ascii="Segoe UI" w:eastAsia="PMingLiU" w:hAnsi="Segoe UI" w:cs="Segoe UI"/>
           <w:color w:val="000000"/>
           <w:kern w:val="0"/>
           <w:sz w:val="21"/>
@@ -1470,14 +1974,13 @@
     </w:p>
     <w:p>
       <w:pPr>
-        <w:pStyle w:val="Normal"/>
         <w:widowControl/>
         <w:numPr>
           <w:ilvl w:val="0"/>
           <w:numId w:val="3"/>
         </w:numPr>
         <w:shd w:val="clear" w:color="auto" w:fill="FFFFFF"/>
-        <w:spacing w:lineRule="auto" w:line="240" w:before="0" w:afterAutospacing="1"/>
+        <w:spacing w:afterAutospacing="1" w:line="240" w:lineRule="auto"/>
         <w:rPr>
           <w:rFonts w:ascii="Segoe UI" w:hAnsi="Segoe UI" w:cs="Segoe UI"/>
           <w:color w:val="000000"/>
@@ -1487,16 +1990,25 @@
       </w:pPr>
       <w:r>
         <w:rPr>
-          <w:rFonts w:eastAsia="新細明體"/>
-          <w:bCs/>
-          <w:kern w:val="0"/>
-          <w14:ligatures w14:val="none"/>
-        </w:rPr>
-        <w:t>File Management Interface: Provides a secure and user-friendly interface for managing files, with restrictions in place to prevent unauthorized access</w:t>
-      </w:r>
-      <w:r>
-        <w:rPr>
-          <w:rFonts w:eastAsia="新細明體" w:cs="Segoe UI" w:ascii="Segoe UI" w:hAnsi="Segoe UI"/>
+          <w:rFonts w:eastAsia="PMingLiU"/>
+          <w:bCs/>
+          <w:kern w:val="0"/>
+          <w14:ligatures w14:val="none"/>
+        </w:rPr>
+        <w:t>File Management Interface: Provides a secure and user-friendly</w:t>
+      </w:r>
+      <w:r>
+        <w:rPr>
+          <w:rFonts w:eastAsia="PMingLiU"/>
+          <w:bCs/>
+          <w:kern w:val="0"/>
+          <w14:ligatures w14:val="none"/>
+        </w:rPr>
+        <w:t xml:space="preserve"> interface for managing files, with restrictions in place to prevent unauthorized access</w:t>
+      </w:r>
+      <w:r>
+        <w:rPr>
+          <w:rFonts w:ascii="Segoe UI" w:eastAsia="PMingLiU" w:hAnsi="Segoe UI" w:cs="Segoe UI"/>
           <w:color w:val="000000"/>
           <w:kern w:val="0"/>
           <w:sz w:val="21"/>
@@ -1509,612 +2021,1607 @@
     <w:p>
       <w:pPr>
         <w:pStyle w:val="3"/>
-        <w:rPr/>
       </w:pPr>
       <w:bookmarkStart w:id="4" w:name="_Toc197966359"/>
       <w:r>
-        <w:rPr/>
         <w:t>Network-related Services:</w:t>
       </w:r>
       <w:bookmarkEnd w:id="4"/>
     </w:p>
     <w:p>
       <w:pPr>
-        <w:pStyle w:val="Normal"/>
         <w:widowControl/>
-        <w:numPr>
-          <w:ilvl w:val="0"/>
-          <w:numId w:val="4"/>
-        </w:numPr>
         <w:shd w:val="clear" w:color="auto" w:fill="FFFFFF"/>
-        <w:spacing w:lineRule="auto" w:line="240" w:beforeAutospacing="1" w:after="0"/>
-        <w:rPr/>
-      </w:pPr>
-      <w:r>
-        <w:rPr/>
-        <w:t xml:space="preserve">Network </w:t>
-      </w:r>
-      <w:r>
-        <w:rPr>
-          <w:rFonts w:eastAsia="新細明體" w:cs="Segoe UI" w:ascii="Segoe UI" w:hAnsi="Segoe UI"/>
-          <w:color w:val="000000"/>
-          <w:kern w:val="0"/>
-          <w:sz w:val="21"/>
-          <w:szCs w:val="21"/>
-          <w14:ligatures w14:val="none"/>
-        </w:rPr>
-        <w:t>Profile</w:t>
-      </w:r>
-      <w:r>
-        <w:rPr/>
-        <w:t xml:space="preserve"> Management: Ubuntu manages network configurations securely, ensuring that connections are established and maintained within trusted parameters.</w:t>
+        <w:tabs>
+          <w:tab w:val="num" w:pos="720"/>
+        </w:tabs>
+        <w:suppressAutoHyphens w:val="0"/>
+        <w:spacing w:before="100" w:beforeAutospacing="1" w:after="100" w:afterAutospacing="1" w:line="240" w:lineRule="auto"/>
+        <w:ind w:left="720" w:hanging="360"/>
+      </w:pPr>
+      <w:r>
+        <w:rPr>
+          <w:b/>
+          <w:bCs/>
+        </w:rPr>
+        <w:t>Network Profile Management:</w:t>
+      </w:r>
+      <w:r>
+        <w:t> </w:t>
+      </w:r>
+      <w:proofErr w:type="spellStart"/>
+      <w:r>
+        <w:rPr>
+          <w:b/>
+          <w:bCs/>
+        </w:rPr>
+        <w:t>Debian</w:t>
+      </w:r>
+      <w:proofErr w:type="spellEnd"/>
+      <w:r>
+        <w:rPr>
+          <w:b/>
+          <w:bCs/>
+        </w:rPr>
+        <w:t xml:space="preserve"> 12</w:t>
+      </w:r>
+      <w:r>
+        <w:t> manages network configurations securely, ensuring that connections are established and maintained with</w:t>
+      </w:r>
+      <w:r>
+        <w:t>in trusted parameters.</w:t>
       </w:r>
     </w:p>
     <w:p>
       <w:pPr>
-        <w:pStyle w:val="Normal"/>
         <w:widowControl/>
-        <w:numPr>
-          <w:ilvl w:val="0"/>
-          <w:numId w:val="4"/>
-        </w:numPr>
         <w:shd w:val="clear" w:color="auto" w:fill="FFFFFF"/>
-        <w:spacing w:lineRule="auto" w:line="240" w:before="0" w:after="0"/>
-        <w:rPr/>
-      </w:pPr>
-      <w:r>
-        <w:rPr/>
-        <w:t>DHCP Client: Obtains IP addresses automatically, ensuring secure and consistent network connectivity.</w:t>
+        <w:tabs>
+          <w:tab w:val="num" w:pos="720"/>
+        </w:tabs>
+        <w:suppressAutoHyphens w:val="0"/>
+        <w:spacing w:before="100" w:beforeAutospacing="1" w:after="100" w:afterAutospacing="1" w:line="240" w:lineRule="auto"/>
+        <w:ind w:left="720" w:hanging="360"/>
+      </w:pPr>
+      <w:r>
+        <w:rPr>
+          <w:b/>
+          <w:bCs/>
+        </w:rPr>
+        <w:t>DHCP Client:</w:t>
+      </w:r>
+      <w:r>
+        <w:t> Obtains IP addresses automatically, ensuring secure and consistent network connectivity.</w:t>
       </w:r>
     </w:p>
     <w:p>
       <w:pPr>
-        <w:pStyle w:val="Normal"/>
         <w:widowControl/>
-        <w:numPr>
-          <w:ilvl w:val="0"/>
-          <w:numId w:val="4"/>
-        </w:numPr>
         <w:shd w:val="clear" w:color="auto" w:fill="FFFFFF"/>
-        <w:spacing w:lineRule="auto" w:line="240" w:before="0" w:after="0"/>
-        <w:rPr/>
-      </w:pPr>
-      <w:r>
-        <w:rPr/>
-        <w:t>DNS Client: Resolves domain names, with DNS security features ensuring that domain name resolutions are protected against attacks.</w:t>
+        <w:tabs>
+          <w:tab w:val="num" w:pos="720"/>
+        </w:tabs>
+        <w:suppressAutoHyphens w:val="0"/>
+        <w:spacing w:before="100" w:beforeAutospacing="1" w:after="100" w:afterAutospacing="1" w:line="240" w:lineRule="auto"/>
+        <w:ind w:left="720" w:hanging="360"/>
+      </w:pPr>
+      <w:r>
+        <w:rPr>
+          <w:b/>
+          <w:bCs/>
+        </w:rPr>
+        <w:t>DNS Client:</w:t>
+      </w:r>
+      <w:r>
+        <w:t> Resolves domain names, with DNS security features ensuring that domain name resolutions are protected against attacks.</w:t>
       </w:r>
     </w:p>
     <w:p>
       <w:pPr>
-        <w:pStyle w:val="Normal"/>
         <w:widowControl/>
-        <w:numPr>
-          <w:ilvl w:val="0"/>
-          <w:numId w:val="4"/>
-        </w:numPr>
         <w:shd w:val="clear" w:color="auto" w:fill="FFFFFF"/>
-        <w:spacing w:lineRule="auto" w:line="240" w:before="0" w:afterAutospacing="1"/>
-        <w:rPr/>
-      </w:pPr>
-      <w:r>
-        <w:rPr/>
-        <w:t>Firewall (UFW): The Uncomplicated Firewall (UFW) in Ubuntu provides network firewall services, essential for blocking unauthorized access and protecting the system from external threats.</w:t>
+        <w:tabs>
+          <w:tab w:val="num" w:pos="720"/>
+        </w:tabs>
+        <w:suppressAutoHyphens w:val="0"/>
+        <w:spacing w:before="100" w:beforeAutospacing="1" w:after="100" w:afterAutospacing="1" w:line="240" w:lineRule="auto"/>
+        <w:ind w:left="720" w:hanging="360"/>
+        <w:rPr>
+          <w:rFonts w:hint="eastAsia"/>
+        </w:rPr>
+      </w:pPr>
+      <w:r>
+        <w:rPr>
+          <w:b/>
+          <w:bCs/>
+        </w:rPr>
+        <w:t>Firewall (UFW):</w:t>
+      </w:r>
+      <w:r>
+        <w:t> The Uncomplicated Firewall (UFW) in </w:t>
+      </w:r>
+      <w:proofErr w:type="spellStart"/>
+      <w:r>
+        <w:rPr>
+          <w:b/>
+          <w:bCs/>
+        </w:rPr>
+        <w:t>Debian</w:t>
+      </w:r>
+      <w:proofErr w:type="spellEnd"/>
+      <w:r>
+        <w:rPr>
+          <w:b/>
+          <w:bCs/>
+        </w:rPr>
+        <w:t xml:space="preserve"> 12</w:t>
+      </w:r>
+      <w:r>
+        <w:t> provides network firewall services, essential for blocking unauthorized access and protecting the system from external threats.</w:t>
       </w:r>
     </w:p>
     <w:p>
       <w:pPr>
         <w:pStyle w:val="3"/>
-        <w:rPr/>
       </w:pPr>
       <w:bookmarkStart w:id="5" w:name="_Toc197966360"/>
       <w:r>
-        <w:rPr/>
-        <w:t>Security-related Services:</w:t>
+        <w:t>S</w:t>
+      </w:r>
+      <w:r>
+        <w:t>ecurity-related Services:</w:t>
       </w:r>
       <w:bookmarkEnd w:id="5"/>
     </w:p>
     <w:p>
       <w:pPr>
-        <w:pStyle w:val="ListParagraph"/>
         <w:widowControl/>
-        <w:numPr>
-          <w:ilvl w:val="0"/>
-          <w:numId w:val="7"/>
-        </w:numPr>
         <w:shd w:val="clear" w:color="auto" w:fill="FFFFFF"/>
-        <w:spacing w:lineRule="auto" w:line="240" w:beforeAutospacing="1" w:after="0"/>
-        <w:contextualSpacing/>
-        <w:rPr>
-          <w:rFonts w:eastAsia="新細明體" w:cs="新細明體"/>
-          <w:kern w:val="0"/>
-          <w14:ligatures w14:val="none"/>
-        </w:rPr>
-      </w:pPr>
-      <w:r>
-        <w:rPr>
-          <w:rFonts w:eastAsia="新細明體" w:cs="新細明體"/>
-          <w:bCs/>
-          <w:kern w:val="0"/>
-          <w14:ligatures w14:val="none"/>
-        </w:rPr>
-        <w:t xml:space="preserve">Antivirus (ClamAV or </w:t>
-      </w:r>
-      <w:r>
-        <w:rPr/>
-        <w:t>Equivalent</w:t>
-      </w:r>
-      <w:r>
-        <w:rPr>
-          <w:rFonts w:eastAsia="新細明體" w:cs="新細明體"/>
-          <w:bCs/>
-          <w:kern w:val="0"/>
-          <w14:ligatures w14:val="none"/>
-        </w:rPr>
-        <w:t>):</w:t>
-      </w:r>
-      <w:r>
-        <w:rPr>
-          <w:rFonts w:eastAsia="新細明體" w:cs="新細明體"/>
-          <w:kern w:val="0"/>
-          <w14:ligatures w14:val="none"/>
-        </w:rPr>
-        <w:t xml:space="preserve"> Provides real-time protection against malware and other security threats, ensuring that the system is safeguarded from known vulnerabilities.</w:t>
+        <w:tabs>
+          <w:tab w:val="num" w:pos="720"/>
+        </w:tabs>
+        <w:suppressAutoHyphens w:val="0"/>
+        <w:spacing w:before="100" w:beforeAutospacing="1" w:after="100" w:afterAutospacing="1" w:line="240" w:lineRule="auto"/>
+        <w:ind w:left="720" w:hanging="360"/>
+      </w:pPr>
+      <w:r>
+        <w:rPr>
+          <w:rStyle w:val="afc"/>
+          <w:rFonts w:ascii="Arial;sans-serif" w:eastAsia="PMingLiU" w:hAnsi="Arial;sans-serif" w:cs="PMingLiU"/>
+          <w:color w:val="0A0A0A"/>
+          <w:kern w:val="0"/>
+          <w14:ligatures w14:val="none"/>
+        </w:rPr>
+        <w:t>Antivirus (</w:t>
+      </w:r>
+      <w:proofErr w:type="spellStart"/>
+      <w:r>
+        <w:rPr>
+          <w:rStyle w:val="afc"/>
+          <w:rFonts w:ascii="Arial;sans-serif" w:eastAsia="PMingLiU" w:hAnsi="Arial;sans-serif" w:cs="PMingLiU"/>
+          <w:color w:val="0A0A0A"/>
+          <w:kern w:val="0"/>
+          <w14:ligatures w14:val="none"/>
+        </w:rPr>
+        <w:t>ClamAV</w:t>
+      </w:r>
+      <w:proofErr w:type="spellEnd"/>
+      <w:r>
+        <w:rPr>
+          <w:rStyle w:val="afc"/>
+          <w:rFonts w:ascii="Arial;sans-serif" w:eastAsia="PMingLiU" w:hAnsi="Arial;sans-serif" w:cs="PMingLiU"/>
+          <w:color w:val="0A0A0A"/>
+          <w:kern w:val="0"/>
+          <w14:ligatures w14:val="none"/>
+        </w:rPr>
+        <w:t xml:space="preserve"> or Equivalent):</w:t>
+      </w:r>
+      <w:r>
+        <w:rPr>
+          <w:rFonts w:ascii="Arial;sans-serif" w:eastAsia="PMingLiU" w:hAnsi="Arial;sans-serif" w:cs="PMingLiU"/>
+          <w:color w:val="0A0A0A"/>
+          <w:kern w:val="0"/>
+          <w14:ligatures w14:val="none"/>
+        </w:rPr>
+        <w:t> </w:t>
+      </w:r>
+      <w:proofErr w:type="spellStart"/>
+      <w:r>
+        <w:rPr>
+          <w:rStyle w:val="afc"/>
+          <w:rFonts w:ascii="Arial;sans-serif" w:eastAsia="PMingLiU" w:hAnsi="Arial;sans-serif" w:cs="PMingLiU"/>
+          <w:color w:val="0A0A0A"/>
+          <w:kern w:val="0"/>
+          <w14:ligatures w14:val="none"/>
+        </w:rPr>
+        <w:t>Debian</w:t>
+      </w:r>
+      <w:proofErr w:type="spellEnd"/>
+      <w:r>
+        <w:rPr>
+          <w:rStyle w:val="afc"/>
+          <w:rFonts w:ascii="Arial;sans-serif" w:eastAsia="PMingLiU" w:hAnsi="Arial;sans-serif" w:cs="PMingLiU"/>
+          <w:color w:val="0A0A0A"/>
+          <w:kern w:val="0"/>
+          <w14:ligatures w14:val="none"/>
+        </w:rPr>
+        <w:t xml:space="preserve"> 12</w:t>
+      </w:r>
+      <w:r>
+        <w:rPr>
+          <w:rFonts w:ascii="Arial;sans-serif" w:eastAsia="PMingLiU" w:hAnsi="Arial;sans-serif" w:cs="PMingLiU"/>
+          <w:color w:val="0A0A0A"/>
+          <w:kern w:val="0"/>
+          <w14:ligatures w14:val="none"/>
+        </w:rPr>
+        <w:t> supports </w:t>
+      </w:r>
+      <w:proofErr w:type="spellStart"/>
+      <w:r>
+        <w:rPr>
+          <w:rStyle w:val="afc"/>
+          <w:rFonts w:ascii="Arial;sans-serif" w:eastAsia="PMingLiU" w:hAnsi="Arial;sans-serif" w:cs="PMingLiU"/>
+          <w:color w:val="0A0A0A"/>
+          <w:kern w:val="0"/>
+          <w14:ligatures w14:val="none"/>
+        </w:rPr>
+        <w:t>ClamAV</w:t>
+      </w:r>
+      <w:proofErr w:type="spellEnd"/>
+      <w:r>
+        <w:rPr>
+          <w:rFonts w:ascii="Arial;sans-serif" w:eastAsia="PMingLiU" w:hAnsi="Arial;sans-serif" w:cs="PMingLiU"/>
+          <w:color w:val="0A0A0A"/>
+          <w:kern w:val="0"/>
+          <w14:ligatures w14:val="none"/>
+        </w:rPr>
+        <w:t> to provide protection against malware and security threats, ensuring the system is safeguarded from known vulnerabilities.</w:t>
       </w:r>
     </w:p>
     <w:p>
       <w:pPr>
-        <w:pStyle w:val="ListParagraph"/>
         <w:widowControl/>
-        <w:numPr>
-          <w:ilvl w:val="0"/>
-          <w:numId w:val="7"/>
-        </w:numPr>
-        <w:spacing w:lineRule="auto" w:line="240" w:before="0" w:after="0"/>
-        <w:contextualSpacing/>
-        <w:rPr>
-          <w:rFonts w:eastAsia="新細明體" w:cs="新細明體"/>
-          <w:kern w:val="0"/>
-          <w14:ligatures w14:val="none"/>
-        </w:rPr>
-      </w:pPr>
-      <w:r>
-        <w:rPr>
-          <w:rFonts w:eastAsia="新細明體" w:cs="新細明體"/>
-          <w:bCs/>
-          <w:kern w:val="0"/>
-          <w14:ligatures w14:val="none"/>
-        </w:rPr>
-        <w:t>Security Monitoring (Equivalent to Windows Security Center):</w:t>
-      </w:r>
-      <w:r>
-        <w:rPr>
-          <w:rFonts w:eastAsia="新細明體" w:cs="新細明體"/>
-          <w:kern w:val="0"/>
-          <w14:ligatures w14:val="none"/>
-        </w:rPr>
-        <w:t xml:space="preserve"> Continuously monitors and reports the system's security status, ensuring compliance with security policies.</w:t>
+        <w:shd w:val="clear" w:color="auto" w:fill="FFFFFF"/>
+        <w:tabs>
+          <w:tab w:val="num" w:pos="720"/>
+        </w:tabs>
+        <w:suppressAutoHyphens w:val="0"/>
+        <w:spacing w:before="100" w:beforeAutospacing="1" w:after="100" w:afterAutospacing="1" w:line="240" w:lineRule="auto"/>
+        <w:ind w:left="720" w:hanging="360"/>
+      </w:pPr>
+      <w:r>
+        <w:rPr>
+          <w:b/>
+          <w:bCs/>
+        </w:rPr>
+        <w:t xml:space="preserve">Security </w:t>
+      </w:r>
+      <w:proofErr w:type="gramStart"/>
+      <w:r>
+        <w:rPr>
+          <w:b/>
+          <w:bCs/>
+        </w:rPr>
+        <w:t>Monitoring</w:t>
+      </w:r>
+      <w:r>
+        <w:rPr>
+          <w:bCs/>
+        </w:rPr>
+        <w:t>(</w:t>
+      </w:r>
+      <w:proofErr w:type="gramEnd"/>
+      <w:r>
+        <w:rPr>
+          <w:bCs/>
+        </w:rPr>
+        <w:t>Equivalent to Windows Security Center)</w:t>
+      </w:r>
+      <w:r>
+        <w:rPr>
+          <w:b/>
+          <w:bCs/>
+        </w:rPr>
+        <w:t>:</w:t>
+      </w:r>
+      <w:r>
+        <w:t> </w:t>
+      </w:r>
+      <w:proofErr w:type="spellStart"/>
+      <w:r>
+        <w:rPr>
+          <w:b/>
+          <w:bCs/>
+        </w:rPr>
+        <w:t>Debian</w:t>
+      </w:r>
+      <w:proofErr w:type="spellEnd"/>
+      <w:r>
+        <w:rPr>
+          <w:b/>
+          <w:bCs/>
+        </w:rPr>
+        <w:t xml:space="preserve"> 12</w:t>
+      </w:r>
+      <w:r>
+        <w:t> utilizes </w:t>
+      </w:r>
+      <w:proofErr w:type="spellStart"/>
+      <w:r>
+        <w:rPr>
+          <w:b/>
+          <w:bCs/>
+        </w:rPr>
+        <w:t>Auditd</w:t>
+      </w:r>
+      <w:proofErr w:type="spellEnd"/>
+      <w:r>
+        <w:t> and </w:t>
+      </w:r>
+      <w:r>
+        <w:rPr>
+          <w:b/>
+          <w:bCs/>
+        </w:rPr>
+        <w:t>Fail2ban</w:t>
+      </w:r>
+      <w:r>
+        <w:t> to conti</w:t>
+      </w:r>
+      <w:r>
+        <w:t>nuously monitor and report system security status and access patterns, ensuring strict compliance with security policies.</w:t>
       </w:r>
     </w:p>
     <w:p>
       <w:pPr>
         <w:pStyle w:val="3"/>
-        <w:rPr/>
       </w:pPr>
       <w:bookmarkStart w:id="6" w:name="_Toc197966361"/>
       <w:r>
-        <w:rPr/>
+        <w:lastRenderedPageBreak/>
         <w:t>Device and Driver Management</w:t>
       </w:r>
       <w:bookmarkEnd w:id="6"/>
     </w:p>
     <w:p>
       <w:pPr>
-        <w:pStyle w:val="ListParagraph"/>
-        <w:numPr>
-          <w:ilvl w:val="0"/>
-          <w:numId w:val="5"/>
-        </w:numPr>
-        <w:rPr>
-          <w:rFonts w:ascii="Segoe UI" w:hAnsi="Segoe UI" w:eastAsia="新細明體" w:cs="Segoe UI"/>
-          <w:color w:val="000000"/>
-          <w:kern w:val="0"/>
-          <w:sz w:val="21"/>
-          <w:szCs w:val="21"/>
-          <w14:ligatures w14:val="none"/>
-        </w:rPr>
-      </w:pPr>
-      <w:r>
-        <w:rPr>
-          <w:rFonts w:eastAsia="新細明體" w:cs="Segoe UI" w:ascii="Segoe UI" w:hAnsi="Segoe UI"/>
-          <w:color w:val="000000"/>
-          <w:kern w:val="0"/>
-          <w:sz w:val="21"/>
-          <w:szCs w:val="21"/>
-          <w14:ligatures w14:val="none"/>
-        </w:rPr>
-        <w:t>Plug and Play: Automatically manages hardware devices, ensuring that only secure and compatible devices are enabled.</w:t>
+        <w:widowControl/>
+        <w:shd w:val="clear" w:color="auto" w:fill="FFFFFF"/>
+        <w:tabs>
+          <w:tab w:val="num" w:pos="720"/>
+        </w:tabs>
+        <w:suppressAutoHyphens w:val="0"/>
+        <w:spacing w:before="100" w:beforeAutospacing="1" w:after="100" w:afterAutospacing="1" w:line="240" w:lineRule="auto"/>
+        <w:ind w:left="720" w:hanging="360"/>
+        <w:rPr>
+          <w:b/>
+          <w:bCs/>
+        </w:rPr>
+      </w:pPr>
+      <w:r>
+        <w:rPr>
+          <w:b/>
+          <w:bCs/>
+        </w:rPr>
+        <w:t xml:space="preserve">Plug and Play: </w:t>
+      </w:r>
+      <w:proofErr w:type="spellStart"/>
+      <w:r>
+        <w:rPr>
+          <w:b/>
+          <w:bCs/>
+        </w:rPr>
+        <w:t>Debian</w:t>
+      </w:r>
+      <w:proofErr w:type="spellEnd"/>
+      <w:r>
+        <w:rPr>
+          <w:b/>
+          <w:bCs/>
+        </w:rPr>
+        <w:t xml:space="preserve"> 12 </w:t>
+      </w:r>
+      <w:r>
+        <w:t>manages hardware devices by disabling unauthorized physical interfaces (e.g., U</w:t>
+      </w:r>
+      <w:r>
+        <w:t>SB storage) via kernel module blacklisting, ensuring only secure and pre-approved devices are functional.</w:t>
       </w:r>
     </w:p>
     <w:p>
       <w:pPr>
-        <w:pStyle w:val="ListParagraph"/>
-        <w:numPr>
-          <w:ilvl w:val="0"/>
-          <w:numId w:val="5"/>
-        </w:numPr>
-        <w:rPr>
-          <w:rFonts w:ascii="Segoe UI" w:hAnsi="Segoe UI" w:eastAsia="新細明體" w:cs="Segoe UI"/>
-          <w:color w:val="000000"/>
-          <w:kern w:val="0"/>
-          <w:sz w:val="21"/>
-          <w:szCs w:val="21"/>
-          <w14:ligatures w14:val="none"/>
-        </w:rPr>
-      </w:pPr>
-      <w:r>
-        <w:rPr>
-          <w:rFonts w:eastAsia="新細明體" w:cs="Segoe UI" w:ascii="Segoe UI" w:hAnsi="Segoe UI"/>
-          <w:color w:val="000000"/>
-          <w:kern w:val="0"/>
-          <w:sz w:val="21"/>
-          <w:szCs w:val="21"/>
-          <w14:ligatures w14:val="none"/>
-        </w:rPr>
-        <w:t>Device Install Service: Securely handles the installation of device drivers, ensuring that only trusted and verified drivers are used.</w:t>
+        <w:widowControl/>
+        <w:shd w:val="clear" w:color="auto" w:fill="FFFFFF"/>
+        <w:tabs>
+          <w:tab w:val="num" w:pos="720"/>
+        </w:tabs>
+        <w:suppressAutoHyphens w:val="0"/>
+        <w:spacing w:before="100" w:beforeAutospacing="1" w:after="100" w:afterAutospacing="1" w:line="240" w:lineRule="auto"/>
+        <w:ind w:left="720" w:hanging="360"/>
+        <w:rPr>
+          <w:rFonts w:hint="eastAsia"/>
+        </w:rPr>
+      </w:pPr>
+      <w:r>
+        <w:rPr>
+          <w:b/>
+          <w:bCs/>
+        </w:rPr>
+        <w:t xml:space="preserve">Device Install Service: </w:t>
+      </w:r>
+      <w:r>
+        <w:t>The system ensures only trusted and GPG-verified kernel modules and drivers are loaded, protecting system integrity from malic</w:t>
+      </w:r>
+      <w:r>
+        <w:t>ious or unverified hardware components.</w:t>
       </w:r>
     </w:p>
     <w:p>
       <w:pPr>
         <w:pStyle w:val="3"/>
-        <w:rPr/>
       </w:pPr>
       <w:bookmarkStart w:id="7" w:name="_Toc197966363"/>
       <w:r>
         <w:rPr>
           <w:bCs/>
         </w:rPr>
-        <w:t>CR 3.3 Security Features from</w:t>
-      </w:r>
-      <w:r>
-        <w:rPr/>
+        <w:t>C</w:t>
+      </w:r>
+      <w:r>
+        <w:rPr>
+          <w:bCs/>
+        </w:rPr>
+        <w:t>R 3.3 Security Features from</w:t>
+      </w:r>
+      <w:r>
         <w:t>:</w:t>
       </w:r>
       <w:bookmarkEnd w:id="7"/>
     </w:p>
     <w:p>
       <w:pPr>
-        <w:pStyle w:val="Normal"/>
         <w:widowControl/>
-        <w:numPr>
-          <w:ilvl w:val="0"/>
-          <w:numId w:val="6"/>
-        </w:numPr>
         <w:shd w:val="clear" w:color="auto" w:fill="FFFFFF"/>
-        <w:spacing w:lineRule="auto" w:line="240" w:beforeAutospacing="1" w:after="0"/>
-        <w:rPr>
-          <w:rFonts w:ascii="Segoe UI" w:hAnsi="Segoe UI" w:eastAsia="新細明體" w:cs="Segoe UI"/>
-          <w:color w:val="000000"/>
-          <w:kern w:val="0"/>
-          <w:sz w:val="21"/>
-          <w:szCs w:val="21"/>
-          <w14:ligatures w14:val="none"/>
-        </w:rPr>
-      </w:pPr>
-      <w:r>
-        <w:rPr>
-          <w:rFonts w:eastAsia="新細明體" w:cs="Segoe UI" w:ascii="Segoe UI" w:hAnsi="Segoe UI"/>
-          <w:color w:val="000000"/>
-          <w:kern w:val="0"/>
-          <w:sz w:val="21"/>
-          <w:szCs w:val="21"/>
-          <w14:ligatures w14:val="none"/>
-        </w:rPr>
-        <w:t>Trusted Platform Module (TPM): Ubuntu 22.04 can leverage TPM to securely store cryptographic keys, enhancing device authentication and data protection.</w:t>
+        <w:tabs>
+          <w:tab w:val="num" w:pos="720"/>
+        </w:tabs>
+        <w:suppressAutoHyphens w:val="0"/>
+        <w:spacing w:before="100" w:beforeAutospacing="1" w:after="100" w:afterAutospacing="1" w:line="240" w:lineRule="auto"/>
+        <w:ind w:left="720" w:hanging="360"/>
+        <w:rPr>
+          <w:rFonts w:ascii="Segoe UI" w:eastAsia="PMingLiU" w:hAnsi="Segoe UI" w:cs="Segoe UI"/>
+          <w:color w:val="000000"/>
+          <w:kern w:val="0"/>
+          <w:sz w:val="21"/>
+          <w:szCs w:val="21"/>
+          <w14:ligatures w14:val="none"/>
+        </w:rPr>
+      </w:pPr>
+      <w:r>
+        <w:rPr>
+          <w:rFonts w:ascii="Segoe UI" w:hAnsi="Segoe UI"/>
+          <w:b/>
+          <w:bCs/>
+          <w:color w:val="000000"/>
+          <w:sz w:val="21"/>
+        </w:rPr>
+        <w:t>Secure Boot</w:t>
+      </w:r>
+      <w:proofErr w:type="gramStart"/>
+      <w:r>
+        <w:rPr>
+          <w:rFonts w:ascii="Segoe UI" w:hAnsi="Segoe UI"/>
+          <w:b/>
+          <w:bCs/>
+          <w:color w:val="000000"/>
+          <w:sz w:val="21"/>
+        </w:rPr>
+        <w:t>:</w:t>
+      </w:r>
+      <w:proofErr w:type="gramEnd"/>
+      <w:r>
+        <w:rPr>
+          <w:rFonts w:ascii="Segoe UI" w:eastAsia="PMingLiU" w:hAnsi="Segoe UI" w:cs="Segoe UI"/>
+          <w:color w:val="000000"/>
+          <w:kern w:val="0"/>
+          <w:sz w:val="21"/>
+          <w:szCs w:val="21"/>
+          <w14:ligatures w14:val="none"/>
+        </w:rPr>
+        <w:br/>
+      </w:r>
+      <w:proofErr w:type="spellStart"/>
+      <w:r>
+        <w:rPr>
+          <w:rFonts w:ascii="Segoe UI" w:hAnsi="Segoe UI"/>
+          <w:b/>
+          <w:bCs/>
+          <w:color w:val="000000"/>
+          <w:sz w:val="21"/>
+        </w:rPr>
+        <w:t>Debian</w:t>
+      </w:r>
+      <w:proofErr w:type="spellEnd"/>
+      <w:r>
+        <w:rPr>
+          <w:rFonts w:ascii="Segoe UI" w:hAnsi="Segoe UI"/>
+          <w:b/>
+          <w:bCs/>
+          <w:color w:val="000000"/>
+          <w:sz w:val="21"/>
+        </w:rPr>
+        <w:t xml:space="preserve"> 12</w:t>
+      </w:r>
+      <w:r>
+        <w:rPr>
+          <w:rFonts w:ascii="Segoe UI" w:eastAsia="PMingLiU" w:hAnsi="Segoe UI" w:cs="Segoe UI"/>
+          <w:color w:val="000000"/>
+          <w:kern w:val="0"/>
+          <w:sz w:val="21"/>
+          <w:szCs w:val="21"/>
+          <w14:ligatures w14:val="none"/>
+        </w:rPr>
+        <w:t> supports </w:t>
+      </w:r>
+      <w:r>
+        <w:rPr>
+          <w:rFonts w:ascii="Segoe UI" w:hAnsi="Segoe UI"/>
+          <w:b/>
+          <w:bCs/>
+          <w:color w:val="000000"/>
+          <w:sz w:val="21"/>
+        </w:rPr>
+        <w:t>UEFI Secure Boot</w:t>
+      </w:r>
+      <w:r>
+        <w:rPr>
+          <w:rFonts w:ascii="Segoe UI" w:eastAsia="PMingLiU" w:hAnsi="Segoe UI" w:cs="Segoe UI"/>
+          <w:color w:val="000000"/>
+          <w:kern w:val="0"/>
+          <w:sz w:val="21"/>
+          <w:szCs w:val="21"/>
+          <w14:ligatures w14:val="none"/>
+        </w:rPr>
+        <w:t xml:space="preserve">, ensuring that the system boots only with trusted software and verified kernels, preventing unauthorized or malicious code from being </w:t>
+      </w:r>
+      <w:r>
+        <w:rPr>
+          <w:rFonts w:ascii="Segoe UI" w:eastAsia="PMingLiU" w:hAnsi="Segoe UI" w:cs="Segoe UI"/>
+          <w:color w:val="000000"/>
+          <w:kern w:val="0"/>
+          <w:sz w:val="21"/>
+          <w:szCs w:val="21"/>
+          <w14:ligatures w14:val="none"/>
+        </w:rPr>
+        <w:t>executed during the boot process.</w:t>
       </w:r>
     </w:p>
     <w:p>
       <w:pPr>
-        <w:pStyle w:val="Normal"/>
         <w:widowControl/>
-        <w:numPr>
-          <w:ilvl w:val="0"/>
-          <w:numId w:val="6"/>
-        </w:numPr>
         <w:shd w:val="clear" w:color="auto" w:fill="FFFFFF"/>
-        <w:spacing w:lineRule="auto" w:line="240" w:before="0" w:after="0"/>
-        <w:rPr>
-          <w:rFonts w:ascii="Segoe UI" w:hAnsi="Segoe UI" w:eastAsia="新細明體" w:cs="Segoe UI"/>
-          <w:color w:val="000000"/>
-          <w:kern w:val="0"/>
-          <w:sz w:val="21"/>
-          <w:szCs w:val="21"/>
-          <w14:ligatures w14:val="none"/>
-        </w:rPr>
-      </w:pPr>
-      <w:r>
-        <w:rPr>
-          <w:rFonts w:eastAsia="新細明體" w:cs="Segoe UI" w:ascii="Segoe UI" w:hAnsi="Segoe UI"/>
-          <w:color w:val="000000"/>
-          <w:kern w:val="0"/>
-          <w:sz w:val="21"/>
-          <w:szCs w:val="21"/>
-          <w14:ligatures w14:val="none"/>
-        </w:rPr>
-        <w:t>Secure Boot: Ubuntu’s Secure Boot feature ensures that the system boots only with trusted software, preventing unauthorized or malicious software from being executed during the boot process.</w:t>
+        <w:tabs>
+          <w:tab w:val="num" w:pos="720"/>
+        </w:tabs>
+        <w:suppressAutoHyphens w:val="0"/>
+        <w:spacing w:before="100" w:beforeAutospacing="1" w:after="100" w:afterAutospacing="1" w:line="240" w:lineRule="auto"/>
+        <w:ind w:left="720" w:hanging="360"/>
+        <w:rPr>
+          <w:rFonts w:ascii="Segoe UI" w:eastAsia="PMingLiU" w:hAnsi="Segoe UI" w:cs="Segoe UI"/>
+          <w:color w:val="000000"/>
+          <w:kern w:val="0"/>
+          <w:sz w:val="21"/>
+          <w:szCs w:val="21"/>
+          <w14:ligatures w14:val="none"/>
+        </w:rPr>
+      </w:pPr>
+      <w:r>
+        <w:rPr>
+          <w:rFonts w:ascii="Segoe UI" w:eastAsia="PMingLiU" w:hAnsi="Segoe UI" w:cs="Segoe UI"/>
+          <w:b/>
+          <w:bCs/>
+          <w:color w:val="000000"/>
+          <w:kern w:val="0"/>
+          <w:sz w:val="21"/>
+          <w:szCs w:val="21"/>
+          <w14:ligatures w14:val="none"/>
+        </w:rPr>
+        <w:t>System Updates (APT)</w:t>
+      </w:r>
+      <w:proofErr w:type="gramStart"/>
+      <w:r>
+        <w:rPr>
+          <w:rFonts w:ascii="Segoe UI" w:eastAsia="PMingLiU" w:hAnsi="Segoe UI" w:cs="Segoe UI"/>
+          <w:b/>
+          <w:bCs/>
+          <w:color w:val="000000"/>
+          <w:kern w:val="0"/>
+          <w:sz w:val="21"/>
+          <w:szCs w:val="21"/>
+          <w14:ligatures w14:val="none"/>
+        </w:rPr>
+        <w:t>:</w:t>
+      </w:r>
+      <w:proofErr w:type="gramEnd"/>
+      <w:r>
+        <w:rPr>
+          <w:rFonts w:ascii="Segoe UI" w:eastAsia="PMingLiU" w:hAnsi="Segoe UI" w:cs="Segoe UI"/>
+          <w:color w:val="000000"/>
+          <w:kern w:val="0"/>
+          <w:sz w:val="21"/>
+          <w:szCs w:val="21"/>
+          <w14:ligatures w14:val="none"/>
+        </w:rPr>
+        <w:br/>
+        <w:t>The system utilizes </w:t>
+      </w:r>
+      <w:r>
+        <w:rPr>
+          <w:rFonts w:ascii="Segoe UI" w:eastAsia="PMingLiU" w:hAnsi="Segoe UI" w:cs="Segoe UI"/>
+          <w:b/>
+          <w:bCs/>
+          <w:color w:val="000000"/>
+          <w:kern w:val="0"/>
+          <w:sz w:val="21"/>
+          <w:szCs w:val="21"/>
+          <w14:ligatures w14:val="none"/>
+        </w:rPr>
+        <w:t>APT</w:t>
+      </w:r>
+      <w:r>
+        <w:rPr>
+          <w:rFonts w:ascii="Segoe UI" w:eastAsia="PMingLiU" w:hAnsi="Segoe UI" w:cs="Segoe UI"/>
+          <w:color w:val="000000"/>
+          <w:kern w:val="0"/>
+          <w:sz w:val="21"/>
+          <w:szCs w:val="21"/>
+          <w14:ligatures w14:val="none"/>
+        </w:rPr>
+        <w:t> with </w:t>
+      </w:r>
+      <w:r>
+        <w:rPr>
+          <w:rFonts w:ascii="Segoe UI" w:eastAsia="PMingLiU" w:hAnsi="Segoe UI" w:cs="Segoe UI"/>
+          <w:b/>
+          <w:bCs/>
+          <w:color w:val="000000"/>
+          <w:kern w:val="0"/>
+          <w:sz w:val="21"/>
+          <w:szCs w:val="21"/>
+          <w14:ligatures w14:val="none"/>
+        </w:rPr>
+        <w:t>GPG-signed repositories</w:t>
+      </w:r>
+      <w:r>
+        <w:rPr>
+          <w:rFonts w:ascii="Segoe UI" w:eastAsia="PMingLiU" w:hAnsi="Segoe UI" w:cs="Segoe UI"/>
+          <w:color w:val="000000"/>
+          <w:kern w:val="0"/>
+          <w:sz w:val="21"/>
+          <w:szCs w:val="21"/>
+          <w14:ligatures w14:val="none"/>
+        </w:rPr>
+        <w:t> to regularly update with the latest security patches, significantly reducing vulnerability exposure through verified software distribution.</w:t>
       </w:r>
     </w:p>
     <w:p>
       <w:pPr>
-        <w:pStyle w:val="Normal"/>
         <w:widowControl/>
-        <w:numPr>
-          <w:ilvl w:val="0"/>
-          <w:numId w:val="6"/>
-        </w:numPr>
         <w:shd w:val="clear" w:color="auto" w:fill="FFFFFF"/>
-        <w:spacing w:lineRule="auto" w:line="240" w:before="0" w:after="0"/>
-        <w:rPr>
-          <w:rFonts w:ascii="Segoe UI" w:hAnsi="Segoe UI" w:eastAsia="新細明體" w:cs="Segoe UI"/>
-          <w:color w:val="000000"/>
-          <w:kern w:val="0"/>
-          <w:sz w:val="21"/>
-          <w:szCs w:val="21"/>
-          <w14:ligatures w14:val="none"/>
-        </w:rPr>
-      </w:pPr>
-      <w:r>
-        <w:rPr>
-          <w:rFonts w:eastAsia="新細明體" w:cs="Segoe UI" w:ascii="Segoe UI" w:hAnsi="Segoe UI"/>
-          <w:color w:val="000000"/>
-          <w:kern w:val="0"/>
-          <w:sz w:val="21"/>
-          <w:szCs w:val="21"/>
-          <w14:ligatures w14:val="none"/>
-        </w:rPr>
-        <w:t>System Updates (APT, unattended-upgrades): Regularly updates the system with the latest security patches, reducing vulnerability exposure.</w:t>
+        <w:tabs>
+          <w:tab w:val="num" w:pos="720"/>
+        </w:tabs>
+        <w:suppressAutoHyphens w:val="0"/>
+        <w:spacing w:before="100" w:beforeAutospacing="1" w:after="100" w:afterAutospacing="1" w:line="240" w:lineRule="auto"/>
+        <w:ind w:left="720" w:hanging="360"/>
+        <w:rPr>
+          <w:rFonts w:ascii="Segoe UI" w:eastAsia="PMingLiU" w:hAnsi="Segoe UI" w:cs="Segoe UI"/>
+          <w:color w:val="000000"/>
+          <w:kern w:val="0"/>
+          <w:sz w:val="21"/>
+          <w:szCs w:val="21"/>
+          <w14:ligatures w14:val="none"/>
+        </w:rPr>
+      </w:pPr>
+      <w:r>
+        <w:rPr>
+          <w:rFonts w:ascii="Segoe UI" w:eastAsia="PMingLiU" w:hAnsi="Segoe UI" w:cs="Segoe UI"/>
+          <w:b/>
+          <w:bCs/>
+          <w:color w:val="000000"/>
+          <w:kern w:val="0"/>
+          <w:sz w:val="21"/>
+          <w:szCs w:val="21"/>
+          <w14:ligatures w14:val="none"/>
+        </w:rPr>
+        <w:t xml:space="preserve">Firewall (UFW &amp; </w:t>
+      </w:r>
+      <w:proofErr w:type="spellStart"/>
+      <w:r>
+        <w:rPr>
+          <w:rFonts w:ascii="Segoe UI" w:eastAsia="PMingLiU" w:hAnsi="Segoe UI" w:cs="Segoe UI"/>
+          <w:b/>
+          <w:bCs/>
+          <w:color w:val="000000"/>
+          <w:kern w:val="0"/>
+          <w:sz w:val="21"/>
+          <w:szCs w:val="21"/>
+          <w14:ligatures w14:val="none"/>
+        </w:rPr>
+        <w:t>Iptables</w:t>
+      </w:r>
+      <w:proofErr w:type="spellEnd"/>
+      <w:r>
+        <w:rPr>
+          <w:rFonts w:ascii="Segoe UI" w:eastAsia="PMingLiU" w:hAnsi="Segoe UI" w:cs="Segoe UI"/>
+          <w:b/>
+          <w:bCs/>
+          <w:color w:val="000000"/>
+          <w:kern w:val="0"/>
+          <w:sz w:val="21"/>
+          <w:szCs w:val="21"/>
+          <w14:ligatures w14:val="none"/>
+        </w:rPr>
+        <w:t>)</w:t>
+      </w:r>
+      <w:proofErr w:type="gramStart"/>
+      <w:r>
+        <w:rPr>
+          <w:rFonts w:ascii="Segoe UI" w:eastAsia="PMingLiU" w:hAnsi="Segoe UI" w:cs="Segoe UI"/>
+          <w:b/>
+          <w:bCs/>
+          <w:color w:val="000000"/>
+          <w:kern w:val="0"/>
+          <w:sz w:val="21"/>
+          <w:szCs w:val="21"/>
+          <w14:ligatures w14:val="none"/>
+        </w:rPr>
+        <w:t>:</w:t>
+      </w:r>
+      <w:proofErr w:type="gramEnd"/>
+      <w:r>
+        <w:rPr>
+          <w:rFonts w:ascii="Segoe UI" w:eastAsia="PMingLiU" w:hAnsi="Segoe UI" w:cs="Segoe UI"/>
+          <w:color w:val="000000"/>
+          <w:kern w:val="0"/>
+          <w:sz w:val="21"/>
+          <w:szCs w:val="21"/>
+          <w14:ligatures w14:val="none"/>
+        </w:rPr>
+        <w:br/>
+      </w:r>
+      <w:proofErr w:type="spellStart"/>
+      <w:r>
+        <w:rPr>
+          <w:rFonts w:ascii="Segoe UI" w:eastAsia="PMingLiU" w:hAnsi="Segoe UI" w:cs="Segoe UI"/>
+          <w:b/>
+          <w:bCs/>
+          <w:color w:val="000000"/>
+          <w:kern w:val="0"/>
+          <w:sz w:val="21"/>
+          <w:szCs w:val="21"/>
+          <w14:ligatures w14:val="none"/>
+        </w:rPr>
+        <w:t>Debian</w:t>
+      </w:r>
+      <w:proofErr w:type="spellEnd"/>
+      <w:r>
+        <w:rPr>
+          <w:rFonts w:ascii="Segoe UI" w:eastAsia="PMingLiU" w:hAnsi="Segoe UI" w:cs="Segoe UI"/>
+          <w:b/>
+          <w:bCs/>
+          <w:color w:val="000000"/>
+          <w:kern w:val="0"/>
+          <w:sz w:val="21"/>
+          <w:szCs w:val="21"/>
+          <w14:ligatures w14:val="none"/>
+        </w:rPr>
+        <w:t xml:space="preserve"> 12</w:t>
+      </w:r>
+      <w:r>
+        <w:rPr>
+          <w:rFonts w:ascii="Segoe UI" w:eastAsia="PMingLiU" w:hAnsi="Segoe UI" w:cs="Segoe UI"/>
+          <w:color w:val="000000"/>
+          <w:kern w:val="0"/>
+          <w:sz w:val="21"/>
+          <w:szCs w:val="21"/>
+          <w14:ligatures w14:val="none"/>
+        </w:rPr>
+        <w:t> implements </w:t>
+      </w:r>
+      <w:r>
+        <w:rPr>
+          <w:rFonts w:ascii="Segoe UI" w:eastAsia="PMingLiU" w:hAnsi="Segoe UI" w:cs="Segoe UI"/>
+          <w:b/>
+          <w:bCs/>
+          <w:color w:val="000000"/>
+          <w:kern w:val="0"/>
+          <w:sz w:val="21"/>
+          <w:szCs w:val="21"/>
+          <w14:ligatures w14:val="none"/>
+        </w:rPr>
+        <w:t>UFW</w:t>
+      </w:r>
+      <w:r>
+        <w:rPr>
+          <w:rFonts w:ascii="Segoe UI" w:eastAsia="PMingLiU" w:hAnsi="Segoe UI" w:cs="Segoe UI"/>
+          <w:color w:val="000000"/>
+          <w:kern w:val="0"/>
+          <w:sz w:val="21"/>
+          <w:szCs w:val="21"/>
+          <w14:ligatures w14:val="none"/>
+        </w:rPr>
+        <w:t> and </w:t>
+      </w:r>
+      <w:proofErr w:type="spellStart"/>
+      <w:r>
+        <w:rPr>
+          <w:rFonts w:ascii="Segoe UI" w:eastAsia="PMingLiU" w:hAnsi="Segoe UI" w:cs="Segoe UI"/>
+          <w:b/>
+          <w:bCs/>
+          <w:color w:val="000000"/>
+          <w:kern w:val="0"/>
+          <w:sz w:val="21"/>
+          <w:szCs w:val="21"/>
+          <w14:ligatures w14:val="none"/>
+        </w:rPr>
+        <w:t>Iptables</w:t>
+      </w:r>
+      <w:proofErr w:type="spellEnd"/>
+      <w:r>
+        <w:rPr>
+          <w:rFonts w:ascii="Segoe UI" w:eastAsia="PMingLiU" w:hAnsi="Segoe UI" w:cs="Segoe UI"/>
+          <w:b/>
+          <w:bCs/>
+          <w:color w:val="000000"/>
+          <w:kern w:val="0"/>
+          <w:sz w:val="21"/>
+          <w:szCs w:val="21"/>
+          <w14:ligatures w14:val="none"/>
+        </w:rPr>
+        <w:t xml:space="preserve"> </w:t>
+      </w:r>
+      <w:proofErr w:type="spellStart"/>
+      <w:r>
+        <w:rPr>
+          <w:rFonts w:ascii="Segoe UI" w:eastAsia="PMingLiU" w:hAnsi="Segoe UI" w:cs="Segoe UI"/>
+          <w:b/>
+          <w:bCs/>
+          <w:color w:val="000000"/>
+          <w:kern w:val="0"/>
+          <w:sz w:val="21"/>
+          <w:szCs w:val="21"/>
+          <w14:ligatures w14:val="none"/>
+        </w:rPr>
+        <w:t>stateful</w:t>
+      </w:r>
+      <w:proofErr w:type="spellEnd"/>
+      <w:r>
+        <w:rPr>
+          <w:rFonts w:ascii="Segoe UI" w:eastAsia="PMingLiU" w:hAnsi="Segoe UI" w:cs="Segoe UI"/>
+          <w:b/>
+          <w:bCs/>
+          <w:color w:val="000000"/>
+          <w:kern w:val="0"/>
+          <w:sz w:val="21"/>
+          <w:szCs w:val="21"/>
+          <w14:ligatures w14:val="none"/>
+        </w:rPr>
+        <w:t xml:space="preserve"> inspection</w:t>
+      </w:r>
+      <w:r>
+        <w:rPr>
+          <w:rFonts w:ascii="Segoe UI" w:eastAsia="PMingLiU" w:hAnsi="Segoe UI" w:cs="Segoe UI"/>
+          <w:color w:val="000000"/>
+          <w:kern w:val="0"/>
+          <w:sz w:val="21"/>
+          <w:szCs w:val="21"/>
+          <w14:ligatures w14:val="none"/>
+        </w:rPr>
+        <w:t> to prevent unauthorized network access. The configuration is hardened to restrict inbound and outbound traffic to essential management services only.</w:t>
       </w:r>
     </w:p>
     <w:p>
       <w:pPr>
-        <w:pStyle w:val="Normal"/>
         <w:widowControl/>
-        <w:numPr>
-          <w:ilvl w:val="0"/>
-          <w:numId w:val="6"/>
-        </w:numPr>
         <w:shd w:val="clear" w:color="auto" w:fill="FFFFFF"/>
-        <w:spacing w:lineRule="auto" w:line="240" w:before="0" w:after="0"/>
-        <w:rPr>
-          <w:rFonts w:ascii="Segoe UI" w:hAnsi="Segoe UI" w:eastAsia="新細明體" w:cs="Segoe UI"/>
-          <w:color w:val="000000"/>
-          <w:kern w:val="0"/>
-          <w:sz w:val="21"/>
-          <w:szCs w:val="21"/>
-          <w14:ligatures w14:val="none"/>
-        </w:rPr>
-      </w:pPr>
-      <w:r>
-        <w:rPr>
-          <w:rFonts w:eastAsia="新細明體" w:cs="Segoe UI" w:ascii="Segoe UI" w:hAnsi="Segoe UI"/>
-          <w:color w:val="000000"/>
-          <w:kern w:val="0"/>
-          <w:sz w:val="21"/>
-          <w:szCs w:val="21"/>
-          <w14:ligatures w14:val="none"/>
-        </w:rPr>
-        <w:t>Firewall (UFW): Configurable firewall settings that prevent unauthorized network access, ensuring compliance with security requirements.</w:t>
+        <w:tabs>
+          <w:tab w:val="num" w:pos="720"/>
+        </w:tabs>
+        <w:suppressAutoHyphens w:val="0"/>
+        <w:spacing w:before="100" w:beforeAutospacing="1" w:after="100" w:afterAutospacing="1" w:line="240" w:lineRule="auto"/>
+        <w:ind w:left="720" w:hanging="360"/>
+        <w:rPr>
+          <w:rFonts w:ascii="Segoe UI" w:eastAsia="PMingLiU" w:hAnsi="Segoe UI" w:cs="Segoe UI"/>
+          <w:color w:val="000000"/>
+          <w:kern w:val="0"/>
+          <w:sz w:val="21"/>
+          <w:szCs w:val="21"/>
+          <w14:ligatures w14:val="none"/>
+        </w:rPr>
+      </w:pPr>
+      <w:r>
+        <w:rPr>
+          <w:rFonts w:ascii="Segoe UI" w:eastAsia="PMingLiU" w:hAnsi="Segoe UI" w:cs="Segoe UI"/>
+          <w:b/>
+          <w:bCs/>
+          <w:color w:val="000000"/>
+          <w:kern w:val="0"/>
+          <w:sz w:val="21"/>
+          <w:szCs w:val="21"/>
+          <w14:ligatures w14:val="none"/>
+        </w:rPr>
+        <w:t>Disk Encryption (LUKS</w:t>
+      </w:r>
+      <w:r>
+        <w:rPr>
+          <w:rFonts w:ascii="Segoe UI" w:eastAsia="PMingLiU" w:hAnsi="Segoe UI" w:cs="Segoe UI"/>
+          <w:b/>
+          <w:bCs/>
+          <w:color w:val="000000"/>
+          <w:kern w:val="0"/>
+          <w:sz w:val="21"/>
+          <w:szCs w:val="21"/>
+          <w14:ligatures w14:val="none"/>
+        </w:rPr>
+        <w:t>)</w:t>
+      </w:r>
+      <w:proofErr w:type="gramStart"/>
+      <w:r>
+        <w:rPr>
+          <w:rFonts w:ascii="Segoe UI" w:eastAsia="PMingLiU" w:hAnsi="Segoe UI" w:cs="Segoe UI"/>
+          <w:b/>
+          <w:bCs/>
+          <w:color w:val="000000"/>
+          <w:kern w:val="0"/>
+          <w:sz w:val="21"/>
+          <w:szCs w:val="21"/>
+          <w14:ligatures w14:val="none"/>
+        </w:rPr>
+        <w:t>:</w:t>
+      </w:r>
+      <w:proofErr w:type="gramEnd"/>
+      <w:r>
+        <w:rPr>
+          <w:rFonts w:ascii="Segoe UI" w:eastAsia="PMingLiU" w:hAnsi="Segoe UI" w:cs="Segoe UI"/>
+          <w:color w:val="000000"/>
+          <w:kern w:val="0"/>
+          <w:sz w:val="21"/>
+          <w:szCs w:val="21"/>
+          <w14:ligatures w14:val="none"/>
+        </w:rPr>
+        <w:br/>
+        <w:t>Full-disk encryption via </w:t>
+      </w:r>
+      <w:r>
+        <w:rPr>
+          <w:rFonts w:ascii="Segoe UI" w:eastAsia="PMingLiU" w:hAnsi="Segoe UI" w:cs="Segoe UI"/>
+          <w:b/>
+          <w:bCs/>
+          <w:color w:val="000000"/>
+          <w:kern w:val="0"/>
+          <w:sz w:val="21"/>
+          <w:szCs w:val="21"/>
+          <w14:ligatures w14:val="none"/>
+        </w:rPr>
+        <w:t>LUKS (Linux Unified Key Setup)</w:t>
+      </w:r>
+      <w:r>
+        <w:rPr>
+          <w:rFonts w:ascii="Segoe UI" w:eastAsia="PMingLiU" w:hAnsi="Segoe UI" w:cs="Segoe UI"/>
+          <w:color w:val="000000"/>
+          <w:kern w:val="0"/>
+          <w:sz w:val="21"/>
+          <w:szCs w:val="21"/>
+          <w14:ligatures w14:val="none"/>
+        </w:rPr>
+        <w:t> protects sensitive data by ensuring the entire partition is encrypted, preventing unauthorized access if physical media is compromised.</w:t>
       </w:r>
     </w:p>
     <w:p>
       <w:pPr>
-        <w:pStyle w:val="Normal"/>
         <w:widowControl/>
-        <w:numPr>
-          <w:ilvl w:val="0"/>
-          <w:numId w:val="6"/>
-        </w:numPr>
         <w:shd w:val="clear" w:color="auto" w:fill="FFFFFF"/>
-        <w:spacing w:lineRule="auto" w:line="240" w:before="0" w:after="0"/>
-        <w:rPr>
-          <w:rFonts w:ascii="Segoe UI" w:hAnsi="Segoe UI" w:eastAsia="新細明體" w:cs="Segoe UI"/>
-          <w:color w:val="000000"/>
-          <w:kern w:val="0"/>
-          <w:sz w:val="21"/>
-          <w:szCs w:val="21"/>
-          <w14:ligatures w14:val="none"/>
-        </w:rPr>
-      </w:pPr>
-      <w:r>
-        <w:rPr>
-          <w:rFonts w:eastAsia="新細明體" w:cs="Segoe UI" w:ascii="Segoe UI" w:hAnsi="Segoe UI"/>
-          <w:color w:val="000000"/>
-          <w:kern w:val="0"/>
-          <w:sz w:val="21"/>
-          <w:szCs w:val="21"/>
-          <w14:ligatures w14:val="none"/>
-        </w:rPr>
-        <w:t>Disk Encryption (LUKS): Full-disk encryption via LUKS protects sensitive data by ensuring that the entire disk is encrypted, preventing unauthorized access even if the physical media is compromised.</w:t>
+        <w:tabs>
+          <w:tab w:val="num" w:pos="720"/>
+        </w:tabs>
+        <w:suppressAutoHyphens w:val="0"/>
+        <w:spacing w:before="100" w:beforeAutospacing="1" w:after="100" w:afterAutospacing="1" w:line="240" w:lineRule="auto"/>
+        <w:ind w:left="720" w:hanging="360"/>
+        <w:rPr>
+          <w:rFonts w:ascii="Segoe UI" w:eastAsia="PMingLiU" w:hAnsi="Segoe UI" w:cs="Segoe UI"/>
+          <w:color w:val="000000"/>
+          <w:kern w:val="0"/>
+          <w:sz w:val="21"/>
+          <w:szCs w:val="21"/>
+          <w14:ligatures w14:val="none"/>
+        </w:rPr>
+      </w:pPr>
+      <w:r>
+        <w:rPr>
+          <w:rFonts w:ascii="Segoe UI" w:eastAsia="PMingLiU" w:hAnsi="Segoe UI" w:cs="Segoe UI"/>
+          <w:b/>
+          <w:bCs/>
+          <w:color w:val="000000"/>
+          <w:kern w:val="0"/>
+          <w:sz w:val="21"/>
+          <w:szCs w:val="21"/>
+          <w14:ligatures w14:val="none"/>
+        </w:rPr>
+        <w:t>USB Protection</w:t>
+      </w:r>
+      <w:proofErr w:type="gramStart"/>
+      <w:r>
+        <w:rPr>
+          <w:rFonts w:ascii="Segoe UI" w:eastAsia="PMingLiU" w:hAnsi="Segoe UI" w:cs="Segoe UI"/>
+          <w:b/>
+          <w:bCs/>
+          <w:color w:val="000000"/>
+          <w:kern w:val="0"/>
+          <w:sz w:val="21"/>
+          <w:szCs w:val="21"/>
+          <w14:ligatures w14:val="none"/>
+        </w:rPr>
+        <w:t>:</w:t>
+      </w:r>
+      <w:proofErr w:type="gramEnd"/>
+      <w:r>
+        <w:rPr>
+          <w:rFonts w:ascii="Segoe UI" w:eastAsia="PMingLiU" w:hAnsi="Segoe UI" w:cs="Segoe UI"/>
+          <w:color w:val="000000"/>
+          <w:kern w:val="0"/>
+          <w:sz w:val="21"/>
+          <w:szCs w:val="21"/>
+          <w14:ligatures w14:val="none"/>
+        </w:rPr>
+        <w:br/>
+        <w:t>The system is hardened by </w:t>
+      </w:r>
+      <w:r>
+        <w:rPr>
+          <w:rFonts w:ascii="Segoe UI" w:eastAsia="PMingLiU" w:hAnsi="Segoe UI" w:cs="Segoe UI"/>
+          <w:b/>
+          <w:bCs/>
+          <w:color w:val="000000"/>
+          <w:kern w:val="0"/>
+          <w:sz w:val="21"/>
+          <w:szCs w:val="21"/>
+          <w14:ligatures w14:val="none"/>
+        </w:rPr>
+        <w:t xml:space="preserve">disabling the </w:t>
+      </w:r>
+      <w:proofErr w:type="spellStart"/>
+      <w:r>
+        <w:rPr>
+          <w:rFonts w:ascii="Segoe UI" w:eastAsia="PMingLiU" w:hAnsi="Segoe UI" w:cs="Segoe UI"/>
+          <w:b/>
+          <w:bCs/>
+          <w:color w:val="000000"/>
+          <w:kern w:val="0"/>
+          <w:sz w:val="21"/>
+          <w:szCs w:val="21"/>
+          <w14:ligatures w14:val="none"/>
+        </w:rPr>
+        <w:t>usb</w:t>
+      </w:r>
+      <w:proofErr w:type="spellEnd"/>
+      <w:r>
+        <w:rPr>
+          <w:rFonts w:ascii="Segoe UI" w:eastAsia="PMingLiU" w:hAnsi="Segoe UI" w:cs="Segoe UI"/>
+          <w:b/>
+          <w:bCs/>
+          <w:color w:val="000000"/>
+          <w:kern w:val="0"/>
+          <w:sz w:val="21"/>
+          <w:szCs w:val="21"/>
+          <w14:ligatures w14:val="none"/>
+        </w:rPr>
+        <w:t>-s</w:t>
+      </w:r>
+      <w:r>
+        <w:rPr>
+          <w:rFonts w:ascii="Segoe UI" w:eastAsia="PMingLiU" w:hAnsi="Segoe UI" w:cs="Segoe UI"/>
+          <w:b/>
+          <w:bCs/>
+          <w:color w:val="000000"/>
+          <w:kern w:val="0"/>
+          <w:sz w:val="21"/>
+          <w:szCs w:val="21"/>
+          <w14:ligatures w14:val="none"/>
+        </w:rPr>
+        <w:t>torage kernel module</w:t>
+      </w:r>
+      <w:r>
+        <w:rPr>
+          <w:rFonts w:ascii="Segoe UI" w:eastAsia="PMingLiU" w:hAnsi="Segoe UI" w:cs="Segoe UI"/>
+          <w:color w:val="000000"/>
+          <w:kern w:val="0"/>
+          <w:sz w:val="21"/>
+          <w:szCs w:val="21"/>
+          <w14:ligatures w14:val="none"/>
+        </w:rPr>
+        <w:t>, effectively blocking unauthorized USB storage devices and minimizing the risk of malware introduction through removable media.</w:t>
       </w:r>
     </w:p>
     <w:p>
       <w:pPr>
-        <w:pStyle w:val="Normal"/>
         <w:widowControl/>
-        <w:numPr>
-          <w:ilvl w:val="0"/>
-          <w:numId w:val="6"/>
-        </w:numPr>
         <w:shd w:val="clear" w:color="auto" w:fill="FFFFFF"/>
-        <w:spacing w:lineRule="auto" w:line="240" w:before="0" w:after="0"/>
-        <w:rPr>
-          <w:rFonts w:ascii="Segoe UI" w:hAnsi="Segoe UI" w:eastAsia="新細明體" w:cs="Segoe UI"/>
-          <w:color w:val="000000"/>
-          <w:kern w:val="0"/>
-          <w:sz w:val="21"/>
-          <w:szCs w:val="21"/>
-          <w14:ligatures w14:val="none"/>
-        </w:rPr>
-      </w:pPr>
-      <w:r>
-        <w:rPr>
-          <w:rFonts w:eastAsia="新細明體" w:cs="Segoe UI" w:ascii="Segoe UI" w:hAnsi="Segoe UI"/>
-          <w:color w:val="000000"/>
-          <w:kern w:val="0"/>
-          <w:sz w:val="21"/>
-          <w:szCs w:val="21"/>
-          <w14:ligatures w14:val="none"/>
-        </w:rPr>
-        <w:t>USB Protection: Ubuntu can be configured to restrict or block USB storage devices, minimizing the risk of malware introduction through removable media.</w:t>
+        <w:tabs>
+          <w:tab w:val="num" w:pos="720"/>
+        </w:tabs>
+        <w:suppressAutoHyphens w:val="0"/>
+        <w:spacing w:before="100" w:beforeAutospacing="1" w:after="100" w:afterAutospacing="1" w:line="240" w:lineRule="auto"/>
+        <w:ind w:left="720" w:hanging="360"/>
+        <w:rPr>
+          <w:rFonts w:ascii="Segoe UI" w:eastAsia="PMingLiU" w:hAnsi="Segoe UI" w:cs="Segoe UI"/>
+          <w:color w:val="000000"/>
+          <w:kern w:val="0"/>
+          <w:sz w:val="21"/>
+          <w:szCs w:val="21"/>
+          <w14:ligatures w14:val="none"/>
+        </w:rPr>
+      </w:pPr>
+      <w:r>
+        <w:rPr>
+          <w:rFonts w:ascii="Segoe UI" w:eastAsia="PMingLiU" w:hAnsi="Segoe UI" w:cs="Segoe UI"/>
+          <w:b/>
+          <w:bCs/>
+          <w:color w:val="000000"/>
+          <w:kern w:val="0"/>
+          <w:sz w:val="21"/>
+          <w:szCs w:val="21"/>
+          <w14:ligatures w14:val="none"/>
+        </w:rPr>
+        <w:lastRenderedPageBreak/>
+        <w:t>External Device Management</w:t>
+      </w:r>
+      <w:proofErr w:type="gramStart"/>
+      <w:r>
+        <w:rPr>
+          <w:rFonts w:ascii="Segoe UI" w:eastAsia="PMingLiU" w:hAnsi="Segoe UI" w:cs="Segoe UI"/>
+          <w:b/>
+          <w:bCs/>
+          <w:color w:val="000000"/>
+          <w:kern w:val="0"/>
+          <w:sz w:val="21"/>
+          <w:szCs w:val="21"/>
+          <w14:ligatures w14:val="none"/>
+        </w:rPr>
+        <w:t>:</w:t>
+      </w:r>
+      <w:proofErr w:type="gramEnd"/>
+      <w:r>
+        <w:rPr>
+          <w:rFonts w:ascii="Segoe UI" w:eastAsia="PMingLiU" w:hAnsi="Segoe UI" w:cs="Segoe UI"/>
+          <w:color w:val="000000"/>
+          <w:kern w:val="0"/>
+          <w:sz w:val="21"/>
+          <w:szCs w:val="21"/>
+          <w14:ligatures w14:val="none"/>
+        </w:rPr>
+        <w:br/>
+      </w:r>
+      <w:proofErr w:type="spellStart"/>
+      <w:r>
+        <w:rPr>
+          <w:rFonts w:ascii="Segoe UI" w:eastAsia="PMingLiU" w:hAnsi="Segoe UI" w:cs="Segoe UI"/>
+          <w:b/>
+          <w:bCs/>
+          <w:color w:val="000000"/>
+          <w:kern w:val="0"/>
+          <w:sz w:val="21"/>
+          <w:szCs w:val="21"/>
+          <w14:ligatures w14:val="none"/>
+        </w:rPr>
+        <w:t>Debian</w:t>
+      </w:r>
+      <w:proofErr w:type="spellEnd"/>
+      <w:r>
+        <w:rPr>
+          <w:rFonts w:ascii="Segoe UI" w:eastAsia="PMingLiU" w:hAnsi="Segoe UI" w:cs="Segoe UI"/>
+          <w:b/>
+          <w:bCs/>
+          <w:color w:val="000000"/>
+          <w:kern w:val="0"/>
+          <w:sz w:val="21"/>
+          <w:szCs w:val="21"/>
+          <w14:ligatures w14:val="none"/>
+        </w:rPr>
+        <w:t xml:space="preserve"> 12</w:t>
+      </w:r>
+      <w:r>
+        <w:rPr>
+          <w:rFonts w:ascii="Segoe UI" w:eastAsia="PMingLiU" w:hAnsi="Segoe UI" w:cs="Segoe UI"/>
+          <w:color w:val="000000"/>
+          <w:kern w:val="0"/>
+          <w:sz w:val="21"/>
+          <w:szCs w:val="21"/>
+          <w14:ligatures w14:val="none"/>
+        </w:rPr>
+        <w:t> monitors and controls external device access through </w:t>
+      </w:r>
+      <w:proofErr w:type="spellStart"/>
+      <w:r>
+        <w:rPr>
+          <w:rFonts w:ascii="Segoe UI" w:eastAsia="PMingLiU" w:hAnsi="Segoe UI" w:cs="Segoe UI"/>
+          <w:b/>
+          <w:bCs/>
+          <w:color w:val="000000"/>
+          <w:kern w:val="0"/>
+          <w:sz w:val="21"/>
+          <w:szCs w:val="21"/>
+          <w14:ligatures w14:val="none"/>
+        </w:rPr>
+        <w:t>udev</w:t>
+      </w:r>
+      <w:proofErr w:type="spellEnd"/>
+      <w:r>
+        <w:rPr>
+          <w:rFonts w:ascii="Segoe UI" w:eastAsia="PMingLiU" w:hAnsi="Segoe UI" w:cs="Segoe UI"/>
+          <w:b/>
+          <w:bCs/>
+          <w:color w:val="000000"/>
+          <w:kern w:val="0"/>
+          <w:sz w:val="21"/>
+          <w:szCs w:val="21"/>
+          <w14:ligatures w14:val="none"/>
+        </w:rPr>
+        <w:t xml:space="preserve"> rules</w:t>
+      </w:r>
+      <w:r>
+        <w:rPr>
+          <w:rFonts w:ascii="Segoe UI" w:eastAsia="PMingLiU" w:hAnsi="Segoe UI" w:cs="Segoe UI"/>
+          <w:color w:val="000000"/>
+          <w:kern w:val="0"/>
+          <w:sz w:val="21"/>
+          <w:szCs w:val="21"/>
+          <w14:ligatures w14:val="none"/>
+        </w:rPr>
+        <w:t xml:space="preserve"> and </w:t>
+      </w:r>
+      <w:r>
+        <w:rPr>
+          <w:rFonts w:ascii="Segoe UI" w:eastAsia="PMingLiU" w:hAnsi="Segoe UI" w:cs="Segoe UI"/>
+          <w:color w:val="000000"/>
+          <w:kern w:val="0"/>
+          <w:sz w:val="21"/>
+          <w:szCs w:val="21"/>
+          <w14:ligatures w14:val="none"/>
+        </w:rPr>
+        <w:t>kernel module blacklisting, ensuring that only pre-approved hardware components are functional.</w:t>
       </w:r>
     </w:p>
     <w:p>
       <w:pPr>
-        <w:pStyle w:val="Normal"/>
         <w:widowControl/>
-        <w:numPr>
-          <w:ilvl w:val="0"/>
-          <w:numId w:val="6"/>
-        </w:numPr>
         <w:shd w:val="clear" w:color="auto" w:fill="FFFFFF"/>
-        <w:spacing w:lineRule="auto" w:line="240" w:before="0" w:after="0"/>
-        <w:rPr>
-          <w:rFonts w:ascii="Segoe UI" w:hAnsi="Segoe UI" w:eastAsia="新細明體" w:cs="Segoe UI"/>
-          <w:color w:val="000000"/>
-          <w:kern w:val="0"/>
-          <w:sz w:val="21"/>
-          <w:szCs w:val="21"/>
-          <w14:ligatures w14:val="none"/>
-        </w:rPr>
-      </w:pPr>
-      <w:r>
-        <w:rPr>
-          <w:rFonts w:eastAsia="新細明體" w:cs="Segoe UI" w:ascii="Segoe UI" w:hAnsi="Segoe UI"/>
-          <w:color w:val="000000"/>
-          <w:kern w:val="0"/>
-          <w:sz w:val="21"/>
-          <w:szCs w:val="21"/>
-          <w14:ligatures w14:val="none"/>
-        </w:rPr>
-        <w:t>External Device Management: Monitors and controls external device access, ensuring that only approved devices are connected to the system, in line with security policies.</w:t>
+        <w:tabs>
+          <w:tab w:val="num" w:pos="720"/>
+        </w:tabs>
+        <w:suppressAutoHyphens w:val="0"/>
+        <w:spacing w:before="100" w:beforeAutospacing="1" w:after="100" w:afterAutospacing="1" w:line="240" w:lineRule="auto"/>
+        <w:ind w:left="720" w:hanging="360"/>
+        <w:rPr>
+          <w:rFonts w:ascii="Segoe UI" w:eastAsia="PMingLiU" w:hAnsi="Segoe UI" w:cs="Segoe UI"/>
+          <w:color w:val="000000"/>
+          <w:kern w:val="0"/>
+          <w:sz w:val="21"/>
+          <w:szCs w:val="21"/>
+          <w14:ligatures w14:val="none"/>
+        </w:rPr>
+      </w:pPr>
+      <w:r>
+        <w:rPr>
+          <w:rFonts w:ascii="Segoe UI" w:eastAsia="PMingLiU" w:hAnsi="Segoe UI" w:cs="Segoe UI"/>
+          <w:b/>
+          <w:bCs/>
+          <w:color w:val="000000"/>
+          <w:kern w:val="0"/>
+          <w:sz w:val="21"/>
+          <w:szCs w:val="21"/>
+          <w14:ligatures w14:val="none"/>
+        </w:rPr>
+        <w:t>Secure Firmware Updates</w:t>
+      </w:r>
+      <w:proofErr w:type="gramStart"/>
+      <w:r>
+        <w:rPr>
+          <w:rFonts w:ascii="Segoe UI" w:eastAsia="PMingLiU" w:hAnsi="Segoe UI" w:cs="Segoe UI"/>
+          <w:b/>
+          <w:bCs/>
+          <w:color w:val="000000"/>
+          <w:kern w:val="0"/>
+          <w:sz w:val="21"/>
+          <w:szCs w:val="21"/>
+          <w14:ligatures w14:val="none"/>
+        </w:rPr>
+        <w:t>:</w:t>
+      </w:r>
+      <w:proofErr w:type="gramEnd"/>
+      <w:r>
+        <w:rPr>
+          <w:rFonts w:ascii="Segoe UI" w:eastAsia="PMingLiU" w:hAnsi="Segoe UI" w:cs="Segoe UI"/>
+          <w:color w:val="000000"/>
+          <w:kern w:val="0"/>
+          <w:sz w:val="21"/>
+          <w:szCs w:val="21"/>
+          <w14:ligatures w14:val="none"/>
+        </w:rPr>
+        <w:br/>
+        <w:t>In alignment with </w:t>
+      </w:r>
+      <w:r>
+        <w:rPr>
+          <w:rFonts w:ascii="Segoe UI" w:eastAsia="PMingLiU" w:hAnsi="Segoe UI" w:cs="Segoe UI"/>
+          <w:b/>
+          <w:bCs/>
+          <w:color w:val="000000"/>
+          <w:kern w:val="0"/>
+          <w:sz w:val="21"/>
+          <w:szCs w:val="21"/>
+          <w14:ligatures w14:val="none"/>
+        </w:rPr>
+        <w:t>NIST SP 800-147</w:t>
+      </w:r>
+      <w:r>
+        <w:rPr>
+          <w:rFonts w:ascii="Segoe UI" w:eastAsia="PMingLiU" w:hAnsi="Segoe UI" w:cs="Segoe UI"/>
+          <w:color w:val="000000"/>
+          <w:kern w:val="0"/>
+          <w:sz w:val="21"/>
+          <w:szCs w:val="21"/>
+          <w14:ligatures w14:val="none"/>
+        </w:rPr>
+        <w:t>, the system ensures that firmware and software updates are securely delivered and applied via </w:t>
+      </w:r>
+      <w:r>
+        <w:rPr>
+          <w:rFonts w:ascii="Segoe UI" w:eastAsia="PMingLiU" w:hAnsi="Segoe UI" w:cs="Segoe UI"/>
+          <w:b/>
+          <w:bCs/>
+          <w:color w:val="000000"/>
+          <w:kern w:val="0"/>
+          <w:sz w:val="21"/>
+          <w:szCs w:val="21"/>
+          <w14:ligatures w14:val="none"/>
+        </w:rPr>
+        <w:t>cryptog</w:t>
+      </w:r>
+      <w:r>
+        <w:rPr>
+          <w:rFonts w:ascii="Segoe UI" w:eastAsia="PMingLiU" w:hAnsi="Segoe UI" w:cs="Segoe UI"/>
+          <w:b/>
+          <w:bCs/>
+          <w:color w:val="000000"/>
+          <w:kern w:val="0"/>
+          <w:sz w:val="21"/>
+          <w:szCs w:val="21"/>
+          <w14:ligatures w14:val="none"/>
+        </w:rPr>
+        <w:t>raphically signed packages</w:t>
+      </w:r>
+      <w:r>
+        <w:rPr>
+          <w:rFonts w:ascii="Segoe UI" w:eastAsia="PMingLiU" w:hAnsi="Segoe UI" w:cs="Segoe UI"/>
+          <w:color w:val="000000"/>
+          <w:kern w:val="0"/>
+          <w:sz w:val="21"/>
+          <w:szCs w:val="21"/>
+          <w14:ligatures w14:val="none"/>
+        </w:rPr>
+        <w:t>, protecting against unauthorized modifications.</w:t>
       </w:r>
     </w:p>
     <w:p>
       <w:pPr>
-        <w:pStyle w:val="Normal"/>
-        <w:widowControl/>
-        <w:numPr>
-          <w:ilvl w:val="0"/>
-          <w:numId w:val="6"/>
-        </w:numPr>
-        <w:shd w:val="clear" w:color="auto" w:fill="FFFFFF"/>
-        <w:spacing w:lineRule="auto" w:line="240" w:before="0" w:afterAutospacing="1"/>
-        <w:rPr>
-          <w:rFonts w:ascii="Segoe UI" w:hAnsi="Segoe UI" w:eastAsia="新細明體" w:cs="Segoe UI"/>
-          <w:color w:val="000000"/>
-          <w:kern w:val="0"/>
-          <w:sz w:val="21"/>
-          <w:szCs w:val="21"/>
-          <w14:ligatures w14:val="none"/>
-        </w:rPr>
-      </w:pPr>
-      <w:r>
-        <w:rPr>
-          <w:rFonts w:eastAsia="新細明體" w:cs="Segoe UI" w:ascii="Segoe UI" w:hAnsi="Segoe UI"/>
-          <w:color w:val="000000"/>
-          <w:kern w:val="0"/>
-          <w:sz w:val="21"/>
-          <w:szCs w:val="21"/>
-          <w14:ligatures w14:val="none"/>
-        </w:rPr>
-        <w:t>Secure Firmware Updates (NIST SP 800-147): Ubuntu ensures that firmware updates are securely delivered and applied, preventing unauthorized modifications and ensuring the integrity of the system.</w:t>
+        <w:pStyle w:val="2"/>
+        <w:rPr>
+          <w:rFonts w:asciiTheme="minorHAnsi" w:hAnsiTheme="minorHAnsi"/>
+        </w:rPr>
+      </w:pPr>
+      <w:bookmarkStart w:id="8" w:name="_Toc197966364"/>
+      <w:bookmarkStart w:id="9" w:name="_Toc193904525"/>
+      <w:proofErr w:type="gramStart"/>
+      <w:r>
+        <w:rPr>
+          <w:rFonts w:asciiTheme="minorHAnsi" w:hAnsiTheme="minorHAnsi"/>
+        </w:rPr>
+        <w:t>integrity</w:t>
+      </w:r>
+      <w:proofErr w:type="gramEnd"/>
+      <w:r>
+        <w:rPr>
+          <w:rFonts w:asciiTheme="minorHAnsi" w:hAnsiTheme="minorHAnsi"/>
+        </w:rPr>
+        <w:t xml:space="preserve"> check of software/information/configuration/others</w:t>
+      </w:r>
+      <w:bookmarkEnd w:id="8"/>
+      <w:bookmarkEnd w:id="9"/>
+      <w:r>
+        <w:rPr>
+          <w:rFonts w:asciiTheme="minorHAnsi" w:hAnsiTheme="minorHAnsi"/>
+        </w:rPr>
+        <w:t xml:space="preserve"> </w:t>
       </w:r>
     </w:p>
     <w:p>
       <w:pPr>
-        <w:pStyle w:val="2"/>
-        <w:rPr>
-          <w:rFonts w:ascii="Aptos" w:hAnsi="Aptos" w:asciiTheme="minorHAnsi" w:hAnsiTheme="minorHAnsi"/>
-        </w:rPr>
-      </w:pPr>
-      <w:bookmarkStart w:id="8" w:name="_Toc197966364"/>
-      <w:bookmarkStart w:id="9" w:name="_Toc193904525"/>
-      <w:r>
-        <w:rPr>
-          <w:rFonts w:ascii="Aptos" w:hAnsi="Aptos" w:asciiTheme="minorHAnsi" w:hAnsiTheme="minorHAnsi"/>
-        </w:rPr>
-        <w:t>integrity check of software/information/configuration/others</w:t>
-      </w:r>
-      <w:bookmarkEnd w:id="8"/>
-      <w:bookmarkEnd w:id="9"/>
-      <w:r>
-        <w:rPr>
-          <w:rFonts w:ascii="Aptos" w:hAnsi="Aptos" w:asciiTheme="minorHAnsi" w:hAnsiTheme="minorHAnsi"/>
-        </w:rPr>
-        <w:t xml:space="preserve"> </w:t>
+        <w:pStyle w:val="3"/>
+      </w:pPr>
+      <w:r>
+        <w:t>Password Uniqueness Requirement</w:t>
       </w:r>
     </w:p>
     <w:p>
       <w:pPr>
-        <w:pStyle w:val="3"/>
-        <w:rPr/>
-      </w:pPr>
-      <w:r>
-        <w:rPr/>
-        <w:t>Password Uniqueness Requirement</w:t>
+        <w:widowControl/>
+        <w:shd w:val="clear" w:color="auto" w:fill="FFFFFF"/>
+        <w:suppressAutoHyphens w:val="0"/>
+        <w:spacing w:before="100" w:beforeAutospacing="1" w:after="100" w:afterAutospacing="1" w:line="240" w:lineRule="auto"/>
+        <w:ind w:left="360"/>
+        <w:rPr>
+          <w:rFonts w:cs="Segoe UI"/>
+          <w:color w:val="000000"/>
+        </w:rPr>
+      </w:pPr>
+      <w:r>
+        <w:rPr>
+          <w:rFonts w:cs="Segoe UI"/>
+          <w:color w:val="000000"/>
+        </w:rPr>
+        <w:t>To prevent credential reuse as required by </w:t>
+      </w:r>
+      <w:r>
+        <w:rPr>
+          <w:rFonts w:cs="Segoe UI"/>
+          <w:color w:val="000000"/>
+        </w:rPr>
+        <w:t>IEC 62443-4-2</w:t>
+      </w:r>
+      <w:r>
+        <w:rPr>
+          <w:rFonts w:cs="Segoe UI"/>
+          <w:color w:val="000000"/>
+        </w:rPr>
+        <w:t>, </w:t>
+      </w:r>
+      <w:proofErr w:type="spellStart"/>
+      <w:r>
+        <w:rPr>
+          <w:rFonts w:cs="Segoe UI"/>
+          <w:color w:val="000000"/>
+        </w:rPr>
+        <w:t>Debian</w:t>
+      </w:r>
+      <w:proofErr w:type="spellEnd"/>
+      <w:r>
+        <w:rPr>
+          <w:rFonts w:cs="Segoe UI"/>
+          <w:color w:val="000000"/>
+        </w:rPr>
+        <w:t xml:space="preserve"> 12</w:t>
+      </w:r>
+      <w:r>
+        <w:rPr>
+          <w:rFonts w:cs="Segoe UI"/>
+          <w:color w:val="000000"/>
+        </w:rPr>
+        <w:t> implements a passw</w:t>
+      </w:r>
+      <w:r>
+        <w:rPr>
+          <w:rFonts w:cs="Segoe UI"/>
+          <w:color w:val="000000"/>
+        </w:rPr>
+        <w:t>ord history policy via the </w:t>
+      </w:r>
+      <w:proofErr w:type="spellStart"/>
+      <w:r>
+        <w:rPr>
+          <w:rFonts w:cs="Segoe UI"/>
+          <w:color w:val="000000"/>
+        </w:rPr>
+        <w:t>pam_pwhistory</w:t>
+      </w:r>
+      <w:proofErr w:type="spellEnd"/>
+      <w:r>
+        <w:rPr>
+          <w:rFonts w:cs="Segoe UI"/>
+          <w:color w:val="000000"/>
+        </w:rPr>
+        <w:t> module. By configuring the </w:t>
+      </w:r>
+      <w:r>
+        <w:rPr>
+          <w:rFonts w:cs="Segoe UI"/>
+          <w:color w:val="000000"/>
+        </w:rPr>
+        <w:t>remember</w:t>
+      </w:r>
+      <w:r>
+        <w:rPr>
+          <w:rFonts w:cs="Segoe UI"/>
+          <w:color w:val="000000"/>
+        </w:rPr>
+        <w:t> parameter in </w:t>
+      </w:r>
+      <w:r>
+        <w:rPr>
+          <w:rFonts w:cs="Segoe UI"/>
+          <w:color w:val="000000"/>
+        </w:rPr>
+        <w:t>/</w:t>
+      </w:r>
+      <w:proofErr w:type="spellStart"/>
+      <w:r>
+        <w:rPr>
+          <w:rFonts w:cs="Segoe UI"/>
+          <w:color w:val="000000"/>
+        </w:rPr>
+        <w:t>etc</w:t>
+      </w:r>
+      <w:proofErr w:type="spellEnd"/>
+      <w:r>
+        <w:rPr>
+          <w:rFonts w:cs="Segoe UI"/>
+          <w:color w:val="000000"/>
+        </w:rPr>
+        <w:t>/</w:t>
+      </w:r>
+      <w:proofErr w:type="spellStart"/>
+      <w:r>
+        <w:rPr>
+          <w:rFonts w:cs="Segoe UI"/>
+          <w:color w:val="000000"/>
+        </w:rPr>
+        <w:t>pam.d</w:t>
+      </w:r>
+      <w:proofErr w:type="spellEnd"/>
+      <w:r>
+        <w:rPr>
+          <w:rFonts w:cs="Segoe UI"/>
+          <w:color w:val="000000"/>
+        </w:rPr>
+        <w:t>/common-password</w:t>
+      </w:r>
+      <w:r>
+        <w:rPr>
+          <w:rFonts w:cs="Segoe UI"/>
+          <w:color w:val="000000"/>
+        </w:rPr>
+        <w:t>, the system maintains a secure history of previous password hashes and rejects any new password that matches the last </w:t>
+      </w:r>
+      <w:r>
+        <w:rPr>
+          <w:rFonts w:cs="Segoe UI"/>
+          <w:color w:val="000000"/>
+        </w:rPr>
+        <w:t>5</w:t>
+      </w:r>
+      <w:r>
+        <w:rPr>
+          <w:rFonts w:cs="Segoe UI"/>
+          <w:color w:val="000000"/>
+        </w:rPr>
+        <w:t xml:space="preserve"> used entries. This </w:t>
+      </w:r>
+      <w:r>
+        <w:rPr>
+          <w:rFonts w:cs="Segoe UI"/>
+          <w:color w:val="000000"/>
+        </w:rPr>
+        <w:t>mechanism ensures that every password change results in a unique credential, effectively mitigating the risk of credential compromise through password reuse.</w:t>
       </w:r>
     </w:p>
     <w:p>
       <w:pPr>
-        <w:pStyle w:val="Normal"/>
-        <w:widowControl/>
-        <w:shd w:val="clear" w:color="auto" w:fill="FFFFFF"/>
-        <w:spacing w:lineRule="auto" w:line="240" w:beforeAutospacing="1" w:afterAutospacing="1"/>
-        <w:ind w:left="360" w:hanging="0"/>
-        <w:rPr>
-          <w:rFonts w:cs="Segoe UI"/>
-          <w:color w:val="000000"/>
-        </w:rPr>
-      </w:pPr>
-      <w:r>
-        <w:rPr>
-          <w:rFonts w:cs="Segoe UI" w:ascii="Arial;sans-serif" w:hAnsi="Arial;sans-serif"/>
-          <w:b w:val="false"/>
-          <w:i w:val="false"/>
-          <w:caps w:val="false"/>
-          <w:smallCaps w:val="false"/>
-          <w:color w:val="0A0A0A"/>
-          <w:spacing w:val="0"/>
-          <w:sz w:val="24"/>
-        </w:rPr>
-        <w:t>To prevent credential reuse as required by IEC 62443, Debian 12 implements a password history policy via the pam_pwhistory module. By configuring the remember parameter in /etc/pam.d/common-password, the system maintains a secure history of previous password hashes and rejects any new password that matches the last 5 used entries. This mitigates the risk of credential compromise and ensures that every password change results in a unique, non-redundant credential.</w:t>
-      </w:r>
-    </w:p>
-    <w:p>
-      <w:pPr>
-        <w:pStyle w:val="Normal"/>
-        <w:spacing w:before="0" w:after="0"/>
-        <w:rPr>
-          <w:rFonts w:cs="Segoe UI"/>
-          <w:color w:val="000000"/>
-        </w:rPr>
-      </w:pPr>
-      <w:r>
-        <w:rPr>
-          <w:rFonts w:cs="Segoe UI"/>
-          <w:color w:val="000000"/>
-        </w:rPr>
-      </w:r>
-    </w:p>
-    <w:p>
-      <w:pPr>
         <w:pStyle w:val="3"/>
-        <w:rPr/>
-      </w:pPr>
-      <w:bookmarkStart w:id="10" w:name="_Toc197966365"/>
-      <w:bookmarkStart w:id="11" w:name="_Toc193904527"/>
-      <w:bookmarkStart w:id="12" w:name="_Toc184124624"/>
-      <w:r>
-        <w:rPr/>
+      </w:pPr>
+      <w:bookmarkStart w:id="10" w:name="_Toc184124624"/>
+      <w:bookmarkStart w:id="11" w:name="_Toc197966365"/>
+      <w:bookmarkStart w:id="12" w:name="_Toc193904527"/>
+      <w:r>
         <w:t>Strength of password-based authentication</w:t>
       </w:r>
       <w:bookmarkEnd w:id="10"/>
@@ -2123,30 +3630,85 @@
     </w:p>
     <w:p>
       <w:pPr>
-        <w:pStyle w:val="Normal"/>
         <w:widowControl/>
         <w:shd w:val="clear" w:color="auto" w:fill="FFFFFF"/>
-        <w:spacing w:lineRule="auto" w:line="240" w:beforeAutospacing="1" w:afterAutospacing="1"/>
-        <w:ind w:left="360" w:hanging="0"/>
-        <w:rPr/>
-      </w:pPr>
-      <w:r>
-        <w:rPr>
-          <w:rStyle w:val="Internet"/>
-          <w:rFonts w:cs="Segoe UI"/>
-        </w:rPr>
-        <w:t>The system enforces password strength requirements in accordance with IEC 62443-4-2. Debian 12 utilizes the PAM (Pluggable Authentication Modules) framework to manage password complexity and aging policies. Specifically, the pam_pwquality module is configured in /etc/pam.d/common-password to enforce a minimum length of 12 characters, including uppercase, lowercase, digits, and special characters. Password expiration is managed via the chage utility (e.g., sudo chage -M 90 &lt;username&gt;) to ensure compliance with NIST SP 800-63B guidelines.</w:t>
+        <w:spacing w:beforeAutospacing="1" w:afterAutospacing="1" w:line="240" w:lineRule="auto"/>
+        <w:ind w:left="360"/>
+      </w:pPr>
+      <w:r>
+        <w:t>The system enforces password strength requirements in a</w:t>
+      </w:r>
+      <w:r>
+        <w:t xml:space="preserve">ccordance with IEC 62443-4-2. </w:t>
+      </w:r>
+      <w:proofErr w:type="spellStart"/>
+      <w:r>
+        <w:t>Debian</w:t>
+      </w:r>
+      <w:proofErr w:type="spellEnd"/>
+      <w:r>
+        <w:t xml:space="preserve"> 12 utilizes the PAM (Pluggable Authentication Modules) framework to manage password complexity and aging policies. Specifically, the </w:t>
+      </w:r>
+      <w:proofErr w:type="spellStart"/>
+      <w:r>
+        <w:t>pam_pwquality</w:t>
+      </w:r>
+      <w:proofErr w:type="spellEnd"/>
+      <w:r>
+        <w:t xml:space="preserve"> module is configured in /</w:t>
+      </w:r>
+      <w:proofErr w:type="spellStart"/>
+      <w:r>
+        <w:t>etc</w:t>
+      </w:r>
+      <w:proofErr w:type="spellEnd"/>
+      <w:r>
+        <w:t>/</w:t>
+      </w:r>
+      <w:proofErr w:type="spellStart"/>
+      <w:r>
+        <w:t>pam.d</w:t>
+      </w:r>
+      <w:proofErr w:type="spellEnd"/>
+      <w:r>
+        <w:t xml:space="preserve">/common-password to enforce a minimum </w:t>
+      </w:r>
+      <w:r>
+        <w:t xml:space="preserve">length of 12 characters, including uppercase, lowercase, digits, and special characters. Password expiration is managed via the </w:t>
+      </w:r>
+      <w:proofErr w:type="spellStart"/>
+      <w:r>
+        <w:t>chage</w:t>
+      </w:r>
+      <w:proofErr w:type="spellEnd"/>
+      <w:r>
+        <w:t xml:space="preserve"> utility (e.g., </w:t>
+      </w:r>
+      <w:proofErr w:type="spellStart"/>
+      <w:r>
+        <w:t>sudo</w:t>
+      </w:r>
+      <w:proofErr w:type="spellEnd"/>
+      <w:r>
+        <w:t xml:space="preserve"> </w:t>
+      </w:r>
+      <w:proofErr w:type="spellStart"/>
+      <w:r>
+        <w:t>chage</w:t>
+      </w:r>
+      <w:proofErr w:type="spellEnd"/>
+      <w:r>
+        <w:t xml:space="preserve"> -M 90 &lt;username&gt;) to ensure compliance with NIST SP 800-63B guidelines.</w:t>
       </w:r>
     </w:p>
     <w:p>
       <w:pPr>
         <w:pStyle w:val="3"/>
-        <w:rPr/>
       </w:pPr>
       <w:bookmarkStart w:id="13" w:name="_Toc197966366"/>
       <w:bookmarkStart w:id="14" w:name="_Toc193904528"/>
       <w:r>
-        <w:rPr/>
+        <w:lastRenderedPageBreak/>
         <w:t>Authenticator feedback</w:t>
       </w:r>
       <w:bookmarkEnd w:id="13"/>
@@ -2154,33 +3716,123 @@
     </w:p>
     <w:p>
       <w:pPr>
-        <w:pStyle w:val="Normal"/>
         <w:widowControl/>
         <w:shd w:val="clear" w:color="auto" w:fill="FFFFFF"/>
-        <w:spacing w:lineRule="auto" w:line="240" w:beforeAutospacing="1" w:afterAutospacing="1"/>
-        <w:ind w:left="360" w:hanging="0"/>
-        <w:rPr>
-          <w:rFonts w:cs="Segoe UI"/>
-          <w:color w:val="000000"/>
-        </w:rPr>
-      </w:pPr>
-      <w:r>
-        <w:rPr>
-          <w:rFonts w:cs="Segoe UI"/>
-          <w:color w:val="000000"/>
-        </w:rPr>
-        <w:t>The Debian 12 system ensures that authenticator feedback is obscured during the authentication process in compliance with IEC 62443-4-2 requirements. On the graphical login screen (LXDM), password characters are masked to prevent unauthorized visual observation, while the command-line interface (CLI/SSH) enforces a "no feedback" policy (no asterisks) by default for maximum security. Additionally, the system provides only generic failure messages for incorrect login attempts to mitigate account enumeration risks, ensuring no specific reasons are disclosed. These settings are centrally managed via PAM (Pluggable Authentication Modules) and /etc/login.defs, with pam_faillock (replacing the deprecated pam_tally2) utilized to monitor unsuccessful attempts while maintaining obscured feedback to unauthenticated users.</w:t>
+        <w:suppressAutoHyphens w:val="0"/>
+        <w:spacing w:before="100" w:beforeAutospacing="1" w:after="100" w:afterAutospacing="1" w:line="240" w:lineRule="auto"/>
+        <w:ind w:left="360"/>
+        <w:rPr>
+          <w:rFonts w:cs="Segoe UI"/>
+          <w:color w:val="000000"/>
+        </w:rPr>
+      </w:pPr>
+      <w:r>
+        <w:rPr>
+          <w:rFonts w:cs="Segoe UI"/>
+          <w:color w:val="000000"/>
+        </w:rPr>
+        <w:t>T</w:t>
+      </w:r>
+      <w:r>
+        <w:rPr>
+          <w:rFonts w:cs="Segoe UI"/>
+          <w:color w:val="000000"/>
+        </w:rPr>
+        <w:t xml:space="preserve">he </w:t>
+      </w:r>
+      <w:proofErr w:type="spellStart"/>
+      <w:r>
+        <w:rPr>
+          <w:rFonts w:cs="Segoe UI"/>
+          <w:color w:val="000000"/>
+        </w:rPr>
+        <w:t>Debian</w:t>
+      </w:r>
+      <w:proofErr w:type="spellEnd"/>
+      <w:r>
+        <w:rPr>
+          <w:rFonts w:cs="Segoe UI"/>
+          <w:color w:val="000000"/>
+        </w:rPr>
+        <w:t xml:space="preserve"> 12 system ensures that authenticator feedback is obscured during the authentication process in compliance with IEC 62443-4-2 requirements. On the graphical login screen (LXDM), password characters are masked to prevent unauthorized visual observa</w:t>
+      </w:r>
+      <w:r>
+        <w:rPr>
+          <w:rFonts w:cs="Segoe UI"/>
+          <w:color w:val="000000"/>
+        </w:rPr>
+        <w:t>tion, while the command-line interface (CLI/SSH) enforces a "no feedback" policy (no asterisks) by default for maximum security. Additionally, the system provides only generic failure messages for incorrect login attempts to mitigate account enumeration ri</w:t>
+      </w:r>
+      <w:r>
+        <w:rPr>
+          <w:rFonts w:cs="Segoe UI"/>
+          <w:color w:val="000000"/>
+        </w:rPr>
+        <w:t>sks, ensuring no specific reasons are disclosed. These settings are centrally managed via PAM (Pluggable Authentication Modules) and /</w:t>
+      </w:r>
+      <w:proofErr w:type="spellStart"/>
+      <w:r>
+        <w:rPr>
+          <w:rFonts w:cs="Segoe UI"/>
+          <w:color w:val="000000"/>
+        </w:rPr>
+        <w:t>etc</w:t>
+      </w:r>
+      <w:proofErr w:type="spellEnd"/>
+      <w:r>
+        <w:rPr>
+          <w:rFonts w:cs="Segoe UI"/>
+          <w:color w:val="000000"/>
+        </w:rPr>
+        <w:t>/</w:t>
+      </w:r>
+      <w:proofErr w:type="spellStart"/>
+      <w:r>
+        <w:rPr>
+          <w:rFonts w:cs="Segoe UI"/>
+          <w:color w:val="000000"/>
+        </w:rPr>
+        <w:t>login.defs</w:t>
+      </w:r>
+      <w:proofErr w:type="spellEnd"/>
+      <w:r>
+        <w:rPr>
+          <w:rFonts w:cs="Segoe UI"/>
+          <w:color w:val="000000"/>
+        </w:rPr>
+        <w:t xml:space="preserve">, with </w:t>
+      </w:r>
+      <w:proofErr w:type="spellStart"/>
+      <w:r>
+        <w:rPr>
+          <w:rFonts w:cs="Segoe UI"/>
+          <w:color w:val="000000"/>
+        </w:rPr>
+        <w:t>pam_faillock</w:t>
+      </w:r>
+      <w:proofErr w:type="spellEnd"/>
+      <w:r>
+        <w:rPr>
+          <w:rFonts w:cs="Segoe UI"/>
+          <w:color w:val="000000"/>
+        </w:rPr>
+        <w:t xml:space="preserve"> (replacing the deprecated pam_tally2) utilized to monitor unsuccessful attempts while ma</w:t>
+      </w:r>
+      <w:r>
+        <w:rPr>
+          <w:rFonts w:cs="Segoe UI"/>
+          <w:color w:val="000000"/>
+        </w:rPr>
+        <w:t>intaining obscured feedback to unauthenticated users.</w:t>
       </w:r>
     </w:p>
     <w:p>
       <w:pPr>
         <w:pStyle w:val="3"/>
-        <w:rPr/>
       </w:pPr>
       <w:bookmarkStart w:id="15" w:name="_Toc197966367"/>
       <w:bookmarkStart w:id="16" w:name="_Toc193904529"/>
       <w:r>
-        <w:rPr/>
         <w:t>Unsuccessful login attempts</w:t>
       </w:r>
       <w:bookmarkEnd w:id="15"/>
@@ -2188,33 +3840,100 @@
     </w:p>
     <w:p>
       <w:pPr>
-        <w:pStyle w:val="Normal"/>
         <w:widowControl/>
         <w:shd w:val="clear" w:color="auto" w:fill="FFFFFF"/>
-        <w:spacing w:lineRule="auto" w:line="240" w:beforeAutospacing="1" w:afterAutospacing="1"/>
-        <w:ind w:left="360" w:hanging="0"/>
-        <w:rPr>
-          <w:rFonts w:cs="Segoe UI"/>
-          <w:color w:val="000000"/>
-        </w:rPr>
-      </w:pPr>
-      <w:r>
-        <w:rPr>
-          <w:rFonts w:cs="Segoe UI"/>
-          <w:color w:val="000000"/>
-        </w:rPr>
-        <w:t>Debian 12 enforces account lockout policies using the PAM (Pluggable Authentication Modules) framework to limit consecutive unsuccessful login attempts, fulfilling the requirements of IEC 62443-4-2. System administrators can configure granular lockout behaviors—such as the maximum number of failed attempts and the duration of the lockout—by modifying /etc/security/faillock.conf or adjusting the pam_faillock.so module parameters within the PAM configuration files. While standard installations may not enforce a lockout by default, the system is fully capable of being hardened to lock an account after a specified threshold (e.g., 3 or 5 consecutive failed attempts) within a defined time window. These lockout events can be configured to reset automatically after a cooling-off period or require manual administrative intervention, effectively mitigating brute-force and credential-stuffing attacks across all system interfaces, including the LXDM graphical login and SSH remote sessions.</w:t>
+        <w:suppressAutoHyphens w:val="0"/>
+        <w:spacing w:before="100" w:beforeAutospacing="1" w:after="100" w:afterAutospacing="1" w:line="240" w:lineRule="auto"/>
+        <w:ind w:left="360"/>
+        <w:rPr>
+          <w:rFonts w:cs="Segoe UI"/>
+          <w:color w:val="000000"/>
+        </w:rPr>
+      </w:pPr>
+      <w:proofErr w:type="spellStart"/>
+      <w:r>
+        <w:rPr>
+          <w:rFonts w:cs="Segoe UI"/>
+          <w:color w:val="000000"/>
+        </w:rPr>
+        <w:t>Debian</w:t>
+      </w:r>
+      <w:proofErr w:type="spellEnd"/>
+      <w:r>
+        <w:rPr>
+          <w:rFonts w:cs="Segoe UI"/>
+          <w:color w:val="000000"/>
+        </w:rPr>
+        <w:t xml:space="preserve"> 12 enforces account lockout policies using the PAM (Pluggable Authentication Modules) framework to limit consecutive unsuccessful login attempts, fulfilling the requir</w:t>
+      </w:r>
+      <w:r>
+        <w:rPr>
+          <w:rFonts w:cs="Segoe UI"/>
+          <w:color w:val="000000"/>
+        </w:rPr>
+        <w:t>ements of IEC 62443-4-2. System administrators can configure granular lockout behaviors—such as the maximum number of failed attempts and the duration of the lockout—by modifying /</w:t>
+      </w:r>
+      <w:proofErr w:type="spellStart"/>
+      <w:r>
+        <w:rPr>
+          <w:rFonts w:cs="Segoe UI"/>
+          <w:color w:val="000000"/>
+        </w:rPr>
+        <w:t>etc</w:t>
+      </w:r>
+      <w:proofErr w:type="spellEnd"/>
+      <w:r>
+        <w:rPr>
+          <w:rFonts w:cs="Segoe UI"/>
+          <w:color w:val="000000"/>
+        </w:rPr>
+        <w:t>/security/</w:t>
+      </w:r>
+      <w:proofErr w:type="spellStart"/>
+      <w:r>
+        <w:rPr>
+          <w:rFonts w:cs="Segoe UI"/>
+          <w:color w:val="000000"/>
+        </w:rPr>
+        <w:t>faillock.conf</w:t>
+      </w:r>
+      <w:proofErr w:type="spellEnd"/>
+      <w:r>
+        <w:rPr>
+          <w:rFonts w:cs="Segoe UI"/>
+          <w:color w:val="000000"/>
+        </w:rPr>
+        <w:t xml:space="preserve"> or adjusting the pam_faillock.so module parameter</w:t>
+      </w:r>
+      <w:r>
+        <w:rPr>
+          <w:rFonts w:cs="Segoe UI"/>
+          <w:color w:val="000000"/>
+        </w:rPr>
+        <w:t>s within the PAM configuration files. While standard installations may not enforce a lockout by default, the system is fully capable of being hardened to lock an account after a specified threshold (e.g., 3 or 5 consecutive failed attempts) within a define</w:t>
+      </w:r>
+      <w:r>
+        <w:rPr>
+          <w:rFonts w:cs="Segoe UI"/>
+          <w:color w:val="000000"/>
+        </w:rPr>
+        <w:t>d time window. These lockout events can be configured to reset automatically after a cooling-off period or require manual administrative intervention, effectively mitigating brute-force and credential-stuffing attacks across all system interfaces, includin</w:t>
+      </w:r>
+      <w:r>
+        <w:rPr>
+          <w:rFonts w:cs="Segoe UI"/>
+          <w:color w:val="000000"/>
+        </w:rPr>
+        <w:t>g the LXDM graphical login and SSH remote sessions.</w:t>
       </w:r>
     </w:p>
     <w:p>
       <w:pPr>
         <w:pStyle w:val="3"/>
-        <w:rPr/>
       </w:pPr>
       <w:bookmarkStart w:id="17" w:name="_Toc197966368"/>
       <w:bookmarkStart w:id="18" w:name="_Toc193904530"/>
       <w:r>
-        <w:rPr/>
         <w:t>System use notification</w:t>
       </w:r>
       <w:bookmarkEnd w:id="17"/>
@@ -2222,35 +3941,90 @@
     </w:p>
     <w:p>
       <w:pPr>
-        <w:pStyle w:val="Normal"/>
         <w:widowControl/>
         <w:shd w:val="clear" w:color="auto" w:fill="FFFFFF"/>
-        <w:spacing w:lineRule="auto" w:line="240" w:beforeAutospacing="1" w:afterAutospacing="1"/>
-        <w:ind w:left="360" w:hanging="0"/>
-        <w:rPr>
-          <w:rFonts w:cs="Segoe UI"/>
-          <w:color w:val="000000"/>
-        </w:rPr>
-      </w:pPr>
-      <w:r>
-        <w:rPr>
-          <w:rFonts w:cs="Segoe UI"/>
-          <w:color w:val="000000"/>
-        </w:rPr>
-        <w:t>The system provides the capability to display a system use notification message before graphical authentication, ensuring compliance with IEC 62443 requirements. Debian 12 offers this feature via configuration files and settings, which can be modified by users with administrator privileges. To show a message before the terminal login screen, you can configure the /etc/issue file to display a system message. However, for graphical login, the most effective method is using the "LXDM" (Lightweight X11 Display Manager) to display a custom welcome message. The message is displayed on the graphical login screen before the user is asked to enter credentials.</w:t>
+        <w:suppressAutoHyphens w:val="0"/>
+        <w:spacing w:before="100" w:beforeAutospacing="1" w:after="100" w:afterAutospacing="1" w:line="240" w:lineRule="auto"/>
+        <w:ind w:left="360"/>
+        <w:rPr>
+          <w:rFonts w:cs="Segoe UI"/>
+          <w:color w:val="000000"/>
+        </w:rPr>
+      </w:pPr>
+      <w:r>
+        <w:rPr>
+          <w:rFonts w:cs="Segoe UI"/>
+          <w:color w:val="000000"/>
+        </w:rPr>
+        <w:t xml:space="preserve">The system provides the capability to display a system use notification message before graphical authentication, ensuring compliance with IEC 62443 requirements. </w:t>
+      </w:r>
+      <w:proofErr w:type="spellStart"/>
+      <w:r>
+        <w:rPr>
+          <w:rFonts w:cs="Segoe UI"/>
+          <w:color w:val="000000"/>
+        </w:rPr>
+        <w:t>Debian</w:t>
+      </w:r>
+      <w:proofErr w:type="spellEnd"/>
+      <w:r>
+        <w:rPr>
+          <w:rFonts w:cs="Segoe UI"/>
+          <w:color w:val="000000"/>
+        </w:rPr>
+        <w:t xml:space="preserve"> 12 offers t</w:t>
+      </w:r>
+      <w:r>
+        <w:rPr>
+          <w:rFonts w:cs="Segoe UI"/>
+          <w:color w:val="000000"/>
+        </w:rPr>
+        <w:t xml:space="preserve">his feature via configuration files and settings, which can </w:t>
+      </w:r>
+      <w:r>
+        <w:rPr>
+          <w:rFonts w:cs="Segoe UI"/>
+          <w:color w:val="000000"/>
+        </w:rPr>
+        <w:lastRenderedPageBreak/>
+        <w:t>be modified by users with administrator privileges. To show a message before the terminal login screen, you can configure the /</w:t>
+      </w:r>
+      <w:proofErr w:type="spellStart"/>
+      <w:r>
+        <w:rPr>
+          <w:rFonts w:cs="Segoe UI"/>
+          <w:color w:val="000000"/>
+        </w:rPr>
+        <w:t>etc</w:t>
+      </w:r>
+      <w:proofErr w:type="spellEnd"/>
+      <w:r>
+        <w:rPr>
+          <w:rFonts w:cs="Segoe UI"/>
+          <w:color w:val="000000"/>
+        </w:rPr>
+        <w:t>/issue file to display a system message. However, for graphical lo</w:t>
+      </w:r>
+      <w:r>
+        <w:rPr>
+          <w:rFonts w:cs="Segoe UI"/>
+          <w:color w:val="000000"/>
+        </w:rPr>
+        <w:t>gin, the most effective method is using the "LXDM" (Lightweight X11 Display Manager) to display a custom welcome message. The message is displayed on the graphical login screen before the user is asked to enter credentials.</w:t>
       </w:r>
     </w:p>
     <w:p>
       <w:pPr>
         <w:pStyle w:val="3"/>
-        <w:rPr/>
       </w:pPr>
       <w:bookmarkStart w:id="19" w:name="_Toc193904531"/>
       <w:bookmarkStart w:id="20" w:name="_Toc197966369"/>
       <w:bookmarkStart w:id="21" w:name="_Toc193904526"/>
       <w:r>
-        <w:rPr/>
-        <w:t>Authorization enforcement, Permission mapping to roles</w:t>
+        <w:t>Authorization enforcement, Permi</w:t>
+      </w:r>
+      <w:r>
+        <w:t>ssion mapping to roles</w:t>
       </w:r>
       <w:bookmarkEnd w:id="19"/>
       <w:bookmarkEnd w:id="20"/>
@@ -2258,709 +4032,978 @@
     </w:p>
     <w:p>
       <w:pPr>
-        <w:pStyle w:val="Normal"/>
         <w:widowControl/>
         <w:shd w:val="clear" w:color="auto" w:fill="FFFFFF"/>
-        <w:spacing w:lineRule="auto" w:line="240" w:beforeAutospacing="1" w:afterAutospacing="1"/>
-        <w:ind w:hanging="0"/>
-        <w:rPr>
-          <w:rFonts w:cs="Segoe UI"/>
-          <w:color w:val="000000"/>
-        </w:rPr>
-      </w:pPr>
-      <w:r>
-        <w:rPr>
-          <w:rFonts w:cs="Segoe UI" w:ascii="Arial;sans-serif" w:hAnsi="Arial;sans-serif"/>
-          <w:b w:val="false"/>
-          <w:i w:val="false"/>
-          <w:caps w:val="false"/>
-          <w:smallCaps w:val="false"/>
-          <w:color w:val="0A0A0A"/>
-          <w:spacing w:val="0"/>
-          <w:sz w:val="24"/>
+        <w:suppressAutoHyphens w:val="0"/>
+        <w:spacing w:before="100" w:beforeAutospacing="1" w:after="100" w:afterAutospacing="1" w:line="240" w:lineRule="auto"/>
+        <w:ind w:left="360"/>
+        <w:rPr>
+          <w:rFonts w:cs="Segoe UI"/>
+          <w:color w:val="000000"/>
+        </w:rPr>
+      </w:pPr>
+      <w:r>
+        <w:rPr>
+          <w:rFonts w:cs="Segoe UI"/>
+          <w:color w:val="000000"/>
         </w:rPr>
         <w:t>To comply with </w:t>
       </w:r>
       <w:r>
         <w:rPr>
-          <w:rStyle w:val="Style16"/>
-          <w:rFonts w:cs="Segoe UI" w:ascii="Arial;sans-serif" w:hAnsi="Arial;sans-serif"/>
-          <w:b/>
-          <w:i w:val="false"/>
-          <w:caps w:val="false"/>
-          <w:smallCaps w:val="false"/>
-          <w:color w:val="0A0A0A"/>
-          <w:spacing w:val="0"/>
-          <w:sz w:val="24"/>
+          <w:rFonts w:cs="Segoe UI"/>
+          <w:color w:val="000000"/>
         </w:rPr>
         <w:t>authorization enforcement</w:t>
       </w:r>
       <w:r>
         <w:rPr>
-          <w:rFonts w:cs="Segoe UI" w:ascii="Arial;sans-serif" w:hAnsi="Arial;sans-serif"/>
-          <w:b w:val="false"/>
-          <w:i w:val="false"/>
-          <w:caps w:val="false"/>
-          <w:smallCaps w:val="false"/>
-          <w:color w:val="0A0A0A"/>
-          <w:spacing w:val="0"/>
-          <w:sz w:val="24"/>
+          <w:rFonts w:cs="Segoe UI"/>
+          <w:color w:val="000000"/>
         </w:rPr>
         <w:t> and </w:t>
       </w:r>
       <w:r>
         <w:rPr>
-          <w:rStyle w:val="Style16"/>
-          <w:rFonts w:cs="Segoe UI" w:ascii="Arial;sans-serif" w:hAnsi="Arial;sans-serif"/>
-          <w:b/>
-          <w:i w:val="false"/>
-          <w:caps w:val="false"/>
-          <w:smallCaps w:val="false"/>
-          <w:color w:val="0A0A0A"/>
-          <w:spacing w:val="0"/>
-          <w:sz w:val="24"/>
+          <w:rFonts w:cs="Segoe UI"/>
+          <w:color w:val="000000"/>
         </w:rPr>
         <w:t>role-to-permission mapping</w:t>
       </w:r>
       <w:r>
         <w:rPr>
-          <w:rFonts w:cs="Segoe UI" w:ascii="Arial;sans-serif" w:hAnsi="Arial;sans-serif"/>
-          <w:b w:val="false"/>
-          <w:i w:val="false"/>
-          <w:caps w:val="false"/>
-          <w:smallCaps w:val="false"/>
-          <w:color w:val="0A0A0A"/>
-          <w:spacing w:val="0"/>
-          <w:sz w:val="24"/>
+          <w:rFonts w:cs="Segoe UI"/>
+          <w:color w:val="000000"/>
         </w:rPr>
         <w:t> requirements under standards such as </w:t>
       </w:r>
       <w:r>
         <w:rPr>
-          <w:rStyle w:val="Style16"/>
-          <w:rFonts w:cs="Segoe UI" w:ascii="Arial;sans-serif" w:hAnsi="Arial;sans-serif"/>
-          <w:b/>
-          <w:i w:val="false"/>
-          <w:caps w:val="false"/>
-          <w:smallCaps w:val="false"/>
-          <w:color w:val="0A0A0A"/>
-          <w:spacing w:val="0"/>
-          <w:sz w:val="24"/>
+          <w:rFonts w:cs="Segoe UI"/>
+          <w:color w:val="000000"/>
         </w:rPr>
         <w:t>IEC 62443-4-2</w:t>
       </w:r>
       <w:r>
         <w:rPr>
-          <w:rFonts w:cs="Segoe UI" w:ascii="Arial;sans-serif" w:hAnsi="Arial;sans-serif"/>
-          <w:b w:val="false"/>
-          <w:i w:val="false"/>
-          <w:caps w:val="false"/>
-          <w:smallCaps w:val="false"/>
-          <w:color w:val="0A0A0A"/>
-          <w:spacing w:val="0"/>
-          <w:sz w:val="24"/>
+          <w:rFonts w:cs="Segoe UI"/>
+          <w:color w:val="000000"/>
         </w:rPr>
         <w:t>, </w:t>
       </w:r>
-      <w:r>
-        <w:rPr>
-          <w:rStyle w:val="Style16"/>
-          <w:rFonts w:cs="Segoe UI" w:ascii="Arial;sans-serif" w:hAnsi="Arial;sans-serif"/>
-          <w:b/>
-          <w:i w:val="false"/>
-          <w:caps w:val="false"/>
-          <w:smallCaps w:val="false"/>
-          <w:color w:val="0A0A0A"/>
-          <w:spacing w:val="0"/>
-          <w:sz w:val="24"/>
-        </w:rPr>
-        <w:t>Debian 12</w:t>
-      </w:r>
-      <w:r>
-        <w:rPr>
-          <w:rFonts w:cs="Segoe UI" w:ascii="Arial;sans-serif" w:hAnsi="Arial;sans-serif"/>
-          <w:b w:val="false"/>
-          <w:i w:val="false"/>
-          <w:caps w:val="false"/>
-          <w:smallCaps w:val="false"/>
-          <w:color w:val="0A0A0A"/>
-          <w:spacing w:val="0"/>
-          <w:sz w:val="24"/>
-        </w:rPr>
-        <w:t> systems define user roles and control access using Linux’s built-in user and group management mechanisms.</w:t>
+      <w:proofErr w:type="spellStart"/>
+      <w:r>
+        <w:rPr>
+          <w:rFonts w:cs="Segoe UI"/>
+          <w:color w:val="000000"/>
+        </w:rPr>
+        <w:t>Debian</w:t>
+      </w:r>
+      <w:proofErr w:type="spellEnd"/>
+      <w:r>
+        <w:rPr>
+          <w:rFonts w:cs="Segoe UI"/>
+          <w:color w:val="000000"/>
+        </w:rPr>
+        <w:t xml:space="preserve"> 12</w:t>
+      </w:r>
+      <w:r>
+        <w:rPr>
+          <w:rFonts w:cs="Segoe UI"/>
+          <w:color w:val="000000"/>
+        </w:rPr>
+        <w:t xml:space="preserve"> systems define user roles and control access using Linux’s built-in user and group management </w:t>
+      </w:r>
+      <w:r>
+        <w:rPr>
+          <w:rFonts w:cs="Segoe UI"/>
+          <w:color w:val="000000"/>
+        </w:rPr>
+        <w:t>mechanisms.</w:t>
       </w:r>
     </w:p>
     <w:p>
       <w:pPr>
-        <w:pStyle w:val="Normal"/>
         <w:widowControl/>
-        <w:spacing w:lineRule="atLeast" w:line="360" w:before="240" w:after="240"/>
-        <w:ind w:left="0" w:right="0" w:hanging="0"/>
-        <w:rPr>
-          <w:rFonts w:cs="Segoe UI"/>
-          <w:color w:val="000000"/>
-        </w:rPr>
-      </w:pPr>
-      <w:r>
-        <w:rPr>
-          <w:rStyle w:val="Style16"/>
-          <w:rFonts w:ascii="Arial;sans-serif" w:hAnsi="Arial;sans-serif"/>
-          <w:b/>
-          <w:i w:val="false"/>
-          <w:caps w:val="false"/>
-          <w:smallCaps w:val="false"/>
-          <w:color w:val="0A0A0A"/>
-          <w:spacing w:val="0"/>
-          <w:sz w:val="24"/>
+        <w:shd w:val="clear" w:color="auto" w:fill="FFFFFF"/>
+        <w:suppressAutoHyphens w:val="0"/>
+        <w:spacing w:before="100" w:beforeAutospacing="1" w:after="100" w:afterAutospacing="1" w:line="240" w:lineRule="auto"/>
+        <w:ind w:left="360"/>
+        <w:rPr>
+          <w:rFonts w:cs="Segoe UI"/>
+          <w:color w:val="000000"/>
+        </w:rPr>
+      </w:pPr>
+      <w:r>
+        <w:rPr>
+          <w:rFonts w:cs="Segoe UI"/>
+          <w:color w:val="000000"/>
         </w:rPr>
         <w:t>Defined Roles and Their Privileges:</w:t>
       </w:r>
     </w:p>
     <w:p>
       <w:pPr>
-        <w:pStyle w:val="Style20"/>
         <w:widowControl/>
-        <w:numPr>
-          <w:ilvl w:val="0"/>
-          <w:numId w:val="8"/>
-        </w:numPr>
-        <w:pBdr/>
-        <w:tabs>
-          <w:tab w:val="clear" w:pos="480"/>
-          <w:tab w:val="left" w:pos="0" w:leader="none"/>
-        </w:tabs>
-        <w:spacing w:lineRule="atLeast" w:line="360" w:before="0" w:after="0"/>
-        <w:ind w:left="0" w:right="0" w:hanging="0"/>
-        <w:rPr>
-          <w:rFonts w:cs="Segoe UI"/>
-          <w:color w:val="000000"/>
-        </w:rPr>
-      </w:pPr>
-      <w:r>
-        <w:rPr>
-          <w:rStyle w:val="Style16"/>
-          <w:rFonts w:ascii="Arial;sans-serif" w:hAnsi="Arial;sans-serif"/>
-          <w:b/>
-          <w:i w:val="false"/>
-          <w:caps w:val="false"/>
-          <w:smallCaps w:val="false"/>
-          <w:color w:val="0A0A0A"/>
-          <w:spacing w:val="0"/>
-          <w:sz w:val="24"/>
+        <w:shd w:val="clear" w:color="auto" w:fill="FFFFFF"/>
+        <w:suppressAutoHyphens w:val="0"/>
+        <w:spacing w:before="100" w:beforeAutospacing="1" w:after="100" w:afterAutospacing="1" w:line="240" w:lineRule="auto"/>
+        <w:ind w:left="360" w:firstLineChars="100" w:firstLine="240"/>
+        <w:rPr>
+          <w:rFonts w:cs="Segoe UI"/>
+          <w:color w:val="000000"/>
+        </w:rPr>
+      </w:pPr>
+      <w:r>
+        <w:rPr>
+          <w:rFonts w:cs="Segoe UI"/>
+          <w:color w:val="000000"/>
         </w:rPr>
         <w:t>Admins</w:t>
-      </w:r>
-      <w:r>
-        <w:rPr>
-          <w:rFonts w:ascii="Arial;sans-serif" w:hAnsi="Arial;sans-serif"/>
-          <w:b w:val="false"/>
-          <w:i w:val="false"/>
-          <w:caps w:val="false"/>
-          <w:smallCaps w:val="false"/>
-          <w:color w:val="0A0A0A"/>
-          <w:spacing w:val="0"/>
-          <w:sz w:val="24"/>
-        </w:rPr>
-        <w:t>: Users with full administrative rights via the </w:t>
-      </w:r>
-      <w:r>
-        <w:rPr>
-          <w:rStyle w:val="Style16"/>
-          <w:rFonts w:ascii="Arial;sans-serif" w:hAnsi="Arial;sans-serif"/>
-          <w:b/>
-          <w:i w:val="false"/>
-          <w:caps w:val="false"/>
-          <w:smallCaps w:val="false"/>
-          <w:color w:val="0A0A0A"/>
-          <w:spacing w:val="0"/>
-          <w:sz w:val="24"/>
-        </w:rPr>
-        <w:t>sudo</w:t>
-      </w:r>
-      <w:r>
-        <w:rPr>
-          <w:rFonts w:ascii="Arial;sans-serif" w:hAnsi="Arial;sans-serif"/>
-          <w:b w:val="false"/>
-          <w:i w:val="false"/>
-          <w:caps w:val="false"/>
-          <w:smallCaps w:val="false"/>
-          <w:color w:val="0A0A0A"/>
-          <w:spacing w:val="0"/>
-          <w:sz w:val="24"/>
-        </w:rPr>
-        <w:t> group. They are responsible for system configuration, software installation, security enforcement, and access to all system resources.</w:t>
       </w:r>
     </w:p>
     <w:p>
       <w:pPr>
-        <w:pStyle w:val="Style20"/>
         <w:widowControl/>
-        <w:numPr>
-          <w:ilvl w:val="0"/>
-          <w:numId w:val="8"/>
-        </w:numPr>
-        <w:pBdr/>
-        <w:tabs>
-          <w:tab w:val="clear" w:pos="480"/>
-          <w:tab w:val="left" w:pos="0" w:leader="none"/>
-        </w:tabs>
-        <w:spacing w:lineRule="atLeast" w:line="360" w:before="0" w:after="0"/>
-        <w:ind w:left="0" w:right="0" w:hanging="0"/>
-        <w:rPr>
-          <w:rFonts w:cs="Segoe UI"/>
-          <w:color w:val="000000"/>
-        </w:rPr>
-      </w:pPr>
-      <w:r>
-        <w:rPr>
-          <w:rStyle w:val="Style16"/>
-          <w:rFonts w:ascii="Arial;sans-serif" w:hAnsi="Arial;sans-serif"/>
-          <w:b/>
-          <w:i w:val="false"/>
-          <w:caps w:val="false"/>
-          <w:smallCaps w:val="false"/>
-          <w:color w:val="0A0A0A"/>
-          <w:spacing w:val="0"/>
-          <w:sz w:val="24"/>
-        </w:rPr>
-        <w:t>Regular Users</w:t>
-      </w:r>
-      <w:r>
-        <w:rPr>
-          <w:rFonts w:ascii="Arial;sans-serif" w:hAnsi="Arial;sans-serif"/>
-          <w:b w:val="false"/>
-          <w:i w:val="false"/>
-          <w:caps w:val="false"/>
-          <w:smallCaps w:val="false"/>
-          <w:color w:val="0A0A0A"/>
-          <w:spacing w:val="0"/>
-          <w:sz w:val="24"/>
-        </w:rPr>
-        <w:t>: Standard users with no administrative privileges. They are restricted to performing routine tasks and using authorized applications. They cannot make system-level changes or access sensitive configurations.</w:t>
+        <w:shd w:val="clear" w:color="auto" w:fill="FFFFFF"/>
+        <w:suppressAutoHyphens w:val="0"/>
+        <w:spacing w:before="100" w:beforeAutospacing="1" w:after="100" w:afterAutospacing="1" w:line="240" w:lineRule="auto"/>
+        <w:ind w:left="960"/>
+        <w:rPr>
+          <w:rFonts w:cs="Segoe UI"/>
+          <w:color w:val="000000"/>
+        </w:rPr>
+      </w:pPr>
+      <w:r>
+        <w:rPr>
+          <w:rFonts w:cs="Segoe UI"/>
+          <w:color w:val="000000"/>
+        </w:rPr>
+        <w:t>Users with full administrative rights via the </w:t>
+      </w:r>
+      <w:proofErr w:type="spellStart"/>
+      <w:r>
+        <w:rPr>
+          <w:rFonts w:cs="Segoe UI"/>
+          <w:color w:val="000000"/>
+        </w:rPr>
+        <w:t>sudo</w:t>
+      </w:r>
+      <w:proofErr w:type="spellEnd"/>
+      <w:r>
+        <w:rPr>
+          <w:rFonts w:cs="Segoe UI"/>
+          <w:color w:val="000000"/>
+        </w:rPr>
+        <w:t> group. They are responsible for system configuration, software installation, security enforcement, and access to all system resources.</w:t>
       </w:r>
     </w:p>
     <w:p>
       <w:pPr>
-        <w:pStyle w:val="Style20"/>
         <w:widowControl/>
-        <w:spacing w:lineRule="atLeast" w:line="360" w:before="240" w:after="240"/>
-        <w:ind w:left="0" w:right="0" w:hanging="0"/>
-        <w:rPr>
-          <w:rFonts w:cs="Segoe UI"/>
-          <w:color w:val="000000"/>
-        </w:rPr>
-      </w:pPr>
-      <w:r>
-        <w:rPr>
-          <w:rStyle w:val="Style16"/>
-          <w:rFonts w:ascii="Arial;sans-serif" w:hAnsi="Arial;sans-serif"/>
-          <w:b/>
-          <w:i w:val="false"/>
-          <w:caps w:val="false"/>
-          <w:smallCaps w:val="false"/>
-          <w:color w:val="0A0A0A"/>
-          <w:spacing w:val="0"/>
-          <w:sz w:val="24"/>
-        </w:rPr>
-        <w:t>Defined Groups for Access Control:</w:t>
+        <w:shd w:val="clear" w:color="auto" w:fill="FFFFFF"/>
+        <w:suppressAutoHyphens w:val="0"/>
+        <w:spacing w:before="100" w:beforeAutospacing="1" w:after="100" w:afterAutospacing="1" w:line="240" w:lineRule="auto"/>
+        <w:ind w:left="360" w:firstLineChars="100" w:firstLine="240"/>
+        <w:rPr>
+          <w:rFonts w:cs="Segoe UI"/>
+          <w:color w:val="000000"/>
+        </w:rPr>
+      </w:pPr>
+      <w:r>
+        <w:rPr>
+          <w:rFonts w:cs="Segoe UI"/>
+          <w:color w:val="000000"/>
+        </w:rPr>
+        <w:t>Regular Users</w:t>
       </w:r>
     </w:p>
     <w:p>
       <w:pPr>
-        <w:pStyle w:val="Style20"/>
         <w:widowControl/>
-        <w:numPr>
-          <w:ilvl w:val="0"/>
-          <w:numId w:val="9"/>
-        </w:numPr>
-        <w:pBdr/>
-        <w:tabs>
-          <w:tab w:val="clear" w:pos="480"/>
-          <w:tab w:val="left" w:pos="0" w:leader="none"/>
-        </w:tabs>
-        <w:spacing w:lineRule="atLeast" w:line="360" w:before="0" w:after="0"/>
-        <w:ind w:left="0" w:right="0" w:hanging="0"/>
-        <w:rPr>
-          <w:rFonts w:cs="Segoe UI"/>
-          <w:color w:val="000000"/>
-        </w:rPr>
-      </w:pPr>
-      <w:r>
-        <w:rPr>
-          <w:rStyle w:val="Style16"/>
-          <w:rFonts w:ascii="Arial;sans-serif" w:hAnsi="Arial;sans-serif"/>
-          <w:b/>
-          <w:i w:val="false"/>
-          <w:caps w:val="false"/>
-          <w:smallCaps w:val="false"/>
-          <w:color w:val="0A0A0A"/>
-          <w:spacing w:val="0"/>
-          <w:sz w:val="24"/>
-        </w:rPr>
-        <w:t>sudo</w:t>
-      </w:r>
-      <w:r>
-        <w:rPr>
-          <w:rFonts w:ascii="Arial;sans-serif" w:hAnsi="Arial;sans-serif"/>
-          <w:b w:val="false"/>
-          <w:i w:val="false"/>
-          <w:caps w:val="false"/>
-          <w:smallCaps w:val="false"/>
-          <w:color w:val="0A0A0A"/>
-          <w:spacing w:val="0"/>
-          <w:sz w:val="24"/>
-        </w:rPr>
-        <w:t>: Grants full administrative privileges to members. This is the primary group used in </w:t>
-      </w:r>
-      <w:r>
-        <w:rPr>
-          <w:rStyle w:val="Style16"/>
-          <w:rFonts w:ascii="Arial;sans-serif" w:hAnsi="Arial;sans-serif"/>
-          <w:b/>
-          <w:i w:val="false"/>
-          <w:caps w:val="false"/>
-          <w:smallCaps w:val="false"/>
-          <w:color w:val="0A0A0A"/>
-          <w:spacing w:val="0"/>
-          <w:sz w:val="24"/>
-        </w:rPr>
-        <w:t>Debian 12</w:t>
-      </w:r>
-      <w:r>
-        <w:rPr>
-          <w:rFonts w:ascii="Arial;sans-serif" w:hAnsi="Arial;sans-serif"/>
-          <w:b w:val="false"/>
-          <w:i w:val="false"/>
-          <w:caps w:val="false"/>
-          <w:smallCaps w:val="false"/>
-          <w:color w:val="0A0A0A"/>
-          <w:spacing w:val="0"/>
-          <w:sz w:val="24"/>
-        </w:rPr>
-        <w:t> for elevated access, equivalent to the “Administrators” group on Windows.</w:t>
+        <w:shd w:val="clear" w:color="auto" w:fill="FFFFFF"/>
+        <w:suppressAutoHyphens w:val="0"/>
+        <w:spacing w:before="100" w:beforeAutospacing="1" w:after="100" w:afterAutospacing="1" w:line="240" w:lineRule="auto"/>
+        <w:ind w:leftChars="350" w:left="840"/>
+        <w:rPr>
+          <w:rFonts w:cs="Segoe UI"/>
+          <w:color w:val="000000"/>
+        </w:rPr>
+      </w:pPr>
+      <w:r>
+        <w:rPr>
+          <w:rFonts w:cs="Segoe UI"/>
+          <w:color w:val="000000"/>
+        </w:rPr>
+        <w:t>Standard users with no administrative privileges. They are restricted to performing routine tasks and using authorized applications. They cannot make system-level changes or access sensitive configurations.</w:t>
       </w:r>
     </w:p>
     <w:p>
       <w:pPr>
-        <w:pStyle w:val="Style20"/>
         <w:widowControl/>
-        <w:numPr>
-          <w:ilvl w:val="0"/>
-          <w:numId w:val="9"/>
-        </w:numPr>
-        <w:pBdr/>
-        <w:tabs>
-          <w:tab w:val="clear" w:pos="480"/>
-          <w:tab w:val="left" w:pos="0" w:leader="none"/>
-        </w:tabs>
-        <w:spacing w:lineRule="atLeast" w:line="360" w:before="0" w:after="0"/>
-        <w:ind w:left="0" w:right="0" w:hanging="0"/>
-        <w:rPr>
-          <w:rFonts w:cs="Segoe UI"/>
-          <w:color w:val="000000"/>
-        </w:rPr>
-      </w:pPr>
-      <w:r>
-        <w:rPr>
-          <w:rStyle w:val="Style16"/>
-          <w:rFonts w:ascii="Arial;sans-serif" w:hAnsi="Arial;sans-serif"/>
-          <w:b/>
-          <w:i w:val="false"/>
-          <w:caps w:val="false"/>
-          <w:smallCaps w:val="false"/>
-          <w:color w:val="0A0A0A"/>
-          <w:spacing w:val="0"/>
-          <w:sz w:val="24"/>
-        </w:rPr>
-        <w:t>users</w:t>
-      </w:r>
-      <w:r>
-        <w:rPr>
-          <w:rFonts w:ascii="Arial;sans-serif" w:hAnsi="Arial;sans-serif"/>
-          <w:b w:val="false"/>
-          <w:i w:val="false"/>
-          <w:caps w:val="false"/>
-          <w:smallCaps w:val="false"/>
-          <w:color w:val="0A0A0A"/>
-          <w:spacing w:val="0"/>
-          <w:sz w:val="24"/>
-        </w:rPr>
-        <w:t>: Default group for non-administrative users. It provides access to general system functions without elevated permissions, supporting the principle of least privilege.</w:t>
+        <w:shd w:val="clear" w:color="auto" w:fill="FFFFFF"/>
+        <w:suppressAutoHyphens w:val="0"/>
+        <w:spacing w:before="100" w:beforeAutospacing="1" w:after="100" w:afterAutospacing="1" w:line="240" w:lineRule="auto"/>
+        <w:ind w:left="360"/>
+        <w:rPr>
+          <w:rFonts w:cs="Segoe UI"/>
+          <w:color w:val="000000"/>
+        </w:rPr>
+      </w:pPr>
+      <w:r>
+        <w:rPr>
+          <w:rFonts w:cs="Segoe UI"/>
+          <w:color w:val="000000"/>
+        </w:rPr>
+        <w:t>Defined Groups for Access Control:</w:t>
       </w:r>
     </w:p>
     <w:p>
       <w:pPr>
-        <w:pStyle w:val="Style20"/>
         <w:widowControl/>
-        <w:spacing w:lineRule="atLeast" w:line="360" w:before="240" w:after="240"/>
-        <w:ind w:left="0" w:right="0" w:hanging="0"/>
-        <w:rPr>
-          <w:rFonts w:cs="Segoe UI"/>
-          <w:color w:val="000000"/>
-        </w:rPr>
-      </w:pPr>
-      <w:r>
-        <w:rPr>
-          <w:rStyle w:val="Style16"/>
-          <w:rFonts w:ascii="Arial;sans-serif" w:hAnsi="Arial;sans-serif"/>
-          <w:b/>
-          <w:i w:val="false"/>
-          <w:caps w:val="false"/>
-          <w:smallCaps w:val="false"/>
-          <w:color w:val="0A0A0A"/>
-          <w:spacing w:val="0"/>
-          <w:sz w:val="24"/>
-        </w:rPr>
-        <w:t>Enforcement Mechanisms:</w:t>
-      </w:r>
-      <w:r>
-        <w:rPr>
-          <w:rFonts w:ascii="Arial;sans-serif" w:hAnsi="Arial;sans-serif"/>
-          <w:b w:val="false"/>
-          <w:i w:val="false"/>
-          <w:caps w:val="false"/>
-          <w:smallCaps w:val="false"/>
-          <w:color w:val="0A0A0A"/>
-          <w:spacing w:val="0"/>
-          <w:sz w:val="24"/>
-        </w:rPr>
-        <w:br/>
-        <w:t>Access control is strictly implemented using </w:t>
-      </w:r>
-      <w:r>
-        <w:rPr>
-          <w:rStyle w:val="Style16"/>
-          <w:rFonts w:ascii="Arial;sans-serif" w:hAnsi="Arial;sans-serif"/>
-          <w:b/>
-          <w:i w:val="false"/>
-          <w:caps w:val="false"/>
-          <w:smallCaps w:val="false"/>
-          <w:color w:val="0A0A0A"/>
-          <w:spacing w:val="0"/>
-          <w:sz w:val="24"/>
-        </w:rPr>
-        <w:t>group membership</w:t>
-      </w:r>
-      <w:r>
-        <w:rPr>
-          <w:rFonts w:ascii="Arial;sans-serif" w:hAnsi="Arial;sans-serif"/>
-          <w:b w:val="false"/>
-          <w:i w:val="false"/>
-          <w:caps w:val="false"/>
-          <w:smallCaps w:val="false"/>
-          <w:color w:val="0A0A0A"/>
-          <w:spacing w:val="0"/>
-          <w:sz w:val="24"/>
-        </w:rPr>
-        <w:t>, </w:t>
-      </w:r>
-      <w:r>
-        <w:rPr>
-          <w:rStyle w:val="Style16"/>
-          <w:rFonts w:ascii="Arial;sans-serif" w:hAnsi="Arial;sans-serif"/>
-          <w:b/>
-          <w:i w:val="false"/>
-          <w:caps w:val="false"/>
-          <w:smallCaps w:val="false"/>
-          <w:color w:val="0A0A0A"/>
-          <w:spacing w:val="0"/>
-          <w:sz w:val="24"/>
-        </w:rPr>
-        <w:t>file system permissions</w:t>
-      </w:r>
-      <w:r>
-        <w:rPr>
-          <w:rFonts w:ascii="Arial;sans-serif" w:hAnsi="Arial;sans-serif"/>
-          <w:b w:val="false"/>
-          <w:i w:val="false"/>
-          <w:caps w:val="false"/>
-          <w:smallCaps w:val="false"/>
-          <w:color w:val="0A0A0A"/>
-          <w:spacing w:val="0"/>
-          <w:sz w:val="24"/>
-        </w:rPr>
-        <w:t>, </w:t>
-      </w:r>
-      <w:r>
-        <w:rPr>
-          <w:rStyle w:val="Style16"/>
-          <w:rFonts w:ascii="Arial;sans-serif" w:hAnsi="Arial;sans-serif"/>
-          <w:b/>
-          <w:i w:val="false"/>
-          <w:caps w:val="false"/>
-          <w:smallCaps w:val="false"/>
-          <w:color w:val="0A0A0A"/>
-          <w:spacing w:val="0"/>
-          <w:sz w:val="24"/>
-        </w:rPr>
-        <w:t>Access Control Lists (ACLs)</w:t>
-      </w:r>
-      <w:r>
-        <w:rPr>
-          <w:rFonts w:ascii="Arial;sans-serif" w:hAnsi="Arial;sans-serif"/>
-          <w:b w:val="false"/>
-          <w:i w:val="false"/>
-          <w:caps w:val="false"/>
-          <w:smallCaps w:val="false"/>
-          <w:color w:val="0A0A0A"/>
-          <w:spacing w:val="0"/>
-          <w:sz w:val="24"/>
-        </w:rPr>
-        <w:t>, and </w:t>
-      </w:r>
-      <w:r>
-        <w:rPr>
-          <w:rStyle w:val="Style16"/>
-          <w:rFonts w:ascii="Arial;sans-serif" w:hAnsi="Arial;sans-serif"/>
-          <w:b/>
-          <w:i w:val="false"/>
-          <w:caps w:val="false"/>
-          <w:smallCaps w:val="false"/>
-          <w:color w:val="0A0A0A"/>
-          <w:spacing w:val="0"/>
-          <w:sz w:val="24"/>
-        </w:rPr>
-        <w:t>Role-Based Access Control (RBAC)</w:t>
-      </w:r>
-      <w:r>
-        <w:rPr>
-          <w:rFonts w:ascii="Arial;sans-serif" w:hAnsi="Arial;sans-serif"/>
-          <w:b w:val="false"/>
-          <w:i w:val="false"/>
-          <w:caps w:val="false"/>
-          <w:smallCaps w:val="false"/>
-          <w:color w:val="0A0A0A"/>
-          <w:spacing w:val="0"/>
-          <w:sz w:val="24"/>
-        </w:rPr>
-        <w:t> policies, ensuring that all authenticated users operate within their assigned responsibilities.</w:t>
-      </w:r>
+        <w:shd w:val="clear" w:color="auto" w:fill="FFFFFF"/>
+        <w:suppressAutoHyphens w:val="0"/>
+        <w:spacing w:before="100" w:beforeAutospacing="1" w:after="100" w:afterAutospacing="1" w:line="240" w:lineRule="auto"/>
+        <w:ind w:left="360"/>
+        <w:rPr>
+          <w:rFonts w:cs="Segoe UI"/>
+          <w:color w:val="000000"/>
+        </w:rPr>
+      </w:pPr>
+      <w:proofErr w:type="spellStart"/>
+      <w:proofErr w:type="gramStart"/>
+      <w:r>
+        <w:rPr>
+          <w:rFonts w:cs="Segoe UI"/>
+          <w:color w:val="000000"/>
+        </w:rPr>
+        <w:t>sudo</w:t>
+      </w:r>
+      <w:proofErr w:type="spellEnd"/>
+      <w:proofErr w:type="gramEnd"/>
     </w:p>
     <w:p>
       <w:pPr>
-        <w:pStyle w:val="Normal"/>
         <w:widowControl/>
         <w:shd w:val="clear" w:color="auto" w:fill="FFFFFF"/>
-        <w:spacing w:lineRule="auto" w:line="240" w:beforeAutospacing="1" w:afterAutospacing="1"/>
-        <w:ind w:left="360" w:hanging="0"/>
-        <w:rPr>
-          <w:rFonts w:cs="Segoe UI"/>
-          <w:color w:val="000000"/>
-        </w:rPr>
-      </w:pPr>
-      <w:r>
-        <w:rPr>
-          <w:rFonts w:cs="Segoe UI"/>
-          <w:color w:val="000000"/>
-        </w:rPr>
+        <w:suppressAutoHyphens w:val="0"/>
+        <w:spacing w:before="100" w:beforeAutospacing="1" w:after="100" w:afterAutospacing="1" w:line="240" w:lineRule="auto"/>
+        <w:ind w:leftChars="350" w:left="840"/>
+        <w:rPr>
+          <w:rFonts w:cs="Segoe UI"/>
+          <w:color w:val="000000"/>
+        </w:rPr>
+      </w:pPr>
+      <w:r>
+        <w:rPr>
+          <w:rFonts w:cs="Segoe UI"/>
+          <w:color w:val="000000"/>
+        </w:rPr>
+        <w:t xml:space="preserve">Grants </w:t>
+      </w:r>
+      <w:r>
+        <w:rPr>
+          <w:rFonts w:cs="Segoe UI"/>
+          <w:color w:val="000000"/>
+        </w:rPr>
+        <w:t>full administrative privileges to members. This is the primary group used in </w:t>
+      </w:r>
+      <w:proofErr w:type="spellStart"/>
+      <w:r>
+        <w:rPr>
+          <w:rFonts w:cs="Segoe UI"/>
+          <w:color w:val="000000"/>
+        </w:rPr>
+        <w:t>Debian</w:t>
+      </w:r>
+      <w:proofErr w:type="spellEnd"/>
+      <w:r>
+        <w:rPr>
+          <w:rFonts w:cs="Segoe UI"/>
+          <w:color w:val="000000"/>
+        </w:rPr>
+        <w:t xml:space="preserve"> 12</w:t>
+      </w:r>
+      <w:r>
+        <w:rPr>
+          <w:rFonts w:cs="Segoe UI"/>
+          <w:color w:val="000000"/>
+        </w:rPr>
+        <w:t> for elevated access, equivalent to the “Administrators” group on Windows.</w:t>
       </w:r>
     </w:p>
     <w:p>
       <w:pPr>
-        <w:pStyle w:val="Normal"/>
         <w:widowControl/>
         <w:shd w:val="clear" w:color="auto" w:fill="FFFFFF"/>
-        <w:spacing w:lineRule="auto" w:line="240" w:beforeAutospacing="1" w:afterAutospacing="1"/>
-        <w:ind w:left="360" w:hanging="0"/>
-        <w:rPr/>
-      </w:pPr>
-      <w:r>
-        <w:rPr/>
+        <w:suppressAutoHyphens w:val="0"/>
+        <w:spacing w:before="100" w:beforeAutospacing="1" w:after="100" w:afterAutospacing="1" w:line="240" w:lineRule="auto"/>
+        <w:ind w:left="360"/>
+        <w:rPr>
+          <w:rFonts w:cs="Segoe UI"/>
+          <w:color w:val="000000"/>
+        </w:rPr>
+      </w:pPr>
+      <w:r>
+        <w:rPr>
+          <w:rFonts w:cs="Segoe UI"/>
+          <w:color w:val="000000"/>
+        </w:rPr>
+        <w:t>U</w:t>
+      </w:r>
+      <w:r>
+        <w:rPr>
+          <w:rFonts w:cs="Segoe UI"/>
+          <w:color w:val="000000"/>
+        </w:rPr>
+        <w:t>sers</w:t>
       </w:r>
     </w:p>
     <w:p>
       <w:pPr>
-        <w:pStyle w:val="Normal"/>
-        <w:widowControl w:val="false"/>
-        <w:bidi w:val="0"/>
-        <w:spacing w:lineRule="auto" w:line="276" w:before="0" w:after="160"/>
-        <w:jc w:val="left"/>
-        <w:rPr/>
-      </w:pPr>
-      <w:r>
-        <w:rPr/>
+        <w:widowControl/>
+        <w:shd w:val="clear" w:color="auto" w:fill="FFFFFF"/>
+        <w:suppressAutoHyphens w:val="0"/>
+        <w:spacing w:before="100" w:beforeAutospacing="1" w:after="100" w:afterAutospacing="1" w:line="240" w:lineRule="auto"/>
+        <w:ind w:leftChars="350" w:left="840"/>
+        <w:rPr>
+          <w:rFonts w:cs="Segoe UI"/>
+          <w:color w:val="000000"/>
+        </w:rPr>
+      </w:pPr>
+      <w:bookmarkStart w:id="22" w:name="_GoBack"/>
+      <w:r>
+        <w:rPr>
+          <w:rFonts w:cs="Segoe UI"/>
+          <w:color w:val="000000"/>
+        </w:rPr>
+        <w:lastRenderedPageBreak/>
+        <w:t>Default group for non-administrative users. It provides access to general system functio</w:t>
+      </w:r>
+      <w:r>
+        <w:rPr>
+          <w:rFonts w:cs="Segoe UI"/>
+          <w:color w:val="000000"/>
+        </w:rPr>
+        <w:t>ns without elevated permissions, supporting the principle of least privilege.</w:t>
       </w:r>
     </w:p>
+    <w:bookmarkEnd w:id="22"/>
+    <w:p>
+      <w:pPr>
+        <w:widowControl/>
+        <w:shd w:val="clear" w:color="auto" w:fill="FFFFFF"/>
+        <w:suppressAutoHyphens w:val="0"/>
+        <w:spacing w:before="100" w:beforeAutospacing="1" w:after="100" w:afterAutospacing="1" w:line="240" w:lineRule="auto"/>
+        <w:ind w:left="360"/>
+        <w:rPr>
+          <w:rFonts w:cs="Segoe UI"/>
+          <w:color w:val="000000"/>
+        </w:rPr>
+      </w:pPr>
+      <w:r>
+        <w:rPr>
+          <w:rFonts w:cs="Segoe UI"/>
+          <w:color w:val="000000"/>
+        </w:rPr>
+        <w:t>Enforcement Mechanisms:</w:t>
+      </w:r>
+    </w:p>
+    <w:p>
+      <w:pPr>
+        <w:widowControl/>
+        <w:shd w:val="clear" w:color="auto" w:fill="FFFFFF"/>
+        <w:suppressAutoHyphens w:val="0"/>
+        <w:spacing w:before="100" w:beforeAutospacing="1" w:after="100" w:afterAutospacing="1" w:line="240" w:lineRule="auto"/>
+        <w:ind w:left="360"/>
+        <w:rPr>
+          <w:rFonts w:cs="Segoe UI"/>
+          <w:color w:val="000000"/>
+        </w:rPr>
+      </w:pPr>
+      <w:r>
+        <w:rPr>
+          <w:rFonts w:cs="Segoe UI"/>
+          <w:color w:val="000000"/>
+        </w:rPr>
+        <w:t>Access control is strictly implemented using </w:t>
+      </w:r>
+      <w:r>
+        <w:rPr>
+          <w:rFonts w:cs="Segoe UI"/>
+          <w:color w:val="000000"/>
+        </w:rPr>
+        <w:t>group membership</w:t>
+      </w:r>
+      <w:r>
+        <w:rPr>
+          <w:rFonts w:cs="Segoe UI"/>
+          <w:color w:val="000000"/>
+        </w:rPr>
+        <w:t>, </w:t>
+      </w:r>
+      <w:r>
+        <w:rPr>
+          <w:rFonts w:cs="Segoe UI"/>
+          <w:color w:val="000000"/>
+        </w:rPr>
+        <w:t>file system permissions</w:t>
+      </w:r>
+      <w:r>
+        <w:rPr>
+          <w:rFonts w:cs="Segoe UI"/>
+          <w:color w:val="000000"/>
+        </w:rPr>
+        <w:t>, </w:t>
+      </w:r>
+      <w:r>
+        <w:rPr>
+          <w:rFonts w:cs="Segoe UI"/>
+          <w:color w:val="000000"/>
+        </w:rPr>
+        <w:t>Access Control Lists (ACLs)</w:t>
+      </w:r>
+      <w:r>
+        <w:rPr>
+          <w:rFonts w:cs="Segoe UI"/>
+          <w:color w:val="000000"/>
+        </w:rPr>
+        <w:t>, and </w:t>
+      </w:r>
+      <w:r>
+        <w:rPr>
+          <w:rFonts w:cs="Segoe UI"/>
+          <w:color w:val="000000"/>
+        </w:rPr>
+        <w:t>Role-Based Access Control (RBAC)</w:t>
+      </w:r>
+      <w:r>
+        <w:rPr>
+          <w:rFonts w:cs="Segoe UI"/>
+          <w:color w:val="000000"/>
+        </w:rPr>
+        <w:t> </w:t>
+      </w:r>
+      <w:r>
+        <w:rPr>
+          <w:rFonts w:cs="Segoe UI"/>
+          <w:color w:val="000000"/>
+        </w:rPr>
+        <w:t>policies, ensuring that all authenticated users operate within their assigned responsibilities.</w:t>
+      </w:r>
+    </w:p>
+    <w:p>
+      <w:pPr>
+        <w:widowControl/>
+        <w:shd w:val="clear" w:color="auto" w:fill="FFFFFF"/>
+        <w:spacing w:beforeAutospacing="1" w:afterAutospacing="1" w:line="240" w:lineRule="auto"/>
+        <w:ind w:left="360"/>
+        <w:rPr>
+          <w:rFonts w:cs="Segoe UI"/>
+          <w:color w:val="000000"/>
+        </w:rPr>
+      </w:pPr>
+    </w:p>
+    <w:p>
+      <w:pPr>
+        <w:widowControl/>
+        <w:shd w:val="clear" w:color="auto" w:fill="FFFFFF"/>
+        <w:spacing w:beforeAutospacing="1" w:afterAutospacing="1" w:line="240" w:lineRule="auto"/>
+        <w:ind w:left="360"/>
+      </w:pPr>
+    </w:p>
+    <w:p/>
     <w:sectPr>
-      <w:footerReference w:type="default" r:id="rId2"/>
-      <w:type w:val="nextPage"/>
+      <w:footerReference w:type="default" r:id="rId11"/>
       <w:pgSz w:w="11906" w:h="16838"/>
-      <w:pgMar w:left="1800" w:right="1800" w:gutter="0" w:header="0" w:top="1440" w:footer="992" w:bottom="1440"/>
-      <w:pgNumType w:start="0" w:fmt="decimal"/>
-      <w:formProt w:val="false"/>
+      <w:pgMar w:top="1440" w:right="1800" w:bottom="1440" w:left="1800" w:header="0" w:footer="992" w:gutter="0"/>
+      <w:pgNumType w:start="0"/>
+      <w:cols w:space="720"/>
+      <w:formProt w:val="0"/>
       <w:titlePg/>
-      <w:textDirection w:val="lrTb"/>
-      <w:docGrid w:type="lines" w:linePitch="360" w:charSpace="0"/>
+      <w:docGrid w:type="lines" w:linePitch="360"/>
     </w:sectPr>
   </w:body>
 </w:document>
 </file>
 
+<file path=word/endnotes.xml><?xml version="1.0" encoding="utf-8"?>
+<w:endnotes xmlns:wpc="http://schemas.microsoft.com/office/word/2010/wordprocessingCanvas" xmlns:cx="http://schemas.microsoft.com/office/drawing/2014/chartex" xmlns:cx1="http://schemas.microsoft.com/office/drawing/2015/9/8/chartex" xmlns:mc="http://schemas.openxmlformats.org/markup-compatibility/2006" xmlns:o="urn:schemas-microsoft-com:office:office" xmlns:r="http://schemas.openxmlformats.org/officeDocument/2006/relationships" xmlns:m="http://schemas.openxmlformats.org/officeDocument/2006/math" xmlns:v="urn:schemas-microsoft-com:vml" xmlns:wp14="http://schemas.microsoft.com/office/word/2010/wordprocessingDrawing" xmlns:wp="http://schemas.openxmlformats.org/drawingml/2006/wordprocessingDrawing" xmlns:w10="urn:schemas-microsoft-com:office:word" xmlns:w="http://schemas.openxmlformats.org/wordprocessingml/2006/main" xmlns:w14="http://schemas.microsoft.com/office/word/2010/wordml" xmlns:w15="http://schemas.microsoft.com/office/word/2012/wordml" xmlns:w16se="http://schemas.microsoft.com/office/word/2015/wordml/symex" xmlns:wpg="http://schemas.microsoft.com/office/word/2010/wordprocessingGroup" xmlns:wpi="http://schemas.microsoft.com/office/word/2010/wordprocessingInk" xmlns:wne="http://schemas.microsoft.com/office/word/2006/wordml" xmlns:wps="http://schemas.microsoft.com/office/word/2010/wordprocessingShape" mc:Ignorable="w14 w15 w16se wp14">
+  <w:endnote w:type="separator" w:id="-1">
+    <w:p>
+      <w:pPr>
+        <w:spacing w:after="0" w:line="240" w:lineRule="auto"/>
+      </w:pPr>
+      <w:r>
+        <w:separator/>
+      </w:r>
+    </w:p>
+  </w:endnote>
+  <w:endnote w:type="continuationSeparator" w:id="0">
+    <w:p>
+      <w:pPr>
+        <w:spacing w:after="0" w:line="240" w:lineRule="auto"/>
+      </w:pPr>
+      <w:r>
+        <w:continuationSeparator/>
+      </w:r>
+    </w:p>
+  </w:endnote>
+</w:endnotes>
+</file>
+
 <file path=word/footer1.xml><?xml version="1.0" encoding="utf-8"?>
-<w:ftr xmlns:o="urn:schemas-microsoft-com:office:office" xmlns:r="http://schemas.openxmlformats.org/officeDocument/2006/relationships" xmlns:v="urn:schemas-microsoft-com:vml" xmlns:w="http://schemas.openxmlformats.org/wordprocessingml/2006/main" xmlns:w10="urn:schemas-microsoft-com:office:word" xmlns:wp="http://schemas.openxmlformats.org/drawingml/2006/wordprocessingDrawing" xmlns:wps="http://schemas.microsoft.com/office/word/2010/wordprocessingShape" xmlns:wpg="http://schemas.microsoft.com/office/word/2010/wordprocessingGroup" xmlns:mc="http://schemas.openxmlformats.org/markup-compatibility/2006" xmlns:wp14="http://schemas.microsoft.com/office/word/2010/wordprocessingDrawing" xmlns:w14="http://schemas.microsoft.com/office/word/2010/wordml" xmlns:w15="http://schemas.microsoft.com/office/word/2012/wordml" mc:Ignorable="w14 wp14 w15">
+<w:ftr xmlns:wpc="http://schemas.microsoft.com/office/word/2010/wordprocessingCanvas" xmlns:cx="http://schemas.microsoft.com/office/drawing/2014/chartex" xmlns:cx1="http://schemas.microsoft.com/office/drawing/2015/9/8/chartex" xmlns:mc="http://schemas.openxmlformats.org/markup-compatibility/2006" xmlns:o="urn:schemas-microsoft-com:office:office" xmlns:r="http://schemas.openxmlformats.org/officeDocument/2006/relationships" xmlns:m="http://schemas.openxmlformats.org/officeDocument/2006/math" xmlns:v="urn:schemas-microsoft-com:vml" xmlns:wp14="http://schemas.microsoft.com/office/word/2010/wordprocessingDrawing" xmlns:wp="http://schemas.openxmlformats.org/drawingml/2006/wordprocessingDrawing" xmlns:w10="urn:schemas-microsoft-com:office:word" xmlns:w="http://schemas.openxmlformats.org/wordprocessingml/2006/main" xmlns:w14="http://schemas.microsoft.com/office/word/2010/wordml" xmlns:w15="http://schemas.microsoft.com/office/word/2012/wordml" xmlns:w16se="http://schemas.microsoft.com/office/word/2015/wordml/symex" xmlns:wpg="http://schemas.microsoft.com/office/word/2010/wordprocessingGroup" xmlns:wpi="http://schemas.microsoft.com/office/word/2010/wordprocessingInk" xmlns:wne="http://schemas.microsoft.com/office/word/2006/wordml" xmlns:wps="http://schemas.microsoft.com/office/word/2010/wordprocessingShape" mc:Ignorable="w14 w15 w16se wp14">
   <w:sdt>
     <w:sdtPr>
+      <w:id w:val="265763996"/>
       <w:docPartObj>
         <w:docPartGallery w:val="Page Numbers (Bottom of Page)"/>
-        <w:docPartUnique w:val="true"/>
+        <w:docPartUnique/>
       </w:docPartObj>
-      <w:id w:val="522915239"/>
     </w:sdtPr>
+    <w:sdtEndPr/>
     <w:sdtContent>
       <w:p>
         <w:pPr>
-          <w:pStyle w:val="Style30"/>
+          <w:pStyle w:val="af1"/>
           <w:jc w:val="center"/>
-          <w:rPr/>
         </w:pPr>
         <w:r>
-          <w:rPr/>
           <w:t>-</w:t>
         </w:r>
         <w:r>
-          <w:rPr/>
           <w:fldChar w:fldCharType="begin"/>
         </w:r>
         <w:r>
-          <w:rPr/>
           <w:instrText xml:space="preserve"> PAGE </w:instrText>
         </w:r>
         <w:r>
-          <w:rPr/>
           <w:fldChar w:fldCharType="separate"/>
         </w:r>
         <w:r>
-          <w:rPr/>
+          <w:rPr>
+            <w:noProof/>
+          </w:rPr>
           <w:t>8</w:t>
         </w:r>
         <w:r>
-          <w:rPr/>
           <w:fldChar w:fldCharType="end"/>
         </w:r>
         <w:r>
-          <w:rPr/>
           <w:t>-</w:t>
         </w:r>
       </w:p>
       <w:p>
         <w:pPr>
-          <w:pStyle w:val="Style30"/>
-          <w:snapToGrid w:val="false"/>
-          <w:spacing w:before="0" w:after="160"/>
-          <w:rPr/>
+          <w:pStyle w:val="af1"/>
         </w:pPr>
-        <w:r>
-          <w:rPr/>
-        </w:r>
       </w:p>
     </w:sdtContent>
   </w:sdt>
 </w:ftr>
 </file>
 
+<file path=word/footnotes.xml><?xml version="1.0" encoding="utf-8"?>
+<w:footnotes xmlns:wpc="http://schemas.microsoft.com/office/word/2010/wordprocessingCanvas" xmlns:cx="http://schemas.microsoft.com/office/drawing/2014/chartex" xmlns:cx1="http://schemas.microsoft.com/office/drawing/2015/9/8/chartex" xmlns:mc="http://schemas.openxmlformats.org/markup-compatibility/2006" xmlns:o="urn:schemas-microsoft-com:office:office" xmlns:r="http://schemas.openxmlformats.org/officeDocument/2006/relationships" xmlns:m="http://schemas.openxmlformats.org/officeDocument/2006/math" xmlns:v="urn:schemas-microsoft-com:vml" xmlns:wp14="http://schemas.microsoft.com/office/word/2010/wordprocessingDrawing" xmlns:wp="http://schemas.openxmlformats.org/drawingml/2006/wordprocessingDrawing" xmlns:w10="urn:schemas-microsoft-com:office:word" xmlns:w="http://schemas.openxmlformats.org/wordprocessingml/2006/main" xmlns:w14="http://schemas.microsoft.com/office/word/2010/wordml" xmlns:w15="http://schemas.microsoft.com/office/word/2012/wordml" xmlns:w16se="http://schemas.microsoft.com/office/word/2015/wordml/symex" xmlns:wpg="http://schemas.microsoft.com/office/word/2010/wordprocessingGroup" xmlns:wpi="http://schemas.microsoft.com/office/word/2010/wordprocessingInk" xmlns:wne="http://schemas.microsoft.com/office/word/2006/wordml" xmlns:wps="http://schemas.microsoft.com/office/word/2010/wordprocessingShape" mc:Ignorable="w14 w15 w16se wp14">
+  <w:footnote w:type="separator" w:id="-1">
+    <w:p>
+      <w:pPr>
+        <w:spacing w:after="0" w:line="240" w:lineRule="auto"/>
+      </w:pPr>
+      <w:r>
+        <w:separator/>
+      </w:r>
+    </w:p>
+  </w:footnote>
+  <w:footnote w:type="continuationSeparator" w:id="0">
+    <w:p>
+      <w:pPr>
+        <w:spacing w:after="0" w:line="240" w:lineRule="auto"/>
+      </w:pPr>
+      <w:r>
+        <w:continuationSeparator/>
+      </w:r>
+    </w:p>
+  </w:footnote>
+</w:footnotes>
+</file>
+
 <file path=word/numbering.xml><?xml version="1.0" encoding="utf-8"?>
-<w:numbering xmlns:w="http://schemas.openxmlformats.org/wordprocessingml/2006/main" xmlns:o="urn:schemas-microsoft-com:office:office" xmlns:r="http://schemas.openxmlformats.org/officeDocument/2006/relationships" xmlns:v="urn:schemas-microsoft-com:vml" xmlns:mc="http://schemas.openxmlformats.org/markup-compatibility/2006" xmlns:w14="http://schemas.microsoft.com/office/word/2010/wordml" mc:Ignorable="w14">
-  <w:abstractNum w:abstractNumId="1">
+<w:numbering xmlns:wpc="http://schemas.microsoft.com/office/word/2010/wordprocessingCanvas" xmlns:cx="http://schemas.microsoft.com/office/drawing/2014/chartex" xmlns:cx1="http://schemas.microsoft.com/office/drawing/2015/9/8/chartex" xmlns:mc="http://schemas.openxmlformats.org/markup-compatibility/2006" xmlns:o="urn:schemas-microsoft-com:office:office" xmlns:r="http://schemas.openxmlformats.org/officeDocument/2006/relationships" xmlns:m="http://schemas.openxmlformats.org/officeDocument/2006/math" xmlns:v="urn:schemas-microsoft-com:vml" xmlns:wp14="http://schemas.microsoft.com/office/word/2010/wordprocessingDrawing" xmlns:wp="http://schemas.openxmlformats.org/drawingml/2006/wordprocessingDrawing" xmlns:w10="urn:schemas-microsoft-com:office:word" xmlns:w="http://schemas.openxmlformats.org/wordprocessingml/2006/main" xmlns:w14="http://schemas.microsoft.com/office/word/2010/wordml" xmlns:w15="http://schemas.microsoft.com/office/word/2012/wordml" xmlns:w16se="http://schemas.microsoft.com/office/word/2015/wordml/symex" xmlns:wpg="http://schemas.microsoft.com/office/word/2010/wordprocessingGroup" xmlns:wpi="http://schemas.microsoft.com/office/word/2010/wordprocessingInk" xmlns:wne="http://schemas.microsoft.com/office/word/2006/wordml" xmlns:wps="http://schemas.microsoft.com/office/word/2010/wordprocessingShape" mc:Ignorable="w14 w15 w16se wp14">
+  <w:abstractNum w:abstractNumId="0" w15:restartNumberingAfterBreak="0">
+    <w:nsid w:val="058F7CCB"/>
+    <w:multiLevelType w:val="multilevel"/>
+    <w:tmpl w:val="73A28A4C"/>
+    <w:lvl w:ilvl="0">
+      <w:start w:val="1"/>
+      <w:numFmt w:val="bullet"/>
+      <w:suff w:val="nothing"/>
+      <w:lvlText w:val=""/>
+      <w:lvlJc w:val="left"/>
+      <w:pPr>
+        <w:tabs>
+          <w:tab w:val="num" w:pos="0"/>
+        </w:tabs>
+        <w:ind w:left="0" w:firstLine="0"/>
+      </w:pPr>
+      <w:rPr>
+        <w:rFonts w:ascii="Symbol" w:hAnsi="Symbol" w:cs="Symbol" w:hint="default"/>
+      </w:rPr>
+    </w:lvl>
+    <w:lvl w:ilvl="1">
+      <w:start w:val="1"/>
+      <w:numFmt w:val="bullet"/>
+      <w:lvlText w:val=""/>
+      <w:lvlJc w:val="left"/>
+      <w:pPr>
+        <w:tabs>
+          <w:tab w:val="num" w:pos="1418"/>
+        </w:tabs>
+        <w:ind w:left="1418" w:hanging="283"/>
+      </w:pPr>
+      <w:rPr>
+        <w:rFonts w:ascii="Symbol" w:hAnsi="Symbol" w:cs="Symbol" w:hint="default"/>
+      </w:rPr>
+    </w:lvl>
+    <w:lvl w:ilvl="2">
+      <w:start w:val="1"/>
+      <w:numFmt w:val="bullet"/>
+      <w:lvlText w:val=""/>
+      <w:lvlJc w:val="left"/>
+      <w:pPr>
+        <w:tabs>
+          <w:tab w:val="num" w:pos="2127"/>
+        </w:tabs>
+        <w:ind w:left="2127" w:hanging="283"/>
+      </w:pPr>
+      <w:rPr>
+        <w:rFonts w:ascii="Symbol" w:hAnsi="Symbol" w:cs="Symbol" w:hint="default"/>
+      </w:rPr>
+    </w:lvl>
+    <w:lvl w:ilvl="3">
+      <w:start w:val="1"/>
+      <w:numFmt w:val="bullet"/>
+      <w:lvlText w:val=""/>
+      <w:lvlJc w:val="left"/>
+      <w:pPr>
+        <w:tabs>
+          <w:tab w:val="num" w:pos="2836"/>
+        </w:tabs>
+        <w:ind w:left="2836" w:hanging="283"/>
+      </w:pPr>
+      <w:rPr>
+        <w:rFonts w:ascii="Symbol" w:hAnsi="Symbol" w:cs="Symbol" w:hint="default"/>
+      </w:rPr>
+    </w:lvl>
+    <w:lvl w:ilvl="4">
+      <w:start w:val="1"/>
+      <w:numFmt w:val="bullet"/>
+      <w:lvlText w:val=""/>
+      <w:lvlJc w:val="left"/>
+      <w:pPr>
+        <w:tabs>
+          <w:tab w:val="num" w:pos="3545"/>
+        </w:tabs>
+        <w:ind w:left="3545" w:hanging="283"/>
+      </w:pPr>
+      <w:rPr>
+        <w:rFonts w:ascii="Symbol" w:hAnsi="Symbol" w:cs="Symbol" w:hint="default"/>
+      </w:rPr>
+    </w:lvl>
+    <w:lvl w:ilvl="5">
+      <w:start w:val="1"/>
+      <w:numFmt w:val="bullet"/>
+      <w:lvlText w:val=""/>
+      <w:lvlJc w:val="left"/>
+      <w:pPr>
+        <w:tabs>
+          <w:tab w:val="num" w:pos="4254"/>
+        </w:tabs>
+        <w:ind w:left="4254" w:hanging="283"/>
+      </w:pPr>
+      <w:rPr>
+        <w:rFonts w:ascii="Symbol" w:hAnsi="Symbol" w:cs="Symbol" w:hint="default"/>
+      </w:rPr>
+    </w:lvl>
+    <w:lvl w:ilvl="6">
+      <w:start w:val="1"/>
+      <w:numFmt w:val="bullet"/>
+      <w:lvlText w:val=""/>
+      <w:lvlJc w:val="left"/>
+      <w:pPr>
+        <w:tabs>
+          <w:tab w:val="num" w:pos="4963"/>
+        </w:tabs>
+        <w:ind w:left="4963" w:hanging="283"/>
+      </w:pPr>
+      <w:rPr>
+        <w:rFonts w:ascii="Symbol" w:hAnsi="Symbol" w:cs="Symbol" w:hint="default"/>
+      </w:rPr>
+    </w:lvl>
+    <w:lvl w:ilvl="7">
+      <w:start w:val="1"/>
+      <w:numFmt w:val="bullet"/>
+      <w:lvlText w:val=""/>
+      <w:lvlJc w:val="left"/>
+      <w:pPr>
+        <w:tabs>
+          <w:tab w:val="num" w:pos="5672"/>
+        </w:tabs>
+        <w:ind w:left="5672" w:hanging="283"/>
+      </w:pPr>
+      <w:rPr>
+        <w:rFonts w:ascii="Symbol" w:hAnsi="Symbol" w:cs="Symbol" w:hint="default"/>
+      </w:rPr>
+    </w:lvl>
+    <w:lvl w:ilvl="8">
+      <w:start w:val="1"/>
+      <w:numFmt w:val="bullet"/>
+      <w:lvlText w:val=""/>
+      <w:lvlJc w:val="left"/>
+      <w:pPr>
+        <w:tabs>
+          <w:tab w:val="num" w:pos="6381"/>
+        </w:tabs>
+        <w:ind w:left="6381" w:hanging="283"/>
+      </w:pPr>
+      <w:rPr>
+        <w:rFonts w:ascii="Symbol" w:hAnsi="Symbol" w:cs="Symbol" w:hint="default"/>
+      </w:rPr>
+    </w:lvl>
+  </w:abstractNum>
+  <w:abstractNum w:abstractNumId="1" w15:restartNumberingAfterBreak="0">
+    <w:nsid w:val="0B741706"/>
+    <w:multiLevelType w:val="multilevel"/>
+    <w:tmpl w:val="DDD61034"/>
+    <w:lvl w:ilvl="0">
+      <w:start w:val="1"/>
+      <w:numFmt w:val="decimal"/>
+      <w:suff w:val="nothing"/>
+      <w:lvlText w:val="%1."/>
+      <w:lvlJc w:val="left"/>
+      <w:pPr>
+        <w:tabs>
+          <w:tab w:val="num" w:pos="0"/>
+        </w:tabs>
+        <w:ind w:left="0" w:firstLine="0"/>
+      </w:pPr>
+    </w:lvl>
+    <w:lvl w:ilvl="1">
+      <w:start w:val="1"/>
+      <w:numFmt w:val="decimal"/>
+      <w:lvlText w:val="%2."/>
+      <w:lvlJc w:val="left"/>
+      <w:pPr>
+        <w:tabs>
+          <w:tab w:val="num" w:pos="1418"/>
+        </w:tabs>
+        <w:ind w:left="1418" w:hanging="283"/>
+      </w:pPr>
+    </w:lvl>
+    <w:lvl w:ilvl="2">
+      <w:start w:val="1"/>
+      <w:numFmt w:val="decimal"/>
+      <w:lvlText w:val="%3."/>
+      <w:lvlJc w:val="left"/>
+      <w:pPr>
+        <w:tabs>
+          <w:tab w:val="num" w:pos="2127"/>
+        </w:tabs>
+        <w:ind w:left="2127" w:hanging="283"/>
+      </w:pPr>
+    </w:lvl>
+    <w:lvl w:ilvl="3">
+      <w:start w:val="1"/>
+      <w:numFmt w:val="decimal"/>
+      <w:lvlText w:val="%4."/>
+      <w:lvlJc w:val="left"/>
+      <w:pPr>
+        <w:tabs>
+          <w:tab w:val="num" w:pos="2836"/>
+        </w:tabs>
+        <w:ind w:left="2836" w:hanging="283"/>
+      </w:pPr>
+    </w:lvl>
+    <w:lvl w:ilvl="4">
+      <w:start w:val="1"/>
+      <w:numFmt w:val="decimal"/>
+      <w:lvlText w:val="%5."/>
+      <w:lvlJc w:val="left"/>
+      <w:pPr>
+        <w:tabs>
+          <w:tab w:val="num" w:pos="3545"/>
+        </w:tabs>
+        <w:ind w:left="3545" w:hanging="283"/>
+      </w:pPr>
+    </w:lvl>
+    <w:lvl w:ilvl="5">
+      <w:start w:val="1"/>
+      <w:numFmt w:val="decimal"/>
+      <w:lvlText w:val="%6."/>
+      <w:lvlJc w:val="left"/>
+      <w:pPr>
+        <w:tabs>
+          <w:tab w:val="num" w:pos="4254"/>
+        </w:tabs>
+        <w:ind w:left="4254" w:hanging="283"/>
+      </w:pPr>
+    </w:lvl>
+    <w:lvl w:ilvl="6">
+      <w:start w:val="1"/>
+      <w:numFmt w:val="decimal"/>
+      <w:lvlText w:val="%7."/>
+      <w:lvlJc w:val="left"/>
+      <w:pPr>
+        <w:tabs>
+          <w:tab w:val="num" w:pos="4963"/>
+        </w:tabs>
+        <w:ind w:left="4963" w:hanging="283"/>
+      </w:pPr>
+    </w:lvl>
+    <w:lvl w:ilvl="7">
+      <w:start w:val="1"/>
+      <w:numFmt w:val="decimal"/>
+      <w:lvlText w:val="%8."/>
+      <w:lvlJc w:val="left"/>
+      <w:pPr>
+        <w:tabs>
+          <w:tab w:val="num" w:pos="5672"/>
+        </w:tabs>
+        <w:ind w:left="5672" w:hanging="283"/>
+      </w:pPr>
+    </w:lvl>
+    <w:lvl w:ilvl="8">
+      <w:start w:val="1"/>
+      <w:numFmt w:val="decimal"/>
+      <w:lvlText w:val="%9."/>
+      <w:lvlJc w:val="left"/>
+      <w:pPr>
+        <w:tabs>
+          <w:tab w:val="num" w:pos="6381"/>
+        </w:tabs>
+        <w:ind w:left="6381" w:hanging="283"/>
+      </w:pPr>
+    </w:lvl>
+  </w:abstractNum>
+  <w:abstractNum w:abstractNumId="2" w15:restartNumberingAfterBreak="0">
+    <w:nsid w:val="0D5E74E2"/>
+    <w:multiLevelType w:val="multilevel"/>
+    <w:tmpl w:val="AA7CE2D6"/>
+    <w:lvl w:ilvl="0">
+      <w:start w:val="1"/>
+      <w:numFmt w:val="decimal"/>
+      <w:suff w:val="nothing"/>
+      <w:lvlText w:val="%1."/>
+      <w:lvlJc w:val="left"/>
+      <w:pPr>
+        <w:tabs>
+          <w:tab w:val="num" w:pos="0"/>
+        </w:tabs>
+        <w:ind w:left="0" w:firstLine="0"/>
+      </w:pPr>
+    </w:lvl>
+    <w:lvl w:ilvl="1">
+      <w:start w:val="1"/>
+      <w:numFmt w:val="decimal"/>
+      <w:lvlText w:val="%2."/>
+      <w:lvlJc w:val="left"/>
+      <w:pPr>
+        <w:tabs>
+          <w:tab w:val="num" w:pos="1418"/>
+        </w:tabs>
+        <w:ind w:left="1418" w:hanging="283"/>
+      </w:pPr>
+    </w:lvl>
+    <w:lvl w:ilvl="2">
+      <w:start w:val="1"/>
+      <w:numFmt w:val="decimal"/>
+      <w:lvlText w:val="%3."/>
+      <w:lvlJc w:val="left"/>
+      <w:pPr>
+        <w:tabs>
+          <w:tab w:val="num" w:pos="2127"/>
+        </w:tabs>
+        <w:ind w:left="2127" w:hanging="283"/>
+      </w:pPr>
+    </w:lvl>
+    <w:lvl w:ilvl="3">
+      <w:start w:val="1"/>
+      <w:numFmt w:val="decimal"/>
+      <w:lvlText w:val="%4."/>
+      <w:lvlJc w:val="left"/>
+      <w:pPr>
+        <w:tabs>
+          <w:tab w:val="num" w:pos="2836"/>
+        </w:tabs>
+        <w:ind w:left="2836" w:hanging="283"/>
+      </w:pPr>
+    </w:lvl>
+    <w:lvl w:ilvl="4">
+      <w:start w:val="1"/>
+      <w:numFmt w:val="decimal"/>
+      <w:lvlText w:val="%5."/>
+      <w:lvlJc w:val="left"/>
+      <w:pPr>
+        <w:tabs>
+          <w:tab w:val="num" w:pos="3545"/>
+        </w:tabs>
+        <w:ind w:left="3545" w:hanging="283"/>
+      </w:pPr>
+    </w:lvl>
+    <w:lvl w:ilvl="5">
+      <w:start w:val="1"/>
+      <w:numFmt w:val="decimal"/>
+      <w:lvlText w:val="%6."/>
+      <w:lvlJc w:val="left"/>
+      <w:pPr>
+        <w:tabs>
+          <w:tab w:val="num" w:pos="4254"/>
+        </w:tabs>
+        <w:ind w:left="4254" w:hanging="283"/>
+      </w:pPr>
+    </w:lvl>
+    <w:lvl w:ilvl="6">
+      <w:start w:val="1"/>
+      <w:numFmt w:val="decimal"/>
+      <w:lvlText w:val="%7."/>
+      <w:lvlJc w:val="left"/>
+      <w:pPr>
+        <w:tabs>
+          <w:tab w:val="num" w:pos="4963"/>
+        </w:tabs>
+        <w:ind w:left="4963" w:hanging="283"/>
+      </w:pPr>
+    </w:lvl>
+    <w:lvl w:ilvl="7">
+      <w:start w:val="1"/>
+      <w:numFmt w:val="decimal"/>
+      <w:lvlText w:val="%8."/>
+      <w:lvlJc w:val="left"/>
+      <w:pPr>
+        <w:tabs>
+          <w:tab w:val="num" w:pos="5672"/>
+        </w:tabs>
+        <w:ind w:left="5672" w:hanging="283"/>
+      </w:pPr>
+    </w:lvl>
+    <w:lvl w:ilvl="8">
+      <w:start w:val="1"/>
+      <w:numFmt w:val="decimal"/>
+      <w:lvlText w:val="%9."/>
+      <w:lvlJc w:val="left"/>
+      <w:pPr>
+        <w:tabs>
+          <w:tab w:val="num" w:pos="6381"/>
+        </w:tabs>
+        <w:ind w:left="6381" w:hanging="283"/>
+      </w:pPr>
+    </w:lvl>
+  </w:abstractNum>
+  <w:abstractNum w:abstractNumId="3" w15:restartNumberingAfterBreak="0">
+    <w:nsid w:val="26391795"/>
+    <w:multiLevelType w:val="multilevel"/>
+    <w:tmpl w:val="DB4458BE"/>
     <w:lvl w:ilvl="0">
       <w:start w:val="1"/>
       <w:numFmt w:val="decimal"/>
@@ -2972,7 +5015,6 @@
         </w:tabs>
         <w:ind w:left="720" w:hanging="360"/>
       </w:pPr>
-      <w:rPr/>
     </w:lvl>
     <w:lvl w:ilvl="1">
       <w:start w:val="1"/>
@@ -2985,7 +5027,6 @@
         </w:tabs>
         <w:ind w:left="1440" w:hanging="360"/>
       </w:pPr>
-      <w:rPr/>
     </w:lvl>
     <w:lvl w:ilvl="2">
       <w:start w:val="1"/>
@@ -2998,7 +5039,6 @@
         </w:tabs>
         <w:ind w:left="2160" w:hanging="360"/>
       </w:pPr>
-      <w:rPr/>
     </w:lvl>
     <w:lvl w:ilvl="3">
       <w:start w:val="1"/>
@@ -3011,7 +5051,6 @@
         </w:tabs>
         <w:ind w:left="2880" w:hanging="360"/>
       </w:pPr>
-      <w:rPr/>
     </w:lvl>
     <w:lvl w:ilvl="4">
       <w:start w:val="1"/>
@@ -3024,7 +5063,6 @@
         </w:tabs>
         <w:ind w:left="3600" w:hanging="360"/>
       </w:pPr>
-      <w:rPr/>
     </w:lvl>
     <w:lvl w:ilvl="5">
       <w:start w:val="1"/>
@@ -3037,7 +5075,6 @@
         </w:tabs>
         <w:ind w:left="4320" w:hanging="360"/>
       </w:pPr>
-      <w:rPr/>
     </w:lvl>
     <w:lvl w:ilvl="6">
       <w:start w:val="1"/>
@@ -3050,7 +5087,6 @@
         </w:tabs>
         <w:ind w:left="5040" w:hanging="360"/>
       </w:pPr>
-      <w:rPr/>
     </w:lvl>
     <w:lvl w:ilvl="7">
       <w:start w:val="1"/>
@@ -3063,7 +5099,6 @@
         </w:tabs>
         <w:ind w:left="5760" w:hanging="360"/>
       </w:pPr>
-      <w:rPr/>
     </w:lvl>
     <w:lvl w:ilvl="8">
       <w:start w:val="1"/>
@@ -3076,10 +5111,12 @@
         </w:tabs>
         <w:ind w:left="6480" w:hanging="360"/>
       </w:pPr>
-      <w:rPr/>
     </w:lvl>
   </w:abstractNum>
-  <w:abstractNum w:abstractNumId="2">
+  <w:abstractNum w:abstractNumId="4" w15:restartNumberingAfterBreak="0">
+    <w:nsid w:val="375D1CE1"/>
+    <w:multiLevelType w:val="multilevel"/>
+    <w:tmpl w:val="5B8EF46E"/>
     <w:lvl w:ilvl="0">
       <w:start w:val="1"/>
       <w:numFmt w:val="decimal"/>
@@ -3087,607 +5124,12 @@
       <w:lvlJc w:val="left"/>
       <w:pPr>
         <w:tabs>
-          <w:tab w:val="num" w:pos="720"/>
+          <w:tab w:val="num" w:pos="0"/>
         </w:tabs>
         <w:ind w:left="720" w:hanging="360"/>
       </w:pPr>
-      <w:rPr/>
-    </w:lvl>
-    <w:lvl w:ilvl="1">
-      <w:start w:val="1"/>
-      <w:numFmt w:val="decimal"/>
-      <w:lvlText w:val="%2."/>
-      <w:lvlJc w:val="left"/>
-      <w:pPr>
-        <w:tabs>
-          <w:tab w:val="num" w:pos="1440"/>
-        </w:tabs>
-        <w:ind w:left="1440" w:hanging="360"/>
-      </w:pPr>
-      <w:rPr/>
-    </w:lvl>
-    <w:lvl w:ilvl="2">
-      <w:start w:val="1"/>
-      <w:numFmt w:val="decimal"/>
-      <w:lvlText w:val="%3."/>
-      <w:lvlJc w:val="left"/>
-      <w:pPr>
-        <w:tabs>
-          <w:tab w:val="num" w:pos="2160"/>
-        </w:tabs>
-        <w:ind w:left="2160" w:hanging="360"/>
-      </w:pPr>
-      <w:rPr/>
-    </w:lvl>
-    <w:lvl w:ilvl="3">
-      <w:start w:val="1"/>
-      <w:numFmt w:val="decimal"/>
-      <w:lvlText w:val="%4."/>
-      <w:lvlJc w:val="left"/>
-      <w:pPr>
-        <w:tabs>
-          <w:tab w:val="num" w:pos="2880"/>
-        </w:tabs>
-        <w:ind w:left="2880" w:hanging="360"/>
-      </w:pPr>
-      <w:rPr/>
-    </w:lvl>
-    <w:lvl w:ilvl="4">
-      <w:start w:val="1"/>
-      <w:numFmt w:val="decimal"/>
-      <w:lvlText w:val="%5."/>
-      <w:lvlJc w:val="left"/>
-      <w:pPr>
-        <w:tabs>
-          <w:tab w:val="num" w:pos="3600"/>
-        </w:tabs>
-        <w:ind w:left="3600" w:hanging="360"/>
-      </w:pPr>
-      <w:rPr/>
-    </w:lvl>
-    <w:lvl w:ilvl="5">
-      <w:start w:val="1"/>
-      <w:numFmt w:val="decimal"/>
-      <w:lvlText w:val="%6."/>
-      <w:lvlJc w:val="left"/>
-      <w:pPr>
-        <w:tabs>
-          <w:tab w:val="num" w:pos="4320"/>
-        </w:tabs>
-        <w:ind w:left="4320" w:hanging="360"/>
-      </w:pPr>
-      <w:rPr/>
-    </w:lvl>
-    <w:lvl w:ilvl="6">
-      <w:start w:val="1"/>
-      <w:numFmt w:val="decimal"/>
-      <w:lvlText w:val="%7."/>
-      <w:lvlJc w:val="left"/>
-      <w:pPr>
-        <w:tabs>
-          <w:tab w:val="num" w:pos="5040"/>
-        </w:tabs>
-        <w:ind w:left="5040" w:hanging="360"/>
-      </w:pPr>
-      <w:rPr/>
-    </w:lvl>
-    <w:lvl w:ilvl="7">
-      <w:start w:val="1"/>
-      <w:numFmt w:val="decimal"/>
-      <w:lvlText w:val="%8."/>
-      <w:lvlJc w:val="left"/>
-      <w:pPr>
-        <w:tabs>
-          <w:tab w:val="num" w:pos="5760"/>
-        </w:tabs>
-        <w:ind w:left="5760" w:hanging="360"/>
-      </w:pPr>
-      <w:rPr/>
-    </w:lvl>
-    <w:lvl w:ilvl="8">
-      <w:start w:val="1"/>
-      <w:numFmt w:val="decimal"/>
-      <w:lvlText w:val="%9."/>
-      <w:lvlJc w:val="left"/>
-      <w:pPr>
-        <w:tabs>
-          <w:tab w:val="num" w:pos="6480"/>
-        </w:tabs>
-        <w:ind w:left="6480" w:hanging="360"/>
-      </w:pPr>
-      <w:rPr/>
-    </w:lvl>
-  </w:abstractNum>
-  <w:abstractNum w:abstractNumId="3">
-    <w:lvl w:ilvl="0">
-      <w:start w:val="1"/>
-      <w:numFmt w:val="decimal"/>
-      <w:lvlText w:val="%1."/>
-      <w:lvlJc w:val="left"/>
-      <w:pPr>
-        <w:tabs>
-          <w:tab w:val="num" w:pos="720"/>
-        </w:tabs>
-        <w:ind w:left="720" w:hanging="360"/>
-      </w:pPr>
-      <w:rPr/>
-    </w:lvl>
-    <w:lvl w:ilvl="1">
-      <w:start w:val="1"/>
-      <w:numFmt w:val="decimal"/>
-      <w:lvlText w:val="%2."/>
-      <w:lvlJc w:val="left"/>
-      <w:pPr>
-        <w:tabs>
-          <w:tab w:val="num" w:pos="1440"/>
-        </w:tabs>
-        <w:ind w:left="1440" w:hanging="360"/>
-      </w:pPr>
-      <w:rPr/>
-    </w:lvl>
-    <w:lvl w:ilvl="2">
-      <w:start w:val="1"/>
-      <w:numFmt w:val="decimal"/>
-      <w:lvlText w:val="%3."/>
-      <w:lvlJc w:val="left"/>
-      <w:pPr>
-        <w:tabs>
-          <w:tab w:val="num" w:pos="2160"/>
-        </w:tabs>
-        <w:ind w:left="2160" w:hanging="360"/>
-      </w:pPr>
-      <w:rPr/>
-    </w:lvl>
-    <w:lvl w:ilvl="3">
-      <w:start w:val="1"/>
-      <w:numFmt w:val="decimal"/>
-      <w:lvlText w:val="%4."/>
-      <w:lvlJc w:val="left"/>
-      <w:pPr>
-        <w:tabs>
-          <w:tab w:val="num" w:pos="2880"/>
-        </w:tabs>
-        <w:ind w:left="2880" w:hanging="360"/>
-      </w:pPr>
-      <w:rPr/>
-    </w:lvl>
-    <w:lvl w:ilvl="4">
-      <w:start w:val="1"/>
-      <w:numFmt w:val="decimal"/>
-      <w:lvlText w:val="%5."/>
-      <w:lvlJc w:val="left"/>
-      <w:pPr>
-        <w:tabs>
-          <w:tab w:val="num" w:pos="3600"/>
-        </w:tabs>
-        <w:ind w:left="3600" w:hanging="360"/>
-      </w:pPr>
-      <w:rPr/>
-    </w:lvl>
-    <w:lvl w:ilvl="5">
-      <w:start w:val="1"/>
-      <w:numFmt w:val="decimal"/>
-      <w:lvlText w:val="%6."/>
-      <w:lvlJc w:val="left"/>
-      <w:pPr>
-        <w:tabs>
-          <w:tab w:val="num" w:pos="4320"/>
-        </w:tabs>
-        <w:ind w:left="4320" w:hanging="360"/>
-      </w:pPr>
-      <w:rPr/>
-    </w:lvl>
-    <w:lvl w:ilvl="6">
-      <w:start w:val="1"/>
-      <w:numFmt w:val="decimal"/>
-      <w:lvlText w:val="%7."/>
-      <w:lvlJc w:val="left"/>
-      <w:pPr>
-        <w:tabs>
-          <w:tab w:val="num" w:pos="5040"/>
-        </w:tabs>
-        <w:ind w:left="5040" w:hanging="360"/>
-      </w:pPr>
-      <w:rPr/>
-    </w:lvl>
-    <w:lvl w:ilvl="7">
-      <w:start w:val="1"/>
-      <w:numFmt w:val="decimal"/>
-      <w:lvlText w:val="%8."/>
-      <w:lvlJc w:val="left"/>
-      <w:pPr>
-        <w:tabs>
-          <w:tab w:val="num" w:pos="5760"/>
-        </w:tabs>
-        <w:ind w:left="5760" w:hanging="360"/>
-      </w:pPr>
-      <w:rPr/>
-    </w:lvl>
-    <w:lvl w:ilvl="8">
-      <w:start w:val="1"/>
-      <w:numFmt w:val="decimal"/>
-      <w:lvlText w:val="%9."/>
-      <w:lvlJc w:val="left"/>
-      <w:pPr>
-        <w:tabs>
-          <w:tab w:val="num" w:pos="6480"/>
-        </w:tabs>
-        <w:ind w:left="6480" w:hanging="360"/>
-      </w:pPr>
-      <w:rPr/>
-    </w:lvl>
-  </w:abstractNum>
-  <w:abstractNum w:abstractNumId="4">
-    <w:lvl w:ilvl="0">
-      <w:start w:val="1"/>
-      <w:numFmt w:val="decimal"/>
-      <w:lvlText w:val="%1."/>
-      <w:lvlJc w:val="left"/>
-      <w:pPr>
-        <w:tabs>
-          <w:tab w:val="num" w:pos="720"/>
-        </w:tabs>
-        <w:ind w:left="720" w:hanging="360"/>
-      </w:pPr>
-      <w:rPr/>
-    </w:lvl>
-    <w:lvl w:ilvl="1">
-      <w:start w:val="1"/>
-      <w:numFmt w:val="decimal"/>
-      <w:lvlText w:val="%2."/>
-      <w:lvlJc w:val="left"/>
-      <w:pPr>
-        <w:tabs>
-          <w:tab w:val="num" w:pos="1440"/>
-        </w:tabs>
-        <w:ind w:left="1440" w:hanging="360"/>
-      </w:pPr>
-      <w:rPr/>
-    </w:lvl>
-    <w:lvl w:ilvl="2">
-      <w:start w:val="1"/>
-      <w:numFmt w:val="decimal"/>
-      <w:lvlText w:val="%3."/>
-      <w:lvlJc w:val="left"/>
-      <w:pPr>
-        <w:tabs>
-          <w:tab w:val="num" w:pos="2160"/>
-        </w:tabs>
-        <w:ind w:left="2160" w:hanging="360"/>
-      </w:pPr>
-      <w:rPr/>
-    </w:lvl>
-    <w:lvl w:ilvl="3">
-      <w:start w:val="1"/>
-      <w:numFmt w:val="decimal"/>
-      <w:lvlText w:val="%4."/>
-      <w:lvlJc w:val="left"/>
-      <w:pPr>
-        <w:tabs>
-          <w:tab w:val="num" w:pos="2880"/>
-        </w:tabs>
-        <w:ind w:left="2880" w:hanging="360"/>
-      </w:pPr>
-      <w:rPr/>
-    </w:lvl>
-    <w:lvl w:ilvl="4">
-      <w:start w:val="1"/>
-      <w:numFmt w:val="decimal"/>
-      <w:lvlText w:val="%5."/>
-      <w:lvlJc w:val="left"/>
-      <w:pPr>
-        <w:tabs>
-          <w:tab w:val="num" w:pos="3600"/>
-        </w:tabs>
-        <w:ind w:left="3600" w:hanging="360"/>
-      </w:pPr>
-      <w:rPr/>
-    </w:lvl>
-    <w:lvl w:ilvl="5">
-      <w:start w:val="1"/>
-      <w:numFmt w:val="decimal"/>
-      <w:lvlText w:val="%6."/>
-      <w:lvlJc w:val="left"/>
-      <w:pPr>
-        <w:tabs>
-          <w:tab w:val="num" w:pos="4320"/>
-        </w:tabs>
-        <w:ind w:left="4320" w:hanging="360"/>
-      </w:pPr>
-      <w:rPr/>
-    </w:lvl>
-    <w:lvl w:ilvl="6">
-      <w:start w:val="1"/>
-      <w:numFmt w:val="decimal"/>
-      <w:lvlText w:val="%7."/>
-      <w:lvlJc w:val="left"/>
-      <w:pPr>
-        <w:tabs>
-          <w:tab w:val="num" w:pos="5040"/>
-        </w:tabs>
-        <w:ind w:left="5040" w:hanging="360"/>
-      </w:pPr>
-      <w:rPr/>
-    </w:lvl>
-    <w:lvl w:ilvl="7">
-      <w:start w:val="1"/>
-      <w:numFmt w:val="decimal"/>
-      <w:lvlText w:val="%8."/>
-      <w:lvlJc w:val="left"/>
-      <w:pPr>
-        <w:tabs>
-          <w:tab w:val="num" w:pos="5760"/>
-        </w:tabs>
-        <w:ind w:left="5760" w:hanging="360"/>
-      </w:pPr>
-      <w:rPr/>
-    </w:lvl>
-    <w:lvl w:ilvl="8">
-      <w:start w:val="1"/>
-      <w:numFmt w:val="decimal"/>
-      <w:lvlText w:val="%9."/>
-      <w:lvlJc w:val="left"/>
-      <w:pPr>
-        <w:tabs>
-          <w:tab w:val="num" w:pos="6480"/>
-        </w:tabs>
-        <w:ind w:left="6480" w:hanging="360"/>
-      </w:pPr>
-      <w:rPr/>
-    </w:lvl>
-  </w:abstractNum>
-  <w:abstractNum w:abstractNumId="5">
-    <w:lvl w:ilvl="0">
-      <w:start w:val="1"/>
-      <w:numFmt w:val="decimal"/>
-      <w:lvlText w:val="%1."/>
-      <w:lvlJc w:val="left"/>
-      <w:pPr>
-        <w:tabs>
-          <w:tab w:val="num" w:pos="720"/>
-        </w:tabs>
-        <w:ind w:left="720" w:hanging="360"/>
-      </w:pPr>
-      <w:rPr/>
-    </w:lvl>
-    <w:lvl w:ilvl="1">
-      <w:start w:val="1"/>
-      <w:numFmt w:val="decimal"/>
-      <w:lvlText w:val="%2."/>
-      <w:lvlJc w:val="left"/>
-      <w:pPr>
-        <w:tabs>
-          <w:tab w:val="num" w:pos="1440"/>
-        </w:tabs>
-        <w:ind w:left="1440" w:hanging="360"/>
-      </w:pPr>
-      <w:rPr/>
-    </w:lvl>
-    <w:lvl w:ilvl="2">
-      <w:start w:val="1"/>
-      <w:numFmt w:val="decimal"/>
-      <w:lvlText w:val="%3."/>
-      <w:lvlJc w:val="left"/>
-      <w:pPr>
-        <w:tabs>
-          <w:tab w:val="num" w:pos="2160"/>
-        </w:tabs>
-        <w:ind w:left="2160" w:hanging="360"/>
-      </w:pPr>
-      <w:rPr/>
-    </w:lvl>
-    <w:lvl w:ilvl="3">
-      <w:start w:val="1"/>
-      <w:numFmt w:val="decimal"/>
-      <w:lvlText w:val="%4."/>
-      <w:lvlJc w:val="left"/>
-      <w:pPr>
-        <w:tabs>
-          <w:tab w:val="num" w:pos="2880"/>
-        </w:tabs>
-        <w:ind w:left="2880" w:hanging="360"/>
-      </w:pPr>
-      <w:rPr/>
-    </w:lvl>
-    <w:lvl w:ilvl="4">
-      <w:start w:val="1"/>
-      <w:numFmt w:val="decimal"/>
-      <w:lvlText w:val="%5."/>
-      <w:lvlJc w:val="left"/>
-      <w:pPr>
-        <w:tabs>
-          <w:tab w:val="num" w:pos="3600"/>
-        </w:tabs>
-        <w:ind w:left="3600" w:hanging="360"/>
-      </w:pPr>
-      <w:rPr/>
-    </w:lvl>
-    <w:lvl w:ilvl="5">
-      <w:start w:val="1"/>
-      <w:numFmt w:val="decimal"/>
-      <w:lvlText w:val="%6."/>
-      <w:lvlJc w:val="left"/>
-      <w:pPr>
-        <w:tabs>
-          <w:tab w:val="num" w:pos="4320"/>
-        </w:tabs>
-        <w:ind w:left="4320" w:hanging="360"/>
-      </w:pPr>
-      <w:rPr/>
-    </w:lvl>
-    <w:lvl w:ilvl="6">
-      <w:start w:val="1"/>
-      <w:numFmt w:val="decimal"/>
-      <w:lvlText w:val="%7."/>
-      <w:lvlJc w:val="left"/>
-      <w:pPr>
-        <w:tabs>
-          <w:tab w:val="num" w:pos="5040"/>
-        </w:tabs>
-        <w:ind w:left="5040" w:hanging="360"/>
-      </w:pPr>
-      <w:rPr/>
-    </w:lvl>
-    <w:lvl w:ilvl="7">
-      <w:start w:val="1"/>
-      <w:numFmt w:val="decimal"/>
-      <w:lvlText w:val="%8."/>
-      <w:lvlJc w:val="left"/>
-      <w:pPr>
-        <w:tabs>
-          <w:tab w:val="num" w:pos="5760"/>
-        </w:tabs>
-        <w:ind w:left="5760" w:hanging="360"/>
-      </w:pPr>
-      <w:rPr/>
-    </w:lvl>
-    <w:lvl w:ilvl="8">
-      <w:start w:val="1"/>
-      <w:numFmt w:val="decimal"/>
-      <w:lvlText w:val="%9."/>
-      <w:lvlJc w:val="left"/>
-      <w:pPr>
-        <w:tabs>
-          <w:tab w:val="num" w:pos="6480"/>
-        </w:tabs>
-        <w:ind w:left="6480" w:hanging="360"/>
-      </w:pPr>
-      <w:rPr/>
-    </w:lvl>
-  </w:abstractNum>
-  <w:abstractNum w:abstractNumId="6">
-    <w:lvl w:ilvl="0">
-      <w:start w:val="1"/>
-      <w:numFmt w:val="decimal"/>
-      <w:lvlText w:val="%1."/>
-      <w:lvlJc w:val="left"/>
-      <w:pPr>
-        <w:tabs>
-          <w:tab w:val="num" w:pos="720"/>
-        </w:tabs>
-        <w:ind w:left="720" w:hanging="360"/>
-      </w:pPr>
-      <w:rPr/>
-    </w:lvl>
-    <w:lvl w:ilvl="1">
-      <w:start w:val="1"/>
-      <w:numFmt w:val="decimal"/>
-      <w:lvlText w:val="%2."/>
-      <w:lvlJc w:val="left"/>
-      <w:pPr>
-        <w:tabs>
-          <w:tab w:val="num" w:pos="1440"/>
-        </w:tabs>
-        <w:ind w:left="1440" w:hanging="360"/>
-      </w:pPr>
-      <w:rPr/>
-    </w:lvl>
-    <w:lvl w:ilvl="2">
-      <w:start w:val="1"/>
-      <w:numFmt w:val="decimal"/>
-      <w:lvlText w:val="%3."/>
-      <w:lvlJc w:val="left"/>
-      <w:pPr>
-        <w:tabs>
-          <w:tab w:val="num" w:pos="2160"/>
-        </w:tabs>
-        <w:ind w:left="2160" w:hanging="360"/>
-      </w:pPr>
-      <w:rPr/>
-    </w:lvl>
-    <w:lvl w:ilvl="3">
-      <w:start w:val="1"/>
-      <w:numFmt w:val="decimal"/>
-      <w:lvlText w:val="%4."/>
-      <w:lvlJc w:val="left"/>
-      <w:pPr>
-        <w:tabs>
-          <w:tab w:val="num" w:pos="2880"/>
-        </w:tabs>
-        <w:ind w:left="2880" w:hanging="360"/>
-      </w:pPr>
-      <w:rPr/>
-    </w:lvl>
-    <w:lvl w:ilvl="4">
-      <w:start w:val="1"/>
-      <w:numFmt w:val="decimal"/>
-      <w:lvlText w:val="%5."/>
-      <w:lvlJc w:val="left"/>
-      <w:pPr>
-        <w:tabs>
-          <w:tab w:val="num" w:pos="3600"/>
-        </w:tabs>
-        <w:ind w:left="3600" w:hanging="360"/>
-      </w:pPr>
-      <w:rPr/>
-    </w:lvl>
-    <w:lvl w:ilvl="5">
-      <w:start w:val="1"/>
-      <w:numFmt w:val="decimal"/>
-      <w:lvlText w:val="%6."/>
-      <w:lvlJc w:val="left"/>
-      <w:pPr>
-        <w:tabs>
-          <w:tab w:val="num" w:pos="4320"/>
-        </w:tabs>
-        <w:ind w:left="4320" w:hanging="360"/>
-      </w:pPr>
-      <w:rPr/>
-    </w:lvl>
-    <w:lvl w:ilvl="6">
-      <w:start w:val="1"/>
-      <w:numFmt w:val="decimal"/>
-      <w:lvlText w:val="%7."/>
-      <w:lvlJc w:val="left"/>
-      <w:pPr>
-        <w:tabs>
-          <w:tab w:val="num" w:pos="5040"/>
-        </w:tabs>
-        <w:ind w:left="5040" w:hanging="360"/>
-      </w:pPr>
-      <w:rPr/>
-    </w:lvl>
-    <w:lvl w:ilvl="7">
-      <w:start w:val="1"/>
-      <w:numFmt w:val="decimal"/>
-      <w:lvlText w:val="%8."/>
-      <w:lvlJc w:val="left"/>
-      <w:pPr>
-        <w:tabs>
-          <w:tab w:val="num" w:pos="5760"/>
-        </w:tabs>
-        <w:ind w:left="5760" w:hanging="360"/>
-      </w:pPr>
-      <w:rPr/>
-    </w:lvl>
-    <w:lvl w:ilvl="8">
-      <w:start w:val="1"/>
-      <w:numFmt w:val="decimal"/>
-      <w:lvlText w:val="%9."/>
-      <w:lvlJc w:val="left"/>
-      <w:pPr>
-        <w:tabs>
-          <w:tab w:val="num" w:pos="6480"/>
-        </w:tabs>
-        <w:ind w:left="6480" w:hanging="360"/>
-      </w:pPr>
-      <w:rPr/>
-    </w:lvl>
-  </w:abstractNum>
-  <w:abstractNum w:abstractNumId="7">
-    <w:lvl w:ilvl="0">
-      <w:start w:val="1"/>
-      <w:numFmt w:val="decimal"/>
-      <w:lvlText w:val="%1."/>
-      <w:lvlJc w:val="left"/>
-      <w:pPr>
-        <w:tabs>
-          <w:tab w:val="num" w:pos="0"/>
-        </w:tabs>
-        <w:ind w:left="720" w:hanging="360"/>
-      </w:pPr>
       <w:rPr>
-        <w:b w:val="false"/>
+        <w:b w:val="0"/>
       </w:rPr>
     </w:lvl>
     <w:lvl w:ilvl="1">
@@ -3701,7 +5143,6 @@
         </w:tabs>
         <w:ind w:left="1320" w:hanging="480"/>
       </w:pPr>
-      <w:rPr/>
     </w:lvl>
     <w:lvl w:ilvl="2">
       <w:start w:val="1"/>
@@ -3714,7 +5155,6 @@
         </w:tabs>
         <w:ind w:left="1800" w:hanging="480"/>
       </w:pPr>
-      <w:rPr/>
     </w:lvl>
     <w:lvl w:ilvl="3">
       <w:start w:val="1"/>
@@ -3727,7 +5167,6 @@
         </w:tabs>
         <w:ind w:left="2280" w:hanging="480"/>
       </w:pPr>
-      <w:rPr/>
     </w:lvl>
     <w:lvl w:ilvl="4">
       <w:start w:val="1"/>
@@ -3740,7 +5179,6 @@
         </w:tabs>
         <w:ind w:left="2760" w:hanging="480"/>
       </w:pPr>
-      <w:rPr/>
     </w:lvl>
     <w:lvl w:ilvl="5">
       <w:start w:val="1"/>
@@ -3753,7 +5191,6 @@
         </w:tabs>
         <w:ind w:left="3240" w:hanging="480"/>
       </w:pPr>
-      <w:rPr/>
     </w:lvl>
     <w:lvl w:ilvl="6">
       <w:start w:val="1"/>
@@ -3766,7 +5203,6 @@
         </w:tabs>
         <w:ind w:left="3720" w:hanging="480"/>
       </w:pPr>
-      <w:rPr/>
     </w:lvl>
     <w:lvl w:ilvl="7">
       <w:start w:val="1"/>
@@ -3779,7 +5215,6 @@
         </w:tabs>
         <w:ind w:left="4200" w:hanging="480"/>
       </w:pPr>
-      <w:rPr/>
     </w:lvl>
     <w:lvl w:ilvl="8">
       <w:start w:val="1"/>
@@ -3792,10 +5227,360 @@
         </w:tabs>
         <w:ind w:left="4680" w:hanging="480"/>
       </w:pPr>
-      <w:rPr/>
     </w:lvl>
   </w:abstractNum>
-  <w:abstractNum w:abstractNumId="8">
+  <w:abstractNum w:abstractNumId="5" w15:restartNumberingAfterBreak="0">
+    <w:nsid w:val="484136A7"/>
+    <w:multiLevelType w:val="multilevel"/>
+    <w:tmpl w:val="D6DC4564"/>
+    <w:lvl w:ilvl="0">
+      <w:start w:val="1"/>
+      <w:numFmt w:val="none"/>
+      <w:suff w:val="nothing"/>
+      <w:lvlText w:val=""/>
+      <w:lvlJc w:val="left"/>
+      <w:pPr>
+        <w:tabs>
+          <w:tab w:val="num" w:pos="0"/>
+        </w:tabs>
+        <w:ind w:left="0" w:firstLine="0"/>
+      </w:pPr>
+    </w:lvl>
+    <w:lvl w:ilvl="1">
+      <w:start w:val="1"/>
+      <w:numFmt w:val="none"/>
+      <w:suff w:val="nothing"/>
+      <w:lvlText w:val=""/>
+      <w:lvlJc w:val="left"/>
+      <w:pPr>
+        <w:tabs>
+          <w:tab w:val="num" w:pos="0"/>
+        </w:tabs>
+        <w:ind w:left="0" w:firstLine="0"/>
+      </w:pPr>
+    </w:lvl>
+    <w:lvl w:ilvl="2">
+      <w:start w:val="1"/>
+      <w:numFmt w:val="none"/>
+      <w:suff w:val="nothing"/>
+      <w:lvlText w:val=""/>
+      <w:lvlJc w:val="left"/>
+      <w:pPr>
+        <w:tabs>
+          <w:tab w:val="num" w:pos="0"/>
+        </w:tabs>
+        <w:ind w:left="0" w:firstLine="0"/>
+      </w:pPr>
+    </w:lvl>
+    <w:lvl w:ilvl="3">
+      <w:start w:val="1"/>
+      <w:numFmt w:val="none"/>
+      <w:suff w:val="nothing"/>
+      <w:lvlText w:val=""/>
+      <w:lvlJc w:val="left"/>
+      <w:pPr>
+        <w:tabs>
+          <w:tab w:val="num" w:pos="0"/>
+        </w:tabs>
+        <w:ind w:left="0" w:firstLine="0"/>
+      </w:pPr>
+    </w:lvl>
+    <w:lvl w:ilvl="4">
+      <w:start w:val="1"/>
+      <w:numFmt w:val="none"/>
+      <w:suff w:val="nothing"/>
+      <w:lvlText w:val=""/>
+      <w:lvlJc w:val="left"/>
+      <w:pPr>
+        <w:tabs>
+          <w:tab w:val="num" w:pos="0"/>
+        </w:tabs>
+        <w:ind w:left="0" w:firstLine="0"/>
+      </w:pPr>
+    </w:lvl>
+    <w:lvl w:ilvl="5">
+      <w:start w:val="1"/>
+      <w:numFmt w:val="none"/>
+      <w:suff w:val="nothing"/>
+      <w:lvlText w:val=""/>
+      <w:lvlJc w:val="left"/>
+      <w:pPr>
+        <w:tabs>
+          <w:tab w:val="num" w:pos="0"/>
+        </w:tabs>
+        <w:ind w:left="0" w:firstLine="0"/>
+      </w:pPr>
+    </w:lvl>
+    <w:lvl w:ilvl="6">
+      <w:start w:val="1"/>
+      <w:numFmt w:val="none"/>
+      <w:suff w:val="nothing"/>
+      <w:lvlText w:val=""/>
+      <w:lvlJc w:val="left"/>
+      <w:pPr>
+        <w:tabs>
+          <w:tab w:val="num" w:pos="0"/>
+        </w:tabs>
+        <w:ind w:left="0" w:firstLine="0"/>
+      </w:pPr>
+    </w:lvl>
+    <w:lvl w:ilvl="7">
+      <w:start w:val="1"/>
+      <w:numFmt w:val="none"/>
+      <w:suff w:val="nothing"/>
+      <w:lvlText w:val=""/>
+      <w:lvlJc w:val="left"/>
+      <w:pPr>
+        <w:tabs>
+          <w:tab w:val="num" w:pos="0"/>
+        </w:tabs>
+        <w:ind w:left="0" w:firstLine="0"/>
+      </w:pPr>
+    </w:lvl>
+    <w:lvl w:ilvl="8">
+      <w:start w:val="1"/>
+      <w:numFmt w:val="none"/>
+      <w:suff w:val="nothing"/>
+      <w:lvlText w:val=""/>
+      <w:lvlJc w:val="left"/>
+      <w:pPr>
+        <w:tabs>
+          <w:tab w:val="num" w:pos="0"/>
+        </w:tabs>
+        <w:ind w:left="0" w:firstLine="0"/>
+      </w:pPr>
+    </w:lvl>
+  </w:abstractNum>
+  <w:abstractNum w:abstractNumId="6" w15:restartNumberingAfterBreak="0">
+    <w:nsid w:val="4C8E1D6C"/>
+    <w:multiLevelType w:val="multilevel"/>
+    <w:tmpl w:val="BAF6EF1C"/>
+    <w:lvl w:ilvl="0">
+      <w:start w:val="1"/>
+      <w:numFmt w:val="decimal"/>
+      <w:lvlText w:val="%1."/>
+      <w:lvlJc w:val="left"/>
+      <w:pPr>
+        <w:tabs>
+          <w:tab w:val="num" w:pos="720"/>
+        </w:tabs>
+        <w:ind w:left="720" w:hanging="360"/>
+      </w:pPr>
+    </w:lvl>
+    <w:lvl w:ilvl="1">
+      <w:start w:val="1"/>
+      <w:numFmt w:val="decimal"/>
+      <w:lvlText w:val="%2."/>
+      <w:lvlJc w:val="left"/>
+      <w:pPr>
+        <w:tabs>
+          <w:tab w:val="num" w:pos="1440"/>
+        </w:tabs>
+        <w:ind w:left="1440" w:hanging="360"/>
+      </w:pPr>
+    </w:lvl>
+    <w:lvl w:ilvl="2">
+      <w:start w:val="1"/>
+      <w:numFmt w:val="decimal"/>
+      <w:lvlText w:val="%3."/>
+      <w:lvlJc w:val="left"/>
+      <w:pPr>
+        <w:tabs>
+          <w:tab w:val="num" w:pos="2160"/>
+        </w:tabs>
+        <w:ind w:left="2160" w:hanging="360"/>
+      </w:pPr>
+    </w:lvl>
+    <w:lvl w:ilvl="3">
+      <w:start w:val="1"/>
+      <w:numFmt w:val="decimal"/>
+      <w:lvlText w:val="%4."/>
+      <w:lvlJc w:val="left"/>
+      <w:pPr>
+        <w:tabs>
+          <w:tab w:val="num" w:pos="2880"/>
+        </w:tabs>
+        <w:ind w:left="2880" w:hanging="360"/>
+      </w:pPr>
+    </w:lvl>
+    <w:lvl w:ilvl="4">
+      <w:start w:val="1"/>
+      <w:numFmt w:val="decimal"/>
+      <w:lvlText w:val="%5."/>
+      <w:lvlJc w:val="left"/>
+      <w:pPr>
+        <w:tabs>
+          <w:tab w:val="num" w:pos="3600"/>
+        </w:tabs>
+        <w:ind w:left="3600" w:hanging="360"/>
+      </w:pPr>
+    </w:lvl>
+    <w:lvl w:ilvl="5">
+      <w:start w:val="1"/>
+      <w:numFmt w:val="decimal"/>
+      <w:lvlText w:val="%6."/>
+      <w:lvlJc w:val="left"/>
+      <w:pPr>
+        <w:tabs>
+          <w:tab w:val="num" w:pos="4320"/>
+        </w:tabs>
+        <w:ind w:left="4320" w:hanging="360"/>
+      </w:pPr>
+    </w:lvl>
+    <w:lvl w:ilvl="6">
+      <w:start w:val="1"/>
+      <w:numFmt w:val="decimal"/>
+      <w:lvlText w:val="%7."/>
+      <w:lvlJc w:val="left"/>
+      <w:pPr>
+        <w:tabs>
+          <w:tab w:val="num" w:pos="5040"/>
+        </w:tabs>
+        <w:ind w:left="5040" w:hanging="360"/>
+      </w:pPr>
+    </w:lvl>
+    <w:lvl w:ilvl="7">
+      <w:start w:val="1"/>
+      <w:numFmt w:val="decimal"/>
+      <w:lvlText w:val="%8."/>
+      <w:lvlJc w:val="left"/>
+      <w:pPr>
+        <w:tabs>
+          <w:tab w:val="num" w:pos="5760"/>
+        </w:tabs>
+        <w:ind w:left="5760" w:hanging="360"/>
+      </w:pPr>
+    </w:lvl>
+    <w:lvl w:ilvl="8">
+      <w:start w:val="1"/>
+      <w:numFmt w:val="decimal"/>
+      <w:lvlText w:val="%9."/>
+      <w:lvlJc w:val="left"/>
+      <w:pPr>
+        <w:tabs>
+          <w:tab w:val="num" w:pos="6480"/>
+        </w:tabs>
+        <w:ind w:left="6480" w:hanging="360"/>
+      </w:pPr>
+    </w:lvl>
+  </w:abstractNum>
+  <w:abstractNum w:abstractNumId="7" w15:restartNumberingAfterBreak="0">
+    <w:nsid w:val="5B5502F1"/>
+    <w:multiLevelType w:val="multilevel"/>
+    <w:tmpl w:val="F70E9804"/>
+    <w:lvl w:ilvl="0">
+      <w:start w:val="1"/>
+      <w:numFmt w:val="decimal"/>
+      <w:lvlText w:val="%1."/>
+      <w:lvlJc w:val="left"/>
+      <w:pPr>
+        <w:tabs>
+          <w:tab w:val="num" w:pos="720"/>
+        </w:tabs>
+        <w:ind w:left="720" w:hanging="360"/>
+      </w:pPr>
+    </w:lvl>
+    <w:lvl w:ilvl="1">
+      <w:start w:val="1"/>
+      <w:numFmt w:val="decimal"/>
+      <w:lvlText w:val="%2."/>
+      <w:lvlJc w:val="left"/>
+      <w:pPr>
+        <w:tabs>
+          <w:tab w:val="num" w:pos="1440"/>
+        </w:tabs>
+        <w:ind w:left="1440" w:hanging="360"/>
+      </w:pPr>
+    </w:lvl>
+    <w:lvl w:ilvl="2">
+      <w:start w:val="1"/>
+      <w:numFmt w:val="decimal"/>
+      <w:lvlText w:val="%3."/>
+      <w:lvlJc w:val="left"/>
+      <w:pPr>
+        <w:tabs>
+          <w:tab w:val="num" w:pos="2160"/>
+        </w:tabs>
+        <w:ind w:left="2160" w:hanging="360"/>
+      </w:pPr>
+    </w:lvl>
+    <w:lvl w:ilvl="3">
+      <w:start w:val="1"/>
+      <w:numFmt w:val="decimal"/>
+      <w:lvlText w:val="%4."/>
+      <w:lvlJc w:val="left"/>
+      <w:pPr>
+        <w:tabs>
+          <w:tab w:val="num" w:pos="2880"/>
+        </w:tabs>
+        <w:ind w:left="2880" w:hanging="360"/>
+      </w:pPr>
+    </w:lvl>
+    <w:lvl w:ilvl="4">
+      <w:start w:val="1"/>
+      <w:numFmt w:val="decimal"/>
+      <w:lvlText w:val="%5."/>
+      <w:lvlJc w:val="left"/>
+      <w:pPr>
+        <w:tabs>
+          <w:tab w:val="num" w:pos="3600"/>
+        </w:tabs>
+        <w:ind w:left="3600" w:hanging="360"/>
+      </w:pPr>
+    </w:lvl>
+    <w:lvl w:ilvl="5">
+      <w:start w:val="1"/>
+      <w:numFmt w:val="decimal"/>
+      <w:lvlText w:val="%6."/>
+      <w:lvlJc w:val="left"/>
+      <w:pPr>
+        <w:tabs>
+          <w:tab w:val="num" w:pos="4320"/>
+        </w:tabs>
+        <w:ind w:left="4320" w:hanging="360"/>
+      </w:pPr>
+    </w:lvl>
+    <w:lvl w:ilvl="6">
+      <w:start w:val="1"/>
+      <w:numFmt w:val="decimal"/>
+      <w:lvlText w:val="%7."/>
+      <w:lvlJc w:val="left"/>
+      <w:pPr>
+        <w:tabs>
+          <w:tab w:val="num" w:pos="5040"/>
+        </w:tabs>
+        <w:ind w:left="5040" w:hanging="360"/>
+      </w:pPr>
+    </w:lvl>
+    <w:lvl w:ilvl="7">
+      <w:start w:val="1"/>
+      <w:numFmt w:val="decimal"/>
+      <w:lvlText w:val="%8."/>
+      <w:lvlJc w:val="left"/>
+      <w:pPr>
+        <w:tabs>
+          <w:tab w:val="num" w:pos="5760"/>
+        </w:tabs>
+        <w:ind w:left="5760" w:hanging="360"/>
+      </w:pPr>
+    </w:lvl>
+    <w:lvl w:ilvl="8">
+      <w:start w:val="1"/>
+      <w:numFmt w:val="decimal"/>
+      <w:lvlText w:val="%9."/>
+      <w:lvlJc w:val="left"/>
+      <w:pPr>
+        <w:tabs>
+          <w:tab w:val="num" w:pos="6480"/>
+        </w:tabs>
+        <w:ind w:left="6480" w:hanging="360"/>
+      </w:pPr>
+    </w:lvl>
+  </w:abstractNum>
+  <w:abstractNum w:abstractNumId="8" w15:restartNumberingAfterBreak="0">
+    <w:nsid w:val="60FA1614"/>
+    <w:multiLevelType w:val="multilevel"/>
+    <w:tmpl w:val="72E07460"/>
     <w:lvl w:ilvl="0">
       <w:start w:val="1"/>
       <w:numFmt w:val="bullet"/>
@@ -3806,7 +5591,7 @@
         <w:tabs>
           <w:tab w:val="num" w:pos="0"/>
         </w:tabs>
-        <w:ind w:left="0" w:hanging="0"/>
+        <w:ind w:left="0" w:firstLine="0"/>
       </w:pPr>
       <w:rPr>
         <w:rFonts w:ascii="Symbol" w:hAnsi="Symbol" w:cs="Symbol" w:hint="default"/>
@@ -3933,27 +5718,140 @@
       </w:rPr>
     </w:lvl>
   </w:abstractNum>
-  <w:abstractNum w:abstractNumId="9">
+  <w:abstractNum w:abstractNumId="9" w15:restartNumberingAfterBreak="0">
+    <w:nsid w:val="70787D9D"/>
+    <w:multiLevelType w:val="multilevel"/>
+    <w:tmpl w:val="9E4AFD6A"/>
     <w:lvl w:ilvl="0">
       <w:start w:val="1"/>
-      <w:numFmt w:val="bullet"/>
+      <w:numFmt w:val="decimal"/>
+      <w:lvlText w:val="%1."/>
+      <w:lvlJc w:val="left"/>
+      <w:pPr>
+        <w:tabs>
+          <w:tab w:val="num" w:pos="720"/>
+        </w:tabs>
+        <w:ind w:left="720" w:hanging="360"/>
+      </w:pPr>
+    </w:lvl>
+    <w:lvl w:ilvl="1">
+      <w:start w:val="1"/>
+      <w:numFmt w:val="decimal"/>
+      <w:lvlText w:val="%2."/>
+      <w:lvlJc w:val="left"/>
+      <w:pPr>
+        <w:tabs>
+          <w:tab w:val="num" w:pos="1440"/>
+        </w:tabs>
+        <w:ind w:left="1440" w:hanging="360"/>
+      </w:pPr>
+    </w:lvl>
+    <w:lvl w:ilvl="2">
+      <w:start w:val="1"/>
+      <w:numFmt w:val="decimal"/>
+      <w:lvlText w:val="%3."/>
+      <w:lvlJc w:val="left"/>
+      <w:pPr>
+        <w:tabs>
+          <w:tab w:val="num" w:pos="2160"/>
+        </w:tabs>
+        <w:ind w:left="2160" w:hanging="360"/>
+      </w:pPr>
+    </w:lvl>
+    <w:lvl w:ilvl="3">
+      <w:start w:val="1"/>
+      <w:numFmt w:val="decimal"/>
+      <w:lvlText w:val="%4."/>
+      <w:lvlJc w:val="left"/>
+      <w:pPr>
+        <w:tabs>
+          <w:tab w:val="num" w:pos="2880"/>
+        </w:tabs>
+        <w:ind w:left="2880" w:hanging="360"/>
+      </w:pPr>
+    </w:lvl>
+    <w:lvl w:ilvl="4">
+      <w:start w:val="1"/>
+      <w:numFmt w:val="decimal"/>
+      <w:lvlText w:val="%5."/>
+      <w:lvlJc w:val="left"/>
+      <w:pPr>
+        <w:tabs>
+          <w:tab w:val="num" w:pos="3600"/>
+        </w:tabs>
+        <w:ind w:left="3600" w:hanging="360"/>
+      </w:pPr>
+    </w:lvl>
+    <w:lvl w:ilvl="5">
+      <w:start w:val="1"/>
+      <w:numFmt w:val="decimal"/>
+      <w:lvlText w:val="%6."/>
+      <w:lvlJc w:val="left"/>
+      <w:pPr>
+        <w:tabs>
+          <w:tab w:val="num" w:pos="4320"/>
+        </w:tabs>
+        <w:ind w:left="4320" w:hanging="360"/>
+      </w:pPr>
+    </w:lvl>
+    <w:lvl w:ilvl="6">
+      <w:start w:val="1"/>
+      <w:numFmt w:val="decimal"/>
+      <w:lvlText w:val="%7."/>
+      <w:lvlJc w:val="left"/>
+      <w:pPr>
+        <w:tabs>
+          <w:tab w:val="num" w:pos="5040"/>
+        </w:tabs>
+        <w:ind w:left="5040" w:hanging="360"/>
+      </w:pPr>
+    </w:lvl>
+    <w:lvl w:ilvl="7">
+      <w:start w:val="1"/>
+      <w:numFmt w:val="decimal"/>
+      <w:lvlText w:val="%8."/>
+      <w:lvlJc w:val="left"/>
+      <w:pPr>
+        <w:tabs>
+          <w:tab w:val="num" w:pos="5760"/>
+        </w:tabs>
+        <w:ind w:left="5760" w:hanging="360"/>
+      </w:pPr>
+    </w:lvl>
+    <w:lvl w:ilvl="8">
+      <w:start w:val="1"/>
+      <w:numFmt w:val="decimal"/>
+      <w:lvlText w:val="%9."/>
+      <w:lvlJc w:val="left"/>
+      <w:pPr>
+        <w:tabs>
+          <w:tab w:val="num" w:pos="6480"/>
+        </w:tabs>
+        <w:ind w:left="6480" w:hanging="360"/>
+      </w:pPr>
+    </w:lvl>
+  </w:abstractNum>
+  <w:abstractNum w:abstractNumId="10" w15:restartNumberingAfterBreak="0">
+    <w:nsid w:val="78996A55"/>
+    <w:multiLevelType w:val="multilevel"/>
+    <w:tmpl w:val="F7AAEFE4"/>
+    <w:lvl w:ilvl="0">
+      <w:start w:val="1"/>
+      <w:numFmt w:val="decimal"/>
       <w:suff w:val="nothing"/>
-      <w:lvlText w:val=""/>
+      <w:lvlText w:val="%1."/>
       <w:lvlJc w:val="left"/>
       <w:pPr>
         <w:tabs>
           <w:tab w:val="num" w:pos="0"/>
         </w:tabs>
-        <w:ind w:left="0" w:hanging="0"/>
-      </w:pPr>
-      <w:rPr>
-        <w:rFonts w:ascii="Symbol" w:hAnsi="Symbol" w:cs="Symbol" w:hint="default"/>
-      </w:rPr>
+        <w:ind w:left="0" w:firstLine="0"/>
+      </w:pPr>
     </w:lvl>
     <w:lvl w:ilvl="1">
       <w:start w:val="1"/>
-      <w:numFmt w:val="bullet"/>
-      <w:lvlText w:val=""/>
+      <w:numFmt w:val="decimal"/>
+      <w:lvlText w:val="%2."/>
       <w:lvlJc w:val="left"/>
       <w:pPr>
         <w:tabs>
@@ -3961,14 +5859,11 @@
         </w:tabs>
         <w:ind w:left="1418" w:hanging="283"/>
       </w:pPr>
-      <w:rPr>
-        <w:rFonts w:ascii="Symbol" w:hAnsi="Symbol" w:cs="Symbol" w:hint="default"/>
-      </w:rPr>
     </w:lvl>
     <w:lvl w:ilvl="2">
       <w:start w:val="1"/>
-      <w:numFmt w:val="bullet"/>
-      <w:lvlText w:val=""/>
+      <w:numFmt w:val="decimal"/>
+      <w:lvlText w:val="%3."/>
       <w:lvlJc w:val="left"/>
       <w:pPr>
         <w:tabs>
@@ -3976,14 +5871,11 @@
         </w:tabs>
         <w:ind w:left="2127" w:hanging="283"/>
       </w:pPr>
-      <w:rPr>
-        <w:rFonts w:ascii="Symbol" w:hAnsi="Symbol" w:cs="Symbol" w:hint="default"/>
-      </w:rPr>
     </w:lvl>
     <w:lvl w:ilvl="3">
       <w:start w:val="1"/>
-      <w:numFmt w:val="bullet"/>
-      <w:lvlText w:val=""/>
+      <w:numFmt w:val="decimal"/>
+      <w:lvlText w:val="%4."/>
       <w:lvlJc w:val="left"/>
       <w:pPr>
         <w:tabs>
@@ -3991,14 +5883,11 @@
         </w:tabs>
         <w:ind w:left="2836" w:hanging="283"/>
       </w:pPr>
-      <w:rPr>
-        <w:rFonts w:ascii="Symbol" w:hAnsi="Symbol" w:cs="Symbol" w:hint="default"/>
-      </w:rPr>
     </w:lvl>
     <w:lvl w:ilvl="4">
       <w:start w:val="1"/>
-      <w:numFmt w:val="bullet"/>
-      <w:lvlText w:val=""/>
+      <w:numFmt w:val="decimal"/>
+      <w:lvlText w:val="%5."/>
       <w:lvlJc w:val="left"/>
       <w:pPr>
         <w:tabs>
@@ -4006,14 +5895,11 @@
         </w:tabs>
         <w:ind w:left="3545" w:hanging="283"/>
       </w:pPr>
-      <w:rPr>
-        <w:rFonts w:ascii="Symbol" w:hAnsi="Symbol" w:cs="Symbol" w:hint="default"/>
-      </w:rPr>
     </w:lvl>
     <w:lvl w:ilvl="5">
       <w:start w:val="1"/>
-      <w:numFmt w:val="bullet"/>
-      <w:lvlText w:val=""/>
+      <w:numFmt w:val="decimal"/>
+      <w:lvlText w:val="%6."/>
       <w:lvlJc w:val="left"/>
       <w:pPr>
         <w:tabs>
@@ -4021,14 +5907,11 @@
         </w:tabs>
         <w:ind w:left="4254" w:hanging="283"/>
       </w:pPr>
-      <w:rPr>
-        <w:rFonts w:ascii="Symbol" w:hAnsi="Symbol" w:cs="Symbol" w:hint="default"/>
-      </w:rPr>
     </w:lvl>
     <w:lvl w:ilvl="6">
       <w:start w:val="1"/>
-      <w:numFmt w:val="bullet"/>
-      <w:lvlText w:val=""/>
+      <w:numFmt w:val="decimal"/>
+      <w:lvlText w:val="%7."/>
       <w:lvlJc w:val="left"/>
       <w:pPr>
         <w:tabs>
@@ -4036,14 +5919,11 @@
         </w:tabs>
         <w:ind w:left="4963" w:hanging="283"/>
       </w:pPr>
-      <w:rPr>
-        <w:rFonts w:ascii="Symbol" w:hAnsi="Symbol" w:cs="Symbol" w:hint="default"/>
-      </w:rPr>
     </w:lvl>
     <w:lvl w:ilvl="7">
       <w:start w:val="1"/>
-      <w:numFmt w:val="bullet"/>
-      <w:lvlText w:val=""/>
+      <w:numFmt w:val="decimal"/>
+      <w:lvlText w:val="%8."/>
       <w:lvlJc w:val="left"/>
       <w:pPr>
         <w:tabs>
@@ -4051,184 +5931,62 @@
         </w:tabs>
         <w:ind w:left="5672" w:hanging="283"/>
       </w:pPr>
-      <w:rPr>
-        <w:rFonts w:ascii="Symbol" w:hAnsi="Symbol" w:cs="Symbol" w:hint="default"/>
-      </w:rPr>
     </w:lvl>
     <w:lvl w:ilvl="8">
       <w:start w:val="1"/>
-      <w:numFmt w:val="bullet"/>
-      <w:lvlText w:val=""/>
+      <w:numFmt w:val="decimal"/>
+      <w:lvlText w:val="%9."/>
       <w:lvlJc w:val="left"/>
       <w:pPr>
         <w:tabs>
           <w:tab w:val="num" w:pos="6381"/>
         </w:tabs>
         <w:ind w:left="6381" w:hanging="283"/>
-      </w:pPr>
-      <w:rPr>
-        <w:rFonts w:ascii="Symbol" w:hAnsi="Symbol" w:cs="Symbol" w:hint="default"/>
-      </w:rPr>
-    </w:lvl>
-  </w:abstractNum>
-  <w:abstractNum w:abstractNumId="10">
-    <w:lvl w:ilvl="0">
-      <w:start w:val="1"/>
-      <w:numFmt w:val="none"/>
-      <w:suff w:val="nothing"/>
-      <w:lvlText w:val=""/>
-      <w:lvlJc w:val="left"/>
-      <w:pPr>
-        <w:tabs>
-          <w:tab w:val="num" w:pos="0"/>
-        </w:tabs>
-        <w:ind w:left="0" w:hanging="0"/>
-      </w:pPr>
-    </w:lvl>
-    <w:lvl w:ilvl="1">
-      <w:start w:val="1"/>
-      <w:numFmt w:val="none"/>
-      <w:suff w:val="nothing"/>
-      <w:lvlText w:val=""/>
-      <w:lvlJc w:val="left"/>
-      <w:pPr>
-        <w:tabs>
-          <w:tab w:val="num" w:pos="0"/>
-        </w:tabs>
-        <w:ind w:left="0" w:hanging="0"/>
-      </w:pPr>
-    </w:lvl>
-    <w:lvl w:ilvl="2">
-      <w:start w:val="1"/>
-      <w:numFmt w:val="none"/>
-      <w:suff w:val="nothing"/>
-      <w:lvlText w:val=""/>
-      <w:lvlJc w:val="left"/>
-      <w:pPr>
-        <w:tabs>
-          <w:tab w:val="num" w:pos="0"/>
-        </w:tabs>
-        <w:ind w:left="0" w:hanging="0"/>
-      </w:pPr>
-    </w:lvl>
-    <w:lvl w:ilvl="3">
-      <w:start w:val="1"/>
-      <w:numFmt w:val="none"/>
-      <w:suff w:val="nothing"/>
-      <w:lvlText w:val=""/>
-      <w:lvlJc w:val="left"/>
-      <w:pPr>
-        <w:tabs>
-          <w:tab w:val="num" w:pos="0"/>
-        </w:tabs>
-        <w:ind w:left="0" w:hanging="0"/>
-      </w:pPr>
-    </w:lvl>
-    <w:lvl w:ilvl="4">
-      <w:start w:val="1"/>
-      <w:numFmt w:val="none"/>
-      <w:suff w:val="nothing"/>
-      <w:lvlText w:val=""/>
-      <w:lvlJc w:val="left"/>
-      <w:pPr>
-        <w:tabs>
-          <w:tab w:val="num" w:pos="0"/>
-        </w:tabs>
-        <w:ind w:left="0" w:hanging="0"/>
-      </w:pPr>
-    </w:lvl>
-    <w:lvl w:ilvl="5">
-      <w:start w:val="1"/>
-      <w:numFmt w:val="none"/>
-      <w:suff w:val="nothing"/>
-      <w:lvlText w:val=""/>
-      <w:lvlJc w:val="left"/>
-      <w:pPr>
-        <w:tabs>
-          <w:tab w:val="num" w:pos="0"/>
-        </w:tabs>
-        <w:ind w:left="0" w:hanging="0"/>
-      </w:pPr>
-    </w:lvl>
-    <w:lvl w:ilvl="6">
-      <w:start w:val="1"/>
-      <w:numFmt w:val="none"/>
-      <w:suff w:val="nothing"/>
-      <w:lvlText w:val=""/>
-      <w:lvlJc w:val="left"/>
-      <w:pPr>
-        <w:tabs>
-          <w:tab w:val="num" w:pos="0"/>
-        </w:tabs>
-        <w:ind w:left="0" w:hanging="0"/>
-      </w:pPr>
-    </w:lvl>
-    <w:lvl w:ilvl="7">
-      <w:start w:val="1"/>
-      <w:numFmt w:val="none"/>
-      <w:suff w:val="nothing"/>
-      <w:lvlText w:val=""/>
-      <w:lvlJc w:val="left"/>
-      <w:pPr>
-        <w:tabs>
-          <w:tab w:val="num" w:pos="0"/>
-        </w:tabs>
-        <w:ind w:left="0" w:hanging="0"/>
-      </w:pPr>
-    </w:lvl>
-    <w:lvl w:ilvl="8">
-      <w:start w:val="1"/>
-      <w:numFmt w:val="none"/>
-      <w:suff w:val="nothing"/>
-      <w:lvlText w:val=""/>
-      <w:lvlJc w:val="left"/>
-      <w:pPr>
-        <w:tabs>
-          <w:tab w:val="num" w:pos="0"/>
-        </w:tabs>
-        <w:ind w:left="0" w:hanging="0"/>
       </w:pPr>
     </w:lvl>
   </w:abstractNum>
   <w:num w:numId="1">
-    <w:abstractNumId w:val="1"/>
+    <w:abstractNumId w:val="6"/>
   </w:num>
   <w:num w:numId="2">
-    <w:abstractNumId w:val="2"/>
+    <w:abstractNumId w:val="7"/>
   </w:num>
   <w:num w:numId="3">
     <w:abstractNumId w:val="3"/>
   </w:num>
   <w:num w:numId="4">
+    <w:abstractNumId w:val="9"/>
+  </w:num>
+  <w:num w:numId="5">
     <w:abstractNumId w:val="4"/>
   </w:num>
-  <w:num w:numId="5">
-    <w:abstractNumId w:val="5"/>
-  </w:num>
   <w:num w:numId="6">
-    <w:abstractNumId w:val="6"/>
+    <w:abstractNumId w:val="8"/>
   </w:num>
   <w:num w:numId="7">
-    <w:abstractNumId w:val="7"/>
+    <w:abstractNumId w:val="0"/>
   </w:num>
   <w:num w:numId="8">
-    <w:abstractNumId w:val="8"/>
+    <w:abstractNumId w:val="1"/>
   </w:num>
   <w:num w:numId="9">
-    <w:abstractNumId w:val="9"/>
+    <w:abstractNumId w:val="2"/>
   </w:num>
   <w:num w:numId="10">
     <w:abstractNumId w:val="10"/>
+  </w:num>
+  <w:num w:numId="11">
+    <w:abstractNumId w:val="5"/>
   </w:num>
 </w:numbering>
 </file>
 
 <file path=word/styles.xml><?xml version="1.0" encoding="utf-8"?>
-<w:styles xmlns:w="http://schemas.openxmlformats.org/wordprocessingml/2006/main" xmlns:w14="http://schemas.microsoft.com/office/word/2010/wordml" xmlns:mc="http://schemas.openxmlformats.org/markup-compatibility/2006" mc:Ignorable="w14">
+<w:styles xmlns:mc="http://schemas.openxmlformats.org/markup-compatibility/2006" xmlns:r="http://schemas.openxmlformats.org/officeDocument/2006/relationships" xmlns:w="http://schemas.openxmlformats.org/wordprocessingml/2006/main" xmlns:w14="http://schemas.microsoft.com/office/word/2010/wordml" xmlns:w15="http://schemas.microsoft.com/office/word/2012/wordml" xmlns:w16se="http://schemas.microsoft.com/office/word/2015/wordml/symex" mc:Ignorable="w14 w15 w16se">
   <w:docDefaults>
     <w:rPrDefault>
       <w:rPr>
-        <w:rFonts w:ascii="Aptos" w:hAnsi="Aptos" w:eastAsia="新細明體" w:cs="Arial" w:asciiTheme="minorHAnsi" w:cstheme="minorBidi" w:eastAsiaTheme="minorEastAsia" w:hAnsiTheme="minorHAnsi"/>
+        <w:rFonts w:asciiTheme="minorHAnsi" w:eastAsiaTheme="minorEastAsia" w:hAnsiTheme="minorHAnsi" w:cstheme="minorBidi"/>
         <w:kern w:val="2"/>
         <w:sz w:val="24"/>
         <w:szCs w:val="24"/>
@@ -4238,21 +5996,21 @@
     </w:rPrDefault>
     <w:pPrDefault>
       <w:pPr>
-        <w:suppressAutoHyphens w:val="true"/>
+        <w:suppressAutoHyphens/>
       </w:pPr>
     </w:pPrDefault>
   </w:docDefaults>
-  <w:latentStyles w:defLockedState="0" w:defUIPriority="99" w:defSemiHidden="0" w:defUnhideWhenUsed="0" w:defQFormat="0" w:count="375">
+  <w:latentStyles w:defLockedState="0" w:defUIPriority="99" w:defSemiHidden="0" w:defUnhideWhenUsed="0" w:defQFormat="0" w:count="371">
     <w:lsdException w:name="Normal" w:uiPriority="0" w:qFormat="1"/>
     <w:lsdException w:name="heading 1" w:uiPriority="9" w:qFormat="1"/>
-    <w:lsdException w:name="heading 2" w:uiPriority="9" w:semiHidden="1" w:unhideWhenUsed="1" w:qFormat="1"/>
-    <w:lsdException w:name="heading 3" w:uiPriority="9" w:semiHidden="1" w:unhideWhenUsed="1" w:qFormat="1"/>
-    <w:lsdException w:name="heading 4" w:uiPriority="9" w:semiHidden="1" w:unhideWhenUsed="1" w:qFormat="1"/>
-    <w:lsdException w:name="heading 5" w:uiPriority="9" w:semiHidden="1" w:unhideWhenUsed="1" w:qFormat="1"/>
-    <w:lsdException w:name="heading 6" w:uiPriority="9" w:semiHidden="1" w:unhideWhenUsed="1" w:qFormat="1"/>
-    <w:lsdException w:name="heading 7" w:uiPriority="9" w:semiHidden="1" w:unhideWhenUsed="1" w:qFormat="1"/>
-    <w:lsdException w:name="heading 8" w:uiPriority="9" w:semiHidden="1" w:unhideWhenUsed="1" w:qFormat="1"/>
-    <w:lsdException w:name="heading 9" w:uiPriority="9" w:semiHidden="1" w:unhideWhenUsed="1" w:qFormat="1"/>
+    <w:lsdException w:name="heading 2" w:semiHidden="1" w:uiPriority="9" w:unhideWhenUsed="1" w:qFormat="1"/>
+    <w:lsdException w:name="heading 3" w:semiHidden="1" w:uiPriority="9" w:unhideWhenUsed="1" w:qFormat="1"/>
+    <w:lsdException w:name="heading 4" w:semiHidden="1" w:uiPriority="9" w:unhideWhenUsed="1" w:qFormat="1"/>
+    <w:lsdException w:name="heading 5" w:semiHidden="1" w:uiPriority="9" w:unhideWhenUsed="1" w:qFormat="1"/>
+    <w:lsdException w:name="heading 6" w:semiHidden="1" w:uiPriority="9" w:unhideWhenUsed="1" w:qFormat="1"/>
+    <w:lsdException w:name="heading 7" w:semiHidden="1" w:uiPriority="9" w:unhideWhenUsed="1" w:qFormat="1"/>
+    <w:lsdException w:name="heading 8" w:semiHidden="1" w:uiPriority="9" w:unhideWhenUsed="1" w:qFormat="1"/>
+    <w:lsdException w:name="heading 9" w:semiHidden="1" w:uiPriority="9" w:unhideWhenUsed="1" w:qFormat="1"/>
     <w:lsdException w:name="index 1" w:semiHidden="1" w:unhideWhenUsed="1"/>
     <w:lsdException w:name="index 2" w:semiHidden="1" w:unhideWhenUsed="1"/>
     <w:lsdException w:name="index 3" w:semiHidden="1" w:unhideWhenUsed="1"/>
@@ -4262,22 +6020,22 @@
     <w:lsdException w:name="index 7" w:semiHidden="1" w:unhideWhenUsed="1"/>
     <w:lsdException w:name="index 8" w:semiHidden="1" w:unhideWhenUsed="1"/>
     <w:lsdException w:name="index 9" w:semiHidden="1" w:unhideWhenUsed="1"/>
-    <w:lsdException w:name="toc 1" w:uiPriority="39" w:semiHidden="1" w:unhideWhenUsed="1"/>
-    <w:lsdException w:name="toc 2" w:uiPriority="39" w:semiHidden="1" w:unhideWhenUsed="1"/>
-    <w:lsdException w:name="toc 3" w:uiPriority="39" w:semiHidden="1" w:unhideWhenUsed="1"/>
-    <w:lsdException w:name="toc 4" w:uiPriority="39" w:semiHidden="1" w:unhideWhenUsed="1"/>
-    <w:lsdException w:name="toc 5" w:uiPriority="39" w:semiHidden="1" w:unhideWhenUsed="1"/>
-    <w:lsdException w:name="toc 6" w:uiPriority="39" w:semiHidden="1" w:unhideWhenUsed="1"/>
-    <w:lsdException w:name="toc 7" w:uiPriority="39" w:semiHidden="1" w:unhideWhenUsed="1"/>
-    <w:lsdException w:name="toc 8" w:uiPriority="39" w:semiHidden="1" w:unhideWhenUsed="1"/>
-    <w:lsdException w:name="toc 9" w:uiPriority="39" w:semiHidden="1" w:unhideWhenUsed="1"/>
+    <w:lsdException w:name="toc 1" w:semiHidden="1" w:uiPriority="39" w:unhideWhenUsed="1"/>
+    <w:lsdException w:name="toc 2" w:semiHidden="1" w:uiPriority="39" w:unhideWhenUsed="1"/>
+    <w:lsdException w:name="toc 3" w:semiHidden="1" w:uiPriority="39" w:unhideWhenUsed="1"/>
+    <w:lsdException w:name="toc 4" w:semiHidden="1" w:uiPriority="39" w:unhideWhenUsed="1"/>
+    <w:lsdException w:name="toc 5" w:semiHidden="1" w:uiPriority="39" w:unhideWhenUsed="1"/>
+    <w:lsdException w:name="toc 6" w:semiHidden="1" w:uiPriority="39" w:unhideWhenUsed="1"/>
+    <w:lsdException w:name="toc 7" w:semiHidden="1" w:uiPriority="39" w:unhideWhenUsed="1"/>
+    <w:lsdException w:name="toc 8" w:semiHidden="1" w:uiPriority="39" w:unhideWhenUsed="1"/>
+    <w:lsdException w:name="toc 9" w:semiHidden="1" w:uiPriority="39" w:unhideWhenUsed="1"/>
     <w:lsdException w:name="Normal Indent" w:semiHidden="1" w:unhideWhenUsed="1"/>
     <w:lsdException w:name="footnote text" w:semiHidden="1" w:unhideWhenUsed="1"/>
     <w:lsdException w:name="annotation text" w:semiHidden="1" w:unhideWhenUsed="1"/>
     <w:lsdException w:name="header" w:semiHidden="1" w:unhideWhenUsed="1"/>
     <w:lsdException w:name="footer" w:semiHidden="1" w:unhideWhenUsed="1"/>
     <w:lsdException w:name="index heading" w:semiHidden="1" w:unhideWhenUsed="1"/>
-    <w:lsdException w:name="caption" w:uiPriority="35" w:semiHidden="1" w:unhideWhenUsed="1" w:qFormat="1"/>
+    <w:lsdException w:name="caption" w:semiHidden="1" w:uiPriority="35" w:unhideWhenUsed="1" w:qFormat="1"/>
     <w:lsdException w:name="table of figures" w:semiHidden="1" w:unhideWhenUsed="1"/>
     <w:lsdException w:name="envelope address" w:semiHidden="1" w:unhideWhenUsed="1"/>
     <w:lsdException w:name="envelope return" w:semiHidden="1" w:unhideWhenUsed="1"/>
@@ -4308,7 +6066,7 @@
     <w:lsdException w:name="Title" w:uiPriority="10" w:qFormat="1"/>
     <w:lsdException w:name="Closing" w:semiHidden="1" w:unhideWhenUsed="1"/>
     <w:lsdException w:name="Signature" w:semiHidden="1" w:unhideWhenUsed="1"/>
-    <w:lsdException w:name="Default Paragraph Font" w:uiPriority="1" w:semiHidden="1" w:unhideWhenUsed="1"/>
+    <w:lsdException w:name="Default Paragraph Font" w:semiHidden="1" w:uiPriority="1" w:unhideWhenUsed="1"/>
     <w:lsdException w:name="Body Text" w:semiHidden="1" w:unhideWhenUsed="1"/>
     <w:lsdException w:name="Body Text Indent" w:semiHidden="1" w:unhideWhenUsed="1"/>
     <w:lsdException w:name="List Continue" w:semiHidden="1" w:unhideWhenUsed="1"/>
@@ -4508,8 +6266,8 @@
     <w:lsdException w:name="Subtle Reference" w:uiPriority="31" w:qFormat="1"/>
     <w:lsdException w:name="Intense Reference" w:uiPriority="32" w:qFormat="1"/>
     <w:lsdException w:name="Book Title" w:uiPriority="33" w:qFormat="1"/>
-    <w:lsdException w:name="Bibliography" w:uiPriority="37" w:semiHidden="1" w:unhideWhenUsed="1"/>
-    <w:lsdException w:name="TOC Heading" w:uiPriority="39" w:semiHidden="1" w:unhideWhenUsed="1" w:qFormat="1"/>
+    <w:lsdException w:name="Bibliography" w:semiHidden="1" w:uiPriority="37" w:unhideWhenUsed="1"/>
+    <w:lsdException w:name="TOC Heading" w:semiHidden="1" w:uiPriority="39" w:unhideWhenUsed="1" w:qFormat="1"/>
     <w:lsdException w:name="Plain Table 1" w:uiPriority="41"/>
     <w:lsdException w:name="Plain Table 2" w:uiPriority="42"/>
     <w:lsdException w:name="Plain Table 3" w:uiPriority="43"/>
@@ -4614,442 +6372,456 @@
     <w:lsdException w:name="List Table 5 Dark Accent 6" w:uiPriority="50"/>
     <w:lsdException w:name="List Table 6 Colorful Accent 6" w:uiPriority="51"/>
     <w:lsdException w:name="List Table 7 Colorful Accent 6" w:uiPriority="52"/>
-    <w:lsdException w:name="Mention" w:semiHidden="1" w:unhideWhenUsed="1"/>
-    <w:lsdException w:name="Smart Hyperlink" w:semiHidden="1" w:unhideWhenUsed="1"/>
-    <w:lsdException w:name="Hashtag" w:semiHidden="1" w:unhideWhenUsed="1"/>
-    <w:lsdException w:name="Unresolved Mention" w:semiHidden="1" w:unhideWhenUsed="1"/>
   </w:latentStyles>
-  <w:style w:type="paragraph" w:styleId="Normal" w:default="1">
+  <w:style w:type="paragraph" w:default="1" w:styleId="a">
     <w:name w:val="Normal"/>
     <w:qFormat/>
     <w:pPr>
-      <w:widowControl w:val="false"/>
-      <w:suppressAutoHyphens w:val="true"/>
-      <w:bidi w:val="0"/>
-      <w:spacing w:lineRule="auto" w:line="276" w:before="0" w:after="160"/>
-      <w:jc w:val="left"/>
+      <w:widowControl w:val="0"/>
+      <w:spacing w:after="160" w:line="276" w:lineRule="auto"/>
     </w:pPr>
-    <w:rPr>
-      <w:rFonts w:ascii="Aptos" w:hAnsi="Aptos" w:eastAsia="新細明體" w:cs="Arial" w:asciiTheme="minorHAnsi" w:cstheme="minorBidi" w:eastAsiaTheme="minorEastAsia" w:hAnsiTheme="minorHAnsi"/>
-      <w:color w:val="auto"/>
-      <w:kern w:val="2"/>
-      <w:sz w:val="24"/>
-      <w:szCs w:val="24"/>
-      <w:lang w:val="en-US" w:eastAsia="zh-TW" w:bidi="ar-SA"/>
-      <w14:ligatures w14:val="standardContextual"/>
-    </w:rPr>
   </w:style>
   <w:style w:type="paragraph" w:styleId="1">
-    <w:name w:val="Heading 1"/>
-    <w:basedOn w:val="Normal"/>
-    <w:next w:val="Normal"/>
-    <w:link w:val="11"/>
+    <w:name w:val="heading 1"/>
+    <w:basedOn w:val="a"/>
+    <w:next w:val="a"/>
+    <w:link w:val="10"/>
     <w:uiPriority w:val="9"/>
     <w:qFormat/>
-    <w:rsid w:val="00eb296e"/>
+    <w:rsid w:val="00EB296E"/>
     <w:pPr>
-      <w:keepNext w:val="true"/>
+      <w:keepNext/>
       <w:keepLines/>
       <w:spacing w:before="480" w:after="80"/>
       <w:outlineLvl w:val="0"/>
     </w:pPr>
     <w:rPr>
-      <w:rFonts w:ascii="Aptos Display" w:hAnsi="Aptos Display" w:eastAsia="新細明體" w:cs="Times New Roman" w:asciiTheme="majorHAnsi" w:cstheme="majorBidi" w:eastAsiaTheme="majorEastAsia" w:hAnsiTheme="majorHAnsi"/>
-      <w:color w:val="0F4761" w:themeColor="accent1" w:themeShade="bf"/>
+      <w:rFonts w:asciiTheme="majorHAnsi" w:eastAsiaTheme="majorEastAsia" w:hAnsiTheme="majorHAnsi" w:cstheme="majorBidi"/>
+      <w:color w:val="0F4761" w:themeColor="accent1" w:themeShade="BF"/>
       <w:sz w:val="48"/>
       <w:szCs w:val="48"/>
     </w:rPr>
   </w:style>
   <w:style w:type="paragraph" w:styleId="2">
-    <w:name w:val="Heading 2"/>
-    <w:basedOn w:val="Normal"/>
-    <w:next w:val="Normal"/>
-    <w:link w:val="21"/>
+    <w:name w:val="heading 2"/>
+    <w:basedOn w:val="a"/>
+    <w:next w:val="a"/>
+    <w:link w:val="20"/>
     <w:uiPriority w:val="9"/>
     <w:unhideWhenUsed/>
     <w:qFormat/>
-    <w:rsid w:val="00eb296e"/>
+    <w:rsid w:val="00EB296E"/>
     <w:pPr>
-      <w:keepNext w:val="true"/>
+      <w:keepNext/>
       <w:keepLines/>
       <w:spacing w:before="160" w:after="80"/>
       <w:outlineLvl w:val="1"/>
     </w:pPr>
     <w:rPr>
-      <w:rFonts w:ascii="Aptos Display" w:hAnsi="Aptos Display" w:eastAsia="新細明體" w:cs="Times New Roman" w:asciiTheme="majorHAnsi" w:cstheme="majorBidi" w:eastAsiaTheme="majorEastAsia" w:hAnsiTheme="majorHAnsi"/>
-      <w:color w:val="0F4761" w:themeColor="accent1" w:themeShade="bf"/>
+      <w:rFonts w:asciiTheme="majorHAnsi" w:eastAsiaTheme="majorEastAsia" w:hAnsiTheme="majorHAnsi" w:cstheme="majorBidi"/>
+      <w:color w:val="0F4761" w:themeColor="accent1" w:themeShade="BF"/>
       <w:sz w:val="40"/>
       <w:szCs w:val="40"/>
     </w:rPr>
   </w:style>
   <w:style w:type="paragraph" w:styleId="3">
-    <w:name w:val="Heading 3"/>
-    <w:basedOn w:val="Normal"/>
-    <w:next w:val="Normal"/>
-    <w:link w:val="31"/>
+    <w:name w:val="heading 3"/>
+    <w:basedOn w:val="a"/>
+    <w:next w:val="a"/>
+    <w:link w:val="30"/>
     <w:uiPriority w:val="9"/>
     <w:unhideWhenUsed/>
     <w:qFormat/>
-    <w:rsid w:val="00eb296e"/>
+    <w:rsid w:val="00EB296E"/>
     <w:pPr>
-      <w:keepNext w:val="true"/>
+      <w:keepNext/>
       <w:keepLines/>
       <w:spacing w:before="160" w:after="40"/>
       <w:outlineLvl w:val="2"/>
     </w:pPr>
     <w:rPr>
-      <w:rFonts w:eastAsia="新細明體" w:cs="Times New Roman" w:cstheme="majorBidi" w:eastAsiaTheme="majorEastAsia"/>
-      <w:color w:val="0F4761" w:themeColor="accent1" w:themeShade="bf"/>
+      <w:rFonts w:eastAsiaTheme="majorEastAsia" w:cstheme="majorBidi"/>
+      <w:color w:val="0F4761" w:themeColor="accent1" w:themeShade="BF"/>
       <w:sz w:val="32"/>
       <w:szCs w:val="32"/>
     </w:rPr>
   </w:style>
   <w:style w:type="paragraph" w:styleId="4">
-    <w:name w:val="Heading 4"/>
-    <w:basedOn w:val="Normal"/>
-    <w:next w:val="Normal"/>
-    <w:link w:val="41"/>
+    <w:name w:val="heading 4"/>
+    <w:basedOn w:val="a"/>
+    <w:next w:val="a"/>
+    <w:link w:val="40"/>
     <w:uiPriority w:val="9"/>
     <w:semiHidden/>
     <w:unhideWhenUsed/>
     <w:qFormat/>
-    <w:rsid w:val="00eb296e"/>
+    <w:rsid w:val="00EB296E"/>
     <w:pPr>
-      <w:keepNext w:val="true"/>
+      <w:keepNext/>
       <w:keepLines/>
       <w:spacing w:before="160" w:after="40"/>
       <w:outlineLvl w:val="3"/>
     </w:pPr>
     <w:rPr>
-      <w:rFonts w:eastAsia="新細明體" w:cs="Times New Roman" w:cstheme="majorBidi" w:eastAsiaTheme="majorEastAsia"/>
-      <w:color w:val="0F4761" w:themeColor="accent1" w:themeShade="bf"/>
+      <w:rFonts w:eastAsiaTheme="majorEastAsia" w:cstheme="majorBidi"/>
+      <w:color w:val="0F4761" w:themeColor="accent1" w:themeShade="BF"/>
       <w:sz w:val="28"/>
       <w:szCs w:val="28"/>
     </w:rPr>
   </w:style>
   <w:style w:type="paragraph" w:styleId="5">
-    <w:name w:val="Heading 5"/>
-    <w:basedOn w:val="Normal"/>
-    <w:next w:val="Normal"/>
-    <w:link w:val="51"/>
+    <w:name w:val="heading 5"/>
+    <w:basedOn w:val="a"/>
+    <w:next w:val="a"/>
+    <w:link w:val="50"/>
     <w:uiPriority w:val="9"/>
     <w:semiHidden/>
     <w:unhideWhenUsed/>
     <w:qFormat/>
-    <w:rsid w:val="00eb296e"/>
+    <w:rsid w:val="00EB296E"/>
     <w:pPr>
-      <w:keepNext w:val="true"/>
+      <w:keepNext/>
       <w:keepLines/>
       <w:spacing w:before="80" w:after="40"/>
       <w:outlineLvl w:val="4"/>
     </w:pPr>
     <w:rPr>
-      <w:rFonts w:eastAsia="新細明體" w:cs="Times New Roman" w:cstheme="majorBidi" w:eastAsiaTheme="majorEastAsia"/>
-      <w:color w:val="0F4761" w:themeColor="accent1" w:themeShade="bf"/>
+      <w:rFonts w:eastAsiaTheme="majorEastAsia" w:cstheme="majorBidi"/>
+      <w:color w:val="0F4761" w:themeColor="accent1" w:themeShade="BF"/>
     </w:rPr>
   </w:style>
   <w:style w:type="paragraph" w:styleId="6">
-    <w:name w:val="Heading 6"/>
-    <w:basedOn w:val="Normal"/>
-    <w:next w:val="Normal"/>
-    <w:link w:val="61"/>
+    <w:name w:val="heading 6"/>
+    <w:basedOn w:val="a"/>
+    <w:next w:val="a"/>
+    <w:link w:val="60"/>
     <w:uiPriority w:val="9"/>
     <w:semiHidden/>
     <w:unhideWhenUsed/>
     <w:qFormat/>
-    <w:rsid w:val="00eb296e"/>
+    <w:rsid w:val="00EB296E"/>
     <w:pPr>
-      <w:keepNext w:val="true"/>
+      <w:keepNext/>
       <w:keepLines/>
       <w:spacing w:before="40" w:after="0"/>
       <w:outlineLvl w:val="5"/>
     </w:pPr>
     <w:rPr>
-      <w:rFonts w:eastAsia="新細明體" w:cs="Times New Roman" w:cstheme="majorBidi" w:eastAsiaTheme="majorEastAsia"/>
-      <w:color w:val="595959" w:themeColor="text1" w:themeTint="a6"/>
+      <w:rFonts w:eastAsiaTheme="majorEastAsia" w:cstheme="majorBidi"/>
+      <w:color w:val="595959" w:themeColor="text1" w:themeTint="A6"/>
     </w:rPr>
   </w:style>
   <w:style w:type="paragraph" w:styleId="7">
-    <w:name w:val="Heading 7"/>
-    <w:basedOn w:val="Normal"/>
-    <w:next w:val="Normal"/>
-    <w:link w:val="71"/>
+    <w:name w:val="heading 7"/>
+    <w:basedOn w:val="a"/>
+    <w:next w:val="a"/>
+    <w:link w:val="70"/>
     <w:uiPriority w:val="9"/>
     <w:semiHidden/>
     <w:unhideWhenUsed/>
     <w:qFormat/>
-    <w:rsid w:val="00eb296e"/>
+    <w:rsid w:val="00EB296E"/>
     <w:pPr>
-      <w:keepNext w:val="true"/>
+      <w:keepNext/>
       <w:keepLines/>
       <w:spacing w:before="40" w:after="0"/>
-      <w:ind w:left="100" w:hanging="0"/>
+      <w:ind w:left="100"/>
       <w:outlineLvl w:val="6"/>
     </w:pPr>
     <w:rPr>
-      <w:rFonts w:eastAsia="新細明體" w:cs="Times New Roman" w:cstheme="majorBidi" w:eastAsiaTheme="majorEastAsia"/>
-      <w:color w:val="595959" w:themeColor="text1" w:themeTint="a6"/>
+      <w:rFonts w:eastAsiaTheme="majorEastAsia" w:cstheme="majorBidi"/>
+      <w:color w:val="595959" w:themeColor="text1" w:themeTint="A6"/>
     </w:rPr>
   </w:style>
   <w:style w:type="paragraph" w:styleId="8">
-    <w:name w:val="Heading 8"/>
-    <w:basedOn w:val="Normal"/>
-    <w:next w:val="Normal"/>
-    <w:link w:val="81"/>
+    <w:name w:val="heading 8"/>
+    <w:basedOn w:val="a"/>
+    <w:next w:val="a"/>
+    <w:link w:val="80"/>
     <w:uiPriority w:val="9"/>
     <w:semiHidden/>
     <w:unhideWhenUsed/>
     <w:qFormat/>
-    <w:rsid w:val="00eb296e"/>
+    <w:rsid w:val="00EB296E"/>
     <w:pPr>
-      <w:keepNext w:val="true"/>
+      <w:keepNext/>
       <w:keepLines/>
       <w:spacing w:before="40" w:after="0"/>
-      <w:ind w:left="200" w:hanging="0"/>
+      <w:ind w:left="200"/>
       <w:outlineLvl w:val="7"/>
     </w:pPr>
     <w:rPr>
-      <w:rFonts w:eastAsia="新細明體" w:cs="Times New Roman" w:cstheme="majorBidi" w:eastAsiaTheme="majorEastAsia"/>
-      <w:color w:val="272727" w:themeColor="text1" w:themeTint="d8"/>
+      <w:rFonts w:eastAsiaTheme="majorEastAsia" w:cstheme="majorBidi"/>
+      <w:color w:val="272727" w:themeColor="text1" w:themeTint="D8"/>
     </w:rPr>
   </w:style>
   <w:style w:type="paragraph" w:styleId="9">
-    <w:name w:val="Heading 9"/>
-    <w:basedOn w:val="Normal"/>
-    <w:next w:val="Normal"/>
-    <w:link w:val="91"/>
+    <w:name w:val="heading 9"/>
+    <w:basedOn w:val="a"/>
+    <w:next w:val="a"/>
+    <w:link w:val="90"/>
     <w:uiPriority w:val="9"/>
     <w:semiHidden/>
     <w:unhideWhenUsed/>
     <w:qFormat/>
-    <w:rsid w:val="00eb296e"/>
+    <w:rsid w:val="00EB296E"/>
     <w:pPr>
-      <w:keepNext w:val="true"/>
+      <w:keepNext/>
       <w:keepLines/>
       <w:spacing w:before="40" w:after="0"/>
-      <w:ind w:left="300" w:hanging="0"/>
+      <w:ind w:left="300"/>
       <w:outlineLvl w:val="8"/>
     </w:pPr>
     <w:rPr>
-      <w:rFonts w:eastAsia="新細明體" w:cs="Times New Roman" w:cstheme="majorBidi" w:eastAsiaTheme="majorEastAsia"/>
-      <w:color w:val="272727" w:themeColor="text1" w:themeTint="d8"/>
+      <w:rFonts w:eastAsiaTheme="majorEastAsia" w:cstheme="majorBidi"/>
+      <w:color w:val="272727" w:themeColor="text1" w:themeTint="D8"/>
     </w:rPr>
   </w:style>
-  <w:style w:type="character" w:styleId="DefaultParagraphFont" w:default="1">
+  <w:style w:type="character" w:default="1" w:styleId="a0">
     <w:name w:val="Default Paragraph Font"/>
     <w:uiPriority w:val="1"/>
     <w:semiHidden/>
     <w:unhideWhenUsed/>
-    <w:qFormat/>
-    <w:rPr/>
   </w:style>
-  <w:style w:type="character" w:styleId="11" w:customStyle="1">
-    <w:name w:val="標題 1 字元"/>
-    <w:basedOn w:val="DefaultParagraphFont"/>
+  <w:style w:type="table" w:default="1" w:styleId="a1">
+    <w:name w:val="Normal Table"/>
+    <w:uiPriority w:val="99"/>
+    <w:semiHidden/>
+    <w:unhideWhenUsed/>
+    <w:tblPr>
+      <w:tblInd w:w="0" w:type="dxa"/>
+      <w:tblCellMar>
+        <w:top w:w="0" w:type="dxa"/>
+        <w:left w:w="108" w:type="dxa"/>
+        <w:bottom w:w="0" w:type="dxa"/>
+        <w:right w:w="108" w:type="dxa"/>
+      </w:tblCellMar>
+    </w:tblPr>
+  </w:style>
+  <w:style w:type="numbering" w:default="1" w:styleId="a2">
+    <w:name w:val="No List"/>
+    <w:uiPriority w:val="99"/>
+    <w:semiHidden/>
+    <w:unhideWhenUsed/>
+  </w:style>
+  <w:style w:type="character" w:customStyle="1" w:styleId="10">
+    <w:name w:val="标题 1 字符"/>
+    <w:basedOn w:val="a0"/>
+    <w:link w:val="1"/>
     <w:uiPriority w:val="9"/>
     <w:qFormat/>
-    <w:rsid w:val="00eb296e"/>
+    <w:rsid w:val="00EB296E"/>
     <w:rPr>
-      <w:rFonts w:ascii="Aptos Display" w:hAnsi="Aptos Display" w:eastAsia="新細明體" w:cs="Times New Roman" w:asciiTheme="majorHAnsi" w:cstheme="majorBidi" w:eastAsiaTheme="majorEastAsia" w:hAnsiTheme="majorHAnsi"/>
-      <w:color w:val="0F4761" w:themeColor="accent1" w:themeShade="bf"/>
+      <w:rFonts w:asciiTheme="majorHAnsi" w:eastAsiaTheme="majorEastAsia" w:hAnsiTheme="majorHAnsi" w:cstheme="majorBidi"/>
+      <w:color w:val="0F4761" w:themeColor="accent1" w:themeShade="BF"/>
       <w:sz w:val="48"/>
       <w:szCs w:val="48"/>
     </w:rPr>
   </w:style>
-  <w:style w:type="character" w:styleId="21" w:customStyle="1">
-    <w:name w:val="標題 2 字元"/>
-    <w:basedOn w:val="DefaultParagraphFont"/>
+  <w:style w:type="character" w:customStyle="1" w:styleId="20">
+    <w:name w:val="标题 2 字符"/>
+    <w:basedOn w:val="a0"/>
+    <w:link w:val="2"/>
     <w:uiPriority w:val="9"/>
     <w:qFormat/>
-    <w:rsid w:val="00eb296e"/>
+    <w:rsid w:val="00EB296E"/>
     <w:rPr>
-      <w:rFonts w:ascii="Aptos Display" w:hAnsi="Aptos Display" w:eastAsia="新細明體" w:cs="Times New Roman" w:asciiTheme="majorHAnsi" w:cstheme="majorBidi" w:eastAsiaTheme="majorEastAsia" w:hAnsiTheme="majorHAnsi"/>
-      <w:color w:val="0F4761" w:themeColor="accent1" w:themeShade="bf"/>
+      <w:rFonts w:asciiTheme="majorHAnsi" w:eastAsiaTheme="majorEastAsia" w:hAnsiTheme="majorHAnsi" w:cstheme="majorBidi"/>
+      <w:color w:val="0F4761" w:themeColor="accent1" w:themeShade="BF"/>
       <w:sz w:val="40"/>
       <w:szCs w:val="40"/>
     </w:rPr>
   </w:style>
-  <w:style w:type="character" w:styleId="31" w:customStyle="1">
-    <w:name w:val="標題 3 字元"/>
-    <w:basedOn w:val="DefaultParagraphFont"/>
+  <w:style w:type="character" w:customStyle="1" w:styleId="30">
+    <w:name w:val="标题 3 字符"/>
+    <w:basedOn w:val="a0"/>
+    <w:link w:val="3"/>
     <w:uiPriority w:val="9"/>
     <w:qFormat/>
-    <w:rsid w:val="00eb296e"/>
+    <w:rsid w:val="00EB296E"/>
     <w:rPr>
-      <w:rFonts w:eastAsia="新細明體" w:cs="Times New Roman" w:cstheme="majorBidi" w:eastAsiaTheme="majorEastAsia"/>
-      <w:color w:val="0F4761" w:themeColor="accent1" w:themeShade="bf"/>
+      <w:rFonts w:eastAsiaTheme="majorEastAsia" w:cstheme="majorBidi"/>
+      <w:color w:val="0F4761" w:themeColor="accent1" w:themeShade="BF"/>
       <w:sz w:val="32"/>
       <w:szCs w:val="32"/>
     </w:rPr>
   </w:style>
-  <w:style w:type="character" w:styleId="41" w:customStyle="1">
-    <w:name w:val="標題 4 字元"/>
-    <w:basedOn w:val="DefaultParagraphFont"/>
+  <w:style w:type="character" w:customStyle="1" w:styleId="40">
+    <w:name w:val="标题 4 字符"/>
+    <w:basedOn w:val="a0"/>
+    <w:link w:val="4"/>
     <w:uiPriority w:val="9"/>
     <w:semiHidden/>
     <w:qFormat/>
-    <w:rsid w:val="00eb296e"/>
+    <w:rsid w:val="00EB296E"/>
     <w:rPr>
-      <w:rFonts w:eastAsia="新細明體" w:cs="Times New Roman" w:cstheme="majorBidi" w:eastAsiaTheme="majorEastAsia"/>
-      <w:color w:val="0F4761" w:themeColor="accent1" w:themeShade="bf"/>
+      <w:rFonts w:eastAsiaTheme="majorEastAsia" w:cstheme="majorBidi"/>
+      <w:color w:val="0F4761" w:themeColor="accent1" w:themeShade="BF"/>
       <w:sz w:val="28"/>
       <w:szCs w:val="28"/>
     </w:rPr>
   </w:style>
-  <w:style w:type="character" w:styleId="51" w:customStyle="1">
-    <w:name w:val="標題 5 字元"/>
-    <w:basedOn w:val="DefaultParagraphFont"/>
+  <w:style w:type="character" w:customStyle="1" w:styleId="50">
+    <w:name w:val="标题 5 字符"/>
+    <w:basedOn w:val="a0"/>
+    <w:link w:val="5"/>
     <w:uiPriority w:val="9"/>
     <w:semiHidden/>
     <w:qFormat/>
-    <w:rsid w:val="00eb296e"/>
+    <w:rsid w:val="00EB296E"/>
     <w:rPr>
-      <w:rFonts w:eastAsia="新細明體" w:cs="Times New Roman" w:cstheme="majorBidi" w:eastAsiaTheme="majorEastAsia"/>
-      <w:color w:val="0F4761" w:themeColor="accent1" w:themeShade="bf"/>
+      <w:rFonts w:eastAsiaTheme="majorEastAsia" w:cstheme="majorBidi"/>
+      <w:color w:val="0F4761" w:themeColor="accent1" w:themeShade="BF"/>
     </w:rPr>
   </w:style>
-  <w:style w:type="character" w:styleId="61" w:customStyle="1">
-    <w:name w:val="標題 6 字元"/>
-    <w:basedOn w:val="DefaultParagraphFont"/>
+  <w:style w:type="character" w:customStyle="1" w:styleId="60">
+    <w:name w:val="标题 6 字符"/>
+    <w:basedOn w:val="a0"/>
+    <w:link w:val="6"/>
     <w:uiPriority w:val="9"/>
     <w:semiHidden/>
     <w:qFormat/>
-    <w:rsid w:val="00eb296e"/>
+    <w:rsid w:val="00EB296E"/>
     <w:rPr>
-      <w:rFonts w:eastAsia="新細明體" w:cs="Times New Roman" w:cstheme="majorBidi" w:eastAsiaTheme="majorEastAsia"/>
-      <w:color w:val="595959" w:themeColor="text1" w:themeTint="a6"/>
+      <w:rFonts w:eastAsiaTheme="majorEastAsia" w:cstheme="majorBidi"/>
+      <w:color w:val="595959" w:themeColor="text1" w:themeTint="A6"/>
     </w:rPr>
   </w:style>
-  <w:style w:type="character" w:styleId="71" w:customStyle="1">
-    <w:name w:val="標題 7 字元"/>
-    <w:basedOn w:val="DefaultParagraphFont"/>
+  <w:style w:type="character" w:customStyle="1" w:styleId="70">
+    <w:name w:val="标题 7 字符"/>
+    <w:basedOn w:val="a0"/>
+    <w:link w:val="7"/>
     <w:uiPriority w:val="9"/>
     <w:semiHidden/>
     <w:qFormat/>
-    <w:rsid w:val="00eb296e"/>
+    <w:rsid w:val="00EB296E"/>
     <w:rPr>
-      <w:rFonts w:eastAsia="新細明體" w:cs="Times New Roman" w:cstheme="majorBidi" w:eastAsiaTheme="majorEastAsia"/>
-      <w:color w:val="595959" w:themeColor="text1" w:themeTint="a6"/>
+      <w:rFonts w:eastAsiaTheme="majorEastAsia" w:cstheme="majorBidi"/>
+      <w:color w:val="595959" w:themeColor="text1" w:themeTint="A6"/>
     </w:rPr>
   </w:style>
-  <w:style w:type="character" w:styleId="81" w:customStyle="1">
-    <w:name w:val="標題 8 字元"/>
-    <w:basedOn w:val="DefaultParagraphFont"/>
+  <w:style w:type="character" w:customStyle="1" w:styleId="80">
+    <w:name w:val="标题 8 字符"/>
+    <w:basedOn w:val="a0"/>
+    <w:link w:val="8"/>
     <w:uiPriority w:val="9"/>
     <w:semiHidden/>
     <w:qFormat/>
-    <w:rsid w:val="00eb296e"/>
+    <w:rsid w:val="00EB296E"/>
     <w:rPr>
-      <w:rFonts w:eastAsia="新細明體" w:cs="Times New Roman" w:cstheme="majorBidi" w:eastAsiaTheme="majorEastAsia"/>
-      <w:color w:val="272727" w:themeColor="text1" w:themeTint="d8"/>
+      <w:rFonts w:eastAsiaTheme="majorEastAsia" w:cstheme="majorBidi"/>
+      <w:color w:val="272727" w:themeColor="text1" w:themeTint="D8"/>
     </w:rPr>
   </w:style>
-  <w:style w:type="character" w:styleId="91" w:customStyle="1">
-    <w:name w:val="標題 9 字元"/>
-    <w:basedOn w:val="DefaultParagraphFont"/>
+  <w:style w:type="character" w:customStyle="1" w:styleId="90">
+    <w:name w:val="标题 9 字符"/>
+    <w:basedOn w:val="a0"/>
+    <w:link w:val="9"/>
     <w:uiPriority w:val="9"/>
     <w:semiHidden/>
     <w:qFormat/>
-    <w:rsid w:val="00eb296e"/>
+    <w:rsid w:val="00EB296E"/>
     <w:rPr>
-      <w:rFonts w:eastAsia="新細明體" w:cs="Times New Roman" w:cstheme="majorBidi" w:eastAsiaTheme="majorEastAsia"/>
-      <w:color w:val="272727" w:themeColor="text1" w:themeTint="d8"/>
+      <w:rFonts w:eastAsiaTheme="majorEastAsia" w:cstheme="majorBidi"/>
+      <w:color w:val="272727" w:themeColor="text1" w:themeTint="D8"/>
     </w:rPr>
   </w:style>
-  <w:style w:type="character" w:styleId="Style5" w:customStyle="1">
-    <w:name w:val="標題 字元"/>
-    <w:basedOn w:val="DefaultParagraphFont"/>
+  <w:style w:type="character" w:customStyle="1" w:styleId="a3">
+    <w:name w:val="标题 字符"/>
+    <w:basedOn w:val="a0"/>
+    <w:link w:val="a4"/>
     <w:uiPriority w:val="10"/>
     <w:qFormat/>
-    <w:rsid w:val="00eb296e"/>
+    <w:rsid w:val="00EB296E"/>
     <w:rPr>
-      <w:rFonts w:ascii="Aptos Display" w:hAnsi="Aptos Display" w:eastAsia="新細明體" w:cs="Times New Roman" w:asciiTheme="majorHAnsi" w:cstheme="majorBidi" w:eastAsiaTheme="majorEastAsia" w:hAnsiTheme="majorHAnsi"/>
+      <w:rFonts w:asciiTheme="majorHAnsi" w:eastAsiaTheme="majorEastAsia" w:hAnsiTheme="majorHAnsi" w:cstheme="majorBidi"/>
       <w:spacing w:val="-10"/>
       <w:kern w:val="2"/>
       <w:sz w:val="56"/>
       <w:szCs w:val="56"/>
     </w:rPr>
   </w:style>
-  <w:style w:type="character" w:styleId="Style6" w:customStyle="1">
-    <w:name w:val="副標題 字元"/>
-    <w:basedOn w:val="DefaultParagraphFont"/>
+  <w:style w:type="character" w:customStyle="1" w:styleId="a5">
+    <w:name w:val="副标题 字符"/>
+    <w:basedOn w:val="a0"/>
+    <w:link w:val="a6"/>
     <w:uiPriority w:val="11"/>
     <w:qFormat/>
-    <w:rsid w:val="00eb296e"/>
+    <w:rsid w:val="00EB296E"/>
     <w:rPr>
-      <w:rFonts w:ascii="Aptos Display" w:hAnsi="Aptos Display" w:eastAsia="新細明體" w:cs="Times New Roman" w:asciiTheme="majorHAnsi" w:cstheme="majorBidi" w:eastAsiaTheme="majorEastAsia" w:hAnsiTheme="majorHAnsi"/>
-      <w:color w:val="595959" w:themeColor="text1" w:themeTint="a6"/>
+      <w:rFonts w:asciiTheme="majorHAnsi" w:eastAsiaTheme="majorEastAsia" w:hAnsiTheme="majorHAnsi" w:cstheme="majorBidi"/>
+      <w:color w:val="595959" w:themeColor="text1" w:themeTint="A6"/>
       <w:spacing w:val="15"/>
       <w:sz w:val="28"/>
       <w:szCs w:val="28"/>
     </w:rPr>
   </w:style>
-  <w:style w:type="character" w:styleId="Style7" w:customStyle="1">
-    <w:name w:val="引文 字元"/>
-    <w:basedOn w:val="DefaultParagraphFont"/>
-    <w:link w:val="Quote"/>
+  <w:style w:type="character" w:customStyle="1" w:styleId="a7">
+    <w:name w:val="引用 字符"/>
+    <w:basedOn w:val="a0"/>
+    <w:link w:val="a8"/>
     <w:uiPriority w:val="29"/>
     <w:qFormat/>
-    <w:rsid w:val="00eb296e"/>
+    <w:rsid w:val="00EB296E"/>
     <w:rPr>
       <w:i/>
       <w:iCs/>
-      <w:color w:val="404040" w:themeColor="text1" w:themeTint="bf"/>
+      <w:color w:val="404040" w:themeColor="text1" w:themeTint="BF"/>
     </w:rPr>
   </w:style>
-  <w:style w:type="character" w:styleId="IntenseEmphasis">
+  <w:style w:type="character" w:styleId="a9">
     <w:name w:val="Intense Emphasis"/>
-    <w:basedOn w:val="DefaultParagraphFont"/>
+    <w:basedOn w:val="a0"/>
     <w:uiPriority w:val="21"/>
     <w:qFormat/>
-    <w:rsid w:val="00eb296e"/>
+    <w:rsid w:val="00EB296E"/>
     <w:rPr>
       <w:i/>
       <w:iCs/>
-      <w:color w:val="0F4761" w:themeColor="accent1" w:themeShade="bf"/>
+      <w:color w:val="0F4761" w:themeColor="accent1" w:themeShade="BF"/>
     </w:rPr>
   </w:style>
-  <w:style w:type="character" w:styleId="Style8" w:customStyle="1">
-    <w:name w:val="鮮明引文 字元"/>
-    <w:basedOn w:val="DefaultParagraphFont"/>
-    <w:link w:val="IntenseQuote"/>
+  <w:style w:type="character" w:customStyle="1" w:styleId="aa">
+    <w:name w:val="明显引用 字符"/>
+    <w:basedOn w:val="a0"/>
+    <w:link w:val="ab"/>
     <w:uiPriority w:val="30"/>
     <w:qFormat/>
-    <w:rsid w:val="00eb296e"/>
+    <w:rsid w:val="00EB296E"/>
     <w:rPr>
       <w:i/>
       <w:iCs/>
-      <w:color w:val="0F4761" w:themeColor="accent1" w:themeShade="bf"/>
+      <w:color w:val="0F4761" w:themeColor="accent1" w:themeShade="BF"/>
     </w:rPr>
   </w:style>
-  <w:style w:type="character" w:styleId="IntenseReference">
+  <w:style w:type="character" w:styleId="ac">
     <w:name w:val="Intense Reference"/>
-    <w:basedOn w:val="DefaultParagraphFont"/>
+    <w:basedOn w:val="a0"/>
     <w:uiPriority w:val="32"/>
     <w:qFormat/>
-    <w:rsid w:val="00eb296e"/>
+    <w:rsid w:val="00EB296E"/>
     <w:rPr>
       <w:b/>
       <w:bCs/>
       <w:smallCaps/>
-      <w:color w:val="0F4761" w:themeColor="accent1" w:themeShade="bf"/>
+      <w:color w:val="0F4761" w:themeColor="accent1" w:themeShade="BF"/>
       <w:spacing w:val="5"/>
     </w:rPr>
   </w:style>
-  <w:style w:type="character" w:styleId="Internet">
+  <w:style w:type="character" w:customStyle="1" w:styleId="Internet">
     <w:name w:val="Internet 链接"/>
-    <w:basedOn w:val="DefaultParagraphFont"/>
+    <w:basedOn w:val="a0"/>
     <w:uiPriority w:val="99"/>
     <w:unhideWhenUsed/>
-    <w:rsid w:val="00ec21e9"/>
+    <w:rsid w:val="00EC21E9"/>
     <w:rPr>
       <w:color w:val="467886" w:themeColor="hyperlink"/>
       <w:u w:val="single"/>
     </w:rPr>
   </w:style>
-  <w:style w:type="character" w:styleId="Strong">
+  <w:style w:type="character" w:styleId="ad">
     <w:name w:val="Strong"/>
-    <w:basedOn w:val="DefaultParagraphFont"/>
+    <w:basedOn w:val="a0"/>
     <w:uiPriority w:val="22"/>
     <w:qFormat/>
     <w:rsid w:val="00982618"/>
@@ -5058,35 +6830,37 @@
       <w:bCs/>
     </w:rPr>
   </w:style>
-  <w:style w:type="character" w:styleId="Style9" w:customStyle="1">
-    <w:name w:val="頁首 字元"/>
-    <w:basedOn w:val="DefaultParagraphFont"/>
+  <w:style w:type="character" w:customStyle="1" w:styleId="ae">
+    <w:name w:val="页眉 字符"/>
+    <w:basedOn w:val="a0"/>
+    <w:link w:val="af"/>
     <w:uiPriority w:val="99"/>
     <w:qFormat/>
-    <w:rsid w:val="00b20308"/>
+    <w:rsid w:val="00B20308"/>
     <w:rPr>
       <w:sz w:val="20"/>
       <w:szCs w:val="20"/>
     </w:rPr>
   </w:style>
-  <w:style w:type="character" w:styleId="Style10" w:customStyle="1">
-    <w:name w:val="頁尾 字元"/>
-    <w:basedOn w:val="DefaultParagraphFont"/>
+  <w:style w:type="character" w:customStyle="1" w:styleId="af0">
+    <w:name w:val="页脚 字符"/>
+    <w:basedOn w:val="a0"/>
+    <w:link w:val="af1"/>
     <w:uiPriority w:val="99"/>
     <w:qFormat/>
-    <w:rsid w:val="00b20308"/>
+    <w:rsid w:val="00B20308"/>
     <w:rPr>
       <w:sz w:val="20"/>
       <w:szCs w:val="20"/>
     </w:rPr>
   </w:style>
-  <w:style w:type="character" w:styleId="Style11" w:customStyle="1">
-    <w:name w:val="無間距 字元"/>
-    <w:basedOn w:val="DefaultParagraphFont"/>
-    <w:link w:val="NoSpacing"/>
+  <w:style w:type="character" w:customStyle="1" w:styleId="af2">
+    <w:name w:val="无间隔 字符"/>
+    <w:basedOn w:val="a0"/>
+    <w:link w:val="af3"/>
     <w:uiPriority w:val="1"/>
     <w:qFormat/>
-    <w:rsid w:val="009d560d"/>
+    <w:rsid w:val="009D560D"/>
     <w:rPr>
       <w:kern w:val="0"/>
       <w:sz w:val="22"/>
@@ -5094,122 +6868,119 @@
       <w14:ligatures w14:val="none"/>
     </w:rPr>
   </w:style>
-  <w:style w:type="character" w:styleId="HTMLCode">
+  <w:style w:type="character" w:styleId="HTML">
     <w:name w:val="HTML Code"/>
-    <w:basedOn w:val="DefaultParagraphFont"/>
+    <w:basedOn w:val="a0"/>
     <w:uiPriority w:val="99"/>
     <w:semiHidden/>
     <w:unhideWhenUsed/>
     <w:qFormat/>
-    <w:rsid w:val="00a91769"/>
+    <w:rsid w:val="00A91769"/>
     <w:rPr>
-      <w:rFonts w:ascii="細明體" w:hAnsi="細明體" w:eastAsia="細明體" w:cs="細明體"/>
+      <w:rFonts w:ascii="MingLiU" w:eastAsia="MingLiU" w:hAnsi="MingLiU" w:cs="MingLiU"/>
       <w:sz w:val="24"/>
       <w:szCs w:val="24"/>
     </w:rPr>
   </w:style>
-  <w:style w:type="character" w:styleId="HTML" w:customStyle="1">
-    <w:name w:val="HTML 預設格式 字元"/>
-    <w:basedOn w:val="DefaultParagraphFont"/>
-    <w:link w:val="HTMLPreformatted"/>
+  <w:style w:type="character" w:customStyle="1" w:styleId="HTML0">
+    <w:name w:val="HTML 预设格式 字符"/>
+    <w:basedOn w:val="a0"/>
+    <w:link w:val="HTML1"/>
     <w:uiPriority w:val="99"/>
     <w:semiHidden/>
     <w:qFormat/>
-    <w:rsid w:val="000949ef"/>
+    <w:rsid w:val="000949EF"/>
     <w:rPr>
-      <w:rFonts w:ascii="細明體" w:hAnsi="細明體" w:eastAsia="細明體" w:cs="細明體"/>
+      <w:rFonts w:ascii="MingLiU" w:eastAsia="MingLiU" w:hAnsi="MingLiU" w:cs="MingLiU"/>
       <w:kern w:val="0"/>
       <w14:ligatures w14:val="none"/>
     </w:rPr>
   </w:style>
-  <w:style w:type="character" w:styleId="UnresolvedMention">
+  <w:style w:type="character" w:customStyle="1" w:styleId="UnresolvedMention">
     <w:name w:val="Unresolved Mention"/>
-    <w:basedOn w:val="DefaultParagraphFont"/>
+    <w:basedOn w:val="a0"/>
     <w:uiPriority w:val="99"/>
     <w:semiHidden/>
     <w:unhideWhenUsed/>
     <w:qFormat/>
-    <w:rsid w:val="007c5380"/>
+    <w:rsid w:val="007C5380"/>
     <w:rPr>
       <w:color w:val="605E5C"/>
-      <w:shd w:fill="E1DFDD" w:val="clear"/>
+      <w:shd w:val="clear" w:color="auto" w:fill="E1DFDD"/>
     </w:rPr>
   </w:style>
-  <w:style w:type="character" w:styleId="Annotationreference">
+  <w:style w:type="character" w:styleId="af4">
     <w:name w:val="annotation reference"/>
-    <w:basedOn w:val="DefaultParagraphFont"/>
+    <w:basedOn w:val="a0"/>
     <w:uiPriority w:val="99"/>
     <w:semiHidden/>
     <w:unhideWhenUsed/>
     <w:qFormat/>
-    <w:rsid w:val="00d83225"/>
+    <w:rsid w:val="00D83225"/>
     <w:rPr>
       <w:sz w:val="18"/>
       <w:szCs w:val="18"/>
     </w:rPr>
   </w:style>
-  <w:style w:type="character" w:styleId="Style12" w:customStyle="1">
-    <w:name w:val="註解文字 字元"/>
-    <w:basedOn w:val="DefaultParagraphFont"/>
-    <w:link w:val="Annotationtext"/>
+  <w:style w:type="character" w:customStyle="1" w:styleId="af5">
+    <w:name w:val="批注文字 字符"/>
+    <w:basedOn w:val="a0"/>
+    <w:link w:val="af6"/>
     <w:uiPriority w:val="99"/>
     <w:semiHidden/>
     <w:qFormat/>
-    <w:rsid w:val="00d83225"/>
-    <w:rPr/>
+    <w:rsid w:val="00D83225"/>
   </w:style>
-  <w:style w:type="character" w:styleId="Style13" w:customStyle="1">
-    <w:name w:val="註解主旨 字元"/>
-    <w:basedOn w:val="Style12"/>
-    <w:link w:val="Annotationsubject"/>
+  <w:style w:type="character" w:customStyle="1" w:styleId="af7">
+    <w:name w:val="批注主题 字符"/>
+    <w:basedOn w:val="af5"/>
+    <w:link w:val="af8"/>
     <w:uiPriority w:val="99"/>
     <w:semiHidden/>
     <w:qFormat/>
-    <w:rsid w:val="00d83225"/>
+    <w:rsid w:val="00D83225"/>
     <w:rPr>
       <w:b/>
       <w:bCs/>
     </w:rPr>
   </w:style>
-  <w:style w:type="character" w:styleId="Style14" w:customStyle="1">
-    <w:name w:val="註解方塊文字 字元"/>
-    <w:basedOn w:val="DefaultParagraphFont"/>
-    <w:link w:val="BalloonText"/>
+  <w:style w:type="character" w:customStyle="1" w:styleId="af9">
+    <w:name w:val="批注框文本 字符"/>
+    <w:basedOn w:val="a0"/>
+    <w:link w:val="afa"/>
     <w:uiPriority w:val="99"/>
     <w:semiHidden/>
     <w:qFormat/>
-    <w:rsid w:val="00d83225"/>
+    <w:rsid w:val="00D83225"/>
     <w:rPr>
-      <w:rFonts w:ascii="Aptos Display" w:hAnsi="Aptos Display" w:eastAsia="新細明體" w:cs="Times New Roman" w:asciiTheme="majorHAnsi" w:cstheme="majorBidi" w:eastAsiaTheme="majorEastAsia" w:hAnsiTheme="majorHAnsi"/>
+      <w:rFonts w:asciiTheme="majorHAnsi" w:eastAsiaTheme="majorEastAsia" w:hAnsiTheme="majorHAnsi" w:cstheme="majorBidi"/>
       <w:sz w:val="18"/>
       <w:szCs w:val="18"/>
     </w:rPr>
   </w:style>
-  <w:style w:type="character" w:styleId="Uiprovider" w:customStyle="1">
+  <w:style w:type="character" w:customStyle="1" w:styleId="ui-provider">
     <w:name w:val="ui-provider"/>
-    <w:basedOn w:val="DefaultParagraphFont"/>
+    <w:basedOn w:val="a0"/>
     <w:qFormat/>
-    <w:rsid w:val="005a02a7"/>
-    <w:rPr/>
+    <w:rsid w:val="005A02A7"/>
   </w:style>
-  <w:style w:type="character" w:styleId="Internet1">
+  <w:style w:type="character" w:customStyle="1" w:styleId="Internet0">
     <w:name w:val="访问过的 Internet 链接"/>
-    <w:basedOn w:val="DefaultParagraphFont"/>
+    <w:basedOn w:val="a0"/>
     <w:uiPriority w:val="99"/>
     <w:semiHidden/>
     <w:unhideWhenUsed/>
-    <w:rsid w:val="00c817b9"/>
+    <w:rsid w:val="00C817B9"/>
     <w:rPr>
       <w:color w:val="96607D" w:themeColor="followedHyperlink"/>
       <w:u w:val="single"/>
     </w:rPr>
   </w:style>
-  <w:style w:type="character" w:styleId="Style15">
+  <w:style w:type="character" w:customStyle="1" w:styleId="afb">
     <w:name w:val="索引链接"/>
     <w:qFormat/>
-    <w:rPr/>
   </w:style>
-  <w:style w:type="character" w:styleId="Style16">
+  <w:style w:type="character" w:customStyle="1" w:styleId="afc">
     <w:name w:val="特别强调"/>
     <w:qFormat/>
     <w:rPr>
@@ -5217,54 +6988,56 @@
       <w:bCs/>
     </w:rPr>
   </w:style>
-  <w:style w:type="character" w:styleId="Style17">
+  <w:style w:type="character" w:customStyle="1" w:styleId="afd">
     <w:name w:val="源文本"/>
     <w:qFormat/>
     <w:rPr>
-      <w:rFonts w:ascii="Liberation Mono" w:hAnsi="Liberation Mono" w:eastAsia="Noto Sans Mono CJK TC" w:cs="Liberation Mono"/>
+      <w:rFonts w:ascii="Liberation Mono" w:eastAsia="Noto Sans Mono CJK TC" w:hAnsi="Liberation Mono" w:cs="Liberation Mono"/>
     </w:rPr>
   </w:style>
-  <w:style w:type="character" w:styleId="Style18">
+  <w:style w:type="character" w:customStyle="1" w:styleId="afe">
     <w:name w:val="项目符号"/>
     <w:qFormat/>
     <w:rPr>
-      <w:rFonts w:ascii="OpenSymbol" w:hAnsi="OpenSymbol" w:eastAsia="OpenSymbol" w:cs="OpenSymbol"/>
+      <w:rFonts w:ascii="OpenSymbol" w:eastAsia="OpenSymbol" w:hAnsi="OpenSymbol" w:cs="OpenSymbol"/>
     </w:rPr>
   </w:style>
-  <w:style w:type="paragraph" w:styleId="Style19">
+  <w:style w:type="character" w:customStyle="1" w:styleId="aff">
+    <w:name w:val="编号符号"/>
+    <w:qFormat/>
+  </w:style>
+  <w:style w:type="paragraph" w:customStyle="1" w:styleId="aff0">
     <w:name w:val="标题样式"/>
-    <w:basedOn w:val="Normal"/>
-    <w:next w:val="Style20"/>
+    <w:basedOn w:val="a"/>
+    <w:next w:val="aff1"/>
     <w:qFormat/>
     <w:pPr>
-      <w:keepNext w:val="true"/>
+      <w:keepNext/>
       <w:spacing w:before="240" w:after="120"/>
     </w:pPr>
     <w:rPr>
-      <w:rFonts w:ascii="Liberation Sans" w:hAnsi="Liberation Sans" w:eastAsia="Noto Sans CJK SC" w:cs="Noto Sans CJK SC"/>
+      <w:rFonts w:ascii="Liberation Sans" w:eastAsia="Noto Sans CJK SC" w:hAnsi="Liberation Sans" w:cs="Noto Sans CJK SC"/>
       <w:sz w:val="28"/>
       <w:szCs w:val="28"/>
     </w:rPr>
   </w:style>
-  <w:style w:type="paragraph" w:styleId="Style20">
+  <w:style w:type="paragraph" w:styleId="aff1">
     <w:name w:val="Body Text"/>
-    <w:basedOn w:val="Normal"/>
+    <w:basedOn w:val="a"/>
     <w:pPr>
-      <w:spacing w:lineRule="auto" w:line="276" w:before="0" w:after="140"/>
+      <w:spacing w:after="140"/>
     </w:pPr>
-    <w:rPr/>
   </w:style>
-  <w:style w:type="paragraph" w:styleId="Style21">
+  <w:style w:type="paragraph" w:styleId="aff2">
     <w:name w:val="List"/>
-    <w:basedOn w:val="Style20"/>
-    <w:pPr/>
+    <w:basedOn w:val="aff1"/>
     <w:rPr>
       <w:rFonts w:cs="Noto Sans CJK SC"/>
     </w:rPr>
   </w:style>
-  <w:style w:type="paragraph" w:styleId="Style22">
-    <w:name w:val="Caption"/>
-    <w:basedOn w:val="Normal"/>
+  <w:style w:type="paragraph" w:styleId="aff3">
+    <w:name w:val="caption"/>
+    <w:basedOn w:val="a"/>
     <w:qFormat/>
     <w:pPr>
       <w:suppressLineNumbers/>
@@ -5274,13 +7047,11 @@
       <w:rFonts w:cs="Noto Sans CJK SC"/>
       <w:i/>
       <w:iCs/>
-      <w:sz w:val="24"/>
-      <w:szCs w:val="24"/>
     </w:rPr>
   </w:style>
-  <w:style w:type="paragraph" w:styleId="Style23">
+  <w:style w:type="paragraph" w:customStyle="1" w:styleId="aff4">
     <w:name w:val="索引"/>
-    <w:basedOn w:val="Normal"/>
+    <w:basedOn w:val="a"/>
     <w:qFormat/>
     <w:pPr>
       <w:suppressLineNumbers/>
@@ -5289,117 +7060,112 @@
       <w:rFonts w:cs="Noto Sans CJK SC"/>
     </w:rPr>
   </w:style>
-  <w:style w:type="paragraph" w:styleId="Style24">
+  <w:style w:type="paragraph" w:styleId="a4">
     <w:name w:val="Title"/>
-    <w:basedOn w:val="Normal"/>
-    <w:next w:val="Normal"/>
-    <w:link w:val="Style5"/>
+    <w:basedOn w:val="a"/>
+    <w:next w:val="a"/>
+    <w:link w:val="a3"/>
     <w:uiPriority w:val="10"/>
     <w:qFormat/>
-    <w:rsid w:val="00eb296e"/>
+    <w:rsid w:val="00EB296E"/>
     <w:pPr>
-      <w:spacing w:lineRule="auto" w:line="240" w:before="0" w:after="80"/>
+      <w:spacing w:after="80" w:line="240" w:lineRule="auto"/>
       <w:contextualSpacing/>
       <w:jc w:val="center"/>
     </w:pPr>
     <w:rPr>
-      <w:rFonts w:ascii="Aptos Display" w:hAnsi="Aptos Display" w:eastAsia="新細明體" w:cs="Times New Roman" w:asciiTheme="majorHAnsi" w:cstheme="majorBidi" w:eastAsiaTheme="majorEastAsia" w:hAnsiTheme="majorHAnsi"/>
+      <w:rFonts w:asciiTheme="majorHAnsi" w:eastAsiaTheme="majorEastAsia" w:hAnsiTheme="majorHAnsi" w:cstheme="majorBidi"/>
       <w:spacing w:val="-10"/>
-      <w:kern w:val="2"/>
       <w:sz w:val="56"/>
       <w:szCs w:val="56"/>
     </w:rPr>
   </w:style>
-  <w:style w:type="paragraph" w:styleId="Style25">
+  <w:style w:type="paragraph" w:styleId="a6">
     <w:name w:val="Subtitle"/>
-    <w:basedOn w:val="Normal"/>
-    <w:next w:val="Normal"/>
-    <w:link w:val="Style6"/>
+    <w:basedOn w:val="a"/>
+    <w:next w:val="a"/>
+    <w:link w:val="a5"/>
     <w:uiPriority w:val="11"/>
     <w:qFormat/>
-    <w:rsid w:val="00eb296e"/>
+    <w:rsid w:val="00EB296E"/>
     <w:pPr>
       <w:jc w:val="center"/>
     </w:pPr>
     <w:rPr>
-      <w:rFonts w:ascii="Aptos Display" w:hAnsi="Aptos Display" w:eastAsia="新細明體" w:cs="Times New Roman" w:asciiTheme="majorHAnsi" w:cstheme="majorBidi" w:eastAsiaTheme="majorEastAsia" w:hAnsiTheme="majorHAnsi"/>
-      <w:color w:val="595959" w:themeColor="text1" w:themeTint="a6"/>
+      <w:rFonts w:asciiTheme="majorHAnsi" w:eastAsiaTheme="majorEastAsia" w:hAnsiTheme="majorHAnsi" w:cstheme="majorBidi"/>
+      <w:color w:val="595959" w:themeColor="text1" w:themeTint="A6"/>
       <w:spacing w:val="15"/>
       <w:sz w:val="28"/>
       <w:szCs w:val="28"/>
     </w:rPr>
   </w:style>
-  <w:style w:type="paragraph" w:styleId="Quote">
+  <w:style w:type="paragraph" w:styleId="a8">
     <w:name w:val="Quote"/>
-    <w:basedOn w:val="Normal"/>
-    <w:next w:val="Normal"/>
-    <w:link w:val="Style7"/>
+    <w:basedOn w:val="a"/>
+    <w:next w:val="a"/>
+    <w:link w:val="a7"/>
     <w:uiPriority w:val="29"/>
     <w:qFormat/>
-    <w:rsid w:val="00eb296e"/>
+    <w:rsid w:val="00EB296E"/>
     <w:pPr>
-      <w:spacing w:before="160" w:after="160"/>
+      <w:spacing w:before="160"/>
       <w:jc w:val="center"/>
     </w:pPr>
     <w:rPr>
       <w:i/>
       <w:iCs/>
-      <w:color w:val="404040" w:themeColor="text1" w:themeTint="bf"/>
+      <w:color w:val="404040" w:themeColor="text1" w:themeTint="BF"/>
     </w:rPr>
   </w:style>
-  <w:style w:type="paragraph" w:styleId="ListParagraph">
+  <w:style w:type="paragraph" w:styleId="aff5">
     <w:name w:val="List Paragraph"/>
-    <w:basedOn w:val="Normal"/>
+    <w:basedOn w:val="a"/>
     <w:uiPriority w:val="34"/>
     <w:qFormat/>
-    <w:rsid w:val="00eb296e"/>
+    <w:rsid w:val="00EB296E"/>
     <w:pPr>
-      <w:spacing w:before="0" w:after="160"/>
-      <w:ind w:left="720" w:hanging="0"/>
+      <w:ind w:left="720"/>
       <w:contextualSpacing/>
     </w:pPr>
-    <w:rPr/>
   </w:style>
-  <w:style w:type="paragraph" w:styleId="IntenseQuote">
+  <w:style w:type="paragraph" w:styleId="ab">
     <w:name w:val="Intense Quote"/>
-    <w:basedOn w:val="Normal"/>
-    <w:next w:val="Normal"/>
-    <w:link w:val="Style8"/>
+    <w:basedOn w:val="a"/>
+    <w:next w:val="a"/>
+    <w:link w:val="aa"/>
     <w:uiPriority w:val="30"/>
     <w:qFormat/>
-    <w:rsid w:val="00eb296e"/>
+    <w:rsid w:val="00EB296E"/>
     <w:pPr>
       <w:pBdr>
         <w:top w:val="single" w:sz="4" w:space="10" w:color="0F4761"/>
         <w:bottom w:val="single" w:sz="4" w:space="10" w:color="0F4761"/>
       </w:pBdr>
       <w:spacing w:before="360" w:after="360"/>
-      <w:ind w:left="864" w:right="864" w:hanging="0"/>
+      <w:ind w:left="864" w:right="864"/>
       <w:jc w:val="center"/>
     </w:pPr>
     <w:rPr>
       <w:i/>
       <w:iCs/>
-      <w:color w:val="0F4761" w:themeColor="accent1" w:themeShade="bf"/>
+      <w:color w:val="0F4761" w:themeColor="accent1" w:themeShade="BF"/>
     </w:rPr>
   </w:style>
-  <w:style w:type="paragraph" w:styleId="Style26">
-    <w:name w:val="Index Heading"/>
-    <w:basedOn w:val="Style19"/>
-    <w:pPr/>
-    <w:rPr/>
+  <w:style w:type="paragraph" w:styleId="aff6">
+    <w:name w:val="index heading"/>
+    <w:basedOn w:val="aff0"/>
   </w:style>
-  <w:style w:type="paragraph" w:styleId="Style27">
+  <w:style w:type="paragraph" w:styleId="TOC">
     <w:name w:val="TOC Heading"/>
     <w:basedOn w:val="1"/>
-    <w:next w:val="Normal"/>
+    <w:next w:val="a"/>
     <w:uiPriority w:val="39"/>
     <w:unhideWhenUsed/>
     <w:qFormat/>
-    <w:rsid w:val="00ec21e9"/>
+    <w:rsid w:val="00EC21E9"/>
     <w:pPr>
       <w:widowControl/>
-      <w:spacing w:lineRule="auto" w:line="259" w:before="240" w:after="0"/>
+      <w:spacing w:before="240" w:after="0" w:line="259" w:lineRule="auto"/>
       <w:outlineLvl w:val="9"/>
     </w:pPr>
     <w:rPr>
@@ -5409,18 +7175,18 @@
       <w14:ligatures w14:val="none"/>
     </w:rPr>
   </w:style>
-  <w:style w:type="paragraph" w:styleId="22">
-    <w:name w:val="TOC 2"/>
-    <w:basedOn w:val="Normal"/>
-    <w:next w:val="Normal"/>
+  <w:style w:type="paragraph" w:styleId="21">
+    <w:name w:val="toc 2"/>
+    <w:basedOn w:val="a"/>
+    <w:next w:val="a"/>
     <w:autoRedefine/>
     <w:uiPriority w:val="39"/>
     <w:unhideWhenUsed/>
-    <w:rsid w:val="00ec21e9"/>
+    <w:rsid w:val="00EC21E9"/>
     <w:pPr>
       <w:widowControl/>
-      <w:spacing w:lineRule="auto" w:line="259" w:before="0" w:after="100"/>
-      <w:ind w:left="220" w:hanging="0"/>
+      <w:spacing w:after="100" w:line="259" w:lineRule="auto"/>
+      <w:ind w:left="220"/>
     </w:pPr>
     <w:rPr>
       <w:rFonts w:cs="Times New Roman"/>
@@ -5430,17 +7196,17 @@
       <w14:ligatures w14:val="none"/>
     </w:rPr>
   </w:style>
-  <w:style w:type="paragraph" w:styleId="12">
-    <w:name w:val="TOC 1"/>
-    <w:basedOn w:val="Normal"/>
-    <w:next w:val="Normal"/>
+  <w:style w:type="paragraph" w:styleId="11">
+    <w:name w:val="toc 1"/>
+    <w:basedOn w:val="a"/>
+    <w:next w:val="a"/>
     <w:autoRedefine/>
     <w:uiPriority w:val="39"/>
     <w:unhideWhenUsed/>
-    <w:rsid w:val="00ec21e9"/>
+    <w:rsid w:val="00EC21E9"/>
     <w:pPr>
       <w:widowControl/>
-      <w:spacing w:lineRule="auto" w:line="259" w:before="0" w:after="100"/>
+      <w:spacing w:after="100" w:line="259" w:lineRule="auto"/>
     </w:pPr>
     <w:rPr>
       <w:rFonts w:cs="Times New Roman"/>
@@ -5450,18 +7216,18 @@
       <w14:ligatures w14:val="none"/>
     </w:rPr>
   </w:style>
-  <w:style w:type="paragraph" w:styleId="32">
-    <w:name w:val="TOC 3"/>
-    <w:basedOn w:val="Normal"/>
-    <w:next w:val="Normal"/>
+  <w:style w:type="paragraph" w:styleId="31">
+    <w:name w:val="toc 3"/>
+    <w:basedOn w:val="a"/>
+    <w:next w:val="a"/>
     <w:autoRedefine/>
     <w:uiPriority w:val="39"/>
     <w:unhideWhenUsed/>
-    <w:rsid w:val="00ec21e9"/>
+    <w:rsid w:val="00EC21E9"/>
     <w:pPr>
       <w:widowControl/>
-      <w:spacing w:lineRule="auto" w:line="259" w:before="0" w:after="100"/>
-      <w:ind w:left="440" w:hanging="0"/>
+      <w:spacing w:after="100" w:line="259" w:lineRule="auto"/>
+      <w:ind w:left="440"/>
     </w:pPr>
     <w:rPr>
       <w:rFonts w:cs="Times New Roman"/>
@@ -5471,338 +7237,298 @@
       <w14:ligatures w14:val="none"/>
     </w:rPr>
   </w:style>
-  <w:style w:type="paragraph" w:styleId="Style28">
+  <w:style w:type="paragraph" w:customStyle="1" w:styleId="aff7">
     <w:name w:val="页眉与页脚"/>
-    <w:basedOn w:val="Normal"/>
+    <w:basedOn w:val="a"/>
     <w:qFormat/>
-    <w:pPr/>
-    <w:rPr/>
   </w:style>
-  <w:style w:type="paragraph" w:styleId="Style29">
-    <w:name w:val="Header"/>
-    <w:basedOn w:val="Normal"/>
-    <w:link w:val="Style9"/>
+  <w:style w:type="paragraph" w:styleId="af">
+    <w:name w:val="header"/>
+    <w:basedOn w:val="a"/>
+    <w:link w:val="ae"/>
     <w:uiPriority w:val="99"/>
     <w:unhideWhenUsed/>
-    <w:rsid w:val="00b20308"/>
+    <w:rsid w:val="00B20308"/>
     <w:pPr>
       <w:tabs>
-        <w:tab w:val="clear" w:pos="480"/>
-        <w:tab w:val="center" w:pos="4153" w:leader="none"/>
-        <w:tab w:val="right" w:pos="8306" w:leader="none"/>
+        <w:tab w:val="center" w:pos="4153"/>
+        <w:tab w:val="right" w:pos="8306"/>
       </w:tabs>
-      <w:snapToGrid w:val="false"/>
+      <w:snapToGrid w:val="0"/>
     </w:pPr>
     <w:rPr>
       <w:sz w:val="20"/>
       <w:szCs w:val="20"/>
     </w:rPr>
   </w:style>
-  <w:style w:type="paragraph" w:styleId="Style30">
-    <w:name w:val="Footer"/>
-    <w:basedOn w:val="Normal"/>
-    <w:link w:val="Style10"/>
+  <w:style w:type="paragraph" w:styleId="af1">
+    <w:name w:val="footer"/>
+    <w:basedOn w:val="a"/>
+    <w:link w:val="af0"/>
     <w:uiPriority w:val="99"/>
     <w:unhideWhenUsed/>
-    <w:rsid w:val="00b20308"/>
+    <w:rsid w:val="00B20308"/>
     <w:pPr>
       <w:tabs>
-        <w:tab w:val="clear" w:pos="480"/>
-        <w:tab w:val="center" w:pos="4153" w:leader="none"/>
-        <w:tab w:val="right" w:pos="8306" w:leader="none"/>
+        <w:tab w:val="center" w:pos="4153"/>
+        <w:tab w:val="right" w:pos="8306"/>
       </w:tabs>
-      <w:snapToGrid w:val="false"/>
+      <w:snapToGrid w:val="0"/>
     </w:pPr>
     <w:rPr>
       <w:sz w:val="20"/>
       <w:szCs w:val="20"/>
     </w:rPr>
   </w:style>
-  <w:style w:type="paragraph" w:styleId="NoSpacing">
+  <w:style w:type="paragraph" w:styleId="af3">
     <w:name w:val="No Spacing"/>
-    <w:link w:val="Style11"/>
+    <w:link w:val="af2"/>
     <w:uiPriority w:val="1"/>
     <w:qFormat/>
-    <w:rsid w:val="009d560d"/>
-    <w:pPr>
-      <w:widowControl/>
-      <w:suppressAutoHyphens w:val="true"/>
-      <w:bidi w:val="0"/>
-      <w:spacing w:lineRule="auto" w:line="240" w:before="0" w:after="0"/>
-      <w:jc w:val="left"/>
-    </w:pPr>
+    <w:rsid w:val="009D560D"/>
     <w:rPr>
-      <w:rFonts w:ascii="Aptos" w:hAnsi="Aptos" w:eastAsia="新細明體" w:cs="Arial"/>
-      <w:color w:val="auto"/>
+      <w:rFonts w:ascii="Aptos" w:eastAsia="PMingLiU" w:hAnsi="Aptos" w:cs="Arial"/>
       <w:kern w:val="0"/>
       <w:sz w:val="22"/>
       <w:szCs w:val="22"/>
-      <w:lang w:val="en-US" w:eastAsia="zh-TW" w:bidi="ar-SA"/>
       <w14:ligatures w14:val="none"/>
     </w:rPr>
   </w:style>
-  <w:style w:type="paragraph" w:styleId="NormalWeb">
+  <w:style w:type="paragraph" w:styleId="aff8">
     <w:name w:val="Normal (Web)"/>
-    <w:basedOn w:val="Normal"/>
+    <w:basedOn w:val="a"/>
     <w:uiPriority w:val="99"/>
     <w:unhideWhenUsed/>
     <w:qFormat/>
-    <w:rsid w:val="006505d6"/>
+    <w:rsid w:val="006505D6"/>
     <w:pPr>
       <w:widowControl/>
-      <w:spacing w:lineRule="auto" w:line="240" w:beforeAutospacing="1" w:afterAutospacing="1"/>
+      <w:spacing w:beforeAutospacing="1" w:afterAutospacing="1" w:line="240" w:lineRule="auto"/>
     </w:pPr>
     <w:rPr>
-      <w:rFonts w:ascii="新細明體" w:hAnsi="新細明體" w:eastAsia="新細明體" w:cs="新細明體"/>
+      <w:rFonts w:ascii="PMingLiU" w:eastAsia="PMingLiU" w:hAnsi="PMingLiU" w:cs="PMingLiU"/>
       <w:kern w:val="0"/>
       <w14:ligatures w14:val="none"/>
     </w:rPr>
   </w:style>
-  <w:style w:type="paragraph" w:styleId="HTMLPreformatted">
+  <w:style w:type="paragraph" w:styleId="HTML1">
     <w:name w:val="HTML Preformatted"/>
-    <w:basedOn w:val="Normal"/>
-    <w:link w:val="HTML"/>
+    <w:basedOn w:val="a"/>
+    <w:link w:val="HTML0"/>
     <w:uiPriority w:val="99"/>
     <w:semiHidden/>
     <w:unhideWhenUsed/>
     <w:qFormat/>
-    <w:rsid w:val="000949ef"/>
+    <w:rsid w:val="000949EF"/>
     <w:pPr>
       <w:widowControl/>
       <w:tabs>
-        <w:tab w:val="clear" w:pos="480"/>
-        <w:tab w:val="left" w:pos="916" w:leader="none"/>
-        <w:tab w:val="left" w:pos="1832" w:leader="none"/>
-        <w:tab w:val="left" w:pos="2748" w:leader="none"/>
-        <w:tab w:val="left" w:pos="3664" w:leader="none"/>
-        <w:tab w:val="left" w:pos="4580" w:leader="none"/>
-        <w:tab w:val="left" w:pos="5496" w:leader="none"/>
-        <w:tab w:val="left" w:pos="6412" w:leader="none"/>
-        <w:tab w:val="left" w:pos="7328" w:leader="none"/>
-        <w:tab w:val="left" w:pos="8244" w:leader="none"/>
-        <w:tab w:val="left" w:pos="9160" w:leader="none"/>
-        <w:tab w:val="left" w:pos="10076" w:leader="none"/>
-        <w:tab w:val="left" w:pos="10992" w:leader="none"/>
-        <w:tab w:val="left" w:pos="11908" w:leader="none"/>
-        <w:tab w:val="left" w:pos="12824" w:leader="none"/>
-        <w:tab w:val="left" w:pos="13740" w:leader="none"/>
-        <w:tab w:val="left" w:pos="14656" w:leader="none"/>
+        <w:tab w:val="left" w:pos="916"/>
+        <w:tab w:val="left" w:pos="1832"/>
+        <w:tab w:val="left" w:pos="2748"/>
+        <w:tab w:val="left" w:pos="3664"/>
+        <w:tab w:val="left" w:pos="4580"/>
+        <w:tab w:val="left" w:pos="5496"/>
+        <w:tab w:val="left" w:pos="6412"/>
+        <w:tab w:val="left" w:pos="7328"/>
+        <w:tab w:val="left" w:pos="8244"/>
+        <w:tab w:val="left" w:pos="9160"/>
+        <w:tab w:val="left" w:pos="10076"/>
+        <w:tab w:val="left" w:pos="10992"/>
+        <w:tab w:val="left" w:pos="11908"/>
+        <w:tab w:val="left" w:pos="12824"/>
+        <w:tab w:val="left" w:pos="13740"/>
+        <w:tab w:val="left" w:pos="14656"/>
       </w:tabs>
-      <w:spacing w:lineRule="auto" w:line="240" w:before="0" w:after="0"/>
+      <w:spacing w:after="0" w:line="240" w:lineRule="auto"/>
     </w:pPr>
     <w:rPr>
-      <w:rFonts w:ascii="細明體" w:hAnsi="細明體" w:eastAsia="細明體" w:cs="細明體"/>
+      <w:rFonts w:ascii="MingLiU" w:eastAsia="MingLiU" w:hAnsi="MingLiU" w:cs="MingLiU"/>
       <w:kern w:val="0"/>
       <w14:ligatures w14:val="none"/>
     </w:rPr>
   </w:style>
-  <w:style w:type="paragraph" w:styleId="42">
-    <w:name w:val="TOC 4"/>
-    <w:basedOn w:val="Normal"/>
-    <w:next w:val="Normal"/>
+  <w:style w:type="paragraph" w:styleId="41">
+    <w:name w:val="toc 4"/>
+    <w:basedOn w:val="a"/>
+    <w:next w:val="a"/>
     <w:autoRedefine/>
     <w:uiPriority w:val="39"/>
     <w:unhideWhenUsed/>
-    <w:rsid w:val="007c5380"/>
+    <w:rsid w:val="007C5380"/>
     <w:pPr>
-      <w:spacing w:lineRule="auto" w:line="240" w:before="0" w:after="0"/>
-      <w:ind w:left="1440" w:hanging="0"/>
+      <w:spacing w:after="0" w:line="240" w:lineRule="auto"/>
+      <w:ind w:left="1440"/>
     </w:pPr>
     <w:rPr>
       <w:szCs w:val="22"/>
       <w14:ligatures w14:val="none"/>
     </w:rPr>
   </w:style>
-  <w:style w:type="paragraph" w:styleId="52">
-    <w:name w:val="TOC 5"/>
-    <w:basedOn w:val="Normal"/>
-    <w:next w:val="Normal"/>
+  <w:style w:type="paragraph" w:styleId="51">
+    <w:name w:val="toc 5"/>
+    <w:basedOn w:val="a"/>
+    <w:next w:val="a"/>
     <w:autoRedefine/>
     <w:uiPriority w:val="39"/>
     <w:unhideWhenUsed/>
-    <w:rsid w:val="007c5380"/>
+    <w:rsid w:val="007C5380"/>
     <w:pPr>
-      <w:spacing w:lineRule="auto" w:line="240" w:before="0" w:after="0"/>
-      <w:ind w:left="1920" w:hanging="0"/>
+      <w:spacing w:after="0" w:line="240" w:lineRule="auto"/>
+      <w:ind w:left="1920"/>
     </w:pPr>
     <w:rPr>
       <w:szCs w:val="22"/>
       <w14:ligatures w14:val="none"/>
     </w:rPr>
   </w:style>
-  <w:style w:type="paragraph" w:styleId="62">
-    <w:name w:val="TOC 6"/>
-    <w:basedOn w:val="Normal"/>
-    <w:next w:val="Normal"/>
+  <w:style w:type="paragraph" w:styleId="61">
+    <w:name w:val="toc 6"/>
+    <w:basedOn w:val="a"/>
+    <w:next w:val="a"/>
     <w:autoRedefine/>
     <w:uiPriority w:val="39"/>
     <w:unhideWhenUsed/>
-    <w:rsid w:val="007c5380"/>
+    <w:rsid w:val="007C5380"/>
     <w:pPr>
-      <w:spacing w:lineRule="auto" w:line="240" w:before="0" w:after="0"/>
-      <w:ind w:left="2400" w:hanging="0"/>
+      <w:spacing w:after="0" w:line="240" w:lineRule="auto"/>
+      <w:ind w:left="2400"/>
     </w:pPr>
     <w:rPr>
       <w:szCs w:val="22"/>
       <w14:ligatures w14:val="none"/>
     </w:rPr>
   </w:style>
-  <w:style w:type="paragraph" w:styleId="72">
-    <w:name w:val="TOC 7"/>
-    <w:basedOn w:val="Normal"/>
-    <w:next w:val="Normal"/>
+  <w:style w:type="paragraph" w:styleId="71">
+    <w:name w:val="toc 7"/>
+    <w:basedOn w:val="a"/>
+    <w:next w:val="a"/>
     <w:autoRedefine/>
     <w:uiPriority w:val="39"/>
     <w:unhideWhenUsed/>
-    <w:rsid w:val="007c5380"/>
+    <w:rsid w:val="007C5380"/>
     <w:pPr>
-      <w:spacing w:lineRule="auto" w:line="240" w:before="0" w:after="0"/>
-      <w:ind w:left="2880" w:hanging="0"/>
+      <w:spacing w:after="0" w:line="240" w:lineRule="auto"/>
+      <w:ind w:left="2880"/>
     </w:pPr>
     <w:rPr>
       <w:szCs w:val="22"/>
       <w14:ligatures w14:val="none"/>
     </w:rPr>
   </w:style>
-  <w:style w:type="paragraph" w:styleId="82">
-    <w:name w:val="TOC 8"/>
-    <w:basedOn w:val="Normal"/>
-    <w:next w:val="Normal"/>
+  <w:style w:type="paragraph" w:styleId="81">
+    <w:name w:val="toc 8"/>
+    <w:basedOn w:val="a"/>
+    <w:next w:val="a"/>
     <w:autoRedefine/>
     <w:uiPriority w:val="39"/>
     <w:unhideWhenUsed/>
-    <w:rsid w:val="007c5380"/>
+    <w:rsid w:val="007C5380"/>
     <w:pPr>
-      <w:spacing w:lineRule="auto" w:line="240" w:before="0" w:after="0"/>
-      <w:ind w:left="3360" w:hanging="0"/>
+      <w:spacing w:after="0" w:line="240" w:lineRule="auto"/>
+      <w:ind w:left="3360"/>
     </w:pPr>
     <w:rPr>
       <w:szCs w:val="22"/>
       <w14:ligatures w14:val="none"/>
     </w:rPr>
   </w:style>
-  <w:style w:type="paragraph" w:styleId="92">
-    <w:name w:val="TOC 9"/>
-    <w:basedOn w:val="Normal"/>
-    <w:next w:val="Normal"/>
+  <w:style w:type="paragraph" w:styleId="91">
+    <w:name w:val="toc 9"/>
+    <w:basedOn w:val="a"/>
+    <w:next w:val="a"/>
     <w:autoRedefine/>
     <w:uiPriority w:val="39"/>
     <w:unhideWhenUsed/>
-    <w:rsid w:val="007c5380"/>
+    <w:rsid w:val="007C5380"/>
     <w:pPr>
-      <w:spacing w:lineRule="auto" w:line="240" w:before="0" w:after="0"/>
-      <w:ind w:left="3840" w:hanging="0"/>
+      <w:spacing w:after="0" w:line="240" w:lineRule="auto"/>
+      <w:ind w:left="3840"/>
     </w:pPr>
     <w:rPr>
       <w:szCs w:val="22"/>
       <w14:ligatures w14:val="none"/>
     </w:rPr>
   </w:style>
-  <w:style w:type="paragraph" w:styleId="Annotationtext">
+  <w:style w:type="paragraph" w:styleId="af6">
     <w:name w:val="annotation text"/>
-    <w:basedOn w:val="Normal"/>
-    <w:link w:val="Style12"/>
+    <w:basedOn w:val="a"/>
+    <w:link w:val="af5"/>
     <w:uiPriority w:val="99"/>
     <w:semiHidden/>
     <w:unhideWhenUsed/>
     <w:qFormat/>
-    <w:rsid w:val="00d83225"/>
-    <w:pPr/>
-    <w:rPr/>
+    <w:rsid w:val="00D83225"/>
   </w:style>
-  <w:style w:type="paragraph" w:styleId="Annotationsubject">
+  <w:style w:type="paragraph" w:styleId="af8">
     <w:name w:val="annotation subject"/>
-    <w:basedOn w:val="Annotationtext"/>
-    <w:next w:val="Annotationtext"/>
-    <w:link w:val="Style13"/>
+    <w:basedOn w:val="af6"/>
+    <w:next w:val="af6"/>
+    <w:link w:val="af7"/>
     <w:uiPriority w:val="99"/>
     <w:semiHidden/>
     <w:unhideWhenUsed/>
     <w:qFormat/>
-    <w:rsid w:val="00d83225"/>
-    <w:pPr/>
+    <w:rsid w:val="00D83225"/>
     <w:rPr>
       <w:b/>
       <w:bCs/>
     </w:rPr>
   </w:style>
-  <w:style w:type="paragraph" w:styleId="BalloonText">
+  <w:style w:type="paragraph" w:styleId="afa">
     <w:name w:val="Balloon Text"/>
-    <w:basedOn w:val="Normal"/>
-    <w:link w:val="Style14"/>
+    <w:basedOn w:val="a"/>
+    <w:link w:val="af9"/>
     <w:uiPriority w:val="99"/>
     <w:semiHidden/>
     <w:unhideWhenUsed/>
     <w:qFormat/>
-    <w:rsid w:val="00d83225"/>
+    <w:rsid w:val="00D83225"/>
     <w:pPr>
-      <w:spacing w:lineRule="auto" w:line="240" w:before="0" w:after="0"/>
+      <w:spacing w:after="0" w:line="240" w:lineRule="auto"/>
     </w:pPr>
     <w:rPr>
-      <w:rFonts w:ascii="Aptos Display" w:hAnsi="Aptos Display" w:eastAsia="新細明體" w:cs="Times New Roman" w:asciiTheme="majorHAnsi" w:cstheme="majorBidi" w:eastAsiaTheme="majorEastAsia" w:hAnsiTheme="majorHAnsi"/>
+      <w:rFonts w:asciiTheme="majorHAnsi" w:eastAsiaTheme="majorEastAsia" w:hAnsiTheme="majorHAnsi" w:cstheme="majorBidi"/>
       <w:sz w:val="18"/>
       <w:szCs w:val="18"/>
     </w:rPr>
   </w:style>
-  <w:style w:type="paragraph" w:styleId="Firsttoken" w:customStyle="1">
+  <w:style w:type="paragraph" w:customStyle="1" w:styleId="first-token">
     <w:name w:val="first-token"/>
-    <w:basedOn w:val="Normal"/>
+    <w:basedOn w:val="a"/>
     <w:qFormat/>
     <w:rsid w:val="00842028"/>
     <w:pPr>
       <w:widowControl/>
-      <w:spacing w:lineRule="auto" w:line="240" w:beforeAutospacing="1" w:afterAutospacing="1"/>
+      <w:spacing w:beforeAutospacing="1" w:afterAutospacing="1" w:line="240" w:lineRule="auto"/>
     </w:pPr>
     <w:rPr>
-      <w:rFonts w:ascii="新細明體" w:hAnsi="新細明體" w:eastAsia="新細明體" w:cs="新細明體"/>
+      <w:rFonts w:ascii="PMingLiU" w:eastAsia="PMingLiU" w:hAnsi="PMingLiU" w:cs="PMingLiU"/>
       <w:kern w:val="0"/>
       <w14:ligatures w14:val="none"/>
     </w:rPr>
   </w:style>
-  <w:style w:type="paragraph" w:styleId="Style31">
+  <w:style w:type="paragraph" w:customStyle="1" w:styleId="aff9">
     <w:name w:val="框架内容"/>
-    <w:basedOn w:val="Normal"/>
+    <w:basedOn w:val="a"/>
     <w:qFormat/>
-    <w:pPr/>
-    <w:rPr/>
   </w:style>
-  <w:style w:type="paragraph" w:styleId="Style32">
+  <w:style w:type="paragraph" w:customStyle="1" w:styleId="affa">
     <w:name w:val="水平线"/>
-    <w:basedOn w:val="Normal"/>
-    <w:next w:val="Style20"/>
+    <w:basedOn w:val="a"/>
+    <w:next w:val="aff1"/>
     <w:qFormat/>
     <w:pPr>
       <w:suppressLineNumbers/>
       <w:pBdr>
         <w:bottom w:val="double" w:sz="2" w:space="0" w:color="808080"/>
       </w:pBdr>
-      <w:spacing w:before="0" w:after="283"/>
+      <w:spacing w:after="283"/>
     </w:pPr>
     <w:rPr>
       <w:sz w:val="12"/>
       <w:szCs w:val="12"/>
     </w:rPr>
-  </w:style>
-  <w:style w:type="numbering" w:styleId="NoList" w:default="1">
-    <w:name w:val="No List"/>
-    <w:uiPriority w:val="99"/>
-    <w:semiHidden/>
-    <w:unhideWhenUsed/>
-    <w:qFormat/>
-  </w:style>
-  <w:style w:type="table" w:default="1" w:styleId="a1">
-    <w:name w:val="Normal Table"/>
-    <w:uiPriority w:val="99"/>
-    <w:semiHidden/>
-    <w:unhideWhenUsed/>
-    <w:tblPr>
-      <w:tblCellMar>
-        <w:top w:w="0" w:type="dxa"/>
-        <w:left w:w="108" w:type="dxa"/>
-        <w:bottom w:w="0" w:type="dxa"/>
-        <w:right w:w="108" w:type="dxa"/>
-      </w:tblCellMar>
-    </w:tblPr>
   </w:style>
 </w:styles>
 </file>
@@ -5851,7 +7577,7 @@
     <a:fontScheme name="Office">
       <a:majorFont>
         <a:latin typeface="Aptos Display" panose="02110004020202020204"/>
-        <a:ea typeface=""/>
+        <a:ea typeface="黑体"/>
         <a:cs typeface=""/>
         <a:font script="Jpan" typeface="游ゴシック Light"/>
         <a:font script="Hang" typeface="맑은 고딕"/>
@@ -5903,7 +7629,7 @@
       </a:majorFont>
       <a:minorFont>
         <a:latin typeface="Aptos" panose="02110004020202020204"/>
-        <a:ea typeface=""/>
+        <a:ea typeface="宋体"/>
         <a:cs typeface=""/>
         <a:font script="Jpan" typeface="游ゴシック"/>
         <a:font script="Hang" typeface="맑은 고딕"/>
@@ -6103,6 +7829,26 @@
 </file>
 
 <file path=customXml/item1.xml><?xml version="1.0" encoding="utf-8"?>
+<p:properties xmlns:p="http://schemas.microsoft.com/office/2006/metadata/properties" xmlns:xsi="http://www.w3.org/2001/XMLSchema-instance" xmlns:pc="http://schemas.microsoft.com/office/infopath/2007/PartnerControls">
+  <documentManagement>
+    <lcf76f155ced4ddcb4097134ff3c332f xmlns="cfbc79bb-496a-48a3-8c9b-d68ecea1b737">
+      <Terms xmlns="http://schemas.microsoft.com/office/infopath/2007/PartnerControls"/>
+    </lcf76f155ced4ddcb4097134ff3c332f>
+    <TaxCatchAll xmlns="43144692-19d7-4290-a626-2b693c161dbb" xsi:nil="true"/>
+  </documentManagement>
+</p:properties>
+</file>
+
+<file path=customXml/item2.xml><?xml version="1.0" encoding="utf-8"?>
+<?mso-contentType ?>
+<FormTemplates xmlns="http://schemas.microsoft.com/sharepoint/v3/contenttype/forms">
+  <Display>DocumentLibraryForm</Display>
+  <Edit>DocumentLibraryForm</Edit>
+  <New>DocumentLibraryForm</New>
+</FormTemplates>
+</file>
+
+<file path=customXml/item3.xml><?xml version="1.0" encoding="utf-8"?>
 <ct:contentTypeSchema xmlns:ct="http://schemas.microsoft.com/office/2006/metadata/contentType" xmlns:ma="http://schemas.microsoft.com/office/2006/metadata/properties/metaAttributes" ct:_="" ma:_="" ma:contentTypeName="文件" ma:contentTypeID="0x010100F59895634B308C4AAADE92548E521BA0" ma:contentTypeVersion="14" ma:contentTypeDescription="建立新的文件。" ma:contentTypeScope="" ma:versionID="a33bf8e11fa9b2d7f1a176386ed768ef">
   <xsd:schema xmlns:xsd="http://www.w3.org/2001/XMLSchema" xmlns:xs="http://www.w3.org/2001/XMLSchema" xmlns:p="http://schemas.microsoft.com/office/2006/metadata/properties" xmlns:ns2="cfbc79bb-496a-48a3-8c9b-d68ecea1b737" xmlns:ns3="43144692-19d7-4290-a626-2b693c161dbb" targetNamespace="http://schemas.microsoft.com/office/2006/metadata/properties" ma:root="true" ma:fieldsID="fa540be353ccea0a2075cc701155109e" ns2:_="" ns3:_="">
     <xsd:import namespace="cfbc79bb-496a-48a3-8c9b-d68ecea1b737"/>
@@ -6331,31 +8077,30 @@
 </ct:contentTypeSchema>
 </file>
 
-<file path=customXml/item2.xml><?xml version="1.0" encoding="utf-8"?>
-<?mso-contentType ?>
-<FormTemplates xmlns="http://schemas.microsoft.com/sharepoint/v3/contenttype/forms">
-  <Display>DocumentLibraryForm</Display>
-  <Edit>DocumentLibraryForm</Edit>
-  <New>DocumentLibraryForm</New>
-</FormTemplates>
-</file>
-
-<file path=customXml/item3.xml><?xml version="1.0" encoding="utf-8"?>
-<p:properties xmlns:p="http://schemas.microsoft.com/office/2006/metadata/properties" xmlns:xsi="http://www.w3.org/2001/XMLSchema-instance" xmlns:pc="http://schemas.microsoft.com/office/infopath/2007/PartnerControls">
-  <documentManagement>
-    <lcf76f155ced4ddcb4097134ff3c332f xmlns="cfbc79bb-496a-48a3-8c9b-d68ecea1b737">
-      <Terms xmlns="http://schemas.microsoft.com/office/infopath/2007/PartnerControls"/>
-    </lcf76f155ced4ddcb4097134ff3c332f>
-    <TaxCatchAll xmlns="43144692-19d7-4290-a626-2b693c161dbb" xsi:nil="true"/>
-  </documentManagement>
-</p:properties>
-</file>
-
 <file path=customXml/item4.xml><?xml version="1.0" encoding="utf-8"?>
 <b:Sources xmlns:b="http://schemas.openxmlformats.org/officeDocument/2006/bibliography" xmlns="http://schemas.openxmlformats.org/officeDocument/2006/bibliography" SelectedStyle="\APASixthEditionOfficeOnline.xsl" StyleName="APA" Version="6"/>
 </file>
 
 <file path=customXml/itemProps1.xml><?xml version="1.0" encoding="utf-8"?>
+<ds:datastoreItem xmlns:ds="http://schemas.openxmlformats.org/officeDocument/2006/customXml" ds:itemID="{5CC557B2-0D49-4D8A-BEB2-042363201FB1}">
+  <ds:schemaRefs>
+    <ds:schemaRef ds:uri="http://schemas.microsoft.com/office/2006/metadata/properties"/>
+    <ds:schemaRef ds:uri="http://schemas.microsoft.com/office/infopath/2007/PartnerControls"/>
+    <ds:schemaRef ds:uri="cfbc79bb-496a-48a3-8c9b-d68ecea1b737"/>
+    <ds:schemaRef ds:uri="43144692-19d7-4290-a626-2b693c161dbb"/>
+  </ds:schemaRefs>
+</ds:datastoreItem>
+</file>
+
+<file path=customXml/itemProps2.xml><?xml version="1.0" encoding="utf-8"?>
+<ds:datastoreItem xmlns:ds="http://schemas.openxmlformats.org/officeDocument/2006/customXml" ds:itemID="{C437E872-359D-49E9-AF5D-409AC42363A8}">
+  <ds:schemaRefs>
+    <ds:schemaRef ds:uri="http://schemas.microsoft.com/sharepoint/v3/contenttype/forms"/>
+  </ds:schemaRefs>
+</ds:datastoreItem>
+</file>
+
+<file path=customXml/itemProps3.xml><?xml version="1.0" encoding="utf-8"?>
 <ds:datastoreItem xmlns:ds="http://schemas.openxmlformats.org/officeDocument/2006/customXml" ds:itemID="{F39C4D6F-061A-4A0D-956D-7E253E6522CC}">
   <ds:schemaRefs>
     <ds:schemaRef ds:uri="http://schemas.microsoft.com/office/2006/metadata/contentType"/>
@@ -6374,33 +8119,8 @@
 </ds:datastoreItem>
 </file>
 
-<file path=customXml/itemProps2.xml><?xml version="1.0" encoding="utf-8"?>
-<ds:datastoreItem xmlns:ds="http://schemas.openxmlformats.org/officeDocument/2006/customXml" ds:itemID="{C437E872-359D-49E9-AF5D-409AC42363A8}">
-  <ds:schemaRefs>
-    <ds:schemaRef ds:uri="http://schemas.microsoft.com/sharepoint/v3/contenttype/forms"/>
-  </ds:schemaRefs>
-</ds:datastoreItem>
-</file>
-
-<file path=customXml/itemProps3.xml><?xml version="1.0" encoding="utf-8"?>
-<ds:datastoreItem xmlns:ds="http://schemas.openxmlformats.org/officeDocument/2006/customXml" ds:itemID="{5CC557B2-0D49-4D8A-BEB2-042363201FB1}">
-  <ds:schemaRefs>
-    <ds:schemaRef ds:uri="http://schemas.openxmlformats.org/package/2006/metadata/core-properties"/>
-    <ds:schemaRef ds:uri="http://purl.org/dc/elements/1.1/"/>
-    <ds:schemaRef ds:uri="http://schemas.microsoft.com/office/infopath/2007/PartnerControls"/>
-    <ds:schemaRef ds:uri="http://purl.org/dc/terms/"/>
-    <ds:schemaRef ds:uri="43144692-19d7-4290-a626-2b693c161dbb"/>
-    <ds:schemaRef ds:uri="http://schemas.microsoft.com/office/2006/metadata/properties"/>
-    <ds:schemaRef ds:uri="cfbc79bb-496a-48a3-8c9b-d68ecea1b737"/>
-    <ds:schemaRef ds:uri="http://schemas.microsoft.com/office/2006/documentManagement/types"/>
-    <ds:schemaRef ds:uri="http://www.w3.org/XML/1998/namespace"/>
-    <ds:schemaRef ds:uri="http://purl.org/dc/dcmitype/"/>
-  </ds:schemaRefs>
-</ds:datastoreItem>
-</file>
-
 <file path=customXml/itemProps4.xml><?xml version="1.0" encoding="utf-8"?>
-<ds:datastoreItem xmlns:ds="http://schemas.openxmlformats.org/officeDocument/2006/customXml" ds:itemID="{E893AF82-5402-4448-89F4-5B90AE42C348}">
+<ds:datastoreItem xmlns:ds="http://schemas.openxmlformats.org/officeDocument/2006/customXml" ds:itemID="{4528E2F2-4ED8-431C-9BC7-C4E0FE722AA4}">
   <ds:schemaRefs>
     <ds:schemaRef ds:uri="http://schemas.openxmlformats.org/officeDocument/2006/bibliography"/>
   </ds:schemaRefs>
